--- a/docs/api-contract.docx
+++ b/docs/api-contract.docx
@@ -5,13 +5,13 @@
     <w:p>
       <w:pPr>
         <w:pStyle w:val="Heading1"/>
-        <w:spacing w:before="240" w:after="120"/>
+        <w:spacing w:before="320" w:after="160"/>
       </w:pPr>
       <w:r>
         <w:rPr>
-          <w:rFonts w:ascii="Times New Roman" w:hAnsi="Times New Roman"/>
+          <w:rFonts w:ascii="Segoe UI" w:hAnsi="Segoe UI"/>
           <w:b/>
-          <w:color w:val="0F172A"/>
+          <w:color w:val="1E3A8A"/>
           <w:sz w:val="36"/>
         </w:rPr>
         <w:t>HỢP ĐỒNG API REST (RESTFUL API CONTRACT SPECIFICATION)</w:t>
@@ -19,150 +19,125 @@
     </w:p>
     <w:p>
       <w:pPr>
-        <w:spacing w:after="100" w:before="0" w:line="276" w:lineRule="auto"/>
+        <w:spacing w:before="40" w:after="80" w:line="288" w:lineRule="auto"/>
       </w:pPr>
       <w:r>
         <w:rPr>
-          <w:rFonts w:ascii="Times New Roman" w:hAnsi="Times New Roman"/>
           <w:b/>
-          <w:sz w:val="22"/>
         </w:rPr>
         <w:t>Dự án:</w:t>
       </w:r>
       <w:r>
         <w:rPr>
-          <w:rFonts w:ascii="Times New Roman" w:hAnsi="Times New Roman"/>
-          <w:sz w:val="22"/>
+          <w:rFonts w:ascii="Segoe UI" w:hAnsi="Segoe UI"/>
+          <w:sz w:val="21"/>
         </w:rPr>
-        <w:t xml:space="preserve"> Student Freelance &amp; Part-time Job Marketplace  </w:t>
+        <w:t xml:space="preserve"> Student Freelance &amp; Part-time Job Marketplace</w:t>
       </w:r>
     </w:p>
     <w:p>
       <w:pPr>
-        <w:spacing w:after="100" w:before="0" w:line="276" w:lineRule="auto"/>
+        <w:spacing w:before="40" w:after="80" w:line="288" w:lineRule="auto"/>
       </w:pPr>
       <w:r>
         <w:rPr>
-          <w:rFonts w:ascii="Times New Roman" w:hAnsi="Times New Roman"/>
           <w:b/>
-          <w:sz w:val="22"/>
         </w:rPr>
         <w:t>Base URL:</w:t>
       </w:r>
       <w:r>
         <w:rPr>
-          <w:rFonts w:ascii="Times New Roman" w:hAnsi="Times New Roman"/>
-          <w:sz w:val="22"/>
+          <w:rFonts w:ascii="Segoe UI" w:hAnsi="Segoe UI"/>
+          <w:sz w:val="21"/>
         </w:rPr>
         <w:t xml:space="preserve"> </w:t>
       </w:r>
       <w:r>
         <w:rPr>
-          <w:rFonts w:ascii="Times New Roman" w:hAnsi="Times New Roman"/>
+          <w:rFonts w:ascii="Consolas" w:hAnsi="Consolas"/>
           <w:color w:val="B42828"/>
-          <w:sz w:val="22"/>
+          <w:sz w:val="19"/>
         </w:rPr>
         <w:t>http://localhost:8080/api/v1</w:t>
-      </w:r>
-      <w:r>
-        <w:rPr>
-          <w:rFonts w:ascii="Times New Roman" w:hAnsi="Times New Roman"/>
-          <w:sz w:val="22"/>
-        </w:rPr>
-        <w:t xml:space="preserve">  </w:t>
       </w:r>
     </w:p>
     <w:p>
       <w:pPr>
-        <w:spacing w:after="100" w:before="0" w:line="276" w:lineRule="auto"/>
+        <w:spacing w:before="40" w:after="80" w:line="288" w:lineRule="auto"/>
       </w:pPr>
       <w:r>
         <w:rPr>
-          <w:rFonts w:ascii="Times New Roman" w:hAnsi="Times New Roman"/>
           <w:b/>
-          <w:sz w:val="22"/>
         </w:rPr>
         <w:t>Chuẩn dữ liệu:</w:t>
       </w:r>
       <w:r>
         <w:rPr>
-          <w:rFonts w:ascii="Times New Roman" w:hAnsi="Times New Roman"/>
-          <w:sz w:val="22"/>
+          <w:rFonts w:ascii="Segoe UI" w:hAnsi="Segoe UI"/>
+          <w:sz w:val="21"/>
         </w:rPr>
         <w:t xml:space="preserve"> </w:t>
       </w:r>
       <w:r>
         <w:rPr>
-          <w:rFonts w:ascii="Times New Roman" w:hAnsi="Times New Roman"/>
+          <w:rFonts w:ascii="Consolas" w:hAnsi="Consolas"/>
           <w:color w:val="B42828"/>
-          <w:sz w:val="22"/>
+          <w:sz w:val="19"/>
         </w:rPr>
         <w:t>application/json</w:t>
       </w:r>
       <w:r>
         <w:rPr>
-          <w:rFonts w:ascii="Times New Roman" w:hAnsi="Times New Roman"/>
-          <w:sz w:val="22"/>
+          <w:rFonts w:ascii="Segoe UI" w:hAnsi="Segoe UI"/>
+          <w:sz w:val="21"/>
         </w:rPr>
-        <w:t xml:space="preserve"> (UTF-8)  </w:t>
+        <w:t xml:space="preserve"> (UTF-8)</w:t>
       </w:r>
     </w:p>
     <w:p>
       <w:pPr>
-        <w:spacing w:after="100" w:before="0" w:line="276" w:lineRule="auto"/>
+        <w:spacing w:before="40" w:after="80" w:line="288" w:lineRule="auto"/>
       </w:pPr>
       <w:r>
         <w:rPr>
-          <w:rFonts w:ascii="Times New Roman" w:hAnsi="Times New Roman"/>
           <w:b/>
-          <w:sz w:val="22"/>
         </w:rPr>
         <w:t>Cơ chế xác thực:</w:t>
       </w:r>
       <w:r>
         <w:rPr>
-          <w:rFonts w:ascii="Times New Roman" w:hAnsi="Times New Roman"/>
-          <w:sz w:val="22"/>
+          <w:rFonts w:ascii="Segoe UI" w:hAnsi="Segoe UI"/>
+          <w:sz w:val="21"/>
         </w:rPr>
         <w:t xml:space="preserve"> HTTP Header </w:t>
       </w:r>
       <w:r>
         <w:rPr>
-          <w:rFonts w:ascii="Times New Roman" w:hAnsi="Times New Roman"/>
+          <w:rFonts w:ascii="Consolas" w:hAnsi="Consolas"/>
           <w:color w:val="B42828"/>
-          <w:sz w:val="22"/>
+          <w:sz w:val="19"/>
         </w:rPr>
         <w:t>Authorization: Bearer &lt;jwt_token&gt;</w:t>
-      </w:r>
-      <w:r>
-        <w:rPr>
-          <w:rFonts w:ascii="Times New Roman" w:hAnsi="Times New Roman"/>
-          <w:sz w:val="22"/>
-        </w:rPr>
-        <w:t xml:space="preserve">  </w:t>
       </w:r>
     </w:p>
     <w:p>
       <w:pPr>
-        <w:spacing w:after="120" w:before="120"/>
+        <w:spacing w:before="120" w:after="120"/>
+        <w:pBdr>
+          <w:bottom w:val="single" w:sz="12" w:space="1" w:color="CBD5E1"/>
+        </w:pBdr>
       </w:pPr>
-      <w:r>
-        <w:rPr>
-          <w:color w:val="C8CDD7"/>
-        </w:rPr>
-        <w:t>—————————————————————————————————————————————</w:t>
-      </w:r>
     </w:p>
     <w:p>
       <w:pPr>
         <w:pStyle w:val="Heading2"/>
-        <w:spacing w:before="200" w:after="80"/>
+        <w:spacing w:before="280" w:after="120"/>
       </w:pPr>
       <w:r>
         <w:rPr>
-          <w:rFonts w:ascii="Times New Roman" w:hAnsi="Times New Roman"/>
+          <w:rFonts w:ascii="Segoe UI" w:hAnsi="Segoe UI"/>
           <w:b/>
-          <w:color w:val="1E3A8A"/>
+          <w:color w:val="4F46E5"/>
           <w:sz w:val="28"/>
         </w:rPr>
         <w:t>1. QUY CHUẨN CẤU TRÚC PHẢN HỒI (STANDARD RESPONSE ENVELOPE)</w:t>
@@ -171,154 +146,103 @@
     <w:p>
       <w:pPr>
         <w:pStyle w:val="Heading3"/>
-        <w:spacing w:before="160" w:after="60"/>
+        <w:spacing w:before="200" w:after="80"/>
       </w:pPr>
       <w:r>
         <w:rPr>
-          <w:rFonts w:ascii="Times New Roman" w:hAnsi="Times New Roman"/>
+          <w:rFonts w:ascii="Segoe UI" w:hAnsi="Segoe UI"/>
           <w:b/>
-          <w:color w:val="334155"/>
+          <w:color w:val="0F172A"/>
           <w:sz w:val="24"/>
         </w:rPr>
         <w:t>1.1. Phản hồi thành công (HTTP 200 OK / HTTP 201 Created)</w:t>
       </w:r>
     </w:p>
-    <w:tbl>
-      <w:tblPr>
-        <w:tblW w:type="auto" w:w="0"/>
-        <w:jc w:val="center"/>
-        <w:tblLook w:firstColumn="1" w:firstRow="1" w:lastColumn="0" w:lastRow="0" w:noHBand="0" w:noVBand="1" w:val="04A0"/>
-      </w:tblPr>
-      <w:tblGrid>
-        <w:gridCol w:w="9360"/>
-      </w:tblGrid>
-      <w:tr>
-        <w:tc>
-          <w:tcPr>
-            <w:tcW w:type="dxa" w:w="9360"/>
-            <w:shd w:fill="F1F5F9"/>
-            <w:tcMar>
-              <w:top w:w="120" w:type="dxa"/>
-              <w:bottom w:w="120" w:type="dxa"/>
-              <w:left w:w="180" w:type="dxa"/>
-              <w:right w:w="180" w:type="dxa"/>
-            </w:tcMar>
-          </w:tcPr>
-          <w:p>
-            <w:pPr>
-              <w:spacing w:after="40" w:before="40"/>
-            </w:pPr>
-            <w:r>
-              <w:rPr>
-                <w:rFonts w:ascii="Consolas" w:hAnsi="Consolas"/>
-                <w:color w:val="1E293B"/>
-                <w:sz w:val="19"/>
-              </w:rPr>
-              <w:t>{</w:t>
-              <w:br/>
-              <w:t xml:space="preserve">  "success": true,</w:t>
-              <w:br/>
-              <w:t xml:space="preserve">  "message": "Thao tác thành công",</w:t>
-              <w:br/>
-              <w:t xml:space="preserve">  "data": { ... }</w:t>
-              <w:br/>
-              <w:t>}</w:t>
-            </w:r>
-          </w:p>
-        </w:tc>
-      </w:tr>
-    </w:tbl>
     <w:p>
       <w:pPr>
-        <w:spacing w:after="80"/>
+        <w:spacing w:before="80" w:after="160"/>
+        <w:ind w:left="360" w:right="360"/>
+        <w:pBdr>
+          <w:left w:val="single" w:sz="24" w:space="8" w:color="4F46E5"/>
+        </w:pBdr>
+        <w:shd w:fill="F8FAFC"/>
       </w:pPr>
+      <w:r>
+        <w:rPr>
+          <w:rFonts w:ascii="Consolas" w:hAnsi="Consolas"/>
+          <w:color w:val="1E293B"/>
+          <w:sz w:val="18"/>
+        </w:rPr>
+        <w:t>{</w:t>
+        <w:br/>
+        <w:t xml:space="preserve">  "success": true,</w:t>
+        <w:br/>
+        <w:t xml:space="preserve">  "message": "Thao tác thành công",</w:t>
+        <w:br/>
+        <w:t xml:space="preserve">  "data": { ... }</w:t>
+        <w:br/>
+        <w:t>}</w:t>
+      </w:r>
     </w:p>
     <w:p>
       <w:pPr>
         <w:pStyle w:val="Heading3"/>
-        <w:spacing w:before="160" w:after="60"/>
+        <w:spacing w:before="200" w:after="80"/>
       </w:pPr>
       <w:r>
         <w:rPr>
-          <w:rFonts w:ascii="Times New Roman" w:hAnsi="Times New Roman"/>
+          <w:rFonts w:ascii="Segoe UI" w:hAnsi="Segoe UI"/>
           <w:b/>
-          <w:color w:val="334155"/>
+          <w:color w:val="0F172A"/>
           <w:sz w:val="24"/>
         </w:rPr>
         <w:t>1.2. Phản hồi lỗi (HTTP 400 / 401 / 403 / 404 / 500)</w:t>
       </w:r>
     </w:p>
-    <w:tbl>
-      <w:tblPr>
-        <w:tblW w:type="auto" w:w="0"/>
-        <w:jc w:val="center"/>
-        <w:tblLook w:firstColumn="1" w:firstRow="1" w:lastColumn="0" w:lastRow="0" w:noHBand="0" w:noVBand="1" w:val="04A0"/>
-      </w:tblPr>
-      <w:tblGrid>
-        <w:gridCol w:w="9360"/>
-      </w:tblGrid>
-      <w:tr>
-        <w:tc>
-          <w:tcPr>
-            <w:tcW w:type="dxa" w:w="9360"/>
-            <w:shd w:fill="F1F5F9"/>
-            <w:tcMar>
-              <w:top w:w="120" w:type="dxa"/>
-              <w:bottom w:w="120" w:type="dxa"/>
-              <w:left w:w="180" w:type="dxa"/>
-              <w:right w:w="180" w:type="dxa"/>
-            </w:tcMar>
-          </w:tcPr>
-          <w:p>
-            <w:pPr>
-              <w:spacing w:after="40" w:before="40"/>
-            </w:pPr>
-            <w:r>
-              <w:rPr>
-                <w:rFonts w:ascii="Consolas" w:hAnsi="Consolas"/>
-                <w:color w:val="1E293B"/>
-                <w:sz w:val="19"/>
-              </w:rPr>
-              <w:t>{</w:t>
-              <w:br/>
-              <w:t xml:space="preserve">  "success": false,</w:t>
-              <w:br/>
-              <w:t xml:space="preserve">  "message": "Thông báo nguyên nhân lỗi cụ thể",</w:t>
-              <w:br/>
-              <w:t xml:space="preserve">  "data": null</w:t>
-              <w:br/>
-              <w:t>}</w:t>
-            </w:r>
-          </w:p>
-        </w:tc>
-      </w:tr>
-    </w:tbl>
     <w:p>
       <w:pPr>
-        <w:spacing w:after="80"/>
+        <w:spacing w:before="80" w:after="160"/>
+        <w:ind w:left="360" w:right="360"/>
+        <w:pBdr>
+          <w:left w:val="single" w:sz="24" w:space="8" w:color="4F46E5"/>
+        </w:pBdr>
+        <w:shd w:fill="F8FAFC"/>
+      </w:pPr>
+      <w:r>
+        <w:rPr>
+          <w:rFonts w:ascii="Consolas" w:hAnsi="Consolas"/>
+          <w:color w:val="1E293B"/>
+          <w:sz w:val="18"/>
+        </w:rPr>
+        <w:t>{</w:t>
+        <w:br/>
+        <w:t xml:space="preserve">  "success": false,</w:t>
+        <w:br/>
+        <w:t xml:space="preserve">  "message": "Thông báo nguyên nhân lỗi cụ thể",</w:t>
+        <w:br/>
+        <w:t xml:space="preserve">  "data": null</w:t>
+        <w:br/>
+        <w:t>}</w:t>
+      </w:r>
+    </w:p>
+    <w:p>
+      <w:pPr>
+        <w:spacing w:before="120" w:after="120"/>
+        <w:pBdr>
+          <w:bottom w:val="single" w:sz="12" w:space="1" w:color="CBD5E1"/>
+        </w:pBdr>
       </w:pPr>
     </w:p>
     <w:p>
       <w:pPr>
-        <w:spacing w:after="120" w:before="120"/>
+        <w:pStyle w:val="Heading2"/>
+        <w:spacing w:before="280" w:after="120"/>
       </w:pPr>
       <w:r>
         <w:rPr>
-          <w:color w:val="C8CDD7"/>
-        </w:rPr>
-        <w:t>—————————————————————————————————————————————</w:t>
-      </w:r>
-    </w:p>
-    <w:p>
-      <w:pPr>
-        <w:pStyle w:val="Heading2"/>
-        <w:spacing w:before="200" w:after="80"/>
-      </w:pPr>
-      <w:r>
-        <w:rPr>
-          <w:rFonts w:ascii="Times New Roman" w:hAnsi="Times New Roman"/>
+          <w:rFonts w:ascii="Segoe UI" w:hAnsi="Segoe UI"/>
           <w:b/>
-          <w:color w:val="1E3A8A"/>
+          <w:color w:val="4F46E5"/>
           <w:sz w:val="28"/>
         </w:rPr>
         <w:t>2. BẢNG TỔNG HỢP CÁC ENDPOINTS THEO PHÂN HỆ</w:t>
@@ -326,8 +250,10 @@
     </w:p>
     <w:tbl>
       <w:tblPr>
+        <w:tblStyle w:val="TableGrid"/>
         <w:tblW w:type="auto" w:w="0"/>
         <w:jc w:val="center"/>
+        <w:tblLayout w:type="autofit"/>
         <w:tblLook w:firstColumn="1" w:firstRow="1" w:lastColumn="0" w:lastRow="0" w:noHBand="0" w:noVBand="1" w:val="04A0"/>
       </w:tblPr>
       <w:tblGrid>
@@ -341,25 +267,26 @@
         <w:tc>
           <w:tcPr>
             <w:tcW w:type="dxa" w:w="1872"/>
-            <w:shd w:fill="1E293B"/>
+            <w:shd w:fill="4F46E5"/>
             <w:tcMar>
-              <w:top w:w="120" w:type="dxa"/>
-              <w:bottom w:w="120" w:type="dxa"/>
-              <w:left w:w="150" w:type="dxa"/>
-              <w:right w:w="150" w:type="dxa"/>
+              <w:top w:w="140" w:type="dxa"/>
+              <w:bottom w:w="140" w:type="dxa"/>
+              <w:left w:w="180" w:type="dxa"/>
+              <w:right w:w="180" w:type="dxa"/>
             </w:tcMar>
+            <w:vAlign w:val="center"/>
           </w:tcPr>
           <w:p>
             <w:pPr>
-              <w:spacing w:after="40" w:before="40"/>
-              <w:jc w:val="center"/>
+              <w:spacing w:before="40" w:after="40"/>
+              <w:jc w:val="left"/>
             </w:pPr>
             <w:r>
               <w:rPr>
-                <w:rFonts w:ascii="Times New Roman" w:hAnsi="Times New Roman"/>
+                <w:rFonts w:ascii="Segoe UI" w:hAnsi="Segoe UI"/>
                 <w:b/>
                 <w:color w:val="FFFFFF"/>
-                <w:sz w:val="21"/>
+                <w:sz w:val="20"/>
               </w:rPr>
               <w:t>Phân hệ</w:t>
             </w:r>
@@ -368,25 +295,26 @@
         <w:tc>
           <w:tcPr>
             <w:tcW w:type="dxa" w:w="1872"/>
-            <w:shd w:fill="1E293B"/>
+            <w:shd w:fill="4F46E5"/>
             <w:tcMar>
-              <w:top w:w="120" w:type="dxa"/>
-              <w:bottom w:w="120" w:type="dxa"/>
-              <w:left w:w="150" w:type="dxa"/>
-              <w:right w:w="150" w:type="dxa"/>
+              <w:top w:w="140" w:type="dxa"/>
+              <w:bottom w:w="140" w:type="dxa"/>
+              <w:left w:w="180" w:type="dxa"/>
+              <w:right w:w="180" w:type="dxa"/>
             </w:tcMar>
+            <w:vAlign w:val="center"/>
           </w:tcPr>
           <w:p>
             <w:pPr>
-              <w:spacing w:after="40" w:before="40"/>
-              <w:jc w:val="center"/>
+              <w:spacing w:before="40" w:after="40"/>
+              <w:jc w:val="left"/>
             </w:pPr>
             <w:r>
               <w:rPr>
-                <w:rFonts w:ascii="Times New Roman" w:hAnsi="Times New Roman"/>
+                <w:rFonts w:ascii="Segoe UI" w:hAnsi="Segoe UI"/>
                 <w:b/>
                 <w:color w:val="FFFFFF"/>
-                <w:sz w:val="21"/>
+                <w:sz w:val="20"/>
               </w:rPr>
               <w:t>Phương thức</w:t>
             </w:r>
@@ -395,25 +323,26 @@
         <w:tc>
           <w:tcPr>
             <w:tcW w:type="dxa" w:w="1872"/>
-            <w:shd w:fill="1E293B"/>
+            <w:shd w:fill="4F46E5"/>
             <w:tcMar>
-              <w:top w:w="120" w:type="dxa"/>
-              <w:bottom w:w="120" w:type="dxa"/>
-              <w:left w:w="150" w:type="dxa"/>
-              <w:right w:w="150" w:type="dxa"/>
+              <w:top w:w="140" w:type="dxa"/>
+              <w:bottom w:w="140" w:type="dxa"/>
+              <w:left w:w="180" w:type="dxa"/>
+              <w:right w:w="180" w:type="dxa"/>
             </w:tcMar>
+            <w:vAlign w:val="center"/>
           </w:tcPr>
           <w:p>
             <w:pPr>
-              <w:spacing w:after="40" w:before="40"/>
-              <w:jc w:val="center"/>
+              <w:spacing w:before="40" w:after="40"/>
+              <w:jc w:val="left"/>
             </w:pPr>
             <w:r>
               <w:rPr>
-                <w:rFonts w:ascii="Times New Roman" w:hAnsi="Times New Roman"/>
+                <w:rFonts w:ascii="Segoe UI" w:hAnsi="Segoe UI"/>
                 <w:b/>
                 <w:color w:val="FFFFFF"/>
-                <w:sz w:val="21"/>
+                <w:sz w:val="20"/>
               </w:rPr>
               <w:t>Endpoint URI</w:t>
             </w:r>
@@ -422,25 +351,26 @@
         <w:tc>
           <w:tcPr>
             <w:tcW w:type="dxa" w:w="1872"/>
-            <w:shd w:fill="1E293B"/>
+            <w:shd w:fill="4F46E5"/>
             <w:tcMar>
-              <w:top w:w="120" w:type="dxa"/>
-              <w:bottom w:w="120" w:type="dxa"/>
-              <w:left w:w="150" w:type="dxa"/>
-              <w:right w:w="150" w:type="dxa"/>
+              <w:top w:w="140" w:type="dxa"/>
+              <w:bottom w:w="140" w:type="dxa"/>
+              <w:left w:w="180" w:type="dxa"/>
+              <w:right w:w="180" w:type="dxa"/>
             </w:tcMar>
+            <w:vAlign w:val="center"/>
           </w:tcPr>
           <w:p>
             <w:pPr>
-              <w:spacing w:after="40" w:before="40"/>
-              <w:jc w:val="center"/>
+              <w:spacing w:before="40" w:after="40"/>
+              <w:jc w:val="left"/>
             </w:pPr>
             <w:r>
               <w:rPr>
-                <w:rFonts w:ascii="Times New Roman" w:hAnsi="Times New Roman"/>
+                <w:rFonts w:ascii="Segoe UI" w:hAnsi="Segoe UI"/>
                 <w:b/>
                 <w:color w:val="FFFFFF"/>
-                <w:sz w:val="21"/>
+                <w:sz w:val="20"/>
               </w:rPr>
               <w:t>Phân quyền truy cập</w:t>
             </w:r>
@@ -449,25 +379,26 @@
         <w:tc>
           <w:tcPr>
             <w:tcW w:type="dxa" w:w="1872"/>
-            <w:shd w:fill="1E293B"/>
+            <w:shd w:fill="4F46E5"/>
             <w:tcMar>
-              <w:top w:w="120" w:type="dxa"/>
-              <w:bottom w:w="120" w:type="dxa"/>
-              <w:left w:w="150" w:type="dxa"/>
-              <w:right w:w="150" w:type="dxa"/>
+              <w:top w:w="140" w:type="dxa"/>
+              <w:bottom w:w="140" w:type="dxa"/>
+              <w:left w:w="180" w:type="dxa"/>
+              <w:right w:w="180" w:type="dxa"/>
             </w:tcMar>
+            <w:vAlign w:val="center"/>
           </w:tcPr>
           <w:p>
             <w:pPr>
-              <w:spacing w:after="40" w:before="40"/>
-              <w:jc w:val="center"/>
+              <w:spacing w:before="40" w:after="40"/>
+              <w:jc w:val="left"/>
             </w:pPr>
             <w:r>
               <w:rPr>
-                <w:rFonts w:ascii="Times New Roman" w:hAnsi="Times New Roman"/>
+                <w:rFonts w:ascii="Segoe UI" w:hAnsi="Segoe UI"/>
                 <w:b/>
                 <w:color w:val="FFFFFF"/>
-                <w:sz w:val="21"/>
+                <w:sz w:val="20"/>
               </w:rPr>
               <w:t>Mô tả chức năng</w:t>
             </w:r>
@@ -480,21 +411,20 @@
             <w:tcW w:type="dxa" w:w="1872"/>
             <w:shd w:fill="FFFFFF"/>
             <w:tcMar>
-              <w:top w:w="100" w:type="dxa"/>
-              <w:bottom w:w="100" w:type="dxa"/>
-              <w:left w:w="120" w:type="dxa"/>
-              <w:right w:w="120" w:type="dxa"/>
+              <w:top w:w="120" w:type="dxa"/>
+              <w:bottom w:w="120" w:type="dxa"/>
+              <w:left w:w="160" w:type="dxa"/>
+              <w:right w:w="160" w:type="dxa"/>
             </w:tcMar>
+            <w:vAlign w:val="center"/>
           </w:tcPr>
           <w:p>
             <w:pPr>
-              <w:spacing w:after="40" w:before="40"/>
+              <w:spacing w:before="20" w:after="20" w:line="276" w:lineRule="auto"/>
             </w:pPr>
             <w:r>
               <w:rPr>
-                <w:rFonts w:ascii="Times New Roman" w:hAnsi="Times New Roman"/>
                 <w:b/>
-                <w:sz w:val="20"/>
               </w:rPr>
               <w:t>Auth</w:t>
             </w:r>
@@ -505,21 +435,22 @@
             <w:tcW w:type="dxa" w:w="1872"/>
             <w:shd w:fill="FFFFFF"/>
             <w:tcMar>
-              <w:top w:w="100" w:type="dxa"/>
-              <w:bottom w:w="100" w:type="dxa"/>
-              <w:left w:w="120" w:type="dxa"/>
-              <w:right w:w="120" w:type="dxa"/>
+              <w:top w:w="120" w:type="dxa"/>
+              <w:bottom w:w="120" w:type="dxa"/>
+              <w:left w:w="160" w:type="dxa"/>
+              <w:right w:w="160" w:type="dxa"/>
             </w:tcMar>
+            <w:vAlign w:val="center"/>
           </w:tcPr>
           <w:p>
             <w:pPr>
-              <w:spacing w:after="40" w:before="40"/>
+              <w:spacing w:before="20" w:after="20" w:line="276" w:lineRule="auto"/>
             </w:pPr>
             <w:r>
               <w:rPr>
-                <w:rFonts w:ascii="Times New Roman" w:hAnsi="Times New Roman"/>
+                <w:rFonts w:ascii="Consolas" w:hAnsi="Consolas"/>
                 <w:color w:val="B42828"/>
-                <w:sz w:val="20"/>
+                <w:sz w:val="19"/>
               </w:rPr>
               <w:t>POST</w:t>
             </w:r>
@@ -530,21 +461,22 @@
             <w:tcW w:type="dxa" w:w="1872"/>
             <w:shd w:fill="FFFFFF"/>
             <w:tcMar>
-              <w:top w:w="100" w:type="dxa"/>
-              <w:bottom w:w="100" w:type="dxa"/>
-              <w:left w:w="120" w:type="dxa"/>
-              <w:right w:w="120" w:type="dxa"/>
+              <w:top w:w="120" w:type="dxa"/>
+              <w:bottom w:w="120" w:type="dxa"/>
+              <w:left w:w="160" w:type="dxa"/>
+              <w:right w:w="160" w:type="dxa"/>
             </w:tcMar>
+            <w:vAlign w:val="center"/>
           </w:tcPr>
           <w:p>
             <w:pPr>
-              <w:spacing w:after="40" w:before="40"/>
+              <w:spacing w:before="20" w:after="20" w:line="276" w:lineRule="auto"/>
             </w:pPr>
             <w:r>
               <w:rPr>
-                <w:rFonts w:ascii="Times New Roman" w:hAnsi="Times New Roman"/>
+                <w:rFonts w:ascii="Consolas" w:hAnsi="Consolas"/>
                 <w:color w:val="B42828"/>
-                <w:sz w:val="20"/>
+                <w:sz w:val="19"/>
               </w:rPr>
               <w:t>/auth/register</w:t>
             </w:r>
@@ -555,20 +487,21 @@
             <w:tcW w:type="dxa" w:w="1872"/>
             <w:shd w:fill="FFFFFF"/>
             <w:tcMar>
-              <w:top w:w="100" w:type="dxa"/>
-              <w:bottom w:w="100" w:type="dxa"/>
-              <w:left w:w="120" w:type="dxa"/>
-              <w:right w:w="120" w:type="dxa"/>
+              <w:top w:w="120" w:type="dxa"/>
+              <w:bottom w:w="120" w:type="dxa"/>
+              <w:left w:w="160" w:type="dxa"/>
+              <w:right w:w="160" w:type="dxa"/>
             </w:tcMar>
+            <w:vAlign w:val="center"/>
           </w:tcPr>
           <w:p>
             <w:pPr>
-              <w:spacing w:after="40" w:before="40"/>
+              <w:spacing w:before="20" w:after="20" w:line="276" w:lineRule="auto"/>
             </w:pPr>
             <w:r>
               <w:rPr>
-                <w:rFonts w:ascii="Times New Roman" w:hAnsi="Times New Roman"/>
-                <w:sz w:val="20"/>
+                <w:rFonts w:ascii="Segoe UI" w:hAnsi="Segoe UI"/>
+                <w:sz w:val="19"/>
               </w:rPr>
               <w:t>Public</w:t>
             </w:r>
@@ -579,20 +512,21 @@
             <w:tcW w:type="dxa" w:w="1872"/>
             <w:shd w:fill="FFFFFF"/>
             <w:tcMar>
-              <w:top w:w="100" w:type="dxa"/>
-              <w:bottom w:w="100" w:type="dxa"/>
-              <w:left w:w="120" w:type="dxa"/>
-              <w:right w:w="120" w:type="dxa"/>
+              <w:top w:w="120" w:type="dxa"/>
+              <w:bottom w:w="120" w:type="dxa"/>
+              <w:left w:w="160" w:type="dxa"/>
+              <w:right w:w="160" w:type="dxa"/>
             </w:tcMar>
+            <w:vAlign w:val="center"/>
           </w:tcPr>
           <w:p>
             <w:pPr>
-              <w:spacing w:after="40" w:before="40"/>
+              <w:spacing w:before="20" w:after="20" w:line="276" w:lineRule="auto"/>
             </w:pPr>
             <w:r>
               <w:rPr>
-                <w:rFonts w:ascii="Times New Roman" w:hAnsi="Times New Roman"/>
-                <w:sz w:val="20"/>
+                <w:rFonts w:ascii="Segoe UI" w:hAnsi="Segoe UI"/>
+                <w:sz w:val="19"/>
               </w:rPr>
               <w:t>Đăng ký tài khoản mới (Sinh viên / NTD)</w:t>
             </w:r>
@@ -605,15 +539,16 @@
             <w:tcW w:type="dxa" w:w="1872"/>
             <w:shd w:fill="F8FAFC"/>
             <w:tcMar>
-              <w:top w:w="100" w:type="dxa"/>
-              <w:bottom w:w="100" w:type="dxa"/>
-              <w:left w:w="120" w:type="dxa"/>
-              <w:right w:w="120" w:type="dxa"/>
+              <w:top w:w="120" w:type="dxa"/>
+              <w:bottom w:w="120" w:type="dxa"/>
+              <w:left w:w="160" w:type="dxa"/>
+              <w:right w:w="160" w:type="dxa"/>
             </w:tcMar>
+            <w:vAlign w:val="center"/>
           </w:tcPr>
           <w:p>
             <w:pPr>
-              <w:spacing w:after="40" w:before="40"/>
+              <w:spacing w:before="20" w:after="20" w:line="276" w:lineRule="auto"/>
             </w:pPr>
           </w:p>
         </w:tc>
@@ -622,21 +557,22 @@
             <w:tcW w:type="dxa" w:w="1872"/>
             <w:shd w:fill="F8FAFC"/>
             <w:tcMar>
-              <w:top w:w="100" w:type="dxa"/>
-              <w:bottom w:w="100" w:type="dxa"/>
-              <w:left w:w="120" w:type="dxa"/>
-              <w:right w:w="120" w:type="dxa"/>
+              <w:top w:w="120" w:type="dxa"/>
+              <w:bottom w:w="120" w:type="dxa"/>
+              <w:left w:w="160" w:type="dxa"/>
+              <w:right w:w="160" w:type="dxa"/>
             </w:tcMar>
+            <w:vAlign w:val="center"/>
           </w:tcPr>
           <w:p>
             <w:pPr>
-              <w:spacing w:after="40" w:before="40"/>
+              <w:spacing w:before="20" w:after="20" w:line="276" w:lineRule="auto"/>
             </w:pPr>
             <w:r>
               <w:rPr>
-                <w:rFonts w:ascii="Times New Roman" w:hAnsi="Times New Roman"/>
+                <w:rFonts w:ascii="Consolas" w:hAnsi="Consolas"/>
                 <w:color w:val="B42828"/>
-                <w:sz w:val="20"/>
+                <w:sz w:val="19"/>
               </w:rPr>
               <w:t>POST</w:t>
             </w:r>
@@ -647,21 +583,22 @@
             <w:tcW w:type="dxa" w:w="1872"/>
             <w:shd w:fill="F8FAFC"/>
             <w:tcMar>
-              <w:top w:w="100" w:type="dxa"/>
-              <w:bottom w:w="100" w:type="dxa"/>
-              <w:left w:w="120" w:type="dxa"/>
-              <w:right w:w="120" w:type="dxa"/>
+              <w:top w:w="120" w:type="dxa"/>
+              <w:bottom w:w="120" w:type="dxa"/>
+              <w:left w:w="160" w:type="dxa"/>
+              <w:right w:w="160" w:type="dxa"/>
             </w:tcMar>
+            <w:vAlign w:val="center"/>
           </w:tcPr>
           <w:p>
             <w:pPr>
-              <w:spacing w:after="40" w:before="40"/>
+              <w:spacing w:before="20" w:after="20" w:line="276" w:lineRule="auto"/>
             </w:pPr>
             <w:r>
               <w:rPr>
-                <w:rFonts w:ascii="Times New Roman" w:hAnsi="Times New Roman"/>
+                <w:rFonts w:ascii="Consolas" w:hAnsi="Consolas"/>
                 <w:color w:val="B42828"/>
-                <w:sz w:val="20"/>
+                <w:sz w:val="19"/>
               </w:rPr>
               <w:t>/auth/login</w:t>
             </w:r>
@@ -672,20 +609,21 @@
             <w:tcW w:type="dxa" w:w="1872"/>
             <w:shd w:fill="F8FAFC"/>
             <w:tcMar>
-              <w:top w:w="100" w:type="dxa"/>
-              <w:bottom w:w="100" w:type="dxa"/>
-              <w:left w:w="120" w:type="dxa"/>
-              <w:right w:w="120" w:type="dxa"/>
+              <w:top w:w="120" w:type="dxa"/>
+              <w:bottom w:w="120" w:type="dxa"/>
+              <w:left w:w="160" w:type="dxa"/>
+              <w:right w:w="160" w:type="dxa"/>
             </w:tcMar>
+            <w:vAlign w:val="center"/>
           </w:tcPr>
           <w:p>
             <w:pPr>
-              <w:spacing w:after="40" w:before="40"/>
+              <w:spacing w:before="20" w:after="20" w:line="276" w:lineRule="auto"/>
             </w:pPr>
             <w:r>
               <w:rPr>
-                <w:rFonts w:ascii="Times New Roman" w:hAnsi="Times New Roman"/>
-                <w:sz w:val="20"/>
+                <w:rFonts w:ascii="Segoe UI" w:hAnsi="Segoe UI"/>
+                <w:sz w:val="19"/>
               </w:rPr>
               <w:t>Public</w:t>
             </w:r>
@@ -696,20 +634,21 @@
             <w:tcW w:type="dxa" w:w="1872"/>
             <w:shd w:fill="F8FAFC"/>
             <w:tcMar>
-              <w:top w:w="100" w:type="dxa"/>
-              <w:bottom w:w="100" w:type="dxa"/>
-              <w:left w:w="120" w:type="dxa"/>
-              <w:right w:w="120" w:type="dxa"/>
+              <w:top w:w="120" w:type="dxa"/>
+              <w:bottom w:w="120" w:type="dxa"/>
+              <w:left w:w="160" w:type="dxa"/>
+              <w:right w:w="160" w:type="dxa"/>
             </w:tcMar>
+            <w:vAlign w:val="center"/>
           </w:tcPr>
           <w:p>
             <w:pPr>
-              <w:spacing w:after="40" w:before="40"/>
+              <w:spacing w:before="20" w:after="20" w:line="276" w:lineRule="auto"/>
             </w:pPr>
             <w:r>
               <w:rPr>
-                <w:rFonts w:ascii="Times New Roman" w:hAnsi="Times New Roman"/>
-                <w:sz w:val="20"/>
+                <w:rFonts w:ascii="Segoe UI" w:hAnsi="Segoe UI"/>
+                <w:sz w:val="19"/>
               </w:rPr>
               <w:t>Đăng nhập hệ thống, nhận JWT Access Token</w:t>
             </w:r>
@@ -722,15 +661,16 @@
             <w:tcW w:type="dxa" w:w="1872"/>
             <w:shd w:fill="FFFFFF"/>
             <w:tcMar>
-              <w:top w:w="100" w:type="dxa"/>
-              <w:bottom w:w="100" w:type="dxa"/>
-              <w:left w:w="120" w:type="dxa"/>
-              <w:right w:w="120" w:type="dxa"/>
+              <w:top w:w="120" w:type="dxa"/>
+              <w:bottom w:w="120" w:type="dxa"/>
+              <w:left w:w="160" w:type="dxa"/>
+              <w:right w:w="160" w:type="dxa"/>
             </w:tcMar>
+            <w:vAlign w:val="center"/>
           </w:tcPr>
           <w:p>
             <w:pPr>
-              <w:spacing w:after="40" w:before="40"/>
+              <w:spacing w:before="20" w:after="20" w:line="276" w:lineRule="auto"/>
             </w:pPr>
           </w:p>
         </w:tc>
@@ -739,21 +679,22 @@
             <w:tcW w:type="dxa" w:w="1872"/>
             <w:shd w:fill="FFFFFF"/>
             <w:tcMar>
-              <w:top w:w="100" w:type="dxa"/>
-              <w:bottom w:w="100" w:type="dxa"/>
-              <w:left w:w="120" w:type="dxa"/>
-              <w:right w:w="120" w:type="dxa"/>
+              <w:top w:w="120" w:type="dxa"/>
+              <w:bottom w:w="120" w:type="dxa"/>
+              <w:left w:w="160" w:type="dxa"/>
+              <w:right w:w="160" w:type="dxa"/>
             </w:tcMar>
+            <w:vAlign w:val="center"/>
           </w:tcPr>
           <w:p>
             <w:pPr>
-              <w:spacing w:after="40" w:before="40"/>
+              <w:spacing w:before="20" w:after="20" w:line="276" w:lineRule="auto"/>
             </w:pPr>
             <w:r>
               <w:rPr>
-                <w:rFonts w:ascii="Times New Roman" w:hAnsi="Times New Roman"/>
+                <w:rFonts w:ascii="Consolas" w:hAnsi="Consolas"/>
                 <w:color w:val="B42828"/>
-                <w:sz w:val="20"/>
+                <w:sz w:val="19"/>
               </w:rPr>
               <w:t>GET</w:t>
             </w:r>
@@ -764,21 +705,22 @@
             <w:tcW w:type="dxa" w:w="1872"/>
             <w:shd w:fill="FFFFFF"/>
             <w:tcMar>
-              <w:top w:w="100" w:type="dxa"/>
-              <w:bottom w:w="100" w:type="dxa"/>
-              <w:left w:w="120" w:type="dxa"/>
-              <w:right w:w="120" w:type="dxa"/>
+              <w:top w:w="120" w:type="dxa"/>
+              <w:bottom w:w="120" w:type="dxa"/>
+              <w:left w:w="160" w:type="dxa"/>
+              <w:right w:w="160" w:type="dxa"/>
             </w:tcMar>
+            <w:vAlign w:val="center"/>
           </w:tcPr>
           <w:p>
             <w:pPr>
-              <w:spacing w:after="40" w:before="40"/>
+              <w:spacing w:before="20" w:after="20" w:line="276" w:lineRule="auto"/>
             </w:pPr>
             <w:r>
               <w:rPr>
-                <w:rFonts w:ascii="Times New Roman" w:hAnsi="Times New Roman"/>
+                <w:rFonts w:ascii="Consolas" w:hAnsi="Consolas"/>
                 <w:color w:val="B42828"/>
-                <w:sz w:val="20"/>
+                <w:sz w:val="19"/>
               </w:rPr>
               <w:t>/auth/me</w:t>
             </w:r>
@@ -789,20 +731,21 @@
             <w:tcW w:type="dxa" w:w="1872"/>
             <w:shd w:fill="FFFFFF"/>
             <w:tcMar>
-              <w:top w:w="100" w:type="dxa"/>
-              <w:bottom w:w="100" w:type="dxa"/>
-              <w:left w:w="120" w:type="dxa"/>
-              <w:right w:w="120" w:type="dxa"/>
+              <w:top w:w="120" w:type="dxa"/>
+              <w:bottom w:w="120" w:type="dxa"/>
+              <w:left w:w="160" w:type="dxa"/>
+              <w:right w:w="160" w:type="dxa"/>
             </w:tcMar>
+            <w:vAlign w:val="center"/>
           </w:tcPr>
           <w:p>
             <w:pPr>
-              <w:spacing w:after="40" w:before="40"/>
+              <w:spacing w:before="20" w:after="20" w:line="276" w:lineRule="auto"/>
             </w:pPr>
             <w:r>
               <w:rPr>
-                <w:rFonts w:ascii="Times New Roman" w:hAnsi="Times New Roman"/>
-                <w:sz w:val="20"/>
+                <w:rFonts w:ascii="Segoe UI" w:hAnsi="Segoe UI"/>
+                <w:sz w:val="19"/>
               </w:rPr>
               <w:t>Authenticated</w:t>
             </w:r>
@@ -813,20 +756,21 @@
             <w:tcW w:type="dxa" w:w="1872"/>
             <w:shd w:fill="FFFFFF"/>
             <w:tcMar>
-              <w:top w:w="100" w:type="dxa"/>
-              <w:bottom w:w="100" w:type="dxa"/>
-              <w:left w:w="120" w:type="dxa"/>
-              <w:right w:w="120" w:type="dxa"/>
+              <w:top w:w="120" w:type="dxa"/>
+              <w:bottom w:w="120" w:type="dxa"/>
+              <w:left w:w="160" w:type="dxa"/>
+              <w:right w:w="160" w:type="dxa"/>
             </w:tcMar>
+            <w:vAlign w:val="center"/>
           </w:tcPr>
           <w:p>
             <w:pPr>
-              <w:spacing w:after="40" w:before="40"/>
+              <w:spacing w:before="20" w:after="20" w:line="276" w:lineRule="auto"/>
             </w:pPr>
             <w:r>
               <w:rPr>
-                <w:rFonts w:ascii="Times New Roman" w:hAnsi="Times New Roman"/>
-                <w:sz w:val="20"/>
+                <w:rFonts w:ascii="Segoe UI" w:hAnsi="Segoe UI"/>
+                <w:sz w:val="19"/>
               </w:rPr>
               <w:t>Lấy thông tin tài khoản đang đăng nhập</w:t>
             </w:r>
@@ -839,21 +783,20 @@
             <w:tcW w:type="dxa" w:w="1872"/>
             <w:shd w:fill="F8FAFC"/>
             <w:tcMar>
-              <w:top w:w="100" w:type="dxa"/>
-              <w:bottom w:w="100" w:type="dxa"/>
-              <w:left w:w="120" w:type="dxa"/>
-              <w:right w:w="120" w:type="dxa"/>
+              <w:top w:w="120" w:type="dxa"/>
+              <w:bottom w:w="120" w:type="dxa"/>
+              <w:left w:w="160" w:type="dxa"/>
+              <w:right w:w="160" w:type="dxa"/>
             </w:tcMar>
+            <w:vAlign w:val="center"/>
           </w:tcPr>
           <w:p>
             <w:pPr>
-              <w:spacing w:after="40" w:before="40"/>
+              <w:spacing w:before="20" w:after="20" w:line="276" w:lineRule="auto"/>
             </w:pPr>
             <w:r>
               <w:rPr>
-                <w:rFonts w:ascii="Times New Roman" w:hAnsi="Times New Roman"/>
                 <w:b/>
-                <w:sz w:val="20"/>
               </w:rPr>
               <w:t>Categories</w:t>
             </w:r>
@@ -864,21 +807,22 @@
             <w:tcW w:type="dxa" w:w="1872"/>
             <w:shd w:fill="F8FAFC"/>
             <w:tcMar>
-              <w:top w:w="100" w:type="dxa"/>
-              <w:bottom w:w="100" w:type="dxa"/>
-              <w:left w:w="120" w:type="dxa"/>
-              <w:right w:w="120" w:type="dxa"/>
+              <w:top w:w="120" w:type="dxa"/>
+              <w:bottom w:w="120" w:type="dxa"/>
+              <w:left w:w="160" w:type="dxa"/>
+              <w:right w:w="160" w:type="dxa"/>
             </w:tcMar>
+            <w:vAlign w:val="center"/>
           </w:tcPr>
           <w:p>
             <w:pPr>
-              <w:spacing w:after="40" w:before="40"/>
+              <w:spacing w:before="20" w:after="20" w:line="276" w:lineRule="auto"/>
             </w:pPr>
             <w:r>
               <w:rPr>
-                <w:rFonts w:ascii="Times New Roman" w:hAnsi="Times New Roman"/>
+                <w:rFonts w:ascii="Consolas" w:hAnsi="Consolas"/>
                 <w:color w:val="B42828"/>
-                <w:sz w:val="20"/>
+                <w:sz w:val="19"/>
               </w:rPr>
               <w:t>GET</w:t>
             </w:r>
@@ -889,21 +833,22 @@
             <w:tcW w:type="dxa" w:w="1872"/>
             <w:shd w:fill="F8FAFC"/>
             <w:tcMar>
-              <w:top w:w="100" w:type="dxa"/>
-              <w:bottom w:w="100" w:type="dxa"/>
-              <w:left w:w="120" w:type="dxa"/>
-              <w:right w:w="120" w:type="dxa"/>
+              <w:top w:w="120" w:type="dxa"/>
+              <w:bottom w:w="120" w:type="dxa"/>
+              <w:left w:w="160" w:type="dxa"/>
+              <w:right w:w="160" w:type="dxa"/>
             </w:tcMar>
+            <w:vAlign w:val="center"/>
           </w:tcPr>
           <w:p>
             <w:pPr>
-              <w:spacing w:after="40" w:before="40"/>
+              <w:spacing w:before="20" w:after="20" w:line="276" w:lineRule="auto"/>
             </w:pPr>
             <w:r>
               <w:rPr>
-                <w:rFonts w:ascii="Times New Roman" w:hAnsi="Times New Roman"/>
+                <w:rFonts w:ascii="Consolas" w:hAnsi="Consolas"/>
                 <w:color w:val="B42828"/>
-                <w:sz w:val="20"/>
+                <w:sz w:val="19"/>
               </w:rPr>
               <w:t>/categories</w:t>
             </w:r>
@@ -914,20 +859,21 @@
             <w:tcW w:type="dxa" w:w="1872"/>
             <w:shd w:fill="F8FAFC"/>
             <w:tcMar>
-              <w:top w:w="100" w:type="dxa"/>
-              <w:bottom w:w="100" w:type="dxa"/>
-              <w:left w:w="120" w:type="dxa"/>
-              <w:right w:w="120" w:type="dxa"/>
+              <w:top w:w="120" w:type="dxa"/>
+              <w:bottom w:w="120" w:type="dxa"/>
+              <w:left w:w="160" w:type="dxa"/>
+              <w:right w:w="160" w:type="dxa"/>
             </w:tcMar>
+            <w:vAlign w:val="center"/>
           </w:tcPr>
           <w:p>
             <w:pPr>
-              <w:spacing w:after="40" w:before="40"/>
+              <w:spacing w:before="20" w:after="20" w:line="276" w:lineRule="auto"/>
             </w:pPr>
             <w:r>
               <w:rPr>
-                <w:rFonts w:ascii="Times New Roman" w:hAnsi="Times New Roman"/>
-                <w:sz w:val="20"/>
+                <w:rFonts w:ascii="Segoe UI" w:hAnsi="Segoe UI"/>
+                <w:sz w:val="19"/>
               </w:rPr>
               <w:t>Public</w:t>
             </w:r>
@@ -938,20 +884,21 @@
             <w:tcW w:type="dxa" w:w="1872"/>
             <w:shd w:fill="F8FAFC"/>
             <w:tcMar>
-              <w:top w:w="100" w:type="dxa"/>
-              <w:bottom w:w="100" w:type="dxa"/>
-              <w:left w:w="120" w:type="dxa"/>
-              <w:right w:w="120" w:type="dxa"/>
+              <w:top w:w="120" w:type="dxa"/>
+              <w:bottom w:w="120" w:type="dxa"/>
+              <w:left w:w="160" w:type="dxa"/>
+              <w:right w:w="160" w:type="dxa"/>
             </w:tcMar>
+            <w:vAlign w:val="center"/>
           </w:tcPr>
           <w:p>
             <w:pPr>
-              <w:spacing w:after="40" w:before="40"/>
+              <w:spacing w:before="20" w:after="20" w:line="276" w:lineRule="auto"/>
             </w:pPr>
             <w:r>
               <w:rPr>
-                <w:rFonts w:ascii="Times New Roman" w:hAnsi="Times New Roman"/>
-                <w:sz w:val="20"/>
+                <w:rFonts w:ascii="Segoe UI" w:hAnsi="Segoe UI"/>
+                <w:sz w:val="19"/>
               </w:rPr>
               <w:t>Lấy danh sách toàn bộ danh mục việc làm</w:t>
             </w:r>
@@ -964,15 +911,16 @@
             <w:tcW w:type="dxa" w:w="1872"/>
             <w:shd w:fill="FFFFFF"/>
             <w:tcMar>
-              <w:top w:w="100" w:type="dxa"/>
-              <w:bottom w:w="100" w:type="dxa"/>
-              <w:left w:w="120" w:type="dxa"/>
-              <w:right w:w="120" w:type="dxa"/>
+              <w:top w:w="120" w:type="dxa"/>
+              <w:bottom w:w="120" w:type="dxa"/>
+              <w:left w:w="160" w:type="dxa"/>
+              <w:right w:w="160" w:type="dxa"/>
             </w:tcMar>
+            <w:vAlign w:val="center"/>
           </w:tcPr>
           <w:p>
             <w:pPr>
-              <w:spacing w:after="40" w:before="40"/>
+              <w:spacing w:before="20" w:after="20" w:line="276" w:lineRule="auto"/>
             </w:pPr>
           </w:p>
         </w:tc>
@@ -981,21 +929,22 @@
             <w:tcW w:type="dxa" w:w="1872"/>
             <w:shd w:fill="FFFFFF"/>
             <w:tcMar>
-              <w:top w:w="100" w:type="dxa"/>
-              <w:bottom w:w="100" w:type="dxa"/>
-              <w:left w:w="120" w:type="dxa"/>
-              <w:right w:w="120" w:type="dxa"/>
+              <w:top w:w="120" w:type="dxa"/>
+              <w:bottom w:w="120" w:type="dxa"/>
+              <w:left w:w="160" w:type="dxa"/>
+              <w:right w:w="160" w:type="dxa"/>
             </w:tcMar>
+            <w:vAlign w:val="center"/>
           </w:tcPr>
           <w:p>
             <w:pPr>
-              <w:spacing w:after="40" w:before="40"/>
+              <w:spacing w:before="20" w:after="20" w:line="276" w:lineRule="auto"/>
             </w:pPr>
             <w:r>
               <w:rPr>
-                <w:rFonts w:ascii="Times New Roman" w:hAnsi="Times New Roman"/>
+                <w:rFonts w:ascii="Consolas" w:hAnsi="Consolas"/>
                 <w:color w:val="B42828"/>
-                <w:sz w:val="20"/>
+                <w:sz w:val="19"/>
               </w:rPr>
               <w:t>GET</w:t>
             </w:r>
@@ -1006,21 +955,22 @@
             <w:tcW w:type="dxa" w:w="1872"/>
             <w:shd w:fill="FFFFFF"/>
             <w:tcMar>
-              <w:top w:w="100" w:type="dxa"/>
-              <w:bottom w:w="100" w:type="dxa"/>
-              <w:left w:w="120" w:type="dxa"/>
-              <w:right w:w="120" w:type="dxa"/>
+              <w:top w:w="120" w:type="dxa"/>
+              <w:bottom w:w="120" w:type="dxa"/>
+              <w:left w:w="160" w:type="dxa"/>
+              <w:right w:w="160" w:type="dxa"/>
             </w:tcMar>
+            <w:vAlign w:val="center"/>
           </w:tcPr>
           <w:p>
             <w:pPr>
-              <w:spacing w:after="40" w:before="40"/>
+              <w:spacing w:before="20" w:after="20" w:line="276" w:lineRule="auto"/>
             </w:pPr>
             <w:r>
               <w:rPr>
-                <w:rFonts w:ascii="Times New Roman" w:hAnsi="Times New Roman"/>
+                <w:rFonts w:ascii="Consolas" w:hAnsi="Consolas"/>
                 <w:color w:val="B42828"/>
-                <w:sz w:val="20"/>
+                <w:sz w:val="19"/>
               </w:rPr>
               <w:t>/categories/{id}</w:t>
             </w:r>
@@ -1031,20 +981,21 @@
             <w:tcW w:type="dxa" w:w="1872"/>
             <w:shd w:fill="FFFFFF"/>
             <w:tcMar>
-              <w:top w:w="100" w:type="dxa"/>
-              <w:bottom w:w="100" w:type="dxa"/>
-              <w:left w:w="120" w:type="dxa"/>
-              <w:right w:w="120" w:type="dxa"/>
+              <w:top w:w="120" w:type="dxa"/>
+              <w:bottom w:w="120" w:type="dxa"/>
+              <w:left w:w="160" w:type="dxa"/>
+              <w:right w:w="160" w:type="dxa"/>
             </w:tcMar>
+            <w:vAlign w:val="center"/>
           </w:tcPr>
           <w:p>
             <w:pPr>
-              <w:spacing w:after="40" w:before="40"/>
+              <w:spacing w:before="20" w:after="20" w:line="276" w:lineRule="auto"/>
             </w:pPr>
             <w:r>
               <w:rPr>
-                <w:rFonts w:ascii="Times New Roman" w:hAnsi="Times New Roman"/>
-                <w:sz w:val="20"/>
+                <w:rFonts w:ascii="Segoe UI" w:hAnsi="Segoe UI"/>
+                <w:sz w:val="19"/>
               </w:rPr>
               <w:t>Public</w:t>
             </w:r>
@@ -1055,20 +1006,21 @@
             <w:tcW w:type="dxa" w:w="1872"/>
             <w:shd w:fill="FFFFFF"/>
             <w:tcMar>
-              <w:top w:w="100" w:type="dxa"/>
-              <w:bottom w:w="100" w:type="dxa"/>
-              <w:left w:w="120" w:type="dxa"/>
-              <w:right w:w="120" w:type="dxa"/>
+              <w:top w:w="120" w:type="dxa"/>
+              <w:bottom w:w="120" w:type="dxa"/>
+              <w:left w:w="160" w:type="dxa"/>
+              <w:right w:w="160" w:type="dxa"/>
             </w:tcMar>
+            <w:vAlign w:val="center"/>
           </w:tcPr>
           <w:p>
             <w:pPr>
-              <w:spacing w:after="40" w:before="40"/>
+              <w:spacing w:before="20" w:after="20" w:line="276" w:lineRule="auto"/>
             </w:pPr>
             <w:r>
               <w:rPr>
-                <w:rFonts w:ascii="Times New Roman" w:hAnsi="Times New Roman"/>
-                <w:sz w:val="20"/>
+                <w:rFonts w:ascii="Segoe UI" w:hAnsi="Segoe UI"/>
+                <w:sz w:val="19"/>
               </w:rPr>
               <w:t>Lấy thông tin chi tiết một danh mục</w:t>
             </w:r>
@@ -1081,21 +1033,20 @@
             <w:tcW w:type="dxa" w:w="1872"/>
             <w:shd w:fill="F8FAFC"/>
             <w:tcMar>
-              <w:top w:w="100" w:type="dxa"/>
-              <w:bottom w:w="100" w:type="dxa"/>
-              <w:left w:w="120" w:type="dxa"/>
-              <w:right w:w="120" w:type="dxa"/>
+              <w:top w:w="120" w:type="dxa"/>
+              <w:bottom w:w="120" w:type="dxa"/>
+              <w:left w:w="160" w:type="dxa"/>
+              <w:right w:w="160" w:type="dxa"/>
             </w:tcMar>
+            <w:vAlign w:val="center"/>
           </w:tcPr>
           <w:p>
             <w:pPr>
-              <w:spacing w:after="40" w:before="40"/>
+              <w:spacing w:before="20" w:after="20" w:line="276" w:lineRule="auto"/>
             </w:pPr>
             <w:r>
               <w:rPr>
-                <w:rFonts w:ascii="Times New Roman" w:hAnsi="Times New Roman"/>
                 <w:b/>
-                <w:sz w:val="20"/>
               </w:rPr>
               <w:t>Jobs</w:t>
             </w:r>
@@ -1106,21 +1057,22 @@
             <w:tcW w:type="dxa" w:w="1872"/>
             <w:shd w:fill="F8FAFC"/>
             <w:tcMar>
-              <w:top w:w="100" w:type="dxa"/>
-              <w:bottom w:w="100" w:type="dxa"/>
-              <w:left w:w="120" w:type="dxa"/>
-              <w:right w:w="120" w:type="dxa"/>
+              <w:top w:w="120" w:type="dxa"/>
+              <w:bottom w:w="120" w:type="dxa"/>
+              <w:left w:w="160" w:type="dxa"/>
+              <w:right w:w="160" w:type="dxa"/>
             </w:tcMar>
+            <w:vAlign w:val="center"/>
           </w:tcPr>
           <w:p>
             <w:pPr>
-              <w:spacing w:after="40" w:before="40"/>
+              <w:spacing w:before="20" w:after="20" w:line="276" w:lineRule="auto"/>
             </w:pPr>
             <w:r>
               <w:rPr>
-                <w:rFonts w:ascii="Times New Roman" w:hAnsi="Times New Roman"/>
+                <w:rFonts w:ascii="Consolas" w:hAnsi="Consolas"/>
                 <w:color w:val="B42828"/>
-                <w:sz w:val="20"/>
+                <w:sz w:val="19"/>
               </w:rPr>
               <w:t>GET</w:t>
             </w:r>
@@ -1131,21 +1083,22 @@
             <w:tcW w:type="dxa" w:w="1872"/>
             <w:shd w:fill="F8FAFC"/>
             <w:tcMar>
-              <w:top w:w="100" w:type="dxa"/>
-              <w:bottom w:w="100" w:type="dxa"/>
-              <w:left w:w="120" w:type="dxa"/>
-              <w:right w:w="120" w:type="dxa"/>
+              <w:top w:w="120" w:type="dxa"/>
+              <w:bottom w:w="120" w:type="dxa"/>
+              <w:left w:w="160" w:type="dxa"/>
+              <w:right w:w="160" w:type="dxa"/>
             </w:tcMar>
+            <w:vAlign w:val="center"/>
           </w:tcPr>
           <w:p>
             <w:pPr>
-              <w:spacing w:after="40" w:before="40"/>
+              <w:spacing w:before="20" w:after="20" w:line="276" w:lineRule="auto"/>
             </w:pPr>
             <w:r>
               <w:rPr>
-                <w:rFonts w:ascii="Times New Roman" w:hAnsi="Times New Roman"/>
+                <w:rFonts w:ascii="Consolas" w:hAnsi="Consolas"/>
                 <w:color w:val="B42828"/>
-                <w:sz w:val="20"/>
+                <w:sz w:val="19"/>
               </w:rPr>
               <w:t>/jobs</w:t>
             </w:r>
@@ -1156,20 +1109,21 @@
             <w:tcW w:type="dxa" w:w="1872"/>
             <w:shd w:fill="F8FAFC"/>
             <w:tcMar>
-              <w:top w:w="100" w:type="dxa"/>
-              <w:bottom w:w="100" w:type="dxa"/>
-              <w:left w:w="120" w:type="dxa"/>
-              <w:right w:w="120" w:type="dxa"/>
+              <w:top w:w="120" w:type="dxa"/>
+              <w:bottom w:w="120" w:type="dxa"/>
+              <w:left w:w="160" w:type="dxa"/>
+              <w:right w:w="160" w:type="dxa"/>
             </w:tcMar>
+            <w:vAlign w:val="center"/>
           </w:tcPr>
           <w:p>
             <w:pPr>
-              <w:spacing w:after="40" w:before="40"/>
+              <w:spacing w:before="20" w:after="20" w:line="276" w:lineRule="auto"/>
             </w:pPr>
             <w:r>
               <w:rPr>
-                <w:rFonts w:ascii="Times New Roman" w:hAnsi="Times New Roman"/>
-                <w:sz w:val="20"/>
+                <w:rFonts w:ascii="Segoe UI" w:hAnsi="Segoe UI"/>
+                <w:sz w:val="19"/>
               </w:rPr>
               <w:t>Public</w:t>
             </w:r>
@@ -1180,22 +1134,143 @@
             <w:tcW w:type="dxa" w:w="1872"/>
             <w:shd w:fill="F8FAFC"/>
             <w:tcMar>
-              <w:top w:w="100" w:type="dxa"/>
-              <w:bottom w:w="100" w:type="dxa"/>
-              <w:left w:w="120" w:type="dxa"/>
-              <w:right w:w="120" w:type="dxa"/>
+              <w:top w:w="120" w:type="dxa"/>
+              <w:bottom w:w="120" w:type="dxa"/>
+              <w:left w:w="160" w:type="dxa"/>
+              <w:right w:w="160" w:type="dxa"/>
             </w:tcMar>
+            <w:vAlign w:val="center"/>
           </w:tcPr>
           <w:p>
             <w:pPr>
-              <w:spacing w:after="40" w:before="40"/>
+              <w:spacing w:before="20" w:after="20" w:line="276" w:lineRule="auto"/>
             </w:pPr>
             <w:r>
               <w:rPr>
-                <w:rFonts w:ascii="Times New Roman" w:hAnsi="Times New Roman"/>
-                <w:sz w:val="20"/>
+                <w:rFonts w:ascii="Segoe UI" w:hAnsi="Segoe UI"/>
+                <w:sz w:val="19"/>
               </w:rPr>
-              <w:t>Tìm kiếm, lọc và phân trang việc làm</w:t>
+              <w:t xml:space="preserve">Tìm kiếm, lọc và phân trang việc làm (hỗ trợ </w:t>
+            </w:r>
+            <w:r>
+              <w:rPr>
+                <w:rFonts w:ascii="Consolas" w:hAnsi="Consolas"/>
+                <w:color w:val="B42828"/>
+                <w:sz w:val="19"/>
+              </w:rPr>
+              <w:t>keyword</w:t>
+            </w:r>
+            <w:r>
+              <w:rPr>
+                <w:rFonts w:ascii="Segoe UI" w:hAnsi="Segoe UI"/>
+                <w:sz w:val="19"/>
+              </w:rPr>
+              <w:t xml:space="preserve">, </w:t>
+            </w:r>
+            <w:r>
+              <w:rPr>
+                <w:rFonts w:ascii="Consolas" w:hAnsi="Consolas"/>
+                <w:color w:val="B42828"/>
+                <w:sz w:val="19"/>
+              </w:rPr>
+              <w:t>categoryId</w:t>
+            </w:r>
+            <w:r>
+              <w:rPr>
+                <w:rFonts w:ascii="Segoe UI" w:hAnsi="Segoe UI"/>
+                <w:sz w:val="19"/>
+              </w:rPr>
+              <w:t xml:space="preserve">, </w:t>
+            </w:r>
+            <w:r>
+              <w:rPr>
+                <w:rFonts w:ascii="Consolas" w:hAnsi="Consolas"/>
+                <w:color w:val="B42828"/>
+                <w:sz w:val="19"/>
+              </w:rPr>
+              <w:t>jobType</w:t>
+            </w:r>
+            <w:r>
+              <w:rPr>
+                <w:rFonts w:ascii="Segoe UI" w:hAnsi="Segoe UI"/>
+                <w:sz w:val="19"/>
+              </w:rPr>
+              <w:t xml:space="preserve">, </w:t>
+            </w:r>
+            <w:r>
+              <w:rPr>
+                <w:rFonts w:ascii="Consolas" w:hAnsi="Consolas"/>
+                <w:color w:val="B42828"/>
+                <w:sz w:val="19"/>
+              </w:rPr>
+              <w:t>workMode</w:t>
+            </w:r>
+            <w:r>
+              <w:rPr>
+                <w:rFonts w:ascii="Segoe UI" w:hAnsi="Segoe UI"/>
+                <w:sz w:val="19"/>
+              </w:rPr>
+              <w:t xml:space="preserve">, </w:t>
+            </w:r>
+            <w:r>
+              <w:rPr>
+                <w:rFonts w:ascii="Consolas" w:hAnsi="Consolas"/>
+                <w:color w:val="B42828"/>
+                <w:sz w:val="19"/>
+              </w:rPr>
+              <w:t>province</w:t>
+            </w:r>
+            <w:r>
+              <w:rPr>
+                <w:rFonts w:ascii="Segoe UI" w:hAnsi="Segoe UI"/>
+                <w:sz w:val="19"/>
+              </w:rPr>
+              <w:t xml:space="preserve">, </w:t>
+            </w:r>
+            <w:r>
+              <w:rPr>
+                <w:rFonts w:ascii="Consolas" w:hAnsi="Consolas"/>
+                <w:color w:val="B42828"/>
+                <w:sz w:val="19"/>
+              </w:rPr>
+              <w:t>studentFriendly</w:t>
+            </w:r>
+            <w:r>
+              <w:rPr>
+                <w:rFonts w:ascii="Segoe UI" w:hAnsi="Segoe UI"/>
+                <w:sz w:val="19"/>
+              </w:rPr>
+              <w:t xml:space="preserve">, </w:t>
+            </w:r>
+            <w:r>
+              <w:rPr>
+                <w:rFonts w:ascii="Consolas" w:hAnsi="Consolas"/>
+                <w:color w:val="B42828"/>
+                <w:sz w:val="19"/>
+              </w:rPr>
+              <w:t>page</w:t>
+            </w:r>
+            <w:r>
+              <w:rPr>
+                <w:rFonts w:ascii="Segoe UI" w:hAnsi="Segoe UI"/>
+                <w:sz w:val="19"/>
+              </w:rPr>
+              <w:t xml:space="preserve">, </w:t>
+            </w:r>
+            <w:r>
+              <w:rPr>
+                <w:rFonts w:ascii="Consolas" w:hAnsi="Consolas"/>
+                <w:color w:val="B42828"/>
+                <w:sz w:val="19"/>
+              </w:rPr>
+              <w:t>size</w:t>
+            </w:r>
+            <w:r>
+              <w:rPr>
+                <w:rFonts w:ascii="Segoe UI" w:hAnsi="Segoe UI"/>
+                <w:sz w:val="19"/>
+              </w:rPr>
+              <w:t>)</w:t>
             </w:r>
           </w:p>
         </w:tc>
@@ -1206,15 +1281,16 @@
             <w:tcW w:type="dxa" w:w="1872"/>
             <w:shd w:fill="FFFFFF"/>
             <w:tcMar>
-              <w:top w:w="100" w:type="dxa"/>
-              <w:bottom w:w="100" w:type="dxa"/>
-              <w:left w:w="120" w:type="dxa"/>
-              <w:right w:w="120" w:type="dxa"/>
+              <w:top w:w="120" w:type="dxa"/>
+              <w:bottom w:w="120" w:type="dxa"/>
+              <w:left w:w="160" w:type="dxa"/>
+              <w:right w:w="160" w:type="dxa"/>
             </w:tcMar>
+            <w:vAlign w:val="center"/>
           </w:tcPr>
           <w:p>
             <w:pPr>
-              <w:spacing w:after="40" w:before="40"/>
+              <w:spacing w:before="20" w:after="20" w:line="276" w:lineRule="auto"/>
             </w:pPr>
           </w:p>
         </w:tc>
@@ -1223,21 +1299,22 @@
             <w:tcW w:type="dxa" w:w="1872"/>
             <w:shd w:fill="FFFFFF"/>
             <w:tcMar>
-              <w:top w:w="100" w:type="dxa"/>
-              <w:bottom w:w="100" w:type="dxa"/>
-              <w:left w:w="120" w:type="dxa"/>
-              <w:right w:w="120" w:type="dxa"/>
+              <w:top w:w="120" w:type="dxa"/>
+              <w:bottom w:w="120" w:type="dxa"/>
+              <w:left w:w="160" w:type="dxa"/>
+              <w:right w:w="160" w:type="dxa"/>
             </w:tcMar>
+            <w:vAlign w:val="center"/>
           </w:tcPr>
           <w:p>
             <w:pPr>
-              <w:spacing w:after="40" w:before="40"/>
+              <w:spacing w:before="20" w:after="20" w:line="276" w:lineRule="auto"/>
             </w:pPr>
             <w:r>
               <w:rPr>
-                <w:rFonts w:ascii="Times New Roman" w:hAnsi="Times New Roman"/>
+                <w:rFonts w:ascii="Consolas" w:hAnsi="Consolas"/>
                 <w:color w:val="B42828"/>
-                <w:sz w:val="20"/>
+                <w:sz w:val="19"/>
               </w:rPr>
               <w:t>GET</w:t>
             </w:r>
@@ -1248,21 +1325,602 @@
             <w:tcW w:type="dxa" w:w="1872"/>
             <w:shd w:fill="FFFFFF"/>
             <w:tcMar>
-              <w:top w:w="100" w:type="dxa"/>
-              <w:bottom w:w="100" w:type="dxa"/>
-              <w:left w:w="120" w:type="dxa"/>
-              <w:right w:w="120" w:type="dxa"/>
+              <w:top w:w="120" w:type="dxa"/>
+              <w:bottom w:w="120" w:type="dxa"/>
+              <w:left w:w="160" w:type="dxa"/>
+              <w:right w:w="160" w:type="dxa"/>
             </w:tcMar>
+            <w:vAlign w:val="center"/>
           </w:tcPr>
           <w:p>
             <w:pPr>
-              <w:spacing w:after="40" w:before="40"/>
+              <w:spacing w:before="20" w:after="20" w:line="276" w:lineRule="auto"/>
             </w:pPr>
             <w:r>
               <w:rPr>
-                <w:rFonts w:ascii="Times New Roman" w:hAnsi="Times New Roman"/>
+                <w:rFonts w:ascii="Consolas" w:hAnsi="Consolas"/>
                 <w:color w:val="B42828"/>
-                <w:sz w:val="20"/>
+                <w:sz w:val="19"/>
+              </w:rPr>
+              <w:t>/jobs/provinces</w:t>
+            </w:r>
+          </w:p>
+        </w:tc>
+        <w:tc>
+          <w:tcPr>
+            <w:tcW w:type="dxa" w:w="1872"/>
+            <w:shd w:fill="FFFFFF"/>
+            <w:tcMar>
+              <w:top w:w="120" w:type="dxa"/>
+              <w:bottom w:w="120" w:type="dxa"/>
+              <w:left w:w="160" w:type="dxa"/>
+              <w:right w:w="160" w:type="dxa"/>
+            </w:tcMar>
+            <w:vAlign w:val="center"/>
+          </w:tcPr>
+          <w:p>
+            <w:pPr>
+              <w:spacing w:before="20" w:after="20" w:line="276" w:lineRule="auto"/>
+            </w:pPr>
+            <w:r>
+              <w:rPr>
+                <w:rFonts w:ascii="Segoe UI" w:hAnsi="Segoe UI"/>
+                <w:sz w:val="19"/>
+              </w:rPr>
+              <w:t>Public</w:t>
+            </w:r>
+          </w:p>
+        </w:tc>
+        <w:tc>
+          <w:tcPr>
+            <w:tcW w:type="dxa" w:w="1872"/>
+            <w:shd w:fill="FFFFFF"/>
+            <w:tcMar>
+              <w:top w:w="120" w:type="dxa"/>
+              <w:bottom w:w="120" w:type="dxa"/>
+              <w:left w:w="160" w:type="dxa"/>
+              <w:right w:w="160" w:type="dxa"/>
+            </w:tcMar>
+            <w:vAlign w:val="center"/>
+          </w:tcPr>
+          <w:p>
+            <w:pPr>
+              <w:spacing w:before="20" w:after="20" w:line="276" w:lineRule="auto"/>
+            </w:pPr>
+            <w:r>
+              <w:rPr>
+                <w:rFonts w:ascii="Segoe UI" w:hAnsi="Segoe UI"/>
+                <w:sz w:val="19"/>
+              </w:rPr>
+              <w:t>Lấy danh sách động các tỉnh/thành phố có tin tuyển dụng</w:t>
+            </w:r>
+          </w:p>
+        </w:tc>
+      </w:tr>
+      <w:tr>
+        <w:tc>
+          <w:tcPr>
+            <w:tcW w:type="dxa" w:w="1872"/>
+            <w:shd w:fill="F8FAFC"/>
+            <w:tcMar>
+              <w:top w:w="120" w:type="dxa"/>
+              <w:bottom w:w="120" w:type="dxa"/>
+              <w:left w:w="160" w:type="dxa"/>
+              <w:right w:w="160" w:type="dxa"/>
+            </w:tcMar>
+            <w:vAlign w:val="center"/>
+          </w:tcPr>
+          <w:p>
+            <w:pPr>
+              <w:spacing w:before="20" w:after="20" w:line="276" w:lineRule="auto"/>
+            </w:pPr>
+          </w:p>
+        </w:tc>
+        <w:tc>
+          <w:tcPr>
+            <w:tcW w:type="dxa" w:w="1872"/>
+            <w:shd w:fill="F8FAFC"/>
+            <w:tcMar>
+              <w:top w:w="120" w:type="dxa"/>
+              <w:bottom w:w="120" w:type="dxa"/>
+              <w:left w:w="160" w:type="dxa"/>
+              <w:right w:w="160" w:type="dxa"/>
+            </w:tcMar>
+            <w:vAlign w:val="center"/>
+          </w:tcPr>
+          <w:p>
+            <w:pPr>
+              <w:spacing w:before="20" w:after="20" w:line="276" w:lineRule="auto"/>
+            </w:pPr>
+            <w:r>
+              <w:rPr>
+                <w:rFonts w:ascii="Consolas" w:hAnsi="Consolas"/>
+                <w:color w:val="B42828"/>
+                <w:sz w:val="19"/>
+              </w:rPr>
+              <w:t>GET</w:t>
+            </w:r>
+          </w:p>
+        </w:tc>
+        <w:tc>
+          <w:tcPr>
+            <w:tcW w:type="dxa" w:w="1872"/>
+            <w:shd w:fill="F8FAFC"/>
+            <w:tcMar>
+              <w:top w:w="120" w:type="dxa"/>
+              <w:bottom w:w="120" w:type="dxa"/>
+              <w:left w:w="160" w:type="dxa"/>
+              <w:right w:w="160" w:type="dxa"/>
+            </w:tcMar>
+            <w:vAlign w:val="center"/>
+          </w:tcPr>
+          <w:p>
+            <w:pPr>
+              <w:spacing w:before="20" w:after="20" w:line="276" w:lineRule="auto"/>
+            </w:pPr>
+            <w:r>
+              <w:rPr>
+                <w:rFonts w:ascii="Consolas" w:hAnsi="Consolas"/>
+                <w:color w:val="B42828"/>
+                <w:sz w:val="19"/>
+              </w:rPr>
+              <w:t>/jobs/{id}</w:t>
+            </w:r>
+          </w:p>
+        </w:tc>
+        <w:tc>
+          <w:tcPr>
+            <w:tcW w:type="dxa" w:w="1872"/>
+            <w:shd w:fill="F8FAFC"/>
+            <w:tcMar>
+              <w:top w:w="120" w:type="dxa"/>
+              <w:bottom w:w="120" w:type="dxa"/>
+              <w:left w:w="160" w:type="dxa"/>
+              <w:right w:w="160" w:type="dxa"/>
+            </w:tcMar>
+            <w:vAlign w:val="center"/>
+          </w:tcPr>
+          <w:p>
+            <w:pPr>
+              <w:spacing w:before="20" w:after="20" w:line="276" w:lineRule="auto"/>
+            </w:pPr>
+            <w:r>
+              <w:rPr>
+                <w:rFonts w:ascii="Segoe UI" w:hAnsi="Segoe UI"/>
+                <w:sz w:val="19"/>
+              </w:rPr>
+              <w:t>Public</w:t>
+            </w:r>
+          </w:p>
+        </w:tc>
+        <w:tc>
+          <w:tcPr>
+            <w:tcW w:type="dxa" w:w="1872"/>
+            <w:shd w:fill="F8FAFC"/>
+            <w:tcMar>
+              <w:top w:w="120" w:type="dxa"/>
+              <w:bottom w:w="120" w:type="dxa"/>
+              <w:left w:w="160" w:type="dxa"/>
+              <w:right w:w="160" w:type="dxa"/>
+            </w:tcMar>
+            <w:vAlign w:val="center"/>
+          </w:tcPr>
+          <w:p>
+            <w:pPr>
+              <w:spacing w:before="20" w:after="20" w:line="276" w:lineRule="auto"/>
+            </w:pPr>
+            <w:r>
+              <w:rPr>
+                <w:rFonts w:ascii="Segoe UI" w:hAnsi="Segoe UI"/>
+                <w:sz w:val="19"/>
+              </w:rPr>
+              <w:t>Xem thông tin chi tiết một tin tuyển dụng</w:t>
+            </w:r>
+          </w:p>
+        </w:tc>
+      </w:tr>
+      <w:tr>
+        <w:tc>
+          <w:tcPr>
+            <w:tcW w:type="dxa" w:w="1872"/>
+            <w:shd w:fill="FFFFFF"/>
+            <w:tcMar>
+              <w:top w:w="120" w:type="dxa"/>
+              <w:bottom w:w="120" w:type="dxa"/>
+              <w:left w:w="160" w:type="dxa"/>
+              <w:right w:w="160" w:type="dxa"/>
+            </w:tcMar>
+            <w:vAlign w:val="center"/>
+          </w:tcPr>
+          <w:p>
+            <w:pPr>
+              <w:spacing w:before="20" w:after="20" w:line="276" w:lineRule="auto"/>
+            </w:pPr>
+          </w:p>
+        </w:tc>
+        <w:tc>
+          <w:tcPr>
+            <w:tcW w:type="dxa" w:w="1872"/>
+            <w:shd w:fill="FFFFFF"/>
+            <w:tcMar>
+              <w:top w:w="120" w:type="dxa"/>
+              <w:bottom w:w="120" w:type="dxa"/>
+              <w:left w:w="160" w:type="dxa"/>
+              <w:right w:w="160" w:type="dxa"/>
+            </w:tcMar>
+            <w:vAlign w:val="center"/>
+          </w:tcPr>
+          <w:p>
+            <w:pPr>
+              <w:spacing w:before="20" w:after="20" w:line="276" w:lineRule="auto"/>
+            </w:pPr>
+            <w:r>
+              <w:rPr>
+                <w:rFonts w:ascii="Consolas" w:hAnsi="Consolas"/>
+                <w:color w:val="B42828"/>
+                <w:sz w:val="19"/>
+              </w:rPr>
+              <w:t>GET</w:t>
+            </w:r>
+          </w:p>
+        </w:tc>
+        <w:tc>
+          <w:tcPr>
+            <w:tcW w:type="dxa" w:w="1872"/>
+            <w:shd w:fill="FFFFFF"/>
+            <w:tcMar>
+              <w:top w:w="120" w:type="dxa"/>
+              <w:bottom w:w="120" w:type="dxa"/>
+              <w:left w:w="160" w:type="dxa"/>
+              <w:right w:w="160" w:type="dxa"/>
+            </w:tcMar>
+            <w:vAlign w:val="center"/>
+          </w:tcPr>
+          <w:p>
+            <w:pPr>
+              <w:spacing w:before="20" w:after="20" w:line="276" w:lineRule="auto"/>
+            </w:pPr>
+            <w:r>
+              <w:rPr>
+                <w:rFonts w:ascii="Consolas" w:hAnsi="Consolas"/>
+                <w:color w:val="B42828"/>
+                <w:sz w:val="19"/>
+              </w:rPr>
+              <w:t>/jobs/my-jobs</w:t>
+            </w:r>
+          </w:p>
+        </w:tc>
+        <w:tc>
+          <w:tcPr>
+            <w:tcW w:type="dxa" w:w="1872"/>
+            <w:shd w:fill="FFFFFF"/>
+            <w:tcMar>
+              <w:top w:w="120" w:type="dxa"/>
+              <w:bottom w:w="120" w:type="dxa"/>
+              <w:left w:w="160" w:type="dxa"/>
+              <w:right w:w="160" w:type="dxa"/>
+            </w:tcMar>
+            <w:vAlign w:val="center"/>
+          </w:tcPr>
+          <w:p>
+            <w:pPr>
+              <w:spacing w:before="20" w:after="20" w:line="276" w:lineRule="auto"/>
+            </w:pPr>
+            <w:r>
+              <w:rPr>
+                <w:rFonts w:ascii="Consolas" w:hAnsi="Consolas"/>
+                <w:color w:val="B42828"/>
+                <w:sz w:val="19"/>
+              </w:rPr>
+              <w:t>ROLE_EMPLOYER</w:t>
+            </w:r>
+          </w:p>
+        </w:tc>
+        <w:tc>
+          <w:tcPr>
+            <w:tcW w:type="dxa" w:w="1872"/>
+            <w:shd w:fill="FFFFFF"/>
+            <w:tcMar>
+              <w:top w:w="120" w:type="dxa"/>
+              <w:bottom w:w="120" w:type="dxa"/>
+              <w:left w:w="160" w:type="dxa"/>
+              <w:right w:w="160" w:type="dxa"/>
+            </w:tcMar>
+            <w:vAlign w:val="center"/>
+          </w:tcPr>
+          <w:p>
+            <w:pPr>
+              <w:spacing w:before="20" w:after="20" w:line="276" w:lineRule="auto"/>
+            </w:pPr>
+            <w:r>
+              <w:rPr>
+                <w:rFonts w:ascii="Segoe UI" w:hAnsi="Segoe UI"/>
+                <w:sz w:val="19"/>
+              </w:rPr>
+              <w:t>Xem danh sách tin do chính NTD đăng</w:t>
+            </w:r>
+          </w:p>
+        </w:tc>
+      </w:tr>
+      <w:tr>
+        <w:tc>
+          <w:tcPr>
+            <w:tcW w:type="dxa" w:w="1872"/>
+            <w:shd w:fill="F8FAFC"/>
+            <w:tcMar>
+              <w:top w:w="120" w:type="dxa"/>
+              <w:bottom w:w="120" w:type="dxa"/>
+              <w:left w:w="160" w:type="dxa"/>
+              <w:right w:w="160" w:type="dxa"/>
+            </w:tcMar>
+            <w:vAlign w:val="center"/>
+          </w:tcPr>
+          <w:p>
+            <w:pPr>
+              <w:spacing w:before="20" w:after="20" w:line="276" w:lineRule="auto"/>
+            </w:pPr>
+          </w:p>
+        </w:tc>
+        <w:tc>
+          <w:tcPr>
+            <w:tcW w:type="dxa" w:w="1872"/>
+            <w:shd w:fill="F8FAFC"/>
+            <w:tcMar>
+              <w:top w:w="120" w:type="dxa"/>
+              <w:bottom w:w="120" w:type="dxa"/>
+              <w:left w:w="160" w:type="dxa"/>
+              <w:right w:w="160" w:type="dxa"/>
+            </w:tcMar>
+            <w:vAlign w:val="center"/>
+          </w:tcPr>
+          <w:p>
+            <w:pPr>
+              <w:spacing w:before="20" w:after="20" w:line="276" w:lineRule="auto"/>
+            </w:pPr>
+            <w:r>
+              <w:rPr>
+                <w:rFonts w:ascii="Consolas" w:hAnsi="Consolas"/>
+                <w:color w:val="B42828"/>
+                <w:sz w:val="19"/>
+              </w:rPr>
+              <w:t>POST</w:t>
+            </w:r>
+          </w:p>
+        </w:tc>
+        <w:tc>
+          <w:tcPr>
+            <w:tcW w:type="dxa" w:w="1872"/>
+            <w:shd w:fill="F8FAFC"/>
+            <w:tcMar>
+              <w:top w:w="120" w:type="dxa"/>
+              <w:bottom w:w="120" w:type="dxa"/>
+              <w:left w:w="160" w:type="dxa"/>
+              <w:right w:w="160" w:type="dxa"/>
+            </w:tcMar>
+            <w:vAlign w:val="center"/>
+          </w:tcPr>
+          <w:p>
+            <w:pPr>
+              <w:spacing w:before="20" w:after="20" w:line="276" w:lineRule="auto"/>
+            </w:pPr>
+            <w:r>
+              <w:rPr>
+                <w:rFonts w:ascii="Consolas" w:hAnsi="Consolas"/>
+                <w:color w:val="B42828"/>
+                <w:sz w:val="19"/>
+              </w:rPr>
+              <w:t>/jobs</w:t>
+            </w:r>
+          </w:p>
+        </w:tc>
+        <w:tc>
+          <w:tcPr>
+            <w:tcW w:type="dxa" w:w="1872"/>
+            <w:shd w:fill="F8FAFC"/>
+            <w:tcMar>
+              <w:top w:w="120" w:type="dxa"/>
+              <w:bottom w:w="120" w:type="dxa"/>
+              <w:left w:w="160" w:type="dxa"/>
+              <w:right w:w="160" w:type="dxa"/>
+            </w:tcMar>
+            <w:vAlign w:val="center"/>
+          </w:tcPr>
+          <w:p>
+            <w:pPr>
+              <w:spacing w:before="20" w:after="20" w:line="276" w:lineRule="auto"/>
+            </w:pPr>
+            <w:r>
+              <w:rPr>
+                <w:rFonts w:ascii="Consolas" w:hAnsi="Consolas"/>
+                <w:color w:val="B42828"/>
+                <w:sz w:val="19"/>
+              </w:rPr>
+              <w:t>ROLE_EMPLOYER</w:t>
+            </w:r>
+            <w:r>
+              <w:rPr>
+                <w:rFonts w:ascii="Segoe UI" w:hAnsi="Segoe UI"/>
+                <w:sz w:val="19"/>
+              </w:rPr>
+              <w:t xml:space="preserve">, </w:t>
+            </w:r>
+            <w:r>
+              <w:rPr>
+                <w:rFonts w:ascii="Consolas" w:hAnsi="Consolas"/>
+                <w:color w:val="B42828"/>
+                <w:sz w:val="19"/>
+              </w:rPr>
+              <w:t>ROLE_ADMIN</w:t>
+            </w:r>
+          </w:p>
+        </w:tc>
+        <w:tc>
+          <w:tcPr>
+            <w:tcW w:type="dxa" w:w="1872"/>
+            <w:shd w:fill="F8FAFC"/>
+            <w:tcMar>
+              <w:top w:w="120" w:type="dxa"/>
+              <w:bottom w:w="120" w:type="dxa"/>
+              <w:left w:w="160" w:type="dxa"/>
+              <w:right w:w="160" w:type="dxa"/>
+            </w:tcMar>
+            <w:vAlign w:val="center"/>
+          </w:tcPr>
+          <w:p>
+            <w:pPr>
+              <w:spacing w:before="20" w:after="20" w:line="276" w:lineRule="auto"/>
+            </w:pPr>
+            <w:r>
+              <w:rPr>
+                <w:rFonts w:ascii="Segoe UI" w:hAnsi="Segoe UI"/>
+                <w:sz w:val="19"/>
+              </w:rPr>
+              <w:t xml:space="preserve">Đăng tin tuyển dụng mới (hỗ trợ </w:t>
+            </w:r>
+            <w:r>
+              <w:rPr>
+                <w:rFonts w:ascii="Consolas" w:hAnsi="Consolas"/>
+                <w:color w:val="B42828"/>
+                <w:sz w:val="19"/>
+              </w:rPr>
+              <w:t>province</w:t>
+            </w:r>
+            <w:r>
+              <w:rPr>
+                <w:rFonts w:ascii="Segoe UI" w:hAnsi="Segoe UI"/>
+                <w:sz w:val="19"/>
+              </w:rPr>
+              <w:t xml:space="preserve">, </w:t>
+            </w:r>
+            <w:r>
+              <w:rPr>
+                <w:rFonts w:ascii="Consolas" w:hAnsi="Consolas"/>
+                <w:color w:val="B42828"/>
+                <w:sz w:val="19"/>
+              </w:rPr>
+              <w:t>salaryText</w:t>
+            </w:r>
+            <w:r>
+              <w:rPr>
+                <w:rFonts w:ascii="Segoe UI" w:hAnsi="Segoe UI"/>
+                <w:sz w:val="19"/>
+              </w:rPr>
+              <w:t xml:space="preserve">, </w:t>
+            </w:r>
+            <w:r>
+              <w:rPr>
+                <w:rFonts w:ascii="Consolas" w:hAnsi="Consolas"/>
+                <w:color w:val="B42828"/>
+                <w:sz w:val="19"/>
+              </w:rPr>
+              <w:t>workingHours</w:t>
+            </w:r>
+            <w:r>
+              <w:rPr>
+                <w:rFonts w:ascii="Segoe UI" w:hAnsi="Segoe UI"/>
+                <w:sz w:val="19"/>
+              </w:rPr>
+              <w:t xml:space="preserve">, </w:t>
+            </w:r>
+            <w:r>
+              <w:rPr>
+                <w:rFonts w:ascii="Consolas" w:hAnsi="Consolas"/>
+                <w:color w:val="B42828"/>
+                <w:sz w:val="19"/>
+              </w:rPr>
+              <w:t>benefits</w:t>
+            </w:r>
+            <w:r>
+              <w:rPr>
+                <w:rFonts w:ascii="Segoe UI" w:hAnsi="Segoe UI"/>
+                <w:sz w:val="19"/>
+              </w:rPr>
+              <w:t xml:space="preserve">, </w:t>
+            </w:r>
+            <w:r>
+              <w:rPr>
+                <w:rFonts w:ascii="Consolas" w:hAnsi="Consolas"/>
+                <w:color w:val="B42828"/>
+                <w:sz w:val="19"/>
+              </w:rPr>
+              <w:t>studentFriendly</w:t>
+            </w:r>
+            <w:r>
+              <w:rPr>
+                <w:rFonts w:ascii="Segoe UI" w:hAnsi="Segoe UI"/>
+                <w:sz w:val="19"/>
+              </w:rPr>
+              <w:t>)</w:t>
+            </w:r>
+          </w:p>
+        </w:tc>
+      </w:tr>
+      <w:tr>
+        <w:tc>
+          <w:tcPr>
+            <w:tcW w:type="dxa" w:w="1872"/>
+            <w:shd w:fill="FFFFFF"/>
+            <w:tcMar>
+              <w:top w:w="120" w:type="dxa"/>
+              <w:bottom w:w="120" w:type="dxa"/>
+              <w:left w:w="160" w:type="dxa"/>
+              <w:right w:w="160" w:type="dxa"/>
+            </w:tcMar>
+            <w:vAlign w:val="center"/>
+          </w:tcPr>
+          <w:p>
+            <w:pPr>
+              <w:spacing w:before="20" w:after="20" w:line="276" w:lineRule="auto"/>
+            </w:pPr>
+          </w:p>
+        </w:tc>
+        <w:tc>
+          <w:tcPr>
+            <w:tcW w:type="dxa" w:w="1872"/>
+            <w:shd w:fill="FFFFFF"/>
+            <w:tcMar>
+              <w:top w:w="120" w:type="dxa"/>
+              <w:bottom w:w="120" w:type="dxa"/>
+              <w:left w:w="160" w:type="dxa"/>
+              <w:right w:w="160" w:type="dxa"/>
+            </w:tcMar>
+            <w:vAlign w:val="center"/>
+          </w:tcPr>
+          <w:p>
+            <w:pPr>
+              <w:spacing w:before="20" w:after="20" w:line="276" w:lineRule="auto"/>
+            </w:pPr>
+            <w:r>
+              <w:rPr>
+                <w:rFonts w:ascii="Consolas" w:hAnsi="Consolas"/>
+                <w:color w:val="B42828"/>
+                <w:sz w:val="19"/>
+              </w:rPr>
+              <w:t>PUT</w:t>
+            </w:r>
+          </w:p>
+        </w:tc>
+        <w:tc>
+          <w:tcPr>
+            <w:tcW w:type="dxa" w:w="1872"/>
+            <w:shd w:fill="FFFFFF"/>
+            <w:tcMar>
+              <w:top w:w="120" w:type="dxa"/>
+              <w:bottom w:w="120" w:type="dxa"/>
+              <w:left w:w="160" w:type="dxa"/>
+              <w:right w:w="160" w:type="dxa"/>
+            </w:tcMar>
+            <w:vAlign w:val="center"/>
+          </w:tcPr>
+          <w:p>
+            <w:pPr>
+              <w:spacing w:before="20" w:after="20" w:line="276" w:lineRule="auto"/>
+            </w:pPr>
+            <w:r>
+              <w:rPr>
+                <w:rFonts w:ascii="Consolas" w:hAnsi="Consolas"/>
+                <w:color w:val="B42828"/>
+                <w:sz w:val="19"/>
               </w:rPr>
               <w:t>/jobs/{id}</w:t>
             </w:r>
@@ -1273,20 +1931,1181 @@
             <w:tcW w:type="dxa" w:w="1872"/>
             <w:shd w:fill="FFFFFF"/>
             <w:tcMar>
-              <w:top w:w="100" w:type="dxa"/>
-              <w:bottom w:w="100" w:type="dxa"/>
-              <w:left w:w="120" w:type="dxa"/>
-              <w:right w:w="120" w:type="dxa"/>
+              <w:top w:w="120" w:type="dxa"/>
+              <w:bottom w:w="120" w:type="dxa"/>
+              <w:left w:w="160" w:type="dxa"/>
+              <w:right w:w="160" w:type="dxa"/>
             </w:tcMar>
+            <w:vAlign w:val="center"/>
           </w:tcPr>
           <w:p>
             <w:pPr>
-              <w:spacing w:after="40" w:before="40"/>
+              <w:spacing w:before="20" w:after="20" w:line="276" w:lineRule="auto"/>
             </w:pPr>
             <w:r>
               <w:rPr>
-                <w:rFonts w:ascii="Times New Roman" w:hAnsi="Times New Roman"/>
-                <w:sz w:val="20"/>
+                <w:rFonts w:ascii="Consolas" w:hAnsi="Consolas"/>
+                <w:color w:val="B42828"/>
+                <w:sz w:val="19"/>
+              </w:rPr>
+              <w:t>ROLE_EMPLOYER</w:t>
+            </w:r>
+            <w:r>
+              <w:rPr>
+                <w:rFonts w:ascii="Segoe UI" w:hAnsi="Segoe UI"/>
+                <w:sz w:val="19"/>
+              </w:rPr>
+              <w:t xml:space="preserve">, </w:t>
+            </w:r>
+            <w:r>
+              <w:rPr>
+                <w:rFonts w:ascii="Consolas" w:hAnsi="Consolas"/>
+                <w:color w:val="B42828"/>
+                <w:sz w:val="19"/>
+              </w:rPr>
+              <w:t>ROLE_ADMIN</w:t>
+            </w:r>
+          </w:p>
+        </w:tc>
+        <w:tc>
+          <w:tcPr>
+            <w:tcW w:type="dxa" w:w="1872"/>
+            <w:shd w:fill="FFFFFF"/>
+            <w:tcMar>
+              <w:top w:w="120" w:type="dxa"/>
+              <w:bottom w:w="120" w:type="dxa"/>
+              <w:left w:w="160" w:type="dxa"/>
+              <w:right w:w="160" w:type="dxa"/>
+            </w:tcMar>
+            <w:vAlign w:val="center"/>
+          </w:tcPr>
+          <w:p>
+            <w:pPr>
+              <w:spacing w:before="20" w:after="20" w:line="276" w:lineRule="auto"/>
+            </w:pPr>
+            <w:r>
+              <w:rPr>
+                <w:rFonts w:ascii="Segoe UI" w:hAnsi="Segoe UI"/>
+                <w:sz w:val="19"/>
+              </w:rPr>
+              <w:t>Cập nhật thông tin tin tuyển dụng</w:t>
+            </w:r>
+          </w:p>
+        </w:tc>
+      </w:tr>
+      <w:tr>
+        <w:tc>
+          <w:tcPr>
+            <w:tcW w:type="dxa" w:w="1872"/>
+            <w:shd w:fill="F8FAFC"/>
+            <w:tcMar>
+              <w:top w:w="120" w:type="dxa"/>
+              <w:bottom w:w="120" w:type="dxa"/>
+              <w:left w:w="160" w:type="dxa"/>
+              <w:right w:w="160" w:type="dxa"/>
+            </w:tcMar>
+            <w:vAlign w:val="center"/>
+          </w:tcPr>
+          <w:p>
+            <w:pPr>
+              <w:spacing w:before="20" w:after="20" w:line="276" w:lineRule="auto"/>
+            </w:pPr>
+          </w:p>
+        </w:tc>
+        <w:tc>
+          <w:tcPr>
+            <w:tcW w:type="dxa" w:w="1872"/>
+            <w:shd w:fill="F8FAFC"/>
+            <w:tcMar>
+              <w:top w:w="120" w:type="dxa"/>
+              <w:bottom w:w="120" w:type="dxa"/>
+              <w:left w:w="160" w:type="dxa"/>
+              <w:right w:w="160" w:type="dxa"/>
+            </w:tcMar>
+            <w:vAlign w:val="center"/>
+          </w:tcPr>
+          <w:p>
+            <w:pPr>
+              <w:spacing w:before="20" w:after="20" w:line="276" w:lineRule="auto"/>
+            </w:pPr>
+            <w:r>
+              <w:rPr>
+                <w:rFonts w:ascii="Consolas" w:hAnsi="Consolas"/>
+                <w:color w:val="B42828"/>
+                <w:sz w:val="19"/>
+              </w:rPr>
+              <w:t>PATCH</w:t>
+            </w:r>
+          </w:p>
+        </w:tc>
+        <w:tc>
+          <w:tcPr>
+            <w:tcW w:type="dxa" w:w="1872"/>
+            <w:shd w:fill="F8FAFC"/>
+            <w:tcMar>
+              <w:top w:w="120" w:type="dxa"/>
+              <w:bottom w:w="120" w:type="dxa"/>
+              <w:left w:w="160" w:type="dxa"/>
+              <w:right w:w="160" w:type="dxa"/>
+            </w:tcMar>
+            <w:vAlign w:val="center"/>
+          </w:tcPr>
+          <w:p>
+            <w:pPr>
+              <w:spacing w:before="20" w:after="20" w:line="276" w:lineRule="auto"/>
+            </w:pPr>
+            <w:r>
+              <w:rPr>
+                <w:rFonts w:ascii="Consolas" w:hAnsi="Consolas"/>
+                <w:color w:val="B42828"/>
+                <w:sz w:val="19"/>
+              </w:rPr>
+              <w:t>/jobs/{id}/status</w:t>
+            </w:r>
+          </w:p>
+        </w:tc>
+        <w:tc>
+          <w:tcPr>
+            <w:tcW w:type="dxa" w:w="1872"/>
+            <w:shd w:fill="F8FAFC"/>
+            <w:tcMar>
+              <w:top w:w="120" w:type="dxa"/>
+              <w:bottom w:w="120" w:type="dxa"/>
+              <w:left w:w="160" w:type="dxa"/>
+              <w:right w:w="160" w:type="dxa"/>
+            </w:tcMar>
+            <w:vAlign w:val="center"/>
+          </w:tcPr>
+          <w:p>
+            <w:pPr>
+              <w:spacing w:before="20" w:after="20" w:line="276" w:lineRule="auto"/>
+            </w:pPr>
+            <w:r>
+              <w:rPr>
+                <w:rFonts w:ascii="Consolas" w:hAnsi="Consolas"/>
+                <w:color w:val="B42828"/>
+                <w:sz w:val="19"/>
+              </w:rPr>
+              <w:t>ROLE_EMPLOYER</w:t>
+            </w:r>
+            <w:r>
+              <w:rPr>
+                <w:rFonts w:ascii="Segoe UI" w:hAnsi="Segoe UI"/>
+                <w:sz w:val="19"/>
+              </w:rPr>
+              <w:t xml:space="preserve">, </w:t>
+            </w:r>
+            <w:r>
+              <w:rPr>
+                <w:rFonts w:ascii="Consolas" w:hAnsi="Consolas"/>
+                <w:color w:val="B42828"/>
+                <w:sz w:val="19"/>
+              </w:rPr>
+              <w:t>ROLE_ADMIN</w:t>
+            </w:r>
+          </w:p>
+        </w:tc>
+        <w:tc>
+          <w:tcPr>
+            <w:tcW w:type="dxa" w:w="1872"/>
+            <w:shd w:fill="F8FAFC"/>
+            <w:tcMar>
+              <w:top w:w="120" w:type="dxa"/>
+              <w:bottom w:w="120" w:type="dxa"/>
+              <w:left w:w="160" w:type="dxa"/>
+              <w:right w:w="160" w:type="dxa"/>
+            </w:tcMar>
+            <w:vAlign w:val="center"/>
+          </w:tcPr>
+          <w:p>
+            <w:pPr>
+              <w:spacing w:before="20" w:after="20" w:line="276" w:lineRule="auto"/>
+            </w:pPr>
+            <w:r>
+              <w:rPr>
+                <w:rFonts w:ascii="Segoe UI" w:hAnsi="Segoe UI"/>
+                <w:sz w:val="19"/>
+              </w:rPr>
+              <w:t>Đổi trạng thái tin (</w:t>
+            </w:r>
+            <w:r>
+              <w:rPr>
+                <w:rFonts w:ascii="Consolas" w:hAnsi="Consolas"/>
+                <w:color w:val="B42828"/>
+                <w:sz w:val="19"/>
+              </w:rPr>
+              <w:t>OPEN</w:t>
+            </w:r>
+            <w:r>
+              <w:rPr>
+                <w:rFonts w:ascii="Segoe UI" w:hAnsi="Segoe UI"/>
+                <w:sz w:val="19"/>
+              </w:rPr>
+              <w:t xml:space="preserve">, </w:t>
+            </w:r>
+            <w:r>
+              <w:rPr>
+                <w:rFonts w:ascii="Consolas" w:hAnsi="Consolas"/>
+                <w:color w:val="B42828"/>
+                <w:sz w:val="19"/>
+              </w:rPr>
+              <w:t>IN_PROGRESS</w:t>
+            </w:r>
+            <w:r>
+              <w:rPr>
+                <w:rFonts w:ascii="Segoe UI" w:hAnsi="Segoe UI"/>
+                <w:sz w:val="19"/>
+              </w:rPr>
+              <w:t xml:space="preserve">, </w:t>
+            </w:r>
+            <w:r>
+              <w:rPr>
+                <w:rFonts w:ascii="Consolas" w:hAnsi="Consolas"/>
+                <w:color w:val="B42828"/>
+                <w:sz w:val="19"/>
+              </w:rPr>
+              <w:t>COMPLETED</w:t>
+            </w:r>
+            <w:r>
+              <w:rPr>
+                <w:rFonts w:ascii="Segoe UI" w:hAnsi="Segoe UI"/>
+                <w:sz w:val="19"/>
+              </w:rPr>
+              <w:t xml:space="preserve">, </w:t>
+            </w:r>
+            <w:r>
+              <w:rPr>
+                <w:rFonts w:ascii="Consolas" w:hAnsi="Consolas"/>
+                <w:color w:val="B42828"/>
+                <w:sz w:val="19"/>
+              </w:rPr>
+              <w:t>CLOSED</w:t>
+            </w:r>
+            <w:r>
+              <w:rPr>
+                <w:rFonts w:ascii="Segoe UI" w:hAnsi="Segoe UI"/>
+                <w:sz w:val="19"/>
+              </w:rPr>
+              <w:t>)</w:t>
+            </w:r>
+          </w:p>
+        </w:tc>
+      </w:tr>
+      <w:tr>
+        <w:tc>
+          <w:tcPr>
+            <w:tcW w:type="dxa" w:w="1872"/>
+            <w:shd w:fill="FFFFFF"/>
+            <w:tcMar>
+              <w:top w:w="120" w:type="dxa"/>
+              <w:bottom w:w="120" w:type="dxa"/>
+              <w:left w:w="160" w:type="dxa"/>
+              <w:right w:w="160" w:type="dxa"/>
+            </w:tcMar>
+            <w:vAlign w:val="center"/>
+          </w:tcPr>
+          <w:p>
+            <w:pPr>
+              <w:spacing w:before="20" w:after="20" w:line="276" w:lineRule="auto"/>
+            </w:pPr>
+          </w:p>
+        </w:tc>
+        <w:tc>
+          <w:tcPr>
+            <w:tcW w:type="dxa" w:w="1872"/>
+            <w:shd w:fill="FFFFFF"/>
+            <w:tcMar>
+              <w:top w:w="120" w:type="dxa"/>
+              <w:bottom w:w="120" w:type="dxa"/>
+              <w:left w:w="160" w:type="dxa"/>
+              <w:right w:w="160" w:type="dxa"/>
+            </w:tcMar>
+            <w:vAlign w:val="center"/>
+          </w:tcPr>
+          <w:p>
+            <w:pPr>
+              <w:spacing w:before="20" w:after="20" w:line="276" w:lineRule="auto"/>
+            </w:pPr>
+            <w:r>
+              <w:rPr>
+                <w:rFonts w:ascii="Consolas" w:hAnsi="Consolas"/>
+                <w:color w:val="B42828"/>
+                <w:sz w:val="19"/>
+              </w:rPr>
+              <w:t>DELETE</w:t>
+            </w:r>
+          </w:p>
+        </w:tc>
+        <w:tc>
+          <w:tcPr>
+            <w:tcW w:type="dxa" w:w="1872"/>
+            <w:shd w:fill="FFFFFF"/>
+            <w:tcMar>
+              <w:top w:w="120" w:type="dxa"/>
+              <w:bottom w:w="120" w:type="dxa"/>
+              <w:left w:w="160" w:type="dxa"/>
+              <w:right w:w="160" w:type="dxa"/>
+            </w:tcMar>
+            <w:vAlign w:val="center"/>
+          </w:tcPr>
+          <w:p>
+            <w:pPr>
+              <w:spacing w:before="20" w:after="20" w:line="276" w:lineRule="auto"/>
+            </w:pPr>
+            <w:r>
+              <w:rPr>
+                <w:rFonts w:ascii="Consolas" w:hAnsi="Consolas"/>
+                <w:color w:val="B42828"/>
+                <w:sz w:val="19"/>
+              </w:rPr>
+              <w:t>/jobs/{id}</w:t>
+            </w:r>
+          </w:p>
+        </w:tc>
+        <w:tc>
+          <w:tcPr>
+            <w:tcW w:type="dxa" w:w="1872"/>
+            <w:shd w:fill="FFFFFF"/>
+            <w:tcMar>
+              <w:top w:w="120" w:type="dxa"/>
+              <w:bottom w:w="120" w:type="dxa"/>
+              <w:left w:w="160" w:type="dxa"/>
+              <w:right w:w="160" w:type="dxa"/>
+            </w:tcMar>
+            <w:vAlign w:val="center"/>
+          </w:tcPr>
+          <w:p>
+            <w:pPr>
+              <w:spacing w:before="20" w:after="20" w:line="276" w:lineRule="auto"/>
+            </w:pPr>
+            <w:r>
+              <w:rPr>
+                <w:rFonts w:ascii="Consolas" w:hAnsi="Consolas"/>
+                <w:color w:val="B42828"/>
+                <w:sz w:val="19"/>
+              </w:rPr>
+              <w:t>ROLE_EMPLOYER</w:t>
+            </w:r>
+            <w:r>
+              <w:rPr>
+                <w:rFonts w:ascii="Segoe UI" w:hAnsi="Segoe UI"/>
+                <w:sz w:val="19"/>
+              </w:rPr>
+              <w:t xml:space="preserve">, </w:t>
+            </w:r>
+            <w:r>
+              <w:rPr>
+                <w:rFonts w:ascii="Consolas" w:hAnsi="Consolas"/>
+                <w:color w:val="B42828"/>
+                <w:sz w:val="19"/>
+              </w:rPr>
+              <w:t>ROLE_ADMIN</w:t>
+            </w:r>
+          </w:p>
+        </w:tc>
+        <w:tc>
+          <w:tcPr>
+            <w:tcW w:type="dxa" w:w="1872"/>
+            <w:shd w:fill="FFFFFF"/>
+            <w:tcMar>
+              <w:top w:w="120" w:type="dxa"/>
+              <w:bottom w:w="120" w:type="dxa"/>
+              <w:left w:w="160" w:type="dxa"/>
+              <w:right w:w="160" w:type="dxa"/>
+            </w:tcMar>
+            <w:vAlign w:val="center"/>
+          </w:tcPr>
+          <w:p>
+            <w:pPr>
+              <w:spacing w:before="20" w:after="20" w:line="276" w:lineRule="auto"/>
+            </w:pPr>
+            <w:r>
+              <w:rPr>
+                <w:rFonts w:ascii="Segoe UI" w:hAnsi="Segoe UI"/>
+                <w:sz w:val="19"/>
+              </w:rPr>
+              <w:t>Xóa tin tuyển dụng</w:t>
+            </w:r>
+          </w:p>
+        </w:tc>
+      </w:tr>
+      <w:tr>
+        <w:tc>
+          <w:tcPr>
+            <w:tcW w:type="dxa" w:w="1872"/>
+            <w:shd w:fill="F8FAFC"/>
+            <w:tcMar>
+              <w:top w:w="120" w:type="dxa"/>
+              <w:bottom w:w="120" w:type="dxa"/>
+              <w:left w:w="160" w:type="dxa"/>
+              <w:right w:w="160" w:type="dxa"/>
+            </w:tcMar>
+            <w:vAlign w:val="center"/>
+          </w:tcPr>
+          <w:p>
+            <w:pPr>
+              <w:spacing w:before="20" w:after="20" w:line="276" w:lineRule="auto"/>
+            </w:pPr>
+            <w:r>
+              <w:rPr>
+                <w:b/>
+              </w:rPr>
+              <w:t>Applications</w:t>
+            </w:r>
+          </w:p>
+        </w:tc>
+        <w:tc>
+          <w:tcPr>
+            <w:tcW w:type="dxa" w:w="1872"/>
+            <w:shd w:fill="F8FAFC"/>
+            <w:tcMar>
+              <w:top w:w="120" w:type="dxa"/>
+              <w:bottom w:w="120" w:type="dxa"/>
+              <w:left w:w="160" w:type="dxa"/>
+              <w:right w:w="160" w:type="dxa"/>
+            </w:tcMar>
+            <w:vAlign w:val="center"/>
+          </w:tcPr>
+          <w:p>
+            <w:pPr>
+              <w:spacing w:before="20" w:after="20" w:line="276" w:lineRule="auto"/>
+            </w:pPr>
+            <w:r>
+              <w:rPr>
+                <w:rFonts w:ascii="Consolas" w:hAnsi="Consolas"/>
+                <w:color w:val="B42828"/>
+                <w:sz w:val="19"/>
+              </w:rPr>
+              <w:t>POST</w:t>
+            </w:r>
+          </w:p>
+        </w:tc>
+        <w:tc>
+          <w:tcPr>
+            <w:tcW w:type="dxa" w:w="1872"/>
+            <w:shd w:fill="F8FAFC"/>
+            <w:tcMar>
+              <w:top w:w="120" w:type="dxa"/>
+              <w:bottom w:w="120" w:type="dxa"/>
+              <w:left w:w="160" w:type="dxa"/>
+              <w:right w:w="160" w:type="dxa"/>
+            </w:tcMar>
+            <w:vAlign w:val="center"/>
+          </w:tcPr>
+          <w:p>
+            <w:pPr>
+              <w:spacing w:before="20" w:after="20" w:line="276" w:lineRule="auto"/>
+            </w:pPr>
+            <w:r>
+              <w:rPr>
+                <w:rFonts w:ascii="Consolas" w:hAnsi="Consolas"/>
+                <w:color w:val="B42828"/>
+                <w:sz w:val="19"/>
+              </w:rPr>
+              <w:t>/applications</w:t>
+            </w:r>
+          </w:p>
+        </w:tc>
+        <w:tc>
+          <w:tcPr>
+            <w:tcW w:type="dxa" w:w="1872"/>
+            <w:shd w:fill="F8FAFC"/>
+            <w:tcMar>
+              <w:top w:w="120" w:type="dxa"/>
+              <w:bottom w:w="120" w:type="dxa"/>
+              <w:left w:w="160" w:type="dxa"/>
+              <w:right w:w="160" w:type="dxa"/>
+            </w:tcMar>
+            <w:vAlign w:val="center"/>
+          </w:tcPr>
+          <w:p>
+            <w:pPr>
+              <w:spacing w:before="20" w:after="20" w:line="276" w:lineRule="auto"/>
+            </w:pPr>
+            <w:r>
+              <w:rPr>
+                <w:rFonts w:ascii="Consolas" w:hAnsi="Consolas"/>
+                <w:color w:val="B42828"/>
+                <w:sz w:val="19"/>
+              </w:rPr>
+              <w:t>ROLE_STUDENT</w:t>
+            </w:r>
+          </w:p>
+        </w:tc>
+        <w:tc>
+          <w:tcPr>
+            <w:tcW w:type="dxa" w:w="1872"/>
+            <w:shd w:fill="F8FAFC"/>
+            <w:tcMar>
+              <w:top w:w="120" w:type="dxa"/>
+              <w:bottom w:w="120" w:type="dxa"/>
+              <w:left w:w="160" w:type="dxa"/>
+              <w:right w:w="160" w:type="dxa"/>
+            </w:tcMar>
+            <w:vAlign w:val="center"/>
+          </w:tcPr>
+          <w:p>
+            <w:pPr>
+              <w:spacing w:before="20" w:after="20" w:line="276" w:lineRule="auto"/>
+            </w:pPr>
+            <w:r>
+              <w:rPr>
+                <w:rFonts w:ascii="Segoe UI" w:hAnsi="Segoe UI"/>
+                <w:sz w:val="19"/>
+              </w:rPr>
+              <w:t>Nộp hồ sơ ứng tuyển kèm CV</w:t>
+            </w:r>
+          </w:p>
+        </w:tc>
+      </w:tr>
+      <w:tr>
+        <w:tc>
+          <w:tcPr>
+            <w:tcW w:type="dxa" w:w="1872"/>
+            <w:shd w:fill="FFFFFF"/>
+            <w:tcMar>
+              <w:top w:w="120" w:type="dxa"/>
+              <w:bottom w:w="120" w:type="dxa"/>
+              <w:left w:w="160" w:type="dxa"/>
+              <w:right w:w="160" w:type="dxa"/>
+            </w:tcMar>
+            <w:vAlign w:val="center"/>
+          </w:tcPr>
+          <w:p>
+            <w:pPr>
+              <w:spacing w:before="20" w:after="20" w:line="276" w:lineRule="auto"/>
+            </w:pPr>
+          </w:p>
+        </w:tc>
+        <w:tc>
+          <w:tcPr>
+            <w:tcW w:type="dxa" w:w="1872"/>
+            <w:shd w:fill="FFFFFF"/>
+            <w:tcMar>
+              <w:top w:w="120" w:type="dxa"/>
+              <w:bottom w:w="120" w:type="dxa"/>
+              <w:left w:w="160" w:type="dxa"/>
+              <w:right w:w="160" w:type="dxa"/>
+            </w:tcMar>
+            <w:vAlign w:val="center"/>
+          </w:tcPr>
+          <w:p>
+            <w:pPr>
+              <w:spacing w:before="20" w:after="20" w:line="276" w:lineRule="auto"/>
+            </w:pPr>
+            <w:r>
+              <w:rPr>
+                <w:rFonts w:ascii="Consolas" w:hAnsi="Consolas"/>
+                <w:color w:val="B42828"/>
+                <w:sz w:val="19"/>
+              </w:rPr>
+              <w:t>GET</w:t>
+            </w:r>
+          </w:p>
+        </w:tc>
+        <w:tc>
+          <w:tcPr>
+            <w:tcW w:type="dxa" w:w="1872"/>
+            <w:shd w:fill="FFFFFF"/>
+            <w:tcMar>
+              <w:top w:w="120" w:type="dxa"/>
+              <w:bottom w:w="120" w:type="dxa"/>
+              <w:left w:w="160" w:type="dxa"/>
+              <w:right w:w="160" w:type="dxa"/>
+            </w:tcMar>
+            <w:vAlign w:val="center"/>
+          </w:tcPr>
+          <w:p>
+            <w:pPr>
+              <w:spacing w:before="20" w:after="20" w:line="276" w:lineRule="auto"/>
+            </w:pPr>
+            <w:r>
+              <w:rPr>
+                <w:rFonts w:ascii="Consolas" w:hAnsi="Consolas"/>
+                <w:color w:val="B42828"/>
+                <w:sz w:val="19"/>
+              </w:rPr>
+              <w:t>/applications/my-applications</w:t>
+            </w:r>
+          </w:p>
+        </w:tc>
+        <w:tc>
+          <w:tcPr>
+            <w:tcW w:type="dxa" w:w="1872"/>
+            <w:shd w:fill="FFFFFF"/>
+            <w:tcMar>
+              <w:top w:w="120" w:type="dxa"/>
+              <w:bottom w:w="120" w:type="dxa"/>
+              <w:left w:w="160" w:type="dxa"/>
+              <w:right w:w="160" w:type="dxa"/>
+            </w:tcMar>
+            <w:vAlign w:val="center"/>
+          </w:tcPr>
+          <w:p>
+            <w:pPr>
+              <w:spacing w:before="20" w:after="20" w:line="276" w:lineRule="auto"/>
+            </w:pPr>
+            <w:r>
+              <w:rPr>
+                <w:rFonts w:ascii="Consolas" w:hAnsi="Consolas"/>
+                <w:color w:val="B42828"/>
+                <w:sz w:val="19"/>
+              </w:rPr>
+              <w:t>ROLE_STUDENT</w:t>
+            </w:r>
+          </w:p>
+        </w:tc>
+        <w:tc>
+          <w:tcPr>
+            <w:tcW w:type="dxa" w:w="1872"/>
+            <w:shd w:fill="FFFFFF"/>
+            <w:tcMar>
+              <w:top w:w="120" w:type="dxa"/>
+              <w:bottom w:w="120" w:type="dxa"/>
+              <w:left w:w="160" w:type="dxa"/>
+              <w:right w:w="160" w:type="dxa"/>
+            </w:tcMar>
+            <w:vAlign w:val="center"/>
+          </w:tcPr>
+          <w:p>
+            <w:pPr>
+              <w:spacing w:before="20" w:after="20" w:line="276" w:lineRule="auto"/>
+            </w:pPr>
+            <w:r>
+              <w:rPr>
+                <w:rFonts w:ascii="Segoe UI" w:hAnsi="Segoe UI"/>
+                <w:sz w:val="19"/>
+              </w:rPr>
+              <w:t>Lịch sử nộp đơn của sinh viên hiện tại</w:t>
+            </w:r>
+          </w:p>
+        </w:tc>
+      </w:tr>
+      <w:tr>
+        <w:tc>
+          <w:tcPr>
+            <w:tcW w:type="dxa" w:w="1872"/>
+            <w:shd w:fill="F8FAFC"/>
+            <w:tcMar>
+              <w:top w:w="120" w:type="dxa"/>
+              <w:bottom w:w="120" w:type="dxa"/>
+              <w:left w:w="160" w:type="dxa"/>
+              <w:right w:w="160" w:type="dxa"/>
+            </w:tcMar>
+            <w:vAlign w:val="center"/>
+          </w:tcPr>
+          <w:p>
+            <w:pPr>
+              <w:spacing w:before="20" w:after="20" w:line="276" w:lineRule="auto"/>
+            </w:pPr>
+          </w:p>
+        </w:tc>
+        <w:tc>
+          <w:tcPr>
+            <w:tcW w:type="dxa" w:w="1872"/>
+            <w:shd w:fill="F8FAFC"/>
+            <w:tcMar>
+              <w:top w:w="120" w:type="dxa"/>
+              <w:bottom w:w="120" w:type="dxa"/>
+              <w:left w:w="160" w:type="dxa"/>
+              <w:right w:w="160" w:type="dxa"/>
+            </w:tcMar>
+            <w:vAlign w:val="center"/>
+          </w:tcPr>
+          <w:p>
+            <w:pPr>
+              <w:spacing w:before="20" w:after="20" w:line="276" w:lineRule="auto"/>
+            </w:pPr>
+            <w:r>
+              <w:rPr>
+                <w:rFonts w:ascii="Consolas" w:hAnsi="Consolas"/>
+                <w:color w:val="B42828"/>
+                <w:sz w:val="19"/>
+              </w:rPr>
+              <w:t>GET</w:t>
+            </w:r>
+          </w:p>
+        </w:tc>
+        <w:tc>
+          <w:tcPr>
+            <w:tcW w:type="dxa" w:w="1872"/>
+            <w:shd w:fill="F8FAFC"/>
+            <w:tcMar>
+              <w:top w:w="120" w:type="dxa"/>
+              <w:bottom w:w="120" w:type="dxa"/>
+              <w:left w:w="160" w:type="dxa"/>
+              <w:right w:w="160" w:type="dxa"/>
+            </w:tcMar>
+            <w:vAlign w:val="center"/>
+          </w:tcPr>
+          <w:p>
+            <w:pPr>
+              <w:spacing w:before="20" w:after="20" w:line="276" w:lineRule="auto"/>
+            </w:pPr>
+            <w:r>
+              <w:rPr>
+                <w:rFonts w:ascii="Consolas" w:hAnsi="Consolas"/>
+                <w:color w:val="B42828"/>
+                <w:sz w:val="19"/>
+              </w:rPr>
+              <w:t>/applications/job/{jobId}</w:t>
+            </w:r>
+          </w:p>
+        </w:tc>
+        <w:tc>
+          <w:tcPr>
+            <w:tcW w:type="dxa" w:w="1872"/>
+            <w:shd w:fill="F8FAFC"/>
+            <w:tcMar>
+              <w:top w:w="120" w:type="dxa"/>
+              <w:bottom w:w="120" w:type="dxa"/>
+              <w:left w:w="160" w:type="dxa"/>
+              <w:right w:w="160" w:type="dxa"/>
+            </w:tcMar>
+            <w:vAlign w:val="center"/>
+          </w:tcPr>
+          <w:p>
+            <w:pPr>
+              <w:spacing w:before="20" w:after="20" w:line="276" w:lineRule="auto"/>
+            </w:pPr>
+            <w:r>
+              <w:rPr>
+                <w:rFonts w:ascii="Consolas" w:hAnsi="Consolas"/>
+                <w:color w:val="B42828"/>
+                <w:sz w:val="19"/>
+              </w:rPr>
+              <w:t>ROLE_EMPLOYER</w:t>
+            </w:r>
+            <w:r>
+              <w:rPr>
+                <w:rFonts w:ascii="Segoe UI" w:hAnsi="Segoe UI"/>
+                <w:sz w:val="19"/>
+              </w:rPr>
+              <w:t xml:space="preserve">, </w:t>
+            </w:r>
+            <w:r>
+              <w:rPr>
+                <w:rFonts w:ascii="Consolas" w:hAnsi="Consolas"/>
+                <w:color w:val="B42828"/>
+                <w:sz w:val="19"/>
+              </w:rPr>
+              <w:t>ROLE_ADMIN</w:t>
+            </w:r>
+          </w:p>
+        </w:tc>
+        <w:tc>
+          <w:tcPr>
+            <w:tcW w:type="dxa" w:w="1872"/>
+            <w:shd w:fill="F8FAFC"/>
+            <w:tcMar>
+              <w:top w:w="120" w:type="dxa"/>
+              <w:bottom w:w="120" w:type="dxa"/>
+              <w:left w:w="160" w:type="dxa"/>
+              <w:right w:w="160" w:type="dxa"/>
+            </w:tcMar>
+            <w:vAlign w:val="center"/>
+          </w:tcPr>
+          <w:p>
+            <w:pPr>
+              <w:spacing w:before="20" w:after="20" w:line="276" w:lineRule="auto"/>
+            </w:pPr>
+            <w:r>
+              <w:rPr>
+                <w:rFonts w:ascii="Segoe UI" w:hAnsi="Segoe UI"/>
+                <w:sz w:val="19"/>
+              </w:rPr>
+              <w:t>Xem danh sách ứng viên nộp vào tin</w:t>
+            </w:r>
+          </w:p>
+        </w:tc>
+      </w:tr>
+      <w:tr>
+        <w:tc>
+          <w:tcPr>
+            <w:tcW w:type="dxa" w:w="1872"/>
+            <w:shd w:fill="FFFFFF"/>
+            <w:tcMar>
+              <w:top w:w="120" w:type="dxa"/>
+              <w:bottom w:w="120" w:type="dxa"/>
+              <w:left w:w="160" w:type="dxa"/>
+              <w:right w:w="160" w:type="dxa"/>
+            </w:tcMar>
+            <w:vAlign w:val="center"/>
+          </w:tcPr>
+          <w:p>
+            <w:pPr>
+              <w:spacing w:before="20" w:after="20" w:line="276" w:lineRule="auto"/>
+            </w:pPr>
+          </w:p>
+        </w:tc>
+        <w:tc>
+          <w:tcPr>
+            <w:tcW w:type="dxa" w:w="1872"/>
+            <w:shd w:fill="FFFFFF"/>
+            <w:tcMar>
+              <w:top w:w="120" w:type="dxa"/>
+              <w:bottom w:w="120" w:type="dxa"/>
+              <w:left w:w="160" w:type="dxa"/>
+              <w:right w:w="160" w:type="dxa"/>
+            </w:tcMar>
+            <w:vAlign w:val="center"/>
+          </w:tcPr>
+          <w:p>
+            <w:pPr>
+              <w:spacing w:before="20" w:after="20" w:line="276" w:lineRule="auto"/>
+            </w:pPr>
+            <w:r>
+              <w:rPr>
+                <w:rFonts w:ascii="Consolas" w:hAnsi="Consolas"/>
+                <w:color w:val="B42828"/>
+                <w:sz w:val="19"/>
+              </w:rPr>
+              <w:t>PATCH</w:t>
+            </w:r>
+          </w:p>
+        </w:tc>
+        <w:tc>
+          <w:tcPr>
+            <w:tcW w:type="dxa" w:w="1872"/>
+            <w:shd w:fill="FFFFFF"/>
+            <w:tcMar>
+              <w:top w:w="120" w:type="dxa"/>
+              <w:bottom w:w="120" w:type="dxa"/>
+              <w:left w:w="160" w:type="dxa"/>
+              <w:right w:w="160" w:type="dxa"/>
+            </w:tcMar>
+            <w:vAlign w:val="center"/>
+          </w:tcPr>
+          <w:p>
+            <w:pPr>
+              <w:spacing w:before="20" w:after="20" w:line="276" w:lineRule="auto"/>
+            </w:pPr>
+            <w:r>
+              <w:rPr>
+                <w:rFonts w:ascii="Consolas" w:hAnsi="Consolas"/>
+                <w:color w:val="B42828"/>
+                <w:sz w:val="19"/>
+              </w:rPr>
+              <w:t>/applications/{id}/status</w:t>
+            </w:r>
+          </w:p>
+        </w:tc>
+        <w:tc>
+          <w:tcPr>
+            <w:tcW w:type="dxa" w:w="1872"/>
+            <w:shd w:fill="FFFFFF"/>
+            <w:tcMar>
+              <w:top w:w="120" w:type="dxa"/>
+              <w:bottom w:w="120" w:type="dxa"/>
+              <w:left w:w="160" w:type="dxa"/>
+              <w:right w:w="160" w:type="dxa"/>
+            </w:tcMar>
+            <w:vAlign w:val="center"/>
+          </w:tcPr>
+          <w:p>
+            <w:pPr>
+              <w:spacing w:before="20" w:after="20" w:line="276" w:lineRule="auto"/>
+            </w:pPr>
+            <w:r>
+              <w:rPr>
+                <w:rFonts w:ascii="Consolas" w:hAnsi="Consolas"/>
+                <w:color w:val="B42828"/>
+                <w:sz w:val="19"/>
+              </w:rPr>
+              <w:t>ROLE_EMPLOYER</w:t>
+            </w:r>
+            <w:r>
+              <w:rPr>
+                <w:rFonts w:ascii="Segoe UI" w:hAnsi="Segoe UI"/>
+                <w:sz w:val="19"/>
+              </w:rPr>
+              <w:t xml:space="preserve">, </w:t>
+            </w:r>
+            <w:r>
+              <w:rPr>
+                <w:rFonts w:ascii="Consolas" w:hAnsi="Consolas"/>
+                <w:color w:val="B42828"/>
+                <w:sz w:val="19"/>
+              </w:rPr>
+              <w:t>ROLE_ADMIN</w:t>
+            </w:r>
+          </w:p>
+        </w:tc>
+        <w:tc>
+          <w:tcPr>
+            <w:tcW w:type="dxa" w:w="1872"/>
+            <w:shd w:fill="FFFFFF"/>
+            <w:tcMar>
+              <w:top w:w="120" w:type="dxa"/>
+              <w:bottom w:w="120" w:type="dxa"/>
+              <w:left w:w="160" w:type="dxa"/>
+              <w:right w:w="160" w:type="dxa"/>
+            </w:tcMar>
+            <w:vAlign w:val="center"/>
+          </w:tcPr>
+          <w:p>
+            <w:pPr>
+              <w:spacing w:before="20" w:after="20" w:line="276" w:lineRule="auto"/>
+            </w:pPr>
+            <w:r>
+              <w:rPr>
+                <w:rFonts w:ascii="Segoe UI" w:hAnsi="Segoe UI"/>
+                <w:sz w:val="19"/>
+              </w:rPr>
+              <w:t>Duyệt (</w:t>
+            </w:r>
+            <w:r>
+              <w:rPr>
+                <w:rFonts w:ascii="Consolas" w:hAnsi="Consolas"/>
+                <w:color w:val="B42828"/>
+                <w:sz w:val="19"/>
+              </w:rPr>
+              <w:t>ACCEPTED</w:t>
+            </w:r>
+            <w:r>
+              <w:rPr>
+                <w:rFonts w:ascii="Segoe UI" w:hAnsi="Segoe UI"/>
+                <w:sz w:val="19"/>
+              </w:rPr>
+              <w:t>) hoặc từ chối (</w:t>
+            </w:r>
+            <w:r>
+              <w:rPr>
+                <w:rFonts w:ascii="Consolas" w:hAnsi="Consolas"/>
+                <w:color w:val="B42828"/>
+                <w:sz w:val="19"/>
+              </w:rPr>
+              <w:t>REJECTED</w:t>
+            </w:r>
+            <w:r>
+              <w:rPr>
+                <w:rFonts w:ascii="Segoe UI" w:hAnsi="Segoe UI"/>
+                <w:sz w:val="19"/>
+              </w:rPr>
+              <w:t>) đơn</w:t>
+            </w:r>
+          </w:p>
+        </w:tc>
+      </w:tr>
+      <w:tr>
+        <w:tc>
+          <w:tcPr>
+            <w:tcW w:type="dxa" w:w="1872"/>
+            <w:shd w:fill="F8FAFC"/>
+            <w:tcMar>
+              <w:top w:w="120" w:type="dxa"/>
+              <w:bottom w:w="120" w:type="dxa"/>
+              <w:left w:w="160" w:type="dxa"/>
+              <w:right w:w="160" w:type="dxa"/>
+            </w:tcMar>
+            <w:vAlign w:val="center"/>
+          </w:tcPr>
+          <w:p>
+            <w:pPr>
+              <w:spacing w:before="20" w:after="20" w:line="276" w:lineRule="auto"/>
+            </w:pPr>
+            <w:r>
+              <w:rPr>
+                <w:b/>
+              </w:rPr>
+              <w:t>Reviews</w:t>
+            </w:r>
+          </w:p>
+        </w:tc>
+        <w:tc>
+          <w:tcPr>
+            <w:tcW w:type="dxa" w:w="1872"/>
+            <w:shd w:fill="F8FAFC"/>
+            <w:tcMar>
+              <w:top w:w="120" w:type="dxa"/>
+              <w:bottom w:w="120" w:type="dxa"/>
+              <w:left w:w="160" w:type="dxa"/>
+              <w:right w:w="160" w:type="dxa"/>
+            </w:tcMar>
+            <w:vAlign w:val="center"/>
+          </w:tcPr>
+          <w:p>
+            <w:pPr>
+              <w:spacing w:before="20" w:after="20" w:line="276" w:lineRule="auto"/>
+            </w:pPr>
+            <w:r>
+              <w:rPr>
+                <w:rFonts w:ascii="Consolas" w:hAnsi="Consolas"/>
+                <w:color w:val="B42828"/>
+                <w:sz w:val="19"/>
+              </w:rPr>
+              <w:t>POST</w:t>
+            </w:r>
+          </w:p>
+        </w:tc>
+        <w:tc>
+          <w:tcPr>
+            <w:tcW w:type="dxa" w:w="1872"/>
+            <w:shd w:fill="F8FAFC"/>
+            <w:tcMar>
+              <w:top w:w="120" w:type="dxa"/>
+              <w:bottom w:w="120" w:type="dxa"/>
+              <w:left w:w="160" w:type="dxa"/>
+              <w:right w:w="160" w:type="dxa"/>
+            </w:tcMar>
+            <w:vAlign w:val="center"/>
+          </w:tcPr>
+          <w:p>
+            <w:pPr>
+              <w:spacing w:before="20" w:after="20" w:line="276" w:lineRule="auto"/>
+            </w:pPr>
+            <w:r>
+              <w:rPr>
+                <w:rFonts w:ascii="Consolas" w:hAnsi="Consolas"/>
+                <w:color w:val="B42828"/>
+                <w:sz w:val="19"/>
+              </w:rPr>
+              <w:t>/reviews</w:t>
+            </w:r>
+          </w:p>
+        </w:tc>
+        <w:tc>
+          <w:tcPr>
+            <w:tcW w:type="dxa" w:w="1872"/>
+            <w:shd w:fill="F8FAFC"/>
+            <w:tcMar>
+              <w:top w:w="120" w:type="dxa"/>
+              <w:bottom w:w="120" w:type="dxa"/>
+              <w:left w:w="160" w:type="dxa"/>
+              <w:right w:w="160" w:type="dxa"/>
+            </w:tcMar>
+            <w:vAlign w:val="center"/>
+          </w:tcPr>
+          <w:p>
+            <w:pPr>
+              <w:spacing w:before="20" w:after="20" w:line="276" w:lineRule="auto"/>
+            </w:pPr>
+            <w:r>
+              <w:rPr>
+                <w:rFonts w:ascii="Segoe UI" w:hAnsi="Segoe UI"/>
+                <w:sz w:val="19"/>
+              </w:rPr>
+              <w:t>Authenticated</w:t>
+            </w:r>
+          </w:p>
+        </w:tc>
+        <w:tc>
+          <w:tcPr>
+            <w:tcW w:type="dxa" w:w="1872"/>
+            <w:shd w:fill="F8FAFC"/>
+            <w:tcMar>
+              <w:top w:w="120" w:type="dxa"/>
+              <w:bottom w:w="120" w:type="dxa"/>
+              <w:left w:w="160" w:type="dxa"/>
+              <w:right w:w="160" w:type="dxa"/>
+            </w:tcMar>
+            <w:vAlign w:val="center"/>
+          </w:tcPr>
+          <w:p>
+            <w:pPr>
+              <w:spacing w:before="20" w:after="20" w:line="276" w:lineRule="auto"/>
+            </w:pPr>
+            <w:r>
+              <w:rPr>
+                <w:rFonts w:ascii="Segoe UI" w:hAnsi="Segoe UI"/>
+                <w:sz w:val="19"/>
+              </w:rPr>
+              <w:t>Gửi đánh giá hai chiều (1–5 sao kèm nhận xét)</w:t>
+            </w:r>
+          </w:p>
+        </w:tc>
+      </w:tr>
+      <w:tr>
+        <w:tc>
+          <w:tcPr>
+            <w:tcW w:type="dxa" w:w="1872"/>
+            <w:shd w:fill="FFFFFF"/>
+            <w:tcMar>
+              <w:top w:w="120" w:type="dxa"/>
+              <w:bottom w:w="120" w:type="dxa"/>
+              <w:left w:w="160" w:type="dxa"/>
+              <w:right w:w="160" w:type="dxa"/>
+            </w:tcMar>
+            <w:vAlign w:val="center"/>
+          </w:tcPr>
+          <w:p>
+            <w:pPr>
+              <w:spacing w:before="20" w:after="20" w:line="276" w:lineRule="auto"/>
+            </w:pPr>
+          </w:p>
+        </w:tc>
+        <w:tc>
+          <w:tcPr>
+            <w:tcW w:type="dxa" w:w="1872"/>
+            <w:shd w:fill="FFFFFF"/>
+            <w:tcMar>
+              <w:top w:w="120" w:type="dxa"/>
+              <w:bottom w:w="120" w:type="dxa"/>
+              <w:left w:w="160" w:type="dxa"/>
+              <w:right w:w="160" w:type="dxa"/>
+            </w:tcMar>
+            <w:vAlign w:val="center"/>
+          </w:tcPr>
+          <w:p>
+            <w:pPr>
+              <w:spacing w:before="20" w:after="20" w:line="276" w:lineRule="auto"/>
+            </w:pPr>
+            <w:r>
+              <w:rPr>
+                <w:rFonts w:ascii="Consolas" w:hAnsi="Consolas"/>
+                <w:color w:val="B42828"/>
+                <w:sz w:val="19"/>
+              </w:rPr>
+              <w:t>GET</w:t>
+            </w:r>
+          </w:p>
+        </w:tc>
+        <w:tc>
+          <w:tcPr>
+            <w:tcW w:type="dxa" w:w="1872"/>
+            <w:shd w:fill="FFFFFF"/>
+            <w:tcMar>
+              <w:top w:w="120" w:type="dxa"/>
+              <w:bottom w:w="120" w:type="dxa"/>
+              <w:left w:w="160" w:type="dxa"/>
+              <w:right w:w="160" w:type="dxa"/>
+            </w:tcMar>
+            <w:vAlign w:val="center"/>
+          </w:tcPr>
+          <w:p>
+            <w:pPr>
+              <w:spacing w:before="20" w:after="20" w:line="276" w:lineRule="auto"/>
+            </w:pPr>
+            <w:r>
+              <w:rPr>
+                <w:rFonts w:ascii="Consolas" w:hAnsi="Consolas"/>
+                <w:color w:val="B42828"/>
+                <w:sz w:val="19"/>
+              </w:rPr>
+              <w:t>/reviews/job/{jobId}</w:t>
+            </w:r>
+          </w:p>
+        </w:tc>
+        <w:tc>
+          <w:tcPr>
+            <w:tcW w:type="dxa" w:w="1872"/>
+            <w:shd w:fill="FFFFFF"/>
+            <w:tcMar>
+              <w:top w:w="120" w:type="dxa"/>
+              <w:bottom w:w="120" w:type="dxa"/>
+              <w:left w:w="160" w:type="dxa"/>
+              <w:right w:w="160" w:type="dxa"/>
+            </w:tcMar>
+            <w:vAlign w:val="center"/>
+          </w:tcPr>
+          <w:p>
+            <w:pPr>
+              <w:spacing w:before="20" w:after="20" w:line="276" w:lineRule="auto"/>
+            </w:pPr>
+            <w:r>
+              <w:rPr>
+                <w:rFonts w:ascii="Segoe UI" w:hAnsi="Segoe UI"/>
+                <w:sz w:val="19"/>
               </w:rPr>
               <w:t>Public</w:t>
             </w:r>
@@ -1297,22 +3116,23 @@
             <w:tcW w:type="dxa" w:w="1872"/>
             <w:shd w:fill="FFFFFF"/>
             <w:tcMar>
-              <w:top w:w="100" w:type="dxa"/>
-              <w:bottom w:w="100" w:type="dxa"/>
-              <w:left w:w="120" w:type="dxa"/>
-              <w:right w:w="120" w:type="dxa"/>
+              <w:top w:w="120" w:type="dxa"/>
+              <w:bottom w:w="120" w:type="dxa"/>
+              <w:left w:w="160" w:type="dxa"/>
+              <w:right w:w="160" w:type="dxa"/>
             </w:tcMar>
+            <w:vAlign w:val="center"/>
           </w:tcPr>
           <w:p>
             <w:pPr>
-              <w:spacing w:after="40" w:before="40"/>
+              <w:spacing w:before="20" w:after="20" w:line="276" w:lineRule="auto"/>
             </w:pPr>
             <w:r>
               <w:rPr>
-                <w:rFonts w:ascii="Times New Roman" w:hAnsi="Times New Roman"/>
-                <w:sz w:val="20"/>
+                <w:rFonts w:ascii="Segoe UI" w:hAnsi="Segoe UI"/>
+                <w:sz w:val="19"/>
               </w:rPr>
-              <w:t>Xem thông tin chi tiết một tin tuyển dụng</w:t>
+              <w:t>Lấy tất cả đánh giá của một công việc</w:t>
             </w:r>
           </w:p>
         </w:tc>
@@ -1323,15 +3143,16 @@
             <w:tcW w:type="dxa" w:w="1872"/>
             <w:shd w:fill="F8FAFC"/>
             <w:tcMar>
-              <w:top w:w="100" w:type="dxa"/>
-              <w:bottom w:w="100" w:type="dxa"/>
-              <w:left w:w="120" w:type="dxa"/>
-              <w:right w:w="120" w:type="dxa"/>
+              <w:top w:w="120" w:type="dxa"/>
+              <w:bottom w:w="120" w:type="dxa"/>
+              <w:left w:w="160" w:type="dxa"/>
+              <w:right w:w="160" w:type="dxa"/>
             </w:tcMar>
+            <w:vAlign w:val="center"/>
           </w:tcPr>
           <w:p>
             <w:pPr>
-              <w:spacing w:after="40" w:before="40"/>
+              <w:spacing w:before="20" w:after="20" w:line="276" w:lineRule="auto"/>
             </w:pPr>
           </w:p>
         </w:tc>
@@ -1340,21 +3161,22 @@
             <w:tcW w:type="dxa" w:w="1872"/>
             <w:shd w:fill="F8FAFC"/>
             <w:tcMar>
-              <w:top w:w="100" w:type="dxa"/>
-              <w:bottom w:w="100" w:type="dxa"/>
-              <w:left w:w="120" w:type="dxa"/>
-              <w:right w:w="120" w:type="dxa"/>
+              <w:top w:w="120" w:type="dxa"/>
+              <w:bottom w:w="120" w:type="dxa"/>
+              <w:left w:w="160" w:type="dxa"/>
+              <w:right w:w="160" w:type="dxa"/>
             </w:tcMar>
+            <w:vAlign w:val="center"/>
           </w:tcPr>
           <w:p>
             <w:pPr>
-              <w:spacing w:after="40" w:before="40"/>
+              <w:spacing w:before="20" w:after="20" w:line="276" w:lineRule="auto"/>
             </w:pPr>
             <w:r>
               <w:rPr>
-                <w:rFonts w:ascii="Times New Roman" w:hAnsi="Times New Roman"/>
+                <w:rFonts w:ascii="Consolas" w:hAnsi="Consolas"/>
                 <w:color w:val="B42828"/>
-                <w:sz w:val="20"/>
+                <w:sz w:val="19"/>
               </w:rPr>
               <w:t>GET</w:t>
             </w:r>
@@ -1365,23 +3187,24 @@
             <w:tcW w:type="dxa" w:w="1872"/>
             <w:shd w:fill="F8FAFC"/>
             <w:tcMar>
-              <w:top w:w="100" w:type="dxa"/>
-              <w:bottom w:w="100" w:type="dxa"/>
-              <w:left w:w="120" w:type="dxa"/>
-              <w:right w:w="120" w:type="dxa"/>
+              <w:top w:w="120" w:type="dxa"/>
+              <w:bottom w:w="120" w:type="dxa"/>
+              <w:left w:w="160" w:type="dxa"/>
+              <w:right w:w="160" w:type="dxa"/>
             </w:tcMar>
+            <w:vAlign w:val="center"/>
           </w:tcPr>
           <w:p>
             <w:pPr>
-              <w:spacing w:after="40" w:before="40"/>
+              <w:spacing w:before="20" w:after="20" w:line="276" w:lineRule="auto"/>
             </w:pPr>
             <w:r>
               <w:rPr>
-                <w:rFonts w:ascii="Times New Roman" w:hAnsi="Times New Roman"/>
+                <w:rFonts w:ascii="Consolas" w:hAnsi="Consolas"/>
                 <w:color w:val="B42828"/>
-                <w:sz w:val="20"/>
+                <w:sz w:val="19"/>
               </w:rPr>
-              <w:t>/jobs/my-jobs</w:t>
+              <w:t>/reviews/user/{userId}</w:t>
             </w:r>
           </w:p>
         </w:tc>
@@ -1390,23 +3213,23 @@
             <w:tcW w:type="dxa" w:w="1872"/>
             <w:shd w:fill="F8FAFC"/>
             <w:tcMar>
-              <w:top w:w="100" w:type="dxa"/>
-              <w:bottom w:w="100" w:type="dxa"/>
-              <w:left w:w="120" w:type="dxa"/>
-              <w:right w:w="120" w:type="dxa"/>
+              <w:top w:w="120" w:type="dxa"/>
+              <w:bottom w:w="120" w:type="dxa"/>
+              <w:left w:w="160" w:type="dxa"/>
+              <w:right w:w="160" w:type="dxa"/>
             </w:tcMar>
+            <w:vAlign w:val="center"/>
           </w:tcPr>
           <w:p>
             <w:pPr>
-              <w:spacing w:after="40" w:before="40"/>
+              <w:spacing w:before="20" w:after="20" w:line="276" w:lineRule="auto"/>
             </w:pPr>
             <w:r>
               <w:rPr>
-                <w:rFonts w:ascii="Times New Roman" w:hAnsi="Times New Roman"/>
-                <w:color w:val="B42828"/>
-                <w:sz w:val="20"/>
+                <w:rFonts w:ascii="Segoe UI" w:hAnsi="Segoe UI"/>
+                <w:sz w:val="19"/>
               </w:rPr>
-              <w:t>ROLE_EMPLOYER</w:t>
+              <w:t>Public</w:t>
             </w:r>
           </w:p>
         </w:tc>
@@ -1415,22 +3238,23 @@
             <w:tcW w:type="dxa" w:w="1872"/>
             <w:shd w:fill="F8FAFC"/>
             <w:tcMar>
-              <w:top w:w="100" w:type="dxa"/>
-              <w:bottom w:w="100" w:type="dxa"/>
-              <w:left w:w="120" w:type="dxa"/>
-              <w:right w:w="120" w:type="dxa"/>
+              <w:top w:w="120" w:type="dxa"/>
+              <w:bottom w:w="120" w:type="dxa"/>
+              <w:left w:w="160" w:type="dxa"/>
+              <w:right w:w="160" w:type="dxa"/>
             </w:tcMar>
+            <w:vAlign w:val="center"/>
           </w:tcPr>
           <w:p>
             <w:pPr>
-              <w:spacing w:after="40" w:before="40"/>
+              <w:spacing w:before="20" w:after="20" w:line="276" w:lineRule="auto"/>
             </w:pPr>
             <w:r>
               <w:rPr>
-                <w:rFonts w:ascii="Times New Roman" w:hAnsi="Times New Roman"/>
-                <w:sz w:val="20"/>
+                <w:rFonts w:ascii="Segoe UI" w:hAnsi="Segoe UI"/>
+                <w:sz w:val="19"/>
               </w:rPr>
-              <w:t>Xem danh sách tin do chính NTD đăng</w:t>
+              <w:t>Lấy tất cả đánh giá nhận được của một người dùng</w:t>
             </w:r>
           </w:p>
         </w:tc>
@@ -1441,15 +3265,516 @@
             <w:tcW w:type="dxa" w:w="1872"/>
             <w:shd w:fill="FFFFFF"/>
             <w:tcMar>
-              <w:top w:w="100" w:type="dxa"/>
-              <w:bottom w:w="100" w:type="dxa"/>
-              <w:left w:w="120" w:type="dxa"/>
-              <w:right w:w="120" w:type="dxa"/>
+              <w:top w:w="120" w:type="dxa"/>
+              <w:bottom w:w="120" w:type="dxa"/>
+              <w:left w:w="160" w:type="dxa"/>
+              <w:right w:w="160" w:type="dxa"/>
             </w:tcMar>
+            <w:vAlign w:val="center"/>
           </w:tcPr>
           <w:p>
             <w:pPr>
-              <w:spacing w:after="40" w:before="40"/>
+              <w:spacing w:before="20" w:after="20" w:line="276" w:lineRule="auto"/>
+            </w:pPr>
+            <w:r>
+              <w:rPr>
+                <w:b/>
+              </w:rPr>
+              <w:t>Users</w:t>
+            </w:r>
+          </w:p>
+        </w:tc>
+        <w:tc>
+          <w:tcPr>
+            <w:tcW w:type="dxa" w:w="1872"/>
+            <w:shd w:fill="FFFFFF"/>
+            <w:tcMar>
+              <w:top w:w="120" w:type="dxa"/>
+              <w:bottom w:w="120" w:type="dxa"/>
+              <w:left w:w="160" w:type="dxa"/>
+              <w:right w:w="160" w:type="dxa"/>
+            </w:tcMar>
+            <w:vAlign w:val="center"/>
+          </w:tcPr>
+          <w:p>
+            <w:pPr>
+              <w:spacing w:before="20" w:after="20" w:line="276" w:lineRule="auto"/>
+            </w:pPr>
+            <w:r>
+              <w:rPr>
+                <w:rFonts w:ascii="Consolas" w:hAnsi="Consolas"/>
+                <w:color w:val="B42828"/>
+                <w:sz w:val="19"/>
+              </w:rPr>
+              <w:t>GET</w:t>
+            </w:r>
+          </w:p>
+        </w:tc>
+        <w:tc>
+          <w:tcPr>
+            <w:tcW w:type="dxa" w:w="1872"/>
+            <w:shd w:fill="FFFFFF"/>
+            <w:tcMar>
+              <w:top w:w="120" w:type="dxa"/>
+              <w:bottom w:w="120" w:type="dxa"/>
+              <w:left w:w="160" w:type="dxa"/>
+              <w:right w:w="160" w:type="dxa"/>
+            </w:tcMar>
+            <w:vAlign w:val="center"/>
+          </w:tcPr>
+          <w:p>
+            <w:pPr>
+              <w:spacing w:before="20" w:after="20" w:line="276" w:lineRule="auto"/>
+            </w:pPr>
+            <w:r>
+              <w:rPr>
+                <w:rFonts w:ascii="Consolas" w:hAnsi="Consolas"/>
+                <w:color w:val="B42828"/>
+                <w:sz w:val="19"/>
+              </w:rPr>
+              <w:t>/users/{id}</w:t>
+            </w:r>
+          </w:p>
+        </w:tc>
+        <w:tc>
+          <w:tcPr>
+            <w:tcW w:type="dxa" w:w="1872"/>
+            <w:shd w:fill="FFFFFF"/>
+            <w:tcMar>
+              <w:top w:w="120" w:type="dxa"/>
+              <w:bottom w:w="120" w:type="dxa"/>
+              <w:left w:w="160" w:type="dxa"/>
+              <w:right w:w="160" w:type="dxa"/>
+            </w:tcMar>
+            <w:vAlign w:val="center"/>
+          </w:tcPr>
+          <w:p>
+            <w:pPr>
+              <w:spacing w:before="20" w:after="20" w:line="276" w:lineRule="auto"/>
+            </w:pPr>
+            <w:r>
+              <w:rPr>
+                <w:rFonts w:ascii="Segoe UI" w:hAnsi="Segoe UI"/>
+                <w:sz w:val="19"/>
+              </w:rPr>
+              <w:t>Public</w:t>
+            </w:r>
+          </w:p>
+        </w:tc>
+        <w:tc>
+          <w:tcPr>
+            <w:tcW w:type="dxa" w:w="1872"/>
+            <w:shd w:fill="FFFFFF"/>
+            <w:tcMar>
+              <w:top w:w="120" w:type="dxa"/>
+              <w:bottom w:w="120" w:type="dxa"/>
+              <w:left w:w="160" w:type="dxa"/>
+              <w:right w:w="160" w:type="dxa"/>
+            </w:tcMar>
+            <w:vAlign w:val="center"/>
+          </w:tcPr>
+          <w:p>
+            <w:pPr>
+              <w:spacing w:before="20" w:after="20" w:line="276" w:lineRule="auto"/>
+            </w:pPr>
+            <w:r>
+              <w:rPr>
+                <w:rFonts w:ascii="Segoe UI" w:hAnsi="Segoe UI"/>
+                <w:sz w:val="19"/>
+              </w:rPr>
+              <w:t>Xem hồ sơ công khai của người dùng theo ID</w:t>
+            </w:r>
+          </w:p>
+        </w:tc>
+      </w:tr>
+      <w:tr>
+        <w:tc>
+          <w:tcPr>
+            <w:tcW w:type="dxa" w:w="1872"/>
+            <w:shd w:fill="F8FAFC"/>
+            <w:tcMar>
+              <w:top w:w="120" w:type="dxa"/>
+              <w:bottom w:w="120" w:type="dxa"/>
+              <w:left w:w="160" w:type="dxa"/>
+              <w:right w:w="160" w:type="dxa"/>
+            </w:tcMar>
+            <w:vAlign w:val="center"/>
+          </w:tcPr>
+          <w:p>
+            <w:pPr>
+              <w:spacing w:before="20" w:after="20" w:line="276" w:lineRule="auto"/>
+            </w:pPr>
+          </w:p>
+        </w:tc>
+        <w:tc>
+          <w:tcPr>
+            <w:tcW w:type="dxa" w:w="1872"/>
+            <w:shd w:fill="F8FAFC"/>
+            <w:tcMar>
+              <w:top w:w="120" w:type="dxa"/>
+              <w:bottom w:w="120" w:type="dxa"/>
+              <w:left w:w="160" w:type="dxa"/>
+              <w:right w:w="160" w:type="dxa"/>
+            </w:tcMar>
+            <w:vAlign w:val="center"/>
+          </w:tcPr>
+          <w:p>
+            <w:pPr>
+              <w:spacing w:before="20" w:after="20" w:line="276" w:lineRule="auto"/>
+            </w:pPr>
+            <w:r>
+              <w:rPr>
+                <w:rFonts w:ascii="Consolas" w:hAnsi="Consolas"/>
+                <w:color w:val="B42828"/>
+                <w:sz w:val="19"/>
+              </w:rPr>
+              <w:t>PUT</w:t>
+            </w:r>
+          </w:p>
+        </w:tc>
+        <w:tc>
+          <w:tcPr>
+            <w:tcW w:type="dxa" w:w="1872"/>
+            <w:shd w:fill="F8FAFC"/>
+            <w:tcMar>
+              <w:top w:w="120" w:type="dxa"/>
+              <w:bottom w:w="120" w:type="dxa"/>
+              <w:left w:w="160" w:type="dxa"/>
+              <w:right w:w="160" w:type="dxa"/>
+            </w:tcMar>
+            <w:vAlign w:val="center"/>
+          </w:tcPr>
+          <w:p>
+            <w:pPr>
+              <w:spacing w:before="20" w:after="20" w:line="276" w:lineRule="auto"/>
+            </w:pPr>
+            <w:r>
+              <w:rPr>
+                <w:rFonts w:ascii="Consolas" w:hAnsi="Consolas"/>
+                <w:color w:val="B42828"/>
+                <w:sz w:val="19"/>
+              </w:rPr>
+              <w:t>/users/profile</w:t>
+            </w:r>
+          </w:p>
+        </w:tc>
+        <w:tc>
+          <w:tcPr>
+            <w:tcW w:type="dxa" w:w="1872"/>
+            <w:shd w:fill="F8FAFC"/>
+            <w:tcMar>
+              <w:top w:w="120" w:type="dxa"/>
+              <w:bottom w:w="120" w:type="dxa"/>
+              <w:left w:w="160" w:type="dxa"/>
+              <w:right w:w="160" w:type="dxa"/>
+            </w:tcMar>
+            <w:vAlign w:val="center"/>
+          </w:tcPr>
+          <w:p>
+            <w:pPr>
+              <w:spacing w:before="20" w:after="20" w:line="276" w:lineRule="auto"/>
+            </w:pPr>
+            <w:r>
+              <w:rPr>
+                <w:rFonts w:ascii="Segoe UI" w:hAnsi="Segoe UI"/>
+                <w:sz w:val="19"/>
+              </w:rPr>
+              <w:t>Authenticated</w:t>
+            </w:r>
+          </w:p>
+        </w:tc>
+        <w:tc>
+          <w:tcPr>
+            <w:tcW w:type="dxa" w:w="1872"/>
+            <w:shd w:fill="F8FAFC"/>
+            <w:tcMar>
+              <w:top w:w="120" w:type="dxa"/>
+              <w:bottom w:w="120" w:type="dxa"/>
+              <w:left w:w="160" w:type="dxa"/>
+              <w:right w:w="160" w:type="dxa"/>
+            </w:tcMar>
+            <w:vAlign w:val="center"/>
+          </w:tcPr>
+          <w:p>
+            <w:pPr>
+              <w:spacing w:before="20" w:after="20" w:line="276" w:lineRule="auto"/>
+            </w:pPr>
+            <w:r>
+              <w:rPr>
+                <w:rFonts w:ascii="Segoe UI" w:hAnsi="Segoe UI"/>
+                <w:sz w:val="19"/>
+              </w:rPr>
+              <w:t>Cập nhật hồ sơ cá nhân của tài khoản hiện tại</w:t>
+            </w:r>
+          </w:p>
+        </w:tc>
+      </w:tr>
+      <w:tr>
+        <w:tc>
+          <w:tcPr>
+            <w:tcW w:type="dxa" w:w="1872"/>
+            <w:shd w:fill="FFFFFF"/>
+            <w:tcMar>
+              <w:top w:w="120" w:type="dxa"/>
+              <w:bottom w:w="120" w:type="dxa"/>
+              <w:left w:w="160" w:type="dxa"/>
+              <w:right w:w="160" w:type="dxa"/>
+            </w:tcMar>
+            <w:vAlign w:val="center"/>
+          </w:tcPr>
+          <w:p>
+            <w:pPr>
+              <w:spacing w:before="20" w:after="20" w:line="276" w:lineRule="auto"/>
+            </w:pPr>
+            <w:r>
+              <w:rPr>
+                <w:b/>
+              </w:rPr>
+              <w:t>Notifications</w:t>
+            </w:r>
+          </w:p>
+        </w:tc>
+        <w:tc>
+          <w:tcPr>
+            <w:tcW w:type="dxa" w:w="1872"/>
+            <w:shd w:fill="FFFFFF"/>
+            <w:tcMar>
+              <w:top w:w="120" w:type="dxa"/>
+              <w:bottom w:w="120" w:type="dxa"/>
+              <w:left w:w="160" w:type="dxa"/>
+              <w:right w:w="160" w:type="dxa"/>
+            </w:tcMar>
+            <w:vAlign w:val="center"/>
+          </w:tcPr>
+          <w:p>
+            <w:pPr>
+              <w:spacing w:before="20" w:after="20" w:line="276" w:lineRule="auto"/>
+            </w:pPr>
+            <w:r>
+              <w:rPr>
+                <w:rFonts w:ascii="Consolas" w:hAnsi="Consolas"/>
+                <w:color w:val="B42828"/>
+                <w:sz w:val="19"/>
+              </w:rPr>
+              <w:t>GET</w:t>
+            </w:r>
+          </w:p>
+        </w:tc>
+        <w:tc>
+          <w:tcPr>
+            <w:tcW w:type="dxa" w:w="1872"/>
+            <w:shd w:fill="FFFFFF"/>
+            <w:tcMar>
+              <w:top w:w="120" w:type="dxa"/>
+              <w:bottom w:w="120" w:type="dxa"/>
+              <w:left w:w="160" w:type="dxa"/>
+              <w:right w:w="160" w:type="dxa"/>
+            </w:tcMar>
+            <w:vAlign w:val="center"/>
+          </w:tcPr>
+          <w:p>
+            <w:pPr>
+              <w:spacing w:before="20" w:after="20" w:line="276" w:lineRule="auto"/>
+            </w:pPr>
+            <w:r>
+              <w:rPr>
+                <w:rFonts w:ascii="Consolas" w:hAnsi="Consolas"/>
+                <w:color w:val="B42828"/>
+                <w:sz w:val="19"/>
+              </w:rPr>
+              <w:t>/notifications</w:t>
+            </w:r>
+          </w:p>
+        </w:tc>
+        <w:tc>
+          <w:tcPr>
+            <w:tcW w:type="dxa" w:w="1872"/>
+            <w:shd w:fill="FFFFFF"/>
+            <w:tcMar>
+              <w:top w:w="120" w:type="dxa"/>
+              <w:bottom w:w="120" w:type="dxa"/>
+              <w:left w:w="160" w:type="dxa"/>
+              <w:right w:w="160" w:type="dxa"/>
+            </w:tcMar>
+            <w:vAlign w:val="center"/>
+          </w:tcPr>
+          <w:p>
+            <w:pPr>
+              <w:spacing w:before="20" w:after="20" w:line="276" w:lineRule="auto"/>
+            </w:pPr>
+            <w:r>
+              <w:rPr>
+                <w:rFonts w:ascii="Segoe UI" w:hAnsi="Segoe UI"/>
+                <w:sz w:val="19"/>
+              </w:rPr>
+              <w:t>Authenticated</w:t>
+            </w:r>
+          </w:p>
+        </w:tc>
+        <w:tc>
+          <w:tcPr>
+            <w:tcW w:type="dxa" w:w="1872"/>
+            <w:shd w:fill="FFFFFF"/>
+            <w:tcMar>
+              <w:top w:w="120" w:type="dxa"/>
+              <w:bottom w:w="120" w:type="dxa"/>
+              <w:left w:w="160" w:type="dxa"/>
+              <w:right w:w="160" w:type="dxa"/>
+            </w:tcMar>
+            <w:vAlign w:val="center"/>
+          </w:tcPr>
+          <w:p>
+            <w:pPr>
+              <w:spacing w:before="20" w:after="20" w:line="276" w:lineRule="auto"/>
+            </w:pPr>
+            <w:r>
+              <w:rPr>
+                <w:rFonts w:ascii="Segoe UI" w:hAnsi="Segoe UI"/>
+                <w:sz w:val="19"/>
+              </w:rPr>
+              <w:t>Lấy danh sách thông báo của tài khoản hiện tại</w:t>
+            </w:r>
+          </w:p>
+        </w:tc>
+      </w:tr>
+      <w:tr>
+        <w:tc>
+          <w:tcPr>
+            <w:tcW w:type="dxa" w:w="1872"/>
+            <w:shd w:fill="F8FAFC"/>
+            <w:tcMar>
+              <w:top w:w="120" w:type="dxa"/>
+              <w:bottom w:w="120" w:type="dxa"/>
+              <w:left w:w="160" w:type="dxa"/>
+              <w:right w:w="160" w:type="dxa"/>
+            </w:tcMar>
+            <w:vAlign w:val="center"/>
+          </w:tcPr>
+          <w:p>
+            <w:pPr>
+              <w:spacing w:before="20" w:after="20" w:line="276" w:lineRule="auto"/>
+            </w:pPr>
+          </w:p>
+        </w:tc>
+        <w:tc>
+          <w:tcPr>
+            <w:tcW w:type="dxa" w:w="1872"/>
+            <w:shd w:fill="F8FAFC"/>
+            <w:tcMar>
+              <w:top w:w="120" w:type="dxa"/>
+              <w:bottom w:w="120" w:type="dxa"/>
+              <w:left w:w="160" w:type="dxa"/>
+              <w:right w:w="160" w:type="dxa"/>
+            </w:tcMar>
+            <w:vAlign w:val="center"/>
+          </w:tcPr>
+          <w:p>
+            <w:pPr>
+              <w:spacing w:before="20" w:after="20" w:line="276" w:lineRule="auto"/>
+            </w:pPr>
+            <w:r>
+              <w:rPr>
+                <w:rFonts w:ascii="Consolas" w:hAnsi="Consolas"/>
+                <w:color w:val="B42828"/>
+                <w:sz w:val="19"/>
+              </w:rPr>
+              <w:t>PATCH</w:t>
+            </w:r>
+          </w:p>
+        </w:tc>
+        <w:tc>
+          <w:tcPr>
+            <w:tcW w:type="dxa" w:w="1872"/>
+            <w:shd w:fill="F8FAFC"/>
+            <w:tcMar>
+              <w:top w:w="120" w:type="dxa"/>
+              <w:bottom w:w="120" w:type="dxa"/>
+              <w:left w:w="160" w:type="dxa"/>
+              <w:right w:w="160" w:type="dxa"/>
+            </w:tcMar>
+            <w:vAlign w:val="center"/>
+          </w:tcPr>
+          <w:p>
+            <w:pPr>
+              <w:spacing w:before="20" w:after="20" w:line="276" w:lineRule="auto"/>
+            </w:pPr>
+            <w:r>
+              <w:rPr>
+                <w:rFonts w:ascii="Consolas" w:hAnsi="Consolas"/>
+                <w:color w:val="B42828"/>
+                <w:sz w:val="19"/>
+              </w:rPr>
+              <w:t>/notifications/{id}/read</w:t>
+            </w:r>
+          </w:p>
+        </w:tc>
+        <w:tc>
+          <w:tcPr>
+            <w:tcW w:type="dxa" w:w="1872"/>
+            <w:shd w:fill="F8FAFC"/>
+            <w:tcMar>
+              <w:top w:w="120" w:type="dxa"/>
+              <w:bottom w:w="120" w:type="dxa"/>
+              <w:left w:w="160" w:type="dxa"/>
+              <w:right w:w="160" w:type="dxa"/>
+            </w:tcMar>
+            <w:vAlign w:val="center"/>
+          </w:tcPr>
+          <w:p>
+            <w:pPr>
+              <w:spacing w:before="20" w:after="20" w:line="276" w:lineRule="auto"/>
+            </w:pPr>
+            <w:r>
+              <w:rPr>
+                <w:rFonts w:ascii="Segoe UI" w:hAnsi="Segoe UI"/>
+                <w:sz w:val="19"/>
+              </w:rPr>
+              <w:t>Authenticated</w:t>
+            </w:r>
+          </w:p>
+        </w:tc>
+        <w:tc>
+          <w:tcPr>
+            <w:tcW w:type="dxa" w:w="1872"/>
+            <w:shd w:fill="F8FAFC"/>
+            <w:tcMar>
+              <w:top w:w="120" w:type="dxa"/>
+              <w:bottom w:w="120" w:type="dxa"/>
+              <w:left w:w="160" w:type="dxa"/>
+              <w:right w:w="160" w:type="dxa"/>
+            </w:tcMar>
+            <w:vAlign w:val="center"/>
+          </w:tcPr>
+          <w:p>
+            <w:pPr>
+              <w:spacing w:before="20" w:after="20" w:line="276" w:lineRule="auto"/>
+            </w:pPr>
+            <w:r>
+              <w:rPr>
+                <w:rFonts w:ascii="Segoe UI" w:hAnsi="Segoe UI"/>
+                <w:sz w:val="19"/>
+              </w:rPr>
+              <w:t>Đánh dấu 1 thông báo đã đọc</w:t>
+            </w:r>
+          </w:p>
+        </w:tc>
+      </w:tr>
+      <w:tr>
+        <w:tc>
+          <w:tcPr>
+            <w:tcW w:type="dxa" w:w="1872"/>
+            <w:shd w:fill="FFFFFF"/>
+            <w:tcMar>
+              <w:top w:w="120" w:type="dxa"/>
+              <w:bottom w:w="120" w:type="dxa"/>
+              <w:left w:w="160" w:type="dxa"/>
+              <w:right w:w="160" w:type="dxa"/>
+            </w:tcMar>
+            <w:vAlign w:val="center"/>
+          </w:tcPr>
+          <w:p>
+            <w:pPr>
+              <w:spacing w:before="20" w:after="20" w:line="276" w:lineRule="auto"/>
             </w:pPr>
           </w:p>
         </w:tc>
@@ -1458,23 +3783,24 @@
             <w:tcW w:type="dxa" w:w="1872"/>
             <w:shd w:fill="FFFFFF"/>
             <w:tcMar>
-              <w:top w:w="100" w:type="dxa"/>
-              <w:bottom w:w="100" w:type="dxa"/>
-              <w:left w:w="120" w:type="dxa"/>
-              <w:right w:w="120" w:type="dxa"/>
+              <w:top w:w="120" w:type="dxa"/>
+              <w:bottom w:w="120" w:type="dxa"/>
+              <w:left w:w="160" w:type="dxa"/>
+              <w:right w:w="160" w:type="dxa"/>
             </w:tcMar>
+            <w:vAlign w:val="center"/>
           </w:tcPr>
           <w:p>
             <w:pPr>
-              <w:spacing w:after="40" w:before="40"/>
+              <w:spacing w:before="20" w:after="20" w:line="276" w:lineRule="auto"/>
             </w:pPr>
             <w:r>
               <w:rPr>
-                <w:rFonts w:ascii="Times New Roman" w:hAnsi="Times New Roman"/>
+                <w:rFonts w:ascii="Consolas" w:hAnsi="Consolas"/>
                 <w:color w:val="B42828"/>
-                <w:sz w:val="20"/>
+                <w:sz w:val="19"/>
               </w:rPr>
-              <w:t>POST</w:t>
+              <w:t>PATCH</w:t>
             </w:r>
           </w:p>
         </w:tc>
@@ -1483,23 +3809,24 @@
             <w:tcW w:type="dxa" w:w="1872"/>
             <w:shd w:fill="FFFFFF"/>
             <w:tcMar>
-              <w:top w:w="100" w:type="dxa"/>
-              <w:bottom w:w="100" w:type="dxa"/>
-              <w:left w:w="120" w:type="dxa"/>
-              <w:right w:w="120" w:type="dxa"/>
+              <w:top w:w="120" w:type="dxa"/>
+              <w:bottom w:w="120" w:type="dxa"/>
+              <w:left w:w="160" w:type="dxa"/>
+              <w:right w:w="160" w:type="dxa"/>
             </w:tcMar>
+            <w:vAlign w:val="center"/>
           </w:tcPr>
           <w:p>
             <w:pPr>
-              <w:spacing w:after="40" w:before="40"/>
+              <w:spacing w:before="20" w:after="20" w:line="276" w:lineRule="auto"/>
             </w:pPr>
             <w:r>
               <w:rPr>
-                <w:rFonts w:ascii="Times New Roman" w:hAnsi="Times New Roman"/>
+                <w:rFonts w:ascii="Consolas" w:hAnsi="Consolas"/>
                 <w:color w:val="B42828"/>
-                <w:sz w:val="20"/>
+                <w:sz w:val="19"/>
               </w:rPr>
-              <w:t>/jobs</w:t>
+              <w:t>/notifications/read-all</w:t>
             </w:r>
           </w:p>
         </w:tc>
@@ -1508,36 +3835,273 @@
             <w:tcW w:type="dxa" w:w="1872"/>
             <w:shd w:fill="FFFFFF"/>
             <w:tcMar>
-              <w:top w:w="100" w:type="dxa"/>
-              <w:bottom w:w="100" w:type="dxa"/>
-              <w:left w:w="120" w:type="dxa"/>
-              <w:right w:w="120" w:type="dxa"/>
+              <w:top w:w="120" w:type="dxa"/>
+              <w:bottom w:w="120" w:type="dxa"/>
+              <w:left w:w="160" w:type="dxa"/>
+              <w:right w:w="160" w:type="dxa"/>
             </w:tcMar>
+            <w:vAlign w:val="center"/>
           </w:tcPr>
           <w:p>
             <w:pPr>
-              <w:spacing w:after="40" w:before="40"/>
+              <w:spacing w:before="20" w:after="20" w:line="276" w:lineRule="auto"/>
             </w:pPr>
             <w:r>
               <w:rPr>
-                <w:rFonts w:ascii="Times New Roman" w:hAnsi="Times New Roman"/>
-                <w:color w:val="B42828"/>
-                <w:sz w:val="20"/>
+                <w:rFonts w:ascii="Segoe UI" w:hAnsi="Segoe UI"/>
+                <w:sz w:val="19"/>
               </w:rPr>
-              <w:t>ROLE_EMPLOYER</w:t>
+              <w:t>Authenticated</w:t>
             </w:r>
+          </w:p>
+        </w:tc>
+        <w:tc>
+          <w:tcPr>
+            <w:tcW w:type="dxa" w:w="1872"/>
+            <w:shd w:fill="FFFFFF"/>
+            <w:tcMar>
+              <w:top w:w="120" w:type="dxa"/>
+              <w:bottom w:w="120" w:type="dxa"/>
+              <w:left w:w="160" w:type="dxa"/>
+              <w:right w:w="160" w:type="dxa"/>
+            </w:tcMar>
+            <w:vAlign w:val="center"/>
+          </w:tcPr>
+          <w:p>
+            <w:pPr>
+              <w:spacing w:before="20" w:after="20" w:line="276" w:lineRule="auto"/>
+            </w:pPr>
             <w:r>
               <w:rPr>
-                <w:rFonts w:ascii="Times New Roman" w:hAnsi="Times New Roman"/>
-                <w:sz w:val="20"/>
+                <w:rFonts w:ascii="Segoe UI" w:hAnsi="Segoe UI"/>
+                <w:sz w:val="19"/>
               </w:rPr>
-              <w:t xml:space="preserve">, </w:t>
+              <w:t>Đánh dấu toàn bộ thông báo đã đọc</w:t>
             </w:r>
+          </w:p>
+        </w:tc>
+      </w:tr>
+      <w:tr>
+        <w:tc>
+          <w:tcPr>
+            <w:tcW w:type="dxa" w:w="1872"/>
+            <w:shd w:fill="F8FAFC"/>
+            <w:tcMar>
+              <w:top w:w="120" w:type="dxa"/>
+              <w:bottom w:w="120" w:type="dxa"/>
+              <w:left w:w="160" w:type="dxa"/>
+              <w:right w:w="160" w:type="dxa"/>
+            </w:tcMar>
+            <w:vAlign w:val="center"/>
+          </w:tcPr>
+          <w:p>
+            <w:pPr>
+              <w:spacing w:before="20" w:after="20" w:line="276" w:lineRule="auto"/>
+            </w:pPr>
             <w:r>
               <w:rPr>
-                <w:rFonts w:ascii="Times New Roman" w:hAnsi="Times New Roman"/>
+                <w:b/>
+              </w:rPr>
+              <w:t>Admin</w:t>
+            </w:r>
+          </w:p>
+        </w:tc>
+        <w:tc>
+          <w:tcPr>
+            <w:tcW w:type="dxa" w:w="1872"/>
+            <w:shd w:fill="F8FAFC"/>
+            <w:tcMar>
+              <w:top w:w="120" w:type="dxa"/>
+              <w:bottom w:w="120" w:type="dxa"/>
+              <w:left w:w="160" w:type="dxa"/>
+              <w:right w:w="160" w:type="dxa"/>
+            </w:tcMar>
+            <w:vAlign w:val="center"/>
+          </w:tcPr>
+          <w:p>
+            <w:pPr>
+              <w:spacing w:before="20" w:after="20" w:line="276" w:lineRule="auto"/>
+            </w:pPr>
+            <w:r>
+              <w:rPr>
+                <w:rFonts w:ascii="Consolas" w:hAnsi="Consolas"/>
                 <w:color w:val="B42828"/>
-                <w:sz w:val="20"/>
+                <w:sz w:val="19"/>
+              </w:rPr>
+              <w:t>GET</w:t>
+            </w:r>
+          </w:p>
+        </w:tc>
+        <w:tc>
+          <w:tcPr>
+            <w:tcW w:type="dxa" w:w="1872"/>
+            <w:shd w:fill="F8FAFC"/>
+            <w:tcMar>
+              <w:top w:w="120" w:type="dxa"/>
+              <w:bottom w:w="120" w:type="dxa"/>
+              <w:left w:w="160" w:type="dxa"/>
+              <w:right w:w="160" w:type="dxa"/>
+            </w:tcMar>
+            <w:vAlign w:val="center"/>
+          </w:tcPr>
+          <w:p>
+            <w:pPr>
+              <w:spacing w:before="20" w:after="20" w:line="276" w:lineRule="auto"/>
+            </w:pPr>
+            <w:r>
+              <w:rPr>
+                <w:rFonts w:ascii="Consolas" w:hAnsi="Consolas"/>
+                <w:color w:val="B42828"/>
+                <w:sz w:val="19"/>
+              </w:rPr>
+              <w:t>/admin/stats</w:t>
+            </w:r>
+          </w:p>
+        </w:tc>
+        <w:tc>
+          <w:tcPr>
+            <w:tcW w:type="dxa" w:w="1872"/>
+            <w:shd w:fill="F8FAFC"/>
+            <w:tcMar>
+              <w:top w:w="120" w:type="dxa"/>
+              <w:bottom w:w="120" w:type="dxa"/>
+              <w:left w:w="160" w:type="dxa"/>
+              <w:right w:w="160" w:type="dxa"/>
+            </w:tcMar>
+            <w:vAlign w:val="center"/>
+          </w:tcPr>
+          <w:p>
+            <w:pPr>
+              <w:spacing w:before="20" w:after="20" w:line="276" w:lineRule="auto"/>
+            </w:pPr>
+            <w:r>
+              <w:rPr>
+                <w:rFonts w:ascii="Consolas" w:hAnsi="Consolas"/>
+                <w:color w:val="B42828"/>
+                <w:sz w:val="19"/>
+              </w:rPr>
+              <w:t>ROLE_ADMIN</w:t>
+            </w:r>
+          </w:p>
+        </w:tc>
+        <w:tc>
+          <w:tcPr>
+            <w:tcW w:type="dxa" w:w="1872"/>
+            <w:shd w:fill="F8FAFC"/>
+            <w:tcMar>
+              <w:top w:w="120" w:type="dxa"/>
+              <w:bottom w:w="120" w:type="dxa"/>
+              <w:left w:w="160" w:type="dxa"/>
+              <w:right w:w="160" w:type="dxa"/>
+            </w:tcMar>
+            <w:vAlign w:val="center"/>
+          </w:tcPr>
+          <w:p>
+            <w:pPr>
+              <w:spacing w:before="20" w:after="20" w:line="276" w:lineRule="auto"/>
+            </w:pPr>
+            <w:r>
+              <w:rPr>
+                <w:rFonts w:ascii="Segoe UI" w:hAnsi="Segoe UI"/>
+                <w:sz w:val="19"/>
+              </w:rPr>
+              <w:t>Thống kê KPI: người dùng, tin đăng, đơn ứng tuyển, đánh giá</w:t>
+            </w:r>
+          </w:p>
+        </w:tc>
+      </w:tr>
+      <w:tr>
+        <w:tc>
+          <w:tcPr>
+            <w:tcW w:type="dxa" w:w="1872"/>
+            <w:shd w:fill="FFFFFF"/>
+            <w:tcMar>
+              <w:top w:w="120" w:type="dxa"/>
+              <w:bottom w:w="120" w:type="dxa"/>
+              <w:left w:w="160" w:type="dxa"/>
+              <w:right w:w="160" w:type="dxa"/>
+            </w:tcMar>
+            <w:vAlign w:val="center"/>
+          </w:tcPr>
+          <w:p>
+            <w:pPr>
+              <w:spacing w:before="20" w:after="20" w:line="276" w:lineRule="auto"/>
+            </w:pPr>
+          </w:p>
+        </w:tc>
+        <w:tc>
+          <w:tcPr>
+            <w:tcW w:type="dxa" w:w="1872"/>
+            <w:shd w:fill="FFFFFF"/>
+            <w:tcMar>
+              <w:top w:w="120" w:type="dxa"/>
+              <w:bottom w:w="120" w:type="dxa"/>
+              <w:left w:w="160" w:type="dxa"/>
+              <w:right w:w="160" w:type="dxa"/>
+            </w:tcMar>
+            <w:vAlign w:val="center"/>
+          </w:tcPr>
+          <w:p>
+            <w:pPr>
+              <w:spacing w:before="20" w:after="20" w:line="276" w:lineRule="auto"/>
+            </w:pPr>
+            <w:r>
+              <w:rPr>
+                <w:rFonts w:ascii="Consolas" w:hAnsi="Consolas"/>
+                <w:color w:val="B42828"/>
+                <w:sz w:val="19"/>
+              </w:rPr>
+              <w:t>GET</w:t>
+            </w:r>
+          </w:p>
+        </w:tc>
+        <w:tc>
+          <w:tcPr>
+            <w:tcW w:type="dxa" w:w="1872"/>
+            <w:shd w:fill="FFFFFF"/>
+            <w:tcMar>
+              <w:top w:w="120" w:type="dxa"/>
+              <w:bottom w:w="120" w:type="dxa"/>
+              <w:left w:w="160" w:type="dxa"/>
+              <w:right w:w="160" w:type="dxa"/>
+            </w:tcMar>
+            <w:vAlign w:val="center"/>
+          </w:tcPr>
+          <w:p>
+            <w:pPr>
+              <w:spacing w:before="20" w:after="20" w:line="276" w:lineRule="auto"/>
+            </w:pPr>
+            <w:r>
+              <w:rPr>
+                <w:rFonts w:ascii="Consolas" w:hAnsi="Consolas"/>
+                <w:color w:val="B42828"/>
+                <w:sz w:val="19"/>
+              </w:rPr>
+              <w:t>/admin/users</w:t>
+            </w:r>
+          </w:p>
+        </w:tc>
+        <w:tc>
+          <w:tcPr>
+            <w:tcW w:type="dxa" w:w="1872"/>
+            <w:shd w:fill="FFFFFF"/>
+            <w:tcMar>
+              <w:top w:w="120" w:type="dxa"/>
+              <w:bottom w:w="120" w:type="dxa"/>
+              <w:left w:w="160" w:type="dxa"/>
+              <w:right w:w="160" w:type="dxa"/>
+            </w:tcMar>
+            <w:vAlign w:val="center"/>
+          </w:tcPr>
+          <w:p>
+            <w:pPr>
+              <w:spacing w:before="20" w:after="20" w:line="276" w:lineRule="auto"/>
+            </w:pPr>
+            <w:r>
+              <w:rPr>
+                <w:rFonts w:ascii="Consolas" w:hAnsi="Consolas"/>
+                <w:color w:val="B42828"/>
+                <w:sz w:val="19"/>
               </w:rPr>
               <w:t>ROLE_ADMIN</w:t>
             </w:r>
@@ -1548,22 +4112,23 @@
             <w:tcW w:type="dxa" w:w="1872"/>
             <w:shd w:fill="FFFFFF"/>
             <w:tcMar>
-              <w:top w:w="100" w:type="dxa"/>
-              <w:bottom w:w="100" w:type="dxa"/>
-              <w:left w:w="120" w:type="dxa"/>
-              <w:right w:w="120" w:type="dxa"/>
+              <w:top w:w="120" w:type="dxa"/>
+              <w:bottom w:w="120" w:type="dxa"/>
+              <w:left w:w="160" w:type="dxa"/>
+              <w:right w:w="160" w:type="dxa"/>
             </w:tcMar>
+            <w:vAlign w:val="center"/>
           </w:tcPr>
           <w:p>
             <w:pPr>
-              <w:spacing w:after="40" w:before="40"/>
+              <w:spacing w:before="20" w:after="20" w:line="276" w:lineRule="auto"/>
             </w:pPr>
             <w:r>
               <w:rPr>
-                <w:rFonts w:ascii="Times New Roman" w:hAnsi="Times New Roman"/>
-                <w:sz w:val="20"/>
+                <w:rFonts w:ascii="Segoe UI" w:hAnsi="Segoe UI"/>
+                <w:sz w:val="19"/>
               </w:rPr>
-              <w:t>Đăng tin tuyển dụng mới</w:t>
+              <w:t>Xem danh sách toàn bộ tài khoản trong hệ thống</w:t>
             </w:r>
           </w:p>
         </w:tc>
@@ -1574,15 +4139,16 @@
             <w:tcW w:type="dxa" w:w="1872"/>
             <w:shd w:fill="F8FAFC"/>
             <w:tcMar>
-              <w:top w:w="100" w:type="dxa"/>
-              <w:bottom w:w="100" w:type="dxa"/>
-              <w:left w:w="120" w:type="dxa"/>
-              <w:right w:w="120" w:type="dxa"/>
+              <w:top w:w="120" w:type="dxa"/>
+              <w:bottom w:w="120" w:type="dxa"/>
+              <w:left w:w="160" w:type="dxa"/>
+              <w:right w:w="160" w:type="dxa"/>
             </w:tcMar>
+            <w:vAlign w:val="center"/>
           </w:tcPr>
           <w:p>
             <w:pPr>
-              <w:spacing w:after="40" w:before="40"/>
+              <w:spacing w:before="20" w:after="20" w:line="276" w:lineRule="auto"/>
             </w:pPr>
           </w:p>
         </w:tc>
@@ -1591,23 +4157,24 @@
             <w:tcW w:type="dxa" w:w="1872"/>
             <w:shd w:fill="F8FAFC"/>
             <w:tcMar>
-              <w:top w:w="100" w:type="dxa"/>
-              <w:bottom w:w="100" w:type="dxa"/>
-              <w:left w:w="120" w:type="dxa"/>
-              <w:right w:w="120" w:type="dxa"/>
+              <w:top w:w="120" w:type="dxa"/>
+              <w:bottom w:w="120" w:type="dxa"/>
+              <w:left w:w="160" w:type="dxa"/>
+              <w:right w:w="160" w:type="dxa"/>
             </w:tcMar>
+            <w:vAlign w:val="center"/>
           </w:tcPr>
           <w:p>
             <w:pPr>
-              <w:spacing w:after="40" w:before="40"/>
+              <w:spacing w:before="20" w:after="20" w:line="276" w:lineRule="auto"/>
             </w:pPr>
             <w:r>
               <w:rPr>
-                <w:rFonts w:ascii="Times New Roman" w:hAnsi="Times New Roman"/>
+                <w:rFonts w:ascii="Consolas" w:hAnsi="Consolas"/>
                 <w:color w:val="B42828"/>
-                <w:sz w:val="20"/>
+                <w:sz w:val="19"/>
               </w:rPr>
-              <w:t>PUT</w:t>
+              <w:t>PATCH</w:t>
             </w:r>
           </w:p>
         </w:tc>
@@ -1616,23 +4183,24 @@
             <w:tcW w:type="dxa" w:w="1872"/>
             <w:shd w:fill="F8FAFC"/>
             <w:tcMar>
-              <w:top w:w="100" w:type="dxa"/>
-              <w:bottom w:w="100" w:type="dxa"/>
-              <w:left w:w="120" w:type="dxa"/>
-              <w:right w:w="120" w:type="dxa"/>
+              <w:top w:w="120" w:type="dxa"/>
+              <w:bottom w:w="120" w:type="dxa"/>
+              <w:left w:w="160" w:type="dxa"/>
+              <w:right w:w="160" w:type="dxa"/>
             </w:tcMar>
+            <w:vAlign w:val="center"/>
           </w:tcPr>
           <w:p>
             <w:pPr>
-              <w:spacing w:after="40" w:before="40"/>
+              <w:spacing w:before="20" w:after="20" w:line="276" w:lineRule="auto"/>
             </w:pPr>
             <w:r>
               <w:rPr>
-                <w:rFonts w:ascii="Times New Roman" w:hAnsi="Times New Roman"/>
+                <w:rFonts w:ascii="Consolas" w:hAnsi="Consolas"/>
                 <w:color w:val="B42828"/>
-                <w:sz w:val="20"/>
+                <w:sz w:val="19"/>
               </w:rPr>
-              <w:t>/jobs/{id}</w:t>
+              <w:t>/admin/users/{id}/toggle-status</w:t>
             </w:r>
           </w:p>
         </w:tc>
@@ -1641,36 +4209,22 @@
             <w:tcW w:type="dxa" w:w="1872"/>
             <w:shd w:fill="F8FAFC"/>
             <w:tcMar>
-              <w:top w:w="100" w:type="dxa"/>
-              <w:bottom w:w="100" w:type="dxa"/>
-              <w:left w:w="120" w:type="dxa"/>
-              <w:right w:w="120" w:type="dxa"/>
+              <w:top w:w="120" w:type="dxa"/>
+              <w:bottom w:w="120" w:type="dxa"/>
+              <w:left w:w="160" w:type="dxa"/>
+              <w:right w:w="160" w:type="dxa"/>
             </w:tcMar>
+            <w:vAlign w:val="center"/>
           </w:tcPr>
           <w:p>
             <w:pPr>
-              <w:spacing w:after="40" w:before="40"/>
+              <w:spacing w:before="20" w:after="20" w:line="276" w:lineRule="auto"/>
             </w:pPr>
             <w:r>
               <w:rPr>
-                <w:rFonts w:ascii="Times New Roman" w:hAnsi="Times New Roman"/>
+                <w:rFonts w:ascii="Consolas" w:hAnsi="Consolas"/>
                 <w:color w:val="B42828"/>
-                <w:sz w:val="20"/>
-              </w:rPr>
-              <w:t>ROLE_EMPLOYER</w:t>
-            </w:r>
-            <w:r>
-              <w:rPr>
-                <w:rFonts w:ascii="Times New Roman" w:hAnsi="Times New Roman"/>
-                <w:sz w:val="20"/>
-              </w:rPr>
-              <w:t xml:space="preserve">, </w:t>
-            </w:r>
-            <w:r>
-              <w:rPr>
-                <w:rFonts w:ascii="Times New Roman" w:hAnsi="Times New Roman"/>
-                <w:color w:val="B42828"/>
-                <w:sz w:val="20"/>
+                <w:sz w:val="19"/>
               </w:rPr>
               <w:t>ROLE_ADMIN</w:t>
             </w:r>
@@ -1681,22 +4235,23 @@
             <w:tcW w:type="dxa" w:w="1872"/>
             <w:shd w:fill="F8FAFC"/>
             <w:tcMar>
-              <w:top w:w="100" w:type="dxa"/>
-              <w:bottom w:w="100" w:type="dxa"/>
-              <w:left w:w="120" w:type="dxa"/>
-              <w:right w:w="120" w:type="dxa"/>
+              <w:top w:w="120" w:type="dxa"/>
+              <w:bottom w:w="120" w:type="dxa"/>
+              <w:left w:w="160" w:type="dxa"/>
+              <w:right w:w="160" w:type="dxa"/>
             </w:tcMar>
+            <w:vAlign w:val="center"/>
           </w:tcPr>
           <w:p>
             <w:pPr>
-              <w:spacing w:after="40" w:before="40"/>
+              <w:spacing w:before="20" w:after="20" w:line="276" w:lineRule="auto"/>
             </w:pPr>
             <w:r>
               <w:rPr>
-                <w:rFonts w:ascii="Times New Roman" w:hAnsi="Times New Roman"/>
-                <w:sz w:val="20"/>
+                <w:rFonts w:ascii="Segoe UI" w:hAnsi="Segoe UI"/>
+                <w:sz w:val="19"/>
               </w:rPr>
-              <w:t>Cập nhật thông tin tin tuyển dụng</w:t>
+              <w:t>Khóa hoặc kích hoạt lại tài khoản người dùng</w:t>
             </w:r>
           </w:p>
         </w:tc>
@@ -1707,15 +4262,16 @@
             <w:tcW w:type="dxa" w:w="1872"/>
             <w:shd w:fill="FFFFFF"/>
             <w:tcMar>
-              <w:top w:w="100" w:type="dxa"/>
-              <w:bottom w:w="100" w:type="dxa"/>
-              <w:left w:w="120" w:type="dxa"/>
-              <w:right w:w="120" w:type="dxa"/>
+              <w:top w:w="120" w:type="dxa"/>
+              <w:bottom w:w="120" w:type="dxa"/>
+              <w:left w:w="160" w:type="dxa"/>
+              <w:right w:w="160" w:type="dxa"/>
             </w:tcMar>
+            <w:vAlign w:val="center"/>
           </w:tcPr>
           <w:p>
             <w:pPr>
-              <w:spacing w:after="40" w:before="40"/>
+              <w:spacing w:before="20" w:after="20" w:line="276" w:lineRule="auto"/>
             </w:pPr>
           </w:p>
         </w:tc>
@@ -1724,23 +4280,24 @@
             <w:tcW w:type="dxa" w:w="1872"/>
             <w:shd w:fill="FFFFFF"/>
             <w:tcMar>
-              <w:top w:w="100" w:type="dxa"/>
-              <w:bottom w:w="100" w:type="dxa"/>
-              <w:left w:w="120" w:type="dxa"/>
-              <w:right w:w="120" w:type="dxa"/>
+              <w:top w:w="120" w:type="dxa"/>
+              <w:bottom w:w="120" w:type="dxa"/>
+              <w:left w:w="160" w:type="dxa"/>
+              <w:right w:w="160" w:type="dxa"/>
             </w:tcMar>
+            <w:vAlign w:val="center"/>
           </w:tcPr>
           <w:p>
             <w:pPr>
-              <w:spacing w:after="40" w:before="40"/>
+              <w:spacing w:before="20" w:after="20" w:line="276" w:lineRule="auto"/>
             </w:pPr>
             <w:r>
               <w:rPr>
-                <w:rFonts w:ascii="Times New Roman" w:hAnsi="Times New Roman"/>
+                <w:rFonts w:ascii="Consolas" w:hAnsi="Consolas"/>
                 <w:color w:val="B42828"/>
-                <w:sz w:val="20"/>
+                <w:sz w:val="19"/>
               </w:rPr>
-              <w:t>PATCH</w:t>
+              <w:t>DELETE</w:t>
             </w:r>
           </w:p>
         </w:tc>
@@ -1749,23 +4306,24 @@
             <w:tcW w:type="dxa" w:w="1872"/>
             <w:shd w:fill="FFFFFF"/>
             <w:tcMar>
-              <w:top w:w="100" w:type="dxa"/>
-              <w:bottom w:w="100" w:type="dxa"/>
-              <w:left w:w="120" w:type="dxa"/>
-              <w:right w:w="120" w:type="dxa"/>
+              <w:top w:w="120" w:type="dxa"/>
+              <w:bottom w:w="120" w:type="dxa"/>
+              <w:left w:w="160" w:type="dxa"/>
+              <w:right w:w="160" w:type="dxa"/>
             </w:tcMar>
+            <w:vAlign w:val="center"/>
           </w:tcPr>
           <w:p>
             <w:pPr>
-              <w:spacing w:after="40" w:before="40"/>
+              <w:spacing w:before="20" w:after="20" w:line="276" w:lineRule="auto"/>
             </w:pPr>
             <w:r>
               <w:rPr>
-                <w:rFonts w:ascii="Times New Roman" w:hAnsi="Times New Roman"/>
+                <w:rFonts w:ascii="Consolas" w:hAnsi="Consolas"/>
                 <w:color w:val="B42828"/>
-                <w:sz w:val="20"/>
+                <w:sz w:val="19"/>
               </w:rPr>
-              <w:t>/jobs/{id}/status</w:t>
+              <w:t>/admin/jobs/{id}</w:t>
             </w:r>
           </w:p>
         </w:tc>
@@ -1774,36 +4332,22 @@
             <w:tcW w:type="dxa" w:w="1872"/>
             <w:shd w:fill="FFFFFF"/>
             <w:tcMar>
-              <w:top w:w="100" w:type="dxa"/>
-              <w:bottom w:w="100" w:type="dxa"/>
-              <w:left w:w="120" w:type="dxa"/>
-              <w:right w:w="120" w:type="dxa"/>
+              <w:top w:w="120" w:type="dxa"/>
+              <w:bottom w:w="120" w:type="dxa"/>
+              <w:left w:w="160" w:type="dxa"/>
+              <w:right w:w="160" w:type="dxa"/>
             </w:tcMar>
+            <w:vAlign w:val="center"/>
           </w:tcPr>
           <w:p>
             <w:pPr>
-              <w:spacing w:after="40" w:before="40"/>
+              <w:spacing w:before="20" w:after="20" w:line="276" w:lineRule="auto"/>
             </w:pPr>
             <w:r>
               <w:rPr>
-                <w:rFonts w:ascii="Times New Roman" w:hAnsi="Times New Roman"/>
+                <w:rFonts w:ascii="Consolas" w:hAnsi="Consolas"/>
                 <w:color w:val="B42828"/>
-                <w:sz w:val="20"/>
-              </w:rPr>
-              <w:t>ROLE_EMPLOYER</w:t>
-            </w:r>
-            <w:r>
-              <w:rPr>
-                <w:rFonts w:ascii="Times New Roman" w:hAnsi="Times New Roman"/>
-                <w:sz w:val="20"/>
-              </w:rPr>
-              <w:t xml:space="preserve">, </w:t>
-            </w:r>
-            <w:r>
-              <w:rPr>
-                <w:rFonts w:ascii="Times New Roman" w:hAnsi="Times New Roman"/>
-                <w:color w:val="B42828"/>
-                <w:sz w:val="20"/>
+                <w:sz w:val="19"/>
               </w:rPr>
               <w:t>ROLE_ADMIN</w:t>
             </w:r>
@@ -1814,2193 +4358,21 @@
             <w:tcW w:type="dxa" w:w="1872"/>
             <w:shd w:fill="FFFFFF"/>
             <w:tcMar>
-              <w:top w:w="100" w:type="dxa"/>
-              <w:bottom w:w="100" w:type="dxa"/>
-              <w:left w:w="120" w:type="dxa"/>
-              <w:right w:w="120" w:type="dxa"/>
+              <w:top w:w="120" w:type="dxa"/>
+              <w:bottom w:w="120" w:type="dxa"/>
+              <w:left w:w="160" w:type="dxa"/>
+              <w:right w:w="160" w:type="dxa"/>
             </w:tcMar>
+            <w:vAlign w:val="center"/>
           </w:tcPr>
           <w:p>
             <w:pPr>
-              <w:spacing w:after="40" w:before="40"/>
+              <w:spacing w:before="20" w:after="20" w:line="276" w:lineRule="auto"/>
             </w:pPr>
             <w:r>
               <w:rPr>
-                <w:rFonts w:ascii="Times New Roman" w:hAnsi="Times New Roman"/>
-                <w:sz w:val="20"/>
-              </w:rPr>
-              <w:t>Đổi trạng thái tin (</w:t>
-            </w:r>
-            <w:r>
-              <w:rPr>
-                <w:rFonts w:ascii="Times New Roman" w:hAnsi="Times New Roman"/>
-                <w:color w:val="B42828"/>
-                <w:sz w:val="20"/>
-              </w:rPr>
-              <w:t>OPEN</w:t>
-            </w:r>
-            <w:r>
-              <w:rPr>
-                <w:rFonts w:ascii="Times New Roman" w:hAnsi="Times New Roman"/>
-                <w:sz w:val="20"/>
-              </w:rPr>
-              <w:t xml:space="preserve">, </w:t>
-            </w:r>
-            <w:r>
-              <w:rPr>
-                <w:rFonts w:ascii="Times New Roman" w:hAnsi="Times New Roman"/>
-                <w:color w:val="B42828"/>
-                <w:sz w:val="20"/>
-              </w:rPr>
-              <w:t>IN_PROGRESS</w:t>
-            </w:r>
-            <w:r>
-              <w:rPr>
-                <w:rFonts w:ascii="Times New Roman" w:hAnsi="Times New Roman"/>
-                <w:sz w:val="20"/>
-              </w:rPr>
-              <w:t xml:space="preserve">, </w:t>
-            </w:r>
-            <w:r>
-              <w:rPr>
-                <w:rFonts w:ascii="Times New Roman" w:hAnsi="Times New Roman"/>
-                <w:color w:val="B42828"/>
-                <w:sz w:val="20"/>
-              </w:rPr>
-              <w:t>COMPLETED</w:t>
-            </w:r>
-            <w:r>
-              <w:rPr>
-                <w:rFonts w:ascii="Times New Roman" w:hAnsi="Times New Roman"/>
-                <w:sz w:val="20"/>
-              </w:rPr>
-              <w:t xml:space="preserve">, </w:t>
-            </w:r>
-            <w:r>
-              <w:rPr>
-                <w:rFonts w:ascii="Times New Roman" w:hAnsi="Times New Roman"/>
-                <w:color w:val="B42828"/>
-                <w:sz w:val="20"/>
-              </w:rPr>
-              <w:t>CLOSED</w:t>
-            </w:r>
-            <w:r>
-              <w:rPr>
-                <w:rFonts w:ascii="Times New Roman" w:hAnsi="Times New Roman"/>
-                <w:sz w:val="20"/>
-              </w:rPr>
-              <w:t>)</w:t>
-            </w:r>
-          </w:p>
-        </w:tc>
-      </w:tr>
-      <w:tr>
-        <w:tc>
-          <w:tcPr>
-            <w:tcW w:type="dxa" w:w="1872"/>
-            <w:shd w:fill="F8FAFC"/>
-            <w:tcMar>
-              <w:top w:w="100" w:type="dxa"/>
-              <w:bottom w:w="100" w:type="dxa"/>
-              <w:left w:w="120" w:type="dxa"/>
-              <w:right w:w="120" w:type="dxa"/>
-            </w:tcMar>
-          </w:tcPr>
-          <w:p>
-            <w:pPr>
-              <w:spacing w:after="40" w:before="40"/>
-            </w:pPr>
-          </w:p>
-        </w:tc>
-        <w:tc>
-          <w:tcPr>
-            <w:tcW w:type="dxa" w:w="1872"/>
-            <w:shd w:fill="F8FAFC"/>
-            <w:tcMar>
-              <w:top w:w="100" w:type="dxa"/>
-              <w:bottom w:w="100" w:type="dxa"/>
-              <w:left w:w="120" w:type="dxa"/>
-              <w:right w:w="120" w:type="dxa"/>
-            </w:tcMar>
-          </w:tcPr>
-          <w:p>
-            <w:pPr>
-              <w:spacing w:after="40" w:before="40"/>
-            </w:pPr>
-            <w:r>
-              <w:rPr>
-                <w:rFonts w:ascii="Times New Roman" w:hAnsi="Times New Roman"/>
-                <w:color w:val="B42828"/>
-                <w:sz w:val="20"/>
-              </w:rPr>
-              <w:t>DELETE</w:t>
-            </w:r>
-          </w:p>
-        </w:tc>
-        <w:tc>
-          <w:tcPr>
-            <w:tcW w:type="dxa" w:w="1872"/>
-            <w:shd w:fill="F8FAFC"/>
-            <w:tcMar>
-              <w:top w:w="100" w:type="dxa"/>
-              <w:bottom w:w="100" w:type="dxa"/>
-              <w:left w:w="120" w:type="dxa"/>
-              <w:right w:w="120" w:type="dxa"/>
-            </w:tcMar>
-          </w:tcPr>
-          <w:p>
-            <w:pPr>
-              <w:spacing w:after="40" w:before="40"/>
-            </w:pPr>
-            <w:r>
-              <w:rPr>
-                <w:rFonts w:ascii="Times New Roman" w:hAnsi="Times New Roman"/>
-                <w:color w:val="B42828"/>
-                <w:sz w:val="20"/>
-              </w:rPr>
-              <w:t>/jobs/{id}</w:t>
-            </w:r>
-          </w:p>
-        </w:tc>
-        <w:tc>
-          <w:tcPr>
-            <w:tcW w:type="dxa" w:w="1872"/>
-            <w:shd w:fill="F8FAFC"/>
-            <w:tcMar>
-              <w:top w:w="100" w:type="dxa"/>
-              <w:bottom w:w="100" w:type="dxa"/>
-              <w:left w:w="120" w:type="dxa"/>
-              <w:right w:w="120" w:type="dxa"/>
-            </w:tcMar>
-          </w:tcPr>
-          <w:p>
-            <w:pPr>
-              <w:spacing w:after="40" w:before="40"/>
-            </w:pPr>
-            <w:r>
-              <w:rPr>
-                <w:rFonts w:ascii="Times New Roman" w:hAnsi="Times New Roman"/>
-                <w:color w:val="B42828"/>
-                <w:sz w:val="20"/>
-              </w:rPr>
-              <w:t>ROLE_EMPLOYER</w:t>
-            </w:r>
-            <w:r>
-              <w:rPr>
-                <w:rFonts w:ascii="Times New Roman" w:hAnsi="Times New Roman"/>
-                <w:sz w:val="20"/>
-              </w:rPr>
-              <w:t xml:space="preserve">, </w:t>
-            </w:r>
-            <w:r>
-              <w:rPr>
-                <w:rFonts w:ascii="Times New Roman" w:hAnsi="Times New Roman"/>
-                <w:color w:val="B42828"/>
-                <w:sz w:val="20"/>
-              </w:rPr>
-              <w:t>ROLE_ADMIN</w:t>
-            </w:r>
-          </w:p>
-        </w:tc>
-        <w:tc>
-          <w:tcPr>
-            <w:tcW w:type="dxa" w:w="1872"/>
-            <w:shd w:fill="F8FAFC"/>
-            <w:tcMar>
-              <w:top w:w="100" w:type="dxa"/>
-              <w:bottom w:w="100" w:type="dxa"/>
-              <w:left w:w="120" w:type="dxa"/>
-              <w:right w:w="120" w:type="dxa"/>
-            </w:tcMar>
-          </w:tcPr>
-          <w:p>
-            <w:pPr>
-              <w:spacing w:after="40" w:before="40"/>
-            </w:pPr>
-            <w:r>
-              <w:rPr>
-                <w:rFonts w:ascii="Times New Roman" w:hAnsi="Times New Roman"/>
-                <w:sz w:val="20"/>
-              </w:rPr>
-              <w:t>Xóa tin tuyển dụng</w:t>
-            </w:r>
-          </w:p>
-        </w:tc>
-      </w:tr>
-      <w:tr>
-        <w:tc>
-          <w:tcPr>
-            <w:tcW w:type="dxa" w:w="1872"/>
-            <w:shd w:fill="FFFFFF"/>
-            <w:tcMar>
-              <w:top w:w="100" w:type="dxa"/>
-              <w:bottom w:w="100" w:type="dxa"/>
-              <w:left w:w="120" w:type="dxa"/>
-              <w:right w:w="120" w:type="dxa"/>
-            </w:tcMar>
-          </w:tcPr>
-          <w:p>
-            <w:pPr>
-              <w:spacing w:after="40" w:before="40"/>
-            </w:pPr>
-            <w:r>
-              <w:rPr>
-                <w:rFonts w:ascii="Times New Roman" w:hAnsi="Times New Roman"/>
-                <w:b/>
-                <w:sz w:val="20"/>
-              </w:rPr>
-              <w:t>Applications</w:t>
-            </w:r>
-          </w:p>
-        </w:tc>
-        <w:tc>
-          <w:tcPr>
-            <w:tcW w:type="dxa" w:w="1872"/>
-            <w:shd w:fill="FFFFFF"/>
-            <w:tcMar>
-              <w:top w:w="100" w:type="dxa"/>
-              <w:bottom w:w="100" w:type="dxa"/>
-              <w:left w:w="120" w:type="dxa"/>
-              <w:right w:w="120" w:type="dxa"/>
-            </w:tcMar>
-          </w:tcPr>
-          <w:p>
-            <w:pPr>
-              <w:spacing w:after="40" w:before="40"/>
-            </w:pPr>
-            <w:r>
-              <w:rPr>
-                <w:rFonts w:ascii="Times New Roman" w:hAnsi="Times New Roman"/>
-                <w:color w:val="B42828"/>
-                <w:sz w:val="20"/>
-              </w:rPr>
-              <w:t>POST</w:t>
-            </w:r>
-          </w:p>
-        </w:tc>
-        <w:tc>
-          <w:tcPr>
-            <w:tcW w:type="dxa" w:w="1872"/>
-            <w:shd w:fill="FFFFFF"/>
-            <w:tcMar>
-              <w:top w:w="100" w:type="dxa"/>
-              <w:bottom w:w="100" w:type="dxa"/>
-              <w:left w:w="120" w:type="dxa"/>
-              <w:right w:w="120" w:type="dxa"/>
-            </w:tcMar>
-          </w:tcPr>
-          <w:p>
-            <w:pPr>
-              <w:spacing w:after="40" w:before="40"/>
-            </w:pPr>
-            <w:r>
-              <w:rPr>
-                <w:rFonts w:ascii="Times New Roman" w:hAnsi="Times New Roman"/>
-                <w:color w:val="B42828"/>
-                <w:sz w:val="20"/>
-              </w:rPr>
-              <w:t>/applications</w:t>
-            </w:r>
-          </w:p>
-        </w:tc>
-        <w:tc>
-          <w:tcPr>
-            <w:tcW w:type="dxa" w:w="1872"/>
-            <w:shd w:fill="FFFFFF"/>
-            <w:tcMar>
-              <w:top w:w="100" w:type="dxa"/>
-              <w:bottom w:w="100" w:type="dxa"/>
-              <w:left w:w="120" w:type="dxa"/>
-              <w:right w:w="120" w:type="dxa"/>
-            </w:tcMar>
-          </w:tcPr>
-          <w:p>
-            <w:pPr>
-              <w:spacing w:after="40" w:before="40"/>
-            </w:pPr>
-            <w:r>
-              <w:rPr>
-                <w:rFonts w:ascii="Times New Roman" w:hAnsi="Times New Roman"/>
-                <w:color w:val="B42828"/>
-                <w:sz w:val="20"/>
-              </w:rPr>
-              <w:t>ROLE_STUDENT</w:t>
-            </w:r>
-          </w:p>
-        </w:tc>
-        <w:tc>
-          <w:tcPr>
-            <w:tcW w:type="dxa" w:w="1872"/>
-            <w:shd w:fill="FFFFFF"/>
-            <w:tcMar>
-              <w:top w:w="100" w:type="dxa"/>
-              <w:bottom w:w="100" w:type="dxa"/>
-              <w:left w:w="120" w:type="dxa"/>
-              <w:right w:w="120" w:type="dxa"/>
-            </w:tcMar>
-          </w:tcPr>
-          <w:p>
-            <w:pPr>
-              <w:spacing w:after="40" w:before="40"/>
-            </w:pPr>
-            <w:r>
-              <w:rPr>
-                <w:rFonts w:ascii="Times New Roman" w:hAnsi="Times New Roman"/>
-                <w:sz w:val="20"/>
-              </w:rPr>
-              <w:t>Nộp hồ sơ ứng tuyển kèm CV</w:t>
-            </w:r>
-          </w:p>
-        </w:tc>
-      </w:tr>
-      <w:tr>
-        <w:tc>
-          <w:tcPr>
-            <w:tcW w:type="dxa" w:w="1872"/>
-            <w:shd w:fill="F8FAFC"/>
-            <w:tcMar>
-              <w:top w:w="100" w:type="dxa"/>
-              <w:bottom w:w="100" w:type="dxa"/>
-              <w:left w:w="120" w:type="dxa"/>
-              <w:right w:w="120" w:type="dxa"/>
-            </w:tcMar>
-          </w:tcPr>
-          <w:p>
-            <w:pPr>
-              <w:spacing w:after="40" w:before="40"/>
-            </w:pPr>
-          </w:p>
-        </w:tc>
-        <w:tc>
-          <w:tcPr>
-            <w:tcW w:type="dxa" w:w="1872"/>
-            <w:shd w:fill="F8FAFC"/>
-            <w:tcMar>
-              <w:top w:w="100" w:type="dxa"/>
-              <w:bottom w:w="100" w:type="dxa"/>
-              <w:left w:w="120" w:type="dxa"/>
-              <w:right w:w="120" w:type="dxa"/>
-            </w:tcMar>
-          </w:tcPr>
-          <w:p>
-            <w:pPr>
-              <w:spacing w:after="40" w:before="40"/>
-            </w:pPr>
-            <w:r>
-              <w:rPr>
-                <w:rFonts w:ascii="Times New Roman" w:hAnsi="Times New Roman"/>
-                <w:color w:val="B42828"/>
-                <w:sz w:val="20"/>
-              </w:rPr>
-              <w:t>GET</w:t>
-            </w:r>
-          </w:p>
-        </w:tc>
-        <w:tc>
-          <w:tcPr>
-            <w:tcW w:type="dxa" w:w="1872"/>
-            <w:shd w:fill="F8FAFC"/>
-            <w:tcMar>
-              <w:top w:w="100" w:type="dxa"/>
-              <w:bottom w:w="100" w:type="dxa"/>
-              <w:left w:w="120" w:type="dxa"/>
-              <w:right w:w="120" w:type="dxa"/>
-            </w:tcMar>
-          </w:tcPr>
-          <w:p>
-            <w:pPr>
-              <w:spacing w:after="40" w:before="40"/>
-            </w:pPr>
-            <w:r>
-              <w:rPr>
-                <w:rFonts w:ascii="Times New Roman" w:hAnsi="Times New Roman"/>
-                <w:color w:val="B42828"/>
-                <w:sz w:val="20"/>
-              </w:rPr>
-              <w:t>/applications/my-applications</w:t>
-            </w:r>
-          </w:p>
-        </w:tc>
-        <w:tc>
-          <w:tcPr>
-            <w:tcW w:type="dxa" w:w="1872"/>
-            <w:shd w:fill="F8FAFC"/>
-            <w:tcMar>
-              <w:top w:w="100" w:type="dxa"/>
-              <w:bottom w:w="100" w:type="dxa"/>
-              <w:left w:w="120" w:type="dxa"/>
-              <w:right w:w="120" w:type="dxa"/>
-            </w:tcMar>
-          </w:tcPr>
-          <w:p>
-            <w:pPr>
-              <w:spacing w:after="40" w:before="40"/>
-            </w:pPr>
-            <w:r>
-              <w:rPr>
-                <w:rFonts w:ascii="Times New Roman" w:hAnsi="Times New Roman"/>
-                <w:color w:val="B42828"/>
-                <w:sz w:val="20"/>
-              </w:rPr>
-              <w:t>ROLE_STUDENT</w:t>
-            </w:r>
-          </w:p>
-        </w:tc>
-        <w:tc>
-          <w:tcPr>
-            <w:tcW w:type="dxa" w:w="1872"/>
-            <w:shd w:fill="F8FAFC"/>
-            <w:tcMar>
-              <w:top w:w="100" w:type="dxa"/>
-              <w:bottom w:w="100" w:type="dxa"/>
-              <w:left w:w="120" w:type="dxa"/>
-              <w:right w:w="120" w:type="dxa"/>
-            </w:tcMar>
-          </w:tcPr>
-          <w:p>
-            <w:pPr>
-              <w:spacing w:after="40" w:before="40"/>
-            </w:pPr>
-            <w:r>
-              <w:rPr>
-                <w:rFonts w:ascii="Times New Roman" w:hAnsi="Times New Roman"/>
-                <w:sz w:val="20"/>
-              </w:rPr>
-              <w:t>Lịch sử nộp đơn của sinh viên hiện tại</w:t>
-            </w:r>
-          </w:p>
-        </w:tc>
-      </w:tr>
-      <w:tr>
-        <w:tc>
-          <w:tcPr>
-            <w:tcW w:type="dxa" w:w="1872"/>
-            <w:shd w:fill="FFFFFF"/>
-            <w:tcMar>
-              <w:top w:w="100" w:type="dxa"/>
-              <w:bottom w:w="100" w:type="dxa"/>
-              <w:left w:w="120" w:type="dxa"/>
-              <w:right w:w="120" w:type="dxa"/>
-            </w:tcMar>
-          </w:tcPr>
-          <w:p>
-            <w:pPr>
-              <w:spacing w:after="40" w:before="40"/>
-            </w:pPr>
-          </w:p>
-        </w:tc>
-        <w:tc>
-          <w:tcPr>
-            <w:tcW w:type="dxa" w:w="1872"/>
-            <w:shd w:fill="FFFFFF"/>
-            <w:tcMar>
-              <w:top w:w="100" w:type="dxa"/>
-              <w:bottom w:w="100" w:type="dxa"/>
-              <w:left w:w="120" w:type="dxa"/>
-              <w:right w:w="120" w:type="dxa"/>
-            </w:tcMar>
-          </w:tcPr>
-          <w:p>
-            <w:pPr>
-              <w:spacing w:after="40" w:before="40"/>
-            </w:pPr>
-            <w:r>
-              <w:rPr>
-                <w:rFonts w:ascii="Times New Roman" w:hAnsi="Times New Roman"/>
-                <w:color w:val="B42828"/>
-                <w:sz w:val="20"/>
-              </w:rPr>
-              <w:t>GET</w:t>
-            </w:r>
-          </w:p>
-        </w:tc>
-        <w:tc>
-          <w:tcPr>
-            <w:tcW w:type="dxa" w:w="1872"/>
-            <w:shd w:fill="FFFFFF"/>
-            <w:tcMar>
-              <w:top w:w="100" w:type="dxa"/>
-              <w:bottom w:w="100" w:type="dxa"/>
-              <w:left w:w="120" w:type="dxa"/>
-              <w:right w:w="120" w:type="dxa"/>
-            </w:tcMar>
-          </w:tcPr>
-          <w:p>
-            <w:pPr>
-              <w:spacing w:after="40" w:before="40"/>
-            </w:pPr>
-            <w:r>
-              <w:rPr>
-                <w:rFonts w:ascii="Times New Roman" w:hAnsi="Times New Roman"/>
-                <w:color w:val="B42828"/>
-                <w:sz w:val="20"/>
-              </w:rPr>
-              <w:t>/applications/job/{jobId}</w:t>
-            </w:r>
-          </w:p>
-        </w:tc>
-        <w:tc>
-          <w:tcPr>
-            <w:tcW w:type="dxa" w:w="1872"/>
-            <w:shd w:fill="FFFFFF"/>
-            <w:tcMar>
-              <w:top w:w="100" w:type="dxa"/>
-              <w:bottom w:w="100" w:type="dxa"/>
-              <w:left w:w="120" w:type="dxa"/>
-              <w:right w:w="120" w:type="dxa"/>
-            </w:tcMar>
-          </w:tcPr>
-          <w:p>
-            <w:pPr>
-              <w:spacing w:after="40" w:before="40"/>
-            </w:pPr>
-            <w:r>
-              <w:rPr>
-                <w:rFonts w:ascii="Times New Roman" w:hAnsi="Times New Roman"/>
-                <w:color w:val="B42828"/>
-                <w:sz w:val="20"/>
-              </w:rPr>
-              <w:t>ROLE_EMPLOYER</w:t>
-            </w:r>
-            <w:r>
-              <w:rPr>
-                <w:rFonts w:ascii="Times New Roman" w:hAnsi="Times New Roman"/>
-                <w:sz w:val="20"/>
-              </w:rPr>
-              <w:t xml:space="preserve">, </w:t>
-            </w:r>
-            <w:r>
-              <w:rPr>
-                <w:rFonts w:ascii="Times New Roman" w:hAnsi="Times New Roman"/>
-                <w:color w:val="B42828"/>
-                <w:sz w:val="20"/>
-              </w:rPr>
-              <w:t>ROLE_ADMIN</w:t>
-            </w:r>
-          </w:p>
-        </w:tc>
-        <w:tc>
-          <w:tcPr>
-            <w:tcW w:type="dxa" w:w="1872"/>
-            <w:shd w:fill="FFFFFF"/>
-            <w:tcMar>
-              <w:top w:w="100" w:type="dxa"/>
-              <w:bottom w:w="100" w:type="dxa"/>
-              <w:left w:w="120" w:type="dxa"/>
-              <w:right w:w="120" w:type="dxa"/>
-            </w:tcMar>
-          </w:tcPr>
-          <w:p>
-            <w:pPr>
-              <w:spacing w:after="40" w:before="40"/>
-            </w:pPr>
-            <w:r>
-              <w:rPr>
-                <w:rFonts w:ascii="Times New Roman" w:hAnsi="Times New Roman"/>
-                <w:sz w:val="20"/>
-              </w:rPr>
-              <w:t>Xem danh sách ứng viên nộp vào tin</w:t>
-            </w:r>
-          </w:p>
-        </w:tc>
-      </w:tr>
-      <w:tr>
-        <w:tc>
-          <w:tcPr>
-            <w:tcW w:type="dxa" w:w="1872"/>
-            <w:shd w:fill="F8FAFC"/>
-            <w:tcMar>
-              <w:top w:w="100" w:type="dxa"/>
-              <w:bottom w:w="100" w:type="dxa"/>
-              <w:left w:w="120" w:type="dxa"/>
-              <w:right w:w="120" w:type="dxa"/>
-            </w:tcMar>
-          </w:tcPr>
-          <w:p>
-            <w:pPr>
-              <w:spacing w:after="40" w:before="40"/>
-            </w:pPr>
-          </w:p>
-        </w:tc>
-        <w:tc>
-          <w:tcPr>
-            <w:tcW w:type="dxa" w:w="1872"/>
-            <w:shd w:fill="F8FAFC"/>
-            <w:tcMar>
-              <w:top w:w="100" w:type="dxa"/>
-              <w:bottom w:w="100" w:type="dxa"/>
-              <w:left w:w="120" w:type="dxa"/>
-              <w:right w:w="120" w:type="dxa"/>
-            </w:tcMar>
-          </w:tcPr>
-          <w:p>
-            <w:pPr>
-              <w:spacing w:after="40" w:before="40"/>
-            </w:pPr>
-            <w:r>
-              <w:rPr>
-                <w:rFonts w:ascii="Times New Roman" w:hAnsi="Times New Roman"/>
-                <w:color w:val="B42828"/>
-                <w:sz w:val="20"/>
-              </w:rPr>
-              <w:t>PATCH</w:t>
-            </w:r>
-          </w:p>
-        </w:tc>
-        <w:tc>
-          <w:tcPr>
-            <w:tcW w:type="dxa" w:w="1872"/>
-            <w:shd w:fill="F8FAFC"/>
-            <w:tcMar>
-              <w:top w:w="100" w:type="dxa"/>
-              <w:bottom w:w="100" w:type="dxa"/>
-              <w:left w:w="120" w:type="dxa"/>
-              <w:right w:w="120" w:type="dxa"/>
-            </w:tcMar>
-          </w:tcPr>
-          <w:p>
-            <w:pPr>
-              <w:spacing w:after="40" w:before="40"/>
-            </w:pPr>
-            <w:r>
-              <w:rPr>
-                <w:rFonts w:ascii="Times New Roman" w:hAnsi="Times New Roman"/>
-                <w:color w:val="B42828"/>
-                <w:sz w:val="20"/>
-              </w:rPr>
-              <w:t>/applications/{id}/status</w:t>
-            </w:r>
-          </w:p>
-        </w:tc>
-        <w:tc>
-          <w:tcPr>
-            <w:tcW w:type="dxa" w:w="1872"/>
-            <w:shd w:fill="F8FAFC"/>
-            <w:tcMar>
-              <w:top w:w="100" w:type="dxa"/>
-              <w:bottom w:w="100" w:type="dxa"/>
-              <w:left w:w="120" w:type="dxa"/>
-              <w:right w:w="120" w:type="dxa"/>
-            </w:tcMar>
-          </w:tcPr>
-          <w:p>
-            <w:pPr>
-              <w:spacing w:after="40" w:before="40"/>
-            </w:pPr>
-            <w:r>
-              <w:rPr>
-                <w:rFonts w:ascii="Times New Roman" w:hAnsi="Times New Roman"/>
-                <w:color w:val="B42828"/>
-                <w:sz w:val="20"/>
-              </w:rPr>
-              <w:t>ROLE_EMPLOYER</w:t>
-            </w:r>
-            <w:r>
-              <w:rPr>
-                <w:rFonts w:ascii="Times New Roman" w:hAnsi="Times New Roman"/>
-                <w:sz w:val="20"/>
-              </w:rPr>
-              <w:t xml:space="preserve">, </w:t>
-            </w:r>
-            <w:r>
-              <w:rPr>
-                <w:rFonts w:ascii="Times New Roman" w:hAnsi="Times New Roman"/>
-                <w:color w:val="B42828"/>
-                <w:sz w:val="20"/>
-              </w:rPr>
-              <w:t>ROLE_ADMIN</w:t>
-            </w:r>
-          </w:p>
-        </w:tc>
-        <w:tc>
-          <w:tcPr>
-            <w:tcW w:type="dxa" w:w="1872"/>
-            <w:shd w:fill="F8FAFC"/>
-            <w:tcMar>
-              <w:top w:w="100" w:type="dxa"/>
-              <w:bottom w:w="100" w:type="dxa"/>
-              <w:left w:w="120" w:type="dxa"/>
-              <w:right w:w="120" w:type="dxa"/>
-            </w:tcMar>
-          </w:tcPr>
-          <w:p>
-            <w:pPr>
-              <w:spacing w:after="40" w:before="40"/>
-            </w:pPr>
-            <w:r>
-              <w:rPr>
-                <w:rFonts w:ascii="Times New Roman" w:hAnsi="Times New Roman"/>
-                <w:sz w:val="20"/>
-              </w:rPr>
-              <w:t>Duyệt (</w:t>
-            </w:r>
-            <w:r>
-              <w:rPr>
-                <w:rFonts w:ascii="Times New Roman" w:hAnsi="Times New Roman"/>
-                <w:color w:val="B42828"/>
-                <w:sz w:val="20"/>
-              </w:rPr>
-              <w:t>ACCEPTED</w:t>
-            </w:r>
-            <w:r>
-              <w:rPr>
-                <w:rFonts w:ascii="Times New Roman" w:hAnsi="Times New Roman"/>
-                <w:sz w:val="20"/>
-              </w:rPr>
-              <w:t>) hoặc từ chối (</w:t>
-            </w:r>
-            <w:r>
-              <w:rPr>
-                <w:rFonts w:ascii="Times New Roman" w:hAnsi="Times New Roman"/>
-                <w:color w:val="B42828"/>
-                <w:sz w:val="20"/>
-              </w:rPr>
-              <w:t>REJECTED</w:t>
-            </w:r>
-            <w:r>
-              <w:rPr>
-                <w:rFonts w:ascii="Times New Roman" w:hAnsi="Times New Roman"/>
-                <w:sz w:val="20"/>
-              </w:rPr>
-              <w:t>) đơn</w:t>
-            </w:r>
-          </w:p>
-        </w:tc>
-      </w:tr>
-      <w:tr>
-        <w:tc>
-          <w:tcPr>
-            <w:tcW w:type="dxa" w:w="1872"/>
-            <w:shd w:fill="FFFFFF"/>
-            <w:tcMar>
-              <w:top w:w="100" w:type="dxa"/>
-              <w:bottom w:w="100" w:type="dxa"/>
-              <w:left w:w="120" w:type="dxa"/>
-              <w:right w:w="120" w:type="dxa"/>
-            </w:tcMar>
-          </w:tcPr>
-          <w:p>
-            <w:pPr>
-              <w:spacing w:after="40" w:before="40"/>
-            </w:pPr>
-            <w:r>
-              <w:rPr>
-                <w:rFonts w:ascii="Times New Roman" w:hAnsi="Times New Roman"/>
-                <w:b/>
-                <w:sz w:val="20"/>
-              </w:rPr>
-              <w:t>Reviews</w:t>
-            </w:r>
-          </w:p>
-        </w:tc>
-        <w:tc>
-          <w:tcPr>
-            <w:tcW w:type="dxa" w:w="1872"/>
-            <w:shd w:fill="FFFFFF"/>
-            <w:tcMar>
-              <w:top w:w="100" w:type="dxa"/>
-              <w:bottom w:w="100" w:type="dxa"/>
-              <w:left w:w="120" w:type="dxa"/>
-              <w:right w:w="120" w:type="dxa"/>
-            </w:tcMar>
-          </w:tcPr>
-          <w:p>
-            <w:pPr>
-              <w:spacing w:after="40" w:before="40"/>
-            </w:pPr>
-            <w:r>
-              <w:rPr>
-                <w:rFonts w:ascii="Times New Roman" w:hAnsi="Times New Roman"/>
-                <w:color w:val="B42828"/>
-                <w:sz w:val="20"/>
-              </w:rPr>
-              <w:t>POST</w:t>
-            </w:r>
-          </w:p>
-        </w:tc>
-        <w:tc>
-          <w:tcPr>
-            <w:tcW w:type="dxa" w:w="1872"/>
-            <w:shd w:fill="FFFFFF"/>
-            <w:tcMar>
-              <w:top w:w="100" w:type="dxa"/>
-              <w:bottom w:w="100" w:type="dxa"/>
-              <w:left w:w="120" w:type="dxa"/>
-              <w:right w:w="120" w:type="dxa"/>
-            </w:tcMar>
-          </w:tcPr>
-          <w:p>
-            <w:pPr>
-              <w:spacing w:after="40" w:before="40"/>
-            </w:pPr>
-            <w:r>
-              <w:rPr>
-                <w:rFonts w:ascii="Times New Roman" w:hAnsi="Times New Roman"/>
-                <w:color w:val="B42828"/>
-                <w:sz w:val="20"/>
-              </w:rPr>
-              <w:t>/reviews</w:t>
-            </w:r>
-          </w:p>
-        </w:tc>
-        <w:tc>
-          <w:tcPr>
-            <w:tcW w:type="dxa" w:w="1872"/>
-            <w:shd w:fill="FFFFFF"/>
-            <w:tcMar>
-              <w:top w:w="100" w:type="dxa"/>
-              <w:bottom w:w="100" w:type="dxa"/>
-              <w:left w:w="120" w:type="dxa"/>
-              <w:right w:w="120" w:type="dxa"/>
-            </w:tcMar>
-          </w:tcPr>
-          <w:p>
-            <w:pPr>
-              <w:spacing w:after="40" w:before="40"/>
-            </w:pPr>
-            <w:r>
-              <w:rPr>
-                <w:rFonts w:ascii="Times New Roman" w:hAnsi="Times New Roman"/>
-                <w:sz w:val="20"/>
-              </w:rPr>
-              <w:t>Authenticated</w:t>
-            </w:r>
-          </w:p>
-        </w:tc>
-        <w:tc>
-          <w:tcPr>
-            <w:tcW w:type="dxa" w:w="1872"/>
-            <w:shd w:fill="FFFFFF"/>
-            <w:tcMar>
-              <w:top w:w="100" w:type="dxa"/>
-              <w:bottom w:w="100" w:type="dxa"/>
-              <w:left w:w="120" w:type="dxa"/>
-              <w:right w:w="120" w:type="dxa"/>
-            </w:tcMar>
-          </w:tcPr>
-          <w:p>
-            <w:pPr>
-              <w:spacing w:after="40" w:before="40"/>
-            </w:pPr>
-            <w:r>
-              <w:rPr>
-                <w:rFonts w:ascii="Times New Roman" w:hAnsi="Times New Roman"/>
-                <w:sz w:val="20"/>
-              </w:rPr>
-              <w:t>Gửi đánh giá hai chiều (1–5 sao kèm nhận xét)</w:t>
-            </w:r>
-          </w:p>
-        </w:tc>
-      </w:tr>
-      <w:tr>
-        <w:tc>
-          <w:tcPr>
-            <w:tcW w:type="dxa" w:w="1872"/>
-            <w:shd w:fill="F8FAFC"/>
-            <w:tcMar>
-              <w:top w:w="100" w:type="dxa"/>
-              <w:bottom w:w="100" w:type="dxa"/>
-              <w:left w:w="120" w:type="dxa"/>
-              <w:right w:w="120" w:type="dxa"/>
-            </w:tcMar>
-          </w:tcPr>
-          <w:p>
-            <w:pPr>
-              <w:spacing w:after="40" w:before="40"/>
-            </w:pPr>
-          </w:p>
-        </w:tc>
-        <w:tc>
-          <w:tcPr>
-            <w:tcW w:type="dxa" w:w="1872"/>
-            <w:shd w:fill="F8FAFC"/>
-            <w:tcMar>
-              <w:top w:w="100" w:type="dxa"/>
-              <w:bottom w:w="100" w:type="dxa"/>
-              <w:left w:w="120" w:type="dxa"/>
-              <w:right w:w="120" w:type="dxa"/>
-            </w:tcMar>
-          </w:tcPr>
-          <w:p>
-            <w:pPr>
-              <w:spacing w:after="40" w:before="40"/>
-            </w:pPr>
-            <w:r>
-              <w:rPr>
-                <w:rFonts w:ascii="Times New Roman" w:hAnsi="Times New Roman"/>
-                <w:color w:val="B42828"/>
-                <w:sz w:val="20"/>
-              </w:rPr>
-              <w:t>GET</w:t>
-            </w:r>
-          </w:p>
-        </w:tc>
-        <w:tc>
-          <w:tcPr>
-            <w:tcW w:type="dxa" w:w="1872"/>
-            <w:shd w:fill="F8FAFC"/>
-            <w:tcMar>
-              <w:top w:w="100" w:type="dxa"/>
-              <w:bottom w:w="100" w:type="dxa"/>
-              <w:left w:w="120" w:type="dxa"/>
-              <w:right w:w="120" w:type="dxa"/>
-            </w:tcMar>
-          </w:tcPr>
-          <w:p>
-            <w:pPr>
-              <w:spacing w:after="40" w:before="40"/>
-            </w:pPr>
-            <w:r>
-              <w:rPr>
-                <w:rFonts w:ascii="Times New Roman" w:hAnsi="Times New Roman"/>
-                <w:color w:val="B42828"/>
-                <w:sz w:val="20"/>
-              </w:rPr>
-              <w:t>/reviews/job/{jobId}</w:t>
-            </w:r>
-          </w:p>
-        </w:tc>
-        <w:tc>
-          <w:tcPr>
-            <w:tcW w:type="dxa" w:w="1872"/>
-            <w:shd w:fill="F8FAFC"/>
-            <w:tcMar>
-              <w:top w:w="100" w:type="dxa"/>
-              <w:bottom w:w="100" w:type="dxa"/>
-              <w:left w:w="120" w:type="dxa"/>
-              <w:right w:w="120" w:type="dxa"/>
-            </w:tcMar>
-          </w:tcPr>
-          <w:p>
-            <w:pPr>
-              <w:spacing w:after="40" w:before="40"/>
-            </w:pPr>
-            <w:r>
-              <w:rPr>
-                <w:rFonts w:ascii="Times New Roman" w:hAnsi="Times New Roman"/>
-                <w:sz w:val="20"/>
-              </w:rPr>
-              <w:t>Public</w:t>
-            </w:r>
-          </w:p>
-        </w:tc>
-        <w:tc>
-          <w:tcPr>
-            <w:tcW w:type="dxa" w:w="1872"/>
-            <w:shd w:fill="F8FAFC"/>
-            <w:tcMar>
-              <w:top w:w="100" w:type="dxa"/>
-              <w:bottom w:w="100" w:type="dxa"/>
-              <w:left w:w="120" w:type="dxa"/>
-              <w:right w:w="120" w:type="dxa"/>
-            </w:tcMar>
-          </w:tcPr>
-          <w:p>
-            <w:pPr>
-              <w:spacing w:after="40" w:before="40"/>
-            </w:pPr>
-            <w:r>
-              <w:rPr>
-                <w:rFonts w:ascii="Times New Roman" w:hAnsi="Times New Roman"/>
-                <w:sz w:val="20"/>
-              </w:rPr>
-              <w:t>Lấy tất cả đánh giá của một công việc</w:t>
-            </w:r>
-          </w:p>
-        </w:tc>
-      </w:tr>
-      <w:tr>
-        <w:tc>
-          <w:tcPr>
-            <w:tcW w:type="dxa" w:w="1872"/>
-            <w:shd w:fill="FFFFFF"/>
-            <w:tcMar>
-              <w:top w:w="100" w:type="dxa"/>
-              <w:bottom w:w="100" w:type="dxa"/>
-              <w:left w:w="120" w:type="dxa"/>
-              <w:right w:w="120" w:type="dxa"/>
-            </w:tcMar>
-          </w:tcPr>
-          <w:p>
-            <w:pPr>
-              <w:spacing w:after="40" w:before="40"/>
-            </w:pPr>
-          </w:p>
-        </w:tc>
-        <w:tc>
-          <w:tcPr>
-            <w:tcW w:type="dxa" w:w="1872"/>
-            <w:shd w:fill="FFFFFF"/>
-            <w:tcMar>
-              <w:top w:w="100" w:type="dxa"/>
-              <w:bottom w:w="100" w:type="dxa"/>
-              <w:left w:w="120" w:type="dxa"/>
-              <w:right w:w="120" w:type="dxa"/>
-            </w:tcMar>
-          </w:tcPr>
-          <w:p>
-            <w:pPr>
-              <w:spacing w:after="40" w:before="40"/>
-            </w:pPr>
-            <w:r>
-              <w:rPr>
-                <w:rFonts w:ascii="Times New Roman" w:hAnsi="Times New Roman"/>
-                <w:color w:val="B42828"/>
-                <w:sz w:val="20"/>
-              </w:rPr>
-              <w:t>GET</w:t>
-            </w:r>
-          </w:p>
-        </w:tc>
-        <w:tc>
-          <w:tcPr>
-            <w:tcW w:type="dxa" w:w="1872"/>
-            <w:shd w:fill="FFFFFF"/>
-            <w:tcMar>
-              <w:top w:w="100" w:type="dxa"/>
-              <w:bottom w:w="100" w:type="dxa"/>
-              <w:left w:w="120" w:type="dxa"/>
-              <w:right w:w="120" w:type="dxa"/>
-            </w:tcMar>
-          </w:tcPr>
-          <w:p>
-            <w:pPr>
-              <w:spacing w:after="40" w:before="40"/>
-            </w:pPr>
-            <w:r>
-              <w:rPr>
-                <w:rFonts w:ascii="Times New Roman" w:hAnsi="Times New Roman"/>
-                <w:color w:val="B42828"/>
-                <w:sz w:val="20"/>
-              </w:rPr>
-              <w:t>/reviews/user/{userId}</w:t>
-            </w:r>
-          </w:p>
-        </w:tc>
-        <w:tc>
-          <w:tcPr>
-            <w:tcW w:type="dxa" w:w="1872"/>
-            <w:shd w:fill="FFFFFF"/>
-            <w:tcMar>
-              <w:top w:w="100" w:type="dxa"/>
-              <w:bottom w:w="100" w:type="dxa"/>
-              <w:left w:w="120" w:type="dxa"/>
-              <w:right w:w="120" w:type="dxa"/>
-            </w:tcMar>
-          </w:tcPr>
-          <w:p>
-            <w:pPr>
-              <w:spacing w:after="40" w:before="40"/>
-            </w:pPr>
-            <w:r>
-              <w:rPr>
-                <w:rFonts w:ascii="Times New Roman" w:hAnsi="Times New Roman"/>
-                <w:sz w:val="20"/>
-              </w:rPr>
-              <w:t>Public</w:t>
-            </w:r>
-          </w:p>
-        </w:tc>
-        <w:tc>
-          <w:tcPr>
-            <w:tcW w:type="dxa" w:w="1872"/>
-            <w:shd w:fill="FFFFFF"/>
-            <w:tcMar>
-              <w:top w:w="100" w:type="dxa"/>
-              <w:bottom w:w="100" w:type="dxa"/>
-              <w:left w:w="120" w:type="dxa"/>
-              <w:right w:w="120" w:type="dxa"/>
-            </w:tcMar>
-          </w:tcPr>
-          <w:p>
-            <w:pPr>
-              <w:spacing w:after="40" w:before="40"/>
-            </w:pPr>
-            <w:r>
-              <w:rPr>
-                <w:rFonts w:ascii="Times New Roman" w:hAnsi="Times New Roman"/>
-                <w:sz w:val="20"/>
-              </w:rPr>
-              <w:t>Lấy tất cả đánh giá nhận được của một người dùng</w:t>
-            </w:r>
-          </w:p>
-        </w:tc>
-      </w:tr>
-      <w:tr>
-        <w:tc>
-          <w:tcPr>
-            <w:tcW w:type="dxa" w:w="1872"/>
-            <w:shd w:fill="F8FAFC"/>
-            <w:tcMar>
-              <w:top w:w="100" w:type="dxa"/>
-              <w:bottom w:w="100" w:type="dxa"/>
-              <w:left w:w="120" w:type="dxa"/>
-              <w:right w:w="120" w:type="dxa"/>
-            </w:tcMar>
-          </w:tcPr>
-          <w:p>
-            <w:pPr>
-              <w:spacing w:after="40" w:before="40"/>
-            </w:pPr>
-            <w:r>
-              <w:rPr>
-                <w:rFonts w:ascii="Times New Roman" w:hAnsi="Times New Roman"/>
-                <w:b/>
-                <w:sz w:val="20"/>
-              </w:rPr>
-              <w:t>Users</w:t>
-            </w:r>
-          </w:p>
-        </w:tc>
-        <w:tc>
-          <w:tcPr>
-            <w:tcW w:type="dxa" w:w="1872"/>
-            <w:shd w:fill="F8FAFC"/>
-            <w:tcMar>
-              <w:top w:w="100" w:type="dxa"/>
-              <w:bottom w:w="100" w:type="dxa"/>
-              <w:left w:w="120" w:type="dxa"/>
-              <w:right w:w="120" w:type="dxa"/>
-            </w:tcMar>
-          </w:tcPr>
-          <w:p>
-            <w:pPr>
-              <w:spacing w:after="40" w:before="40"/>
-            </w:pPr>
-            <w:r>
-              <w:rPr>
-                <w:rFonts w:ascii="Times New Roman" w:hAnsi="Times New Roman"/>
-                <w:color w:val="B42828"/>
-                <w:sz w:val="20"/>
-              </w:rPr>
-              <w:t>GET</w:t>
-            </w:r>
-          </w:p>
-        </w:tc>
-        <w:tc>
-          <w:tcPr>
-            <w:tcW w:type="dxa" w:w="1872"/>
-            <w:shd w:fill="F8FAFC"/>
-            <w:tcMar>
-              <w:top w:w="100" w:type="dxa"/>
-              <w:bottom w:w="100" w:type="dxa"/>
-              <w:left w:w="120" w:type="dxa"/>
-              <w:right w:w="120" w:type="dxa"/>
-            </w:tcMar>
-          </w:tcPr>
-          <w:p>
-            <w:pPr>
-              <w:spacing w:after="40" w:before="40"/>
-            </w:pPr>
-            <w:r>
-              <w:rPr>
-                <w:rFonts w:ascii="Times New Roman" w:hAnsi="Times New Roman"/>
-                <w:color w:val="B42828"/>
-                <w:sz w:val="20"/>
-              </w:rPr>
-              <w:t>/users/{id}</w:t>
-            </w:r>
-          </w:p>
-        </w:tc>
-        <w:tc>
-          <w:tcPr>
-            <w:tcW w:type="dxa" w:w="1872"/>
-            <w:shd w:fill="F8FAFC"/>
-            <w:tcMar>
-              <w:top w:w="100" w:type="dxa"/>
-              <w:bottom w:w="100" w:type="dxa"/>
-              <w:left w:w="120" w:type="dxa"/>
-              <w:right w:w="120" w:type="dxa"/>
-            </w:tcMar>
-          </w:tcPr>
-          <w:p>
-            <w:pPr>
-              <w:spacing w:after="40" w:before="40"/>
-            </w:pPr>
-            <w:r>
-              <w:rPr>
-                <w:rFonts w:ascii="Times New Roman" w:hAnsi="Times New Roman"/>
-                <w:sz w:val="20"/>
-              </w:rPr>
-              <w:t>Public</w:t>
-            </w:r>
-          </w:p>
-        </w:tc>
-        <w:tc>
-          <w:tcPr>
-            <w:tcW w:type="dxa" w:w="1872"/>
-            <w:shd w:fill="F8FAFC"/>
-            <w:tcMar>
-              <w:top w:w="100" w:type="dxa"/>
-              <w:bottom w:w="100" w:type="dxa"/>
-              <w:left w:w="120" w:type="dxa"/>
-              <w:right w:w="120" w:type="dxa"/>
-            </w:tcMar>
-          </w:tcPr>
-          <w:p>
-            <w:pPr>
-              <w:spacing w:after="40" w:before="40"/>
-            </w:pPr>
-            <w:r>
-              <w:rPr>
-                <w:rFonts w:ascii="Times New Roman" w:hAnsi="Times New Roman"/>
-                <w:sz w:val="20"/>
-              </w:rPr>
-              <w:t>Xem hồ sơ công khai của người dùng theo ID</w:t>
-            </w:r>
-          </w:p>
-        </w:tc>
-      </w:tr>
-      <w:tr>
-        <w:tc>
-          <w:tcPr>
-            <w:tcW w:type="dxa" w:w="1872"/>
-            <w:shd w:fill="FFFFFF"/>
-            <w:tcMar>
-              <w:top w:w="100" w:type="dxa"/>
-              <w:bottom w:w="100" w:type="dxa"/>
-              <w:left w:w="120" w:type="dxa"/>
-              <w:right w:w="120" w:type="dxa"/>
-            </w:tcMar>
-          </w:tcPr>
-          <w:p>
-            <w:pPr>
-              <w:spacing w:after="40" w:before="40"/>
-            </w:pPr>
-          </w:p>
-        </w:tc>
-        <w:tc>
-          <w:tcPr>
-            <w:tcW w:type="dxa" w:w="1872"/>
-            <w:shd w:fill="FFFFFF"/>
-            <w:tcMar>
-              <w:top w:w="100" w:type="dxa"/>
-              <w:bottom w:w="100" w:type="dxa"/>
-              <w:left w:w="120" w:type="dxa"/>
-              <w:right w:w="120" w:type="dxa"/>
-            </w:tcMar>
-          </w:tcPr>
-          <w:p>
-            <w:pPr>
-              <w:spacing w:after="40" w:before="40"/>
-            </w:pPr>
-            <w:r>
-              <w:rPr>
-                <w:rFonts w:ascii="Times New Roman" w:hAnsi="Times New Roman"/>
-                <w:color w:val="B42828"/>
-                <w:sz w:val="20"/>
-              </w:rPr>
-              <w:t>PUT</w:t>
-            </w:r>
-          </w:p>
-        </w:tc>
-        <w:tc>
-          <w:tcPr>
-            <w:tcW w:type="dxa" w:w="1872"/>
-            <w:shd w:fill="FFFFFF"/>
-            <w:tcMar>
-              <w:top w:w="100" w:type="dxa"/>
-              <w:bottom w:w="100" w:type="dxa"/>
-              <w:left w:w="120" w:type="dxa"/>
-              <w:right w:w="120" w:type="dxa"/>
-            </w:tcMar>
-          </w:tcPr>
-          <w:p>
-            <w:pPr>
-              <w:spacing w:after="40" w:before="40"/>
-            </w:pPr>
-            <w:r>
-              <w:rPr>
-                <w:rFonts w:ascii="Times New Roman" w:hAnsi="Times New Roman"/>
-                <w:color w:val="B42828"/>
-                <w:sz w:val="20"/>
-              </w:rPr>
-              <w:t>/users/profile</w:t>
-            </w:r>
-          </w:p>
-        </w:tc>
-        <w:tc>
-          <w:tcPr>
-            <w:tcW w:type="dxa" w:w="1872"/>
-            <w:shd w:fill="FFFFFF"/>
-            <w:tcMar>
-              <w:top w:w="100" w:type="dxa"/>
-              <w:bottom w:w="100" w:type="dxa"/>
-              <w:left w:w="120" w:type="dxa"/>
-              <w:right w:w="120" w:type="dxa"/>
-            </w:tcMar>
-          </w:tcPr>
-          <w:p>
-            <w:pPr>
-              <w:spacing w:after="40" w:before="40"/>
-            </w:pPr>
-            <w:r>
-              <w:rPr>
-                <w:rFonts w:ascii="Times New Roman" w:hAnsi="Times New Roman"/>
-                <w:sz w:val="20"/>
-              </w:rPr>
-              <w:t>Authenticated</w:t>
-            </w:r>
-          </w:p>
-        </w:tc>
-        <w:tc>
-          <w:tcPr>
-            <w:tcW w:type="dxa" w:w="1872"/>
-            <w:shd w:fill="FFFFFF"/>
-            <w:tcMar>
-              <w:top w:w="100" w:type="dxa"/>
-              <w:bottom w:w="100" w:type="dxa"/>
-              <w:left w:w="120" w:type="dxa"/>
-              <w:right w:w="120" w:type="dxa"/>
-            </w:tcMar>
-          </w:tcPr>
-          <w:p>
-            <w:pPr>
-              <w:spacing w:after="40" w:before="40"/>
-            </w:pPr>
-            <w:r>
-              <w:rPr>
-                <w:rFonts w:ascii="Times New Roman" w:hAnsi="Times New Roman"/>
-                <w:sz w:val="20"/>
-              </w:rPr>
-              <w:t>Cập nhật hồ sơ cá nhân của tài khoản hiện tại</w:t>
-            </w:r>
-          </w:p>
-        </w:tc>
-      </w:tr>
-      <w:tr>
-        <w:tc>
-          <w:tcPr>
-            <w:tcW w:type="dxa" w:w="1872"/>
-            <w:shd w:fill="F8FAFC"/>
-            <w:tcMar>
-              <w:top w:w="100" w:type="dxa"/>
-              <w:bottom w:w="100" w:type="dxa"/>
-              <w:left w:w="120" w:type="dxa"/>
-              <w:right w:w="120" w:type="dxa"/>
-            </w:tcMar>
-          </w:tcPr>
-          <w:p>
-            <w:pPr>
-              <w:spacing w:after="40" w:before="40"/>
-            </w:pPr>
-            <w:r>
-              <w:rPr>
-                <w:rFonts w:ascii="Times New Roman" w:hAnsi="Times New Roman"/>
-                <w:b/>
-                <w:sz w:val="20"/>
-              </w:rPr>
-              <w:t>Notifications</w:t>
-            </w:r>
-          </w:p>
-        </w:tc>
-        <w:tc>
-          <w:tcPr>
-            <w:tcW w:type="dxa" w:w="1872"/>
-            <w:shd w:fill="F8FAFC"/>
-            <w:tcMar>
-              <w:top w:w="100" w:type="dxa"/>
-              <w:bottom w:w="100" w:type="dxa"/>
-              <w:left w:w="120" w:type="dxa"/>
-              <w:right w:w="120" w:type="dxa"/>
-            </w:tcMar>
-          </w:tcPr>
-          <w:p>
-            <w:pPr>
-              <w:spacing w:after="40" w:before="40"/>
-            </w:pPr>
-            <w:r>
-              <w:rPr>
-                <w:rFonts w:ascii="Times New Roman" w:hAnsi="Times New Roman"/>
-                <w:color w:val="B42828"/>
-                <w:sz w:val="20"/>
-              </w:rPr>
-              <w:t>GET</w:t>
-            </w:r>
-          </w:p>
-        </w:tc>
-        <w:tc>
-          <w:tcPr>
-            <w:tcW w:type="dxa" w:w="1872"/>
-            <w:shd w:fill="F8FAFC"/>
-            <w:tcMar>
-              <w:top w:w="100" w:type="dxa"/>
-              <w:bottom w:w="100" w:type="dxa"/>
-              <w:left w:w="120" w:type="dxa"/>
-              <w:right w:w="120" w:type="dxa"/>
-            </w:tcMar>
-          </w:tcPr>
-          <w:p>
-            <w:pPr>
-              <w:spacing w:after="40" w:before="40"/>
-            </w:pPr>
-            <w:r>
-              <w:rPr>
-                <w:rFonts w:ascii="Times New Roman" w:hAnsi="Times New Roman"/>
-                <w:color w:val="B42828"/>
-                <w:sz w:val="20"/>
-              </w:rPr>
-              <w:t>/notifications</w:t>
-            </w:r>
-          </w:p>
-        </w:tc>
-        <w:tc>
-          <w:tcPr>
-            <w:tcW w:type="dxa" w:w="1872"/>
-            <w:shd w:fill="F8FAFC"/>
-            <w:tcMar>
-              <w:top w:w="100" w:type="dxa"/>
-              <w:bottom w:w="100" w:type="dxa"/>
-              <w:left w:w="120" w:type="dxa"/>
-              <w:right w:w="120" w:type="dxa"/>
-            </w:tcMar>
-          </w:tcPr>
-          <w:p>
-            <w:pPr>
-              <w:spacing w:after="40" w:before="40"/>
-            </w:pPr>
-            <w:r>
-              <w:rPr>
-                <w:rFonts w:ascii="Times New Roman" w:hAnsi="Times New Roman"/>
-                <w:sz w:val="20"/>
-              </w:rPr>
-              <w:t>Authenticated</w:t>
-            </w:r>
-          </w:p>
-        </w:tc>
-        <w:tc>
-          <w:tcPr>
-            <w:tcW w:type="dxa" w:w="1872"/>
-            <w:shd w:fill="F8FAFC"/>
-            <w:tcMar>
-              <w:top w:w="100" w:type="dxa"/>
-              <w:bottom w:w="100" w:type="dxa"/>
-              <w:left w:w="120" w:type="dxa"/>
-              <w:right w:w="120" w:type="dxa"/>
-            </w:tcMar>
-          </w:tcPr>
-          <w:p>
-            <w:pPr>
-              <w:spacing w:after="40" w:before="40"/>
-            </w:pPr>
-            <w:r>
-              <w:rPr>
-                <w:rFonts w:ascii="Times New Roman" w:hAnsi="Times New Roman"/>
-                <w:sz w:val="20"/>
-              </w:rPr>
-              <w:t>Lấy danh sách thông báo của tài khoản hiện tại</w:t>
-            </w:r>
-          </w:p>
-        </w:tc>
-      </w:tr>
-      <w:tr>
-        <w:tc>
-          <w:tcPr>
-            <w:tcW w:type="dxa" w:w="1872"/>
-            <w:shd w:fill="FFFFFF"/>
-            <w:tcMar>
-              <w:top w:w="100" w:type="dxa"/>
-              <w:bottom w:w="100" w:type="dxa"/>
-              <w:left w:w="120" w:type="dxa"/>
-              <w:right w:w="120" w:type="dxa"/>
-            </w:tcMar>
-          </w:tcPr>
-          <w:p>
-            <w:pPr>
-              <w:spacing w:after="40" w:before="40"/>
-            </w:pPr>
-          </w:p>
-        </w:tc>
-        <w:tc>
-          <w:tcPr>
-            <w:tcW w:type="dxa" w:w="1872"/>
-            <w:shd w:fill="FFFFFF"/>
-            <w:tcMar>
-              <w:top w:w="100" w:type="dxa"/>
-              <w:bottom w:w="100" w:type="dxa"/>
-              <w:left w:w="120" w:type="dxa"/>
-              <w:right w:w="120" w:type="dxa"/>
-            </w:tcMar>
-          </w:tcPr>
-          <w:p>
-            <w:pPr>
-              <w:spacing w:after="40" w:before="40"/>
-            </w:pPr>
-            <w:r>
-              <w:rPr>
-                <w:rFonts w:ascii="Times New Roman" w:hAnsi="Times New Roman"/>
-                <w:color w:val="B42828"/>
-                <w:sz w:val="20"/>
-              </w:rPr>
-              <w:t>PATCH</w:t>
-            </w:r>
-          </w:p>
-        </w:tc>
-        <w:tc>
-          <w:tcPr>
-            <w:tcW w:type="dxa" w:w="1872"/>
-            <w:shd w:fill="FFFFFF"/>
-            <w:tcMar>
-              <w:top w:w="100" w:type="dxa"/>
-              <w:bottom w:w="100" w:type="dxa"/>
-              <w:left w:w="120" w:type="dxa"/>
-              <w:right w:w="120" w:type="dxa"/>
-            </w:tcMar>
-          </w:tcPr>
-          <w:p>
-            <w:pPr>
-              <w:spacing w:after="40" w:before="40"/>
-            </w:pPr>
-            <w:r>
-              <w:rPr>
-                <w:rFonts w:ascii="Times New Roman" w:hAnsi="Times New Roman"/>
-                <w:color w:val="B42828"/>
-                <w:sz w:val="20"/>
-              </w:rPr>
-              <w:t>/notifications/{id}/read</w:t>
-            </w:r>
-          </w:p>
-        </w:tc>
-        <w:tc>
-          <w:tcPr>
-            <w:tcW w:type="dxa" w:w="1872"/>
-            <w:shd w:fill="FFFFFF"/>
-            <w:tcMar>
-              <w:top w:w="100" w:type="dxa"/>
-              <w:bottom w:w="100" w:type="dxa"/>
-              <w:left w:w="120" w:type="dxa"/>
-              <w:right w:w="120" w:type="dxa"/>
-            </w:tcMar>
-          </w:tcPr>
-          <w:p>
-            <w:pPr>
-              <w:spacing w:after="40" w:before="40"/>
-            </w:pPr>
-            <w:r>
-              <w:rPr>
-                <w:rFonts w:ascii="Times New Roman" w:hAnsi="Times New Roman"/>
-                <w:sz w:val="20"/>
-              </w:rPr>
-              <w:t>Authenticated</w:t>
-            </w:r>
-          </w:p>
-        </w:tc>
-        <w:tc>
-          <w:tcPr>
-            <w:tcW w:type="dxa" w:w="1872"/>
-            <w:shd w:fill="FFFFFF"/>
-            <w:tcMar>
-              <w:top w:w="100" w:type="dxa"/>
-              <w:bottom w:w="100" w:type="dxa"/>
-              <w:left w:w="120" w:type="dxa"/>
-              <w:right w:w="120" w:type="dxa"/>
-            </w:tcMar>
-          </w:tcPr>
-          <w:p>
-            <w:pPr>
-              <w:spacing w:after="40" w:before="40"/>
-            </w:pPr>
-            <w:r>
-              <w:rPr>
-                <w:rFonts w:ascii="Times New Roman" w:hAnsi="Times New Roman"/>
-                <w:sz w:val="20"/>
-              </w:rPr>
-              <w:t>Đánh dấu 1 thông báo đã đọc</w:t>
-            </w:r>
-          </w:p>
-        </w:tc>
-      </w:tr>
-      <w:tr>
-        <w:tc>
-          <w:tcPr>
-            <w:tcW w:type="dxa" w:w="1872"/>
-            <w:shd w:fill="F8FAFC"/>
-            <w:tcMar>
-              <w:top w:w="100" w:type="dxa"/>
-              <w:bottom w:w="100" w:type="dxa"/>
-              <w:left w:w="120" w:type="dxa"/>
-              <w:right w:w="120" w:type="dxa"/>
-            </w:tcMar>
-          </w:tcPr>
-          <w:p>
-            <w:pPr>
-              <w:spacing w:after="40" w:before="40"/>
-            </w:pPr>
-          </w:p>
-        </w:tc>
-        <w:tc>
-          <w:tcPr>
-            <w:tcW w:type="dxa" w:w="1872"/>
-            <w:shd w:fill="F8FAFC"/>
-            <w:tcMar>
-              <w:top w:w="100" w:type="dxa"/>
-              <w:bottom w:w="100" w:type="dxa"/>
-              <w:left w:w="120" w:type="dxa"/>
-              <w:right w:w="120" w:type="dxa"/>
-            </w:tcMar>
-          </w:tcPr>
-          <w:p>
-            <w:pPr>
-              <w:spacing w:after="40" w:before="40"/>
-            </w:pPr>
-            <w:r>
-              <w:rPr>
-                <w:rFonts w:ascii="Times New Roman" w:hAnsi="Times New Roman"/>
-                <w:color w:val="B42828"/>
-                <w:sz w:val="20"/>
-              </w:rPr>
-              <w:t>PATCH</w:t>
-            </w:r>
-          </w:p>
-        </w:tc>
-        <w:tc>
-          <w:tcPr>
-            <w:tcW w:type="dxa" w:w="1872"/>
-            <w:shd w:fill="F8FAFC"/>
-            <w:tcMar>
-              <w:top w:w="100" w:type="dxa"/>
-              <w:bottom w:w="100" w:type="dxa"/>
-              <w:left w:w="120" w:type="dxa"/>
-              <w:right w:w="120" w:type="dxa"/>
-            </w:tcMar>
-          </w:tcPr>
-          <w:p>
-            <w:pPr>
-              <w:spacing w:after="40" w:before="40"/>
-            </w:pPr>
-            <w:r>
-              <w:rPr>
-                <w:rFonts w:ascii="Times New Roman" w:hAnsi="Times New Roman"/>
-                <w:color w:val="B42828"/>
-                <w:sz w:val="20"/>
-              </w:rPr>
-              <w:t>/notifications/read-all</w:t>
-            </w:r>
-          </w:p>
-        </w:tc>
-        <w:tc>
-          <w:tcPr>
-            <w:tcW w:type="dxa" w:w="1872"/>
-            <w:shd w:fill="F8FAFC"/>
-            <w:tcMar>
-              <w:top w:w="100" w:type="dxa"/>
-              <w:bottom w:w="100" w:type="dxa"/>
-              <w:left w:w="120" w:type="dxa"/>
-              <w:right w:w="120" w:type="dxa"/>
-            </w:tcMar>
-          </w:tcPr>
-          <w:p>
-            <w:pPr>
-              <w:spacing w:after="40" w:before="40"/>
-            </w:pPr>
-            <w:r>
-              <w:rPr>
-                <w:rFonts w:ascii="Times New Roman" w:hAnsi="Times New Roman"/>
-                <w:sz w:val="20"/>
-              </w:rPr>
-              <w:t>Authenticated</w:t>
-            </w:r>
-          </w:p>
-        </w:tc>
-        <w:tc>
-          <w:tcPr>
-            <w:tcW w:type="dxa" w:w="1872"/>
-            <w:shd w:fill="F8FAFC"/>
-            <w:tcMar>
-              <w:top w:w="100" w:type="dxa"/>
-              <w:bottom w:w="100" w:type="dxa"/>
-              <w:left w:w="120" w:type="dxa"/>
-              <w:right w:w="120" w:type="dxa"/>
-            </w:tcMar>
-          </w:tcPr>
-          <w:p>
-            <w:pPr>
-              <w:spacing w:after="40" w:before="40"/>
-            </w:pPr>
-            <w:r>
-              <w:rPr>
-                <w:rFonts w:ascii="Times New Roman" w:hAnsi="Times New Roman"/>
-                <w:sz w:val="20"/>
-              </w:rPr>
-              <w:t>Đánh dấu toàn bộ thông báo đã đọc</w:t>
-            </w:r>
-          </w:p>
-        </w:tc>
-      </w:tr>
-      <w:tr>
-        <w:tc>
-          <w:tcPr>
-            <w:tcW w:type="dxa" w:w="1872"/>
-            <w:shd w:fill="FFFFFF"/>
-            <w:tcMar>
-              <w:top w:w="100" w:type="dxa"/>
-              <w:bottom w:w="100" w:type="dxa"/>
-              <w:left w:w="120" w:type="dxa"/>
-              <w:right w:w="120" w:type="dxa"/>
-            </w:tcMar>
-          </w:tcPr>
-          <w:p>
-            <w:pPr>
-              <w:spacing w:after="40" w:before="40"/>
-            </w:pPr>
-            <w:r>
-              <w:rPr>
-                <w:rFonts w:ascii="Times New Roman" w:hAnsi="Times New Roman"/>
-                <w:b/>
-                <w:sz w:val="20"/>
-              </w:rPr>
-              <w:t>Admin</w:t>
-            </w:r>
-          </w:p>
-        </w:tc>
-        <w:tc>
-          <w:tcPr>
-            <w:tcW w:type="dxa" w:w="1872"/>
-            <w:shd w:fill="FFFFFF"/>
-            <w:tcMar>
-              <w:top w:w="100" w:type="dxa"/>
-              <w:bottom w:w="100" w:type="dxa"/>
-              <w:left w:w="120" w:type="dxa"/>
-              <w:right w:w="120" w:type="dxa"/>
-            </w:tcMar>
-          </w:tcPr>
-          <w:p>
-            <w:pPr>
-              <w:spacing w:after="40" w:before="40"/>
-            </w:pPr>
-            <w:r>
-              <w:rPr>
-                <w:rFonts w:ascii="Times New Roman" w:hAnsi="Times New Roman"/>
-                <w:color w:val="B42828"/>
-                <w:sz w:val="20"/>
-              </w:rPr>
-              <w:t>GET</w:t>
-            </w:r>
-          </w:p>
-        </w:tc>
-        <w:tc>
-          <w:tcPr>
-            <w:tcW w:type="dxa" w:w="1872"/>
-            <w:shd w:fill="FFFFFF"/>
-            <w:tcMar>
-              <w:top w:w="100" w:type="dxa"/>
-              <w:bottom w:w="100" w:type="dxa"/>
-              <w:left w:w="120" w:type="dxa"/>
-              <w:right w:w="120" w:type="dxa"/>
-            </w:tcMar>
-          </w:tcPr>
-          <w:p>
-            <w:pPr>
-              <w:spacing w:after="40" w:before="40"/>
-            </w:pPr>
-            <w:r>
-              <w:rPr>
-                <w:rFonts w:ascii="Times New Roman" w:hAnsi="Times New Roman"/>
-                <w:color w:val="B42828"/>
-                <w:sz w:val="20"/>
-              </w:rPr>
-              <w:t>/admin/stats</w:t>
-            </w:r>
-          </w:p>
-        </w:tc>
-        <w:tc>
-          <w:tcPr>
-            <w:tcW w:type="dxa" w:w="1872"/>
-            <w:shd w:fill="FFFFFF"/>
-            <w:tcMar>
-              <w:top w:w="100" w:type="dxa"/>
-              <w:bottom w:w="100" w:type="dxa"/>
-              <w:left w:w="120" w:type="dxa"/>
-              <w:right w:w="120" w:type="dxa"/>
-            </w:tcMar>
-          </w:tcPr>
-          <w:p>
-            <w:pPr>
-              <w:spacing w:after="40" w:before="40"/>
-            </w:pPr>
-            <w:r>
-              <w:rPr>
-                <w:rFonts w:ascii="Times New Roman" w:hAnsi="Times New Roman"/>
-                <w:color w:val="B42828"/>
-                <w:sz w:val="20"/>
-              </w:rPr>
-              <w:t>ROLE_ADMIN</w:t>
-            </w:r>
-          </w:p>
-        </w:tc>
-        <w:tc>
-          <w:tcPr>
-            <w:tcW w:type="dxa" w:w="1872"/>
-            <w:shd w:fill="FFFFFF"/>
-            <w:tcMar>
-              <w:top w:w="100" w:type="dxa"/>
-              <w:bottom w:w="100" w:type="dxa"/>
-              <w:left w:w="120" w:type="dxa"/>
-              <w:right w:w="120" w:type="dxa"/>
-            </w:tcMar>
-          </w:tcPr>
-          <w:p>
-            <w:pPr>
-              <w:spacing w:after="40" w:before="40"/>
-            </w:pPr>
-            <w:r>
-              <w:rPr>
-                <w:rFonts w:ascii="Times New Roman" w:hAnsi="Times New Roman"/>
-                <w:sz w:val="20"/>
-              </w:rPr>
-              <w:t>Thống kê KPI: người dùng, tin đăng, đơn ứng tuyển, đánh giá</w:t>
-            </w:r>
-          </w:p>
-        </w:tc>
-      </w:tr>
-      <w:tr>
-        <w:tc>
-          <w:tcPr>
-            <w:tcW w:type="dxa" w:w="1872"/>
-            <w:shd w:fill="F8FAFC"/>
-            <w:tcMar>
-              <w:top w:w="100" w:type="dxa"/>
-              <w:bottom w:w="100" w:type="dxa"/>
-              <w:left w:w="120" w:type="dxa"/>
-              <w:right w:w="120" w:type="dxa"/>
-            </w:tcMar>
-          </w:tcPr>
-          <w:p>
-            <w:pPr>
-              <w:spacing w:after="40" w:before="40"/>
-            </w:pPr>
-          </w:p>
-        </w:tc>
-        <w:tc>
-          <w:tcPr>
-            <w:tcW w:type="dxa" w:w="1872"/>
-            <w:shd w:fill="F8FAFC"/>
-            <w:tcMar>
-              <w:top w:w="100" w:type="dxa"/>
-              <w:bottom w:w="100" w:type="dxa"/>
-              <w:left w:w="120" w:type="dxa"/>
-              <w:right w:w="120" w:type="dxa"/>
-            </w:tcMar>
-          </w:tcPr>
-          <w:p>
-            <w:pPr>
-              <w:spacing w:after="40" w:before="40"/>
-            </w:pPr>
-            <w:r>
-              <w:rPr>
-                <w:rFonts w:ascii="Times New Roman" w:hAnsi="Times New Roman"/>
-                <w:color w:val="B42828"/>
-                <w:sz w:val="20"/>
-              </w:rPr>
-              <w:t>GET</w:t>
-            </w:r>
-          </w:p>
-        </w:tc>
-        <w:tc>
-          <w:tcPr>
-            <w:tcW w:type="dxa" w:w="1872"/>
-            <w:shd w:fill="F8FAFC"/>
-            <w:tcMar>
-              <w:top w:w="100" w:type="dxa"/>
-              <w:bottom w:w="100" w:type="dxa"/>
-              <w:left w:w="120" w:type="dxa"/>
-              <w:right w:w="120" w:type="dxa"/>
-            </w:tcMar>
-          </w:tcPr>
-          <w:p>
-            <w:pPr>
-              <w:spacing w:after="40" w:before="40"/>
-            </w:pPr>
-            <w:r>
-              <w:rPr>
-                <w:rFonts w:ascii="Times New Roman" w:hAnsi="Times New Roman"/>
-                <w:color w:val="B42828"/>
-                <w:sz w:val="20"/>
-              </w:rPr>
-              <w:t>/admin/users</w:t>
-            </w:r>
-          </w:p>
-        </w:tc>
-        <w:tc>
-          <w:tcPr>
-            <w:tcW w:type="dxa" w:w="1872"/>
-            <w:shd w:fill="F8FAFC"/>
-            <w:tcMar>
-              <w:top w:w="100" w:type="dxa"/>
-              <w:bottom w:w="100" w:type="dxa"/>
-              <w:left w:w="120" w:type="dxa"/>
-              <w:right w:w="120" w:type="dxa"/>
-            </w:tcMar>
-          </w:tcPr>
-          <w:p>
-            <w:pPr>
-              <w:spacing w:after="40" w:before="40"/>
-            </w:pPr>
-            <w:r>
-              <w:rPr>
-                <w:rFonts w:ascii="Times New Roman" w:hAnsi="Times New Roman"/>
-                <w:color w:val="B42828"/>
-                <w:sz w:val="20"/>
-              </w:rPr>
-              <w:t>ROLE_ADMIN</w:t>
-            </w:r>
-          </w:p>
-        </w:tc>
-        <w:tc>
-          <w:tcPr>
-            <w:tcW w:type="dxa" w:w="1872"/>
-            <w:shd w:fill="F8FAFC"/>
-            <w:tcMar>
-              <w:top w:w="100" w:type="dxa"/>
-              <w:bottom w:w="100" w:type="dxa"/>
-              <w:left w:w="120" w:type="dxa"/>
-              <w:right w:w="120" w:type="dxa"/>
-            </w:tcMar>
-          </w:tcPr>
-          <w:p>
-            <w:pPr>
-              <w:spacing w:after="40" w:before="40"/>
-            </w:pPr>
-            <w:r>
-              <w:rPr>
-                <w:rFonts w:ascii="Times New Roman" w:hAnsi="Times New Roman"/>
-                <w:sz w:val="20"/>
-              </w:rPr>
-              <w:t>Xem danh sách toàn bộ tài khoản trong hệ thống</w:t>
-            </w:r>
-          </w:p>
-        </w:tc>
-      </w:tr>
-      <w:tr>
-        <w:tc>
-          <w:tcPr>
-            <w:tcW w:type="dxa" w:w="1872"/>
-            <w:shd w:fill="FFFFFF"/>
-            <w:tcMar>
-              <w:top w:w="100" w:type="dxa"/>
-              <w:bottom w:w="100" w:type="dxa"/>
-              <w:left w:w="120" w:type="dxa"/>
-              <w:right w:w="120" w:type="dxa"/>
-            </w:tcMar>
-          </w:tcPr>
-          <w:p>
-            <w:pPr>
-              <w:spacing w:after="40" w:before="40"/>
-            </w:pPr>
-          </w:p>
-        </w:tc>
-        <w:tc>
-          <w:tcPr>
-            <w:tcW w:type="dxa" w:w="1872"/>
-            <w:shd w:fill="FFFFFF"/>
-            <w:tcMar>
-              <w:top w:w="100" w:type="dxa"/>
-              <w:bottom w:w="100" w:type="dxa"/>
-              <w:left w:w="120" w:type="dxa"/>
-              <w:right w:w="120" w:type="dxa"/>
-            </w:tcMar>
-          </w:tcPr>
-          <w:p>
-            <w:pPr>
-              <w:spacing w:after="40" w:before="40"/>
-            </w:pPr>
-            <w:r>
-              <w:rPr>
-                <w:rFonts w:ascii="Times New Roman" w:hAnsi="Times New Roman"/>
-                <w:color w:val="B42828"/>
-                <w:sz w:val="20"/>
-              </w:rPr>
-              <w:t>PATCH</w:t>
-            </w:r>
-          </w:p>
-        </w:tc>
-        <w:tc>
-          <w:tcPr>
-            <w:tcW w:type="dxa" w:w="1872"/>
-            <w:shd w:fill="FFFFFF"/>
-            <w:tcMar>
-              <w:top w:w="100" w:type="dxa"/>
-              <w:bottom w:w="100" w:type="dxa"/>
-              <w:left w:w="120" w:type="dxa"/>
-              <w:right w:w="120" w:type="dxa"/>
-            </w:tcMar>
-          </w:tcPr>
-          <w:p>
-            <w:pPr>
-              <w:spacing w:after="40" w:before="40"/>
-            </w:pPr>
-            <w:r>
-              <w:rPr>
-                <w:rFonts w:ascii="Times New Roman" w:hAnsi="Times New Roman"/>
-                <w:color w:val="B42828"/>
-                <w:sz w:val="20"/>
-              </w:rPr>
-              <w:t>/admin/users/{id}/toggle-status</w:t>
-            </w:r>
-          </w:p>
-        </w:tc>
-        <w:tc>
-          <w:tcPr>
-            <w:tcW w:type="dxa" w:w="1872"/>
-            <w:shd w:fill="FFFFFF"/>
-            <w:tcMar>
-              <w:top w:w="100" w:type="dxa"/>
-              <w:bottom w:w="100" w:type="dxa"/>
-              <w:left w:w="120" w:type="dxa"/>
-              <w:right w:w="120" w:type="dxa"/>
-            </w:tcMar>
-          </w:tcPr>
-          <w:p>
-            <w:pPr>
-              <w:spacing w:after="40" w:before="40"/>
-            </w:pPr>
-            <w:r>
-              <w:rPr>
-                <w:rFonts w:ascii="Times New Roman" w:hAnsi="Times New Roman"/>
-                <w:color w:val="B42828"/>
-                <w:sz w:val="20"/>
-              </w:rPr>
-              <w:t>ROLE_ADMIN</w:t>
-            </w:r>
-          </w:p>
-        </w:tc>
-        <w:tc>
-          <w:tcPr>
-            <w:tcW w:type="dxa" w:w="1872"/>
-            <w:shd w:fill="FFFFFF"/>
-            <w:tcMar>
-              <w:top w:w="100" w:type="dxa"/>
-              <w:bottom w:w="100" w:type="dxa"/>
-              <w:left w:w="120" w:type="dxa"/>
-              <w:right w:w="120" w:type="dxa"/>
-            </w:tcMar>
-          </w:tcPr>
-          <w:p>
-            <w:pPr>
-              <w:spacing w:after="40" w:before="40"/>
-            </w:pPr>
-            <w:r>
-              <w:rPr>
-                <w:rFonts w:ascii="Times New Roman" w:hAnsi="Times New Roman"/>
-                <w:sz w:val="20"/>
-              </w:rPr>
-              <w:t>Khóa hoặc kích hoạt lại tài khoản người dùng</w:t>
-            </w:r>
-          </w:p>
-        </w:tc>
-      </w:tr>
-      <w:tr>
-        <w:tc>
-          <w:tcPr>
-            <w:tcW w:type="dxa" w:w="1872"/>
-            <w:shd w:fill="F8FAFC"/>
-            <w:tcMar>
-              <w:top w:w="100" w:type="dxa"/>
-              <w:bottom w:w="100" w:type="dxa"/>
-              <w:left w:w="120" w:type="dxa"/>
-              <w:right w:w="120" w:type="dxa"/>
-            </w:tcMar>
-          </w:tcPr>
-          <w:p>
-            <w:pPr>
-              <w:spacing w:after="40" w:before="40"/>
-            </w:pPr>
-          </w:p>
-        </w:tc>
-        <w:tc>
-          <w:tcPr>
-            <w:tcW w:type="dxa" w:w="1872"/>
-            <w:shd w:fill="F8FAFC"/>
-            <w:tcMar>
-              <w:top w:w="100" w:type="dxa"/>
-              <w:bottom w:w="100" w:type="dxa"/>
-              <w:left w:w="120" w:type="dxa"/>
-              <w:right w:w="120" w:type="dxa"/>
-            </w:tcMar>
-          </w:tcPr>
-          <w:p>
-            <w:pPr>
-              <w:spacing w:after="40" w:before="40"/>
-            </w:pPr>
-            <w:r>
-              <w:rPr>
-                <w:rFonts w:ascii="Times New Roman" w:hAnsi="Times New Roman"/>
-                <w:color w:val="B42828"/>
-                <w:sz w:val="20"/>
-              </w:rPr>
-              <w:t>DELETE</w:t>
-            </w:r>
-          </w:p>
-        </w:tc>
-        <w:tc>
-          <w:tcPr>
-            <w:tcW w:type="dxa" w:w="1872"/>
-            <w:shd w:fill="F8FAFC"/>
-            <w:tcMar>
-              <w:top w:w="100" w:type="dxa"/>
-              <w:bottom w:w="100" w:type="dxa"/>
-              <w:left w:w="120" w:type="dxa"/>
-              <w:right w:w="120" w:type="dxa"/>
-            </w:tcMar>
-          </w:tcPr>
-          <w:p>
-            <w:pPr>
-              <w:spacing w:after="40" w:before="40"/>
-            </w:pPr>
-            <w:r>
-              <w:rPr>
-                <w:rFonts w:ascii="Times New Roman" w:hAnsi="Times New Roman"/>
-                <w:color w:val="B42828"/>
-                <w:sz w:val="20"/>
-              </w:rPr>
-              <w:t>/admin/jobs/{id}</w:t>
-            </w:r>
-          </w:p>
-        </w:tc>
-        <w:tc>
-          <w:tcPr>
-            <w:tcW w:type="dxa" w:w="1872"/>
-            <w:shd w:fill="F8FAFC"/>
-            <w:tcMar>
-              <w:top w:w="100" w:type="dxa"/>
-              <w:bottom w:w="100" w:type="dxa"/>
-              <w:left w:w="120" w:type="dxa"/>
-              <w:right w:w="120" w:type="dxa"/>
-            </w:tcMar>
-          </w:tcPr>
-          <w:p>
-            <w:pPr>
-              <w:spacing w:after="40" w:before="40"/>
-            </w:pPr>
-            <w:r>
-              <w:rPr>
-                <w:rFonts w:ascii="Times New Roman" w:hAnsi="Times New Roman"/>
-                <w:color w:val="B42828"/>
-                <w:sz w:val="20"/>
-              </w:rPr>
-              <w:t>ROLE_ADMIN</w:t>
-            </w:r>
-          </w:p>
-        </w:tc>
-        <w:tc>
-          <w:tcPr>
-            <w:tcW w:type="dxa" w:w="1872"/>
-            <w:shd w:fill="F8FAFC"/>
-            <w:tcMar>
-              <w:top w:w="100" w:type="dxa"/>
-              <w:bottom w:w="100" w:type="dxa"/>
-              <w:left w:w="120" w:type="dxa"/>
-              <w:right w:w="120" w:type="dxa"/>
-            </w:tcMar>
-          </w:tcPr>
-          <w:p>
-            <w:pPr>
-              <w:spacing w:after="40" w:before="40"/>
-            </w:pPr>
-            <w:r>
-              <w:rPr>
-                <w:rFonts w:ascii="Times New Roman" w:hAnsi="Times New Roman"/>
-                <w:sz w:val="20"/>
+                <w:rFonts w:ascii="Segoe UI" w:hAnsi="Segoe UI"/>
+                <w:sz w:val="19"/>
               </w:rPr>
               <w:t>Xóa/gỡ bỏ tin tuyển dụng vi phạm</w:t>
             </w:r>
@@ -4010,30 +4382,27 @@
     </w:tbl>
     <w:p>
       <w:pPr>
-        <w:spacing w:after="120"/>
+        <w:spacing w:after="160"/>
       </w:pPr>
     </w:p>
     <w:p>
       <w:pPr>
-        <w:spacing w:after="120" w:before="120"/>
+        <w:spacing w:before="120" w:after="120"/>
+        <w:pBdr>
+          <w:bottom w:val="single" w:sz="12" w:space="1" w:color="CBD5E1"/>
+        </w:pBdr>
       </w:pPr>
-      <w:r>
-        <w:rPr>
-          <w:color w:val="C8CDD7"/>
-        </w:rPr>
-        <w:t>—————————————————————————————————————————————</w:t>
-      </w:r>
     </w:p>
     <w:p>
       <w:pPr>
         <w:pStyle w:val="Heading2"/>
-        <w:spacing w:before="200" w:after="80"/>
+        <w:spacing w:before="280" w:after="120"/>
       </w:pPr>
       <w:r>
         <w:rPr>
-          <w:rFonts w:ascii="Times New Roman" w:hAnsi="Times New Roman"/>
+          <w:rFonts w:ascii="Segoe UI" w:hAnsi="Segoe UI"/>
           <w:b/>
-          <w:color w:val="1E3A8A"/>
+          <w:color w:val="4F46E5"/>
           <w:sz w:val="28"/>
         </w:rPr>
         <w:t>3. CHI TIẾT REQUEST / RESPONSE TIÊU BIỂU</w:t>
@@ -4042,415 +4411,255 @@
     <w:p>
       <w:pPr>
         <w:pStyle w:val="Heading3"/>
-        <w:spacing w:before="160" w:after="60"/>
+        <w:spacing w:before="200" w:after="80"/>
       </w:pPr>
       <w:r>
         <w:rPr>
-          <w:rFonts w:ascii="Times New Roman" w:hAnsi="Times New Roman"/>
+          <w:rFonts w:ascii="Segoe UI" w:hAnsi="Segoe UI"/>
           <w:b/>
-          <w:color w:val="334155"/>
+          <w:color w:val="0F172A"/>
           <w:sz w:val="24"/>
         </w:rPr>
-        <w:t>3.1. Đăng ký tài khoản (</w:t>
-      </w:r>
-      <w:r>
-        <w:rPr>
-          <w:rFonts w:ascii="Times New Roman" w:hAnsi="Times New Roman"/>
-          <w:b/>
-          <w:color w:val="334155"/>
-          <w:sz w:val="24"/>
-        </w:rPr>
-        <w:t>POST /api/v1/auth/register</w:t>
-      </w:r>
-      <w:r>
-        <w:rPr>
-          <w:rFonts w:ascii="Times New Roman" w:hAnsi="Times New Roman"/>
-          <w:b/>
-          <w:color w:val="334155"/>
-          <w:sz w:val="24"/>
-        </w:rPr>
-        <w:t>)</w:t>
+        <w:t>3.1. Đăng ký tài khoản (`POST /api/v1/auth/register`)</w:t>
       </w:r>
     </w:p>
     <w:p>
       <w:pPr>
         <w:pStyle w:val="ListBullet"/>
-        <w:spacing w:after="60" w:before="0"/>
+        <w:spacing w:before="40" w:after="40" w:line="276" w:lineRule="auto"/>
       </w:pPr>
       <w:r>
         <w:rPr>
-          <w:rFonts w:ascii="Times New Roman" w:hAnsi="Times New Roman"/>
           <w:b/>
-          <w:sz w:val="22"/>
         </w:rPr>
         <w:t>Request Body:</w:t>
       </w:r>
     </w:p>
-    <w:tbl>
-      <w:tblPr>
-        <w:tblW w:type="auto" w:w="0"/>
-        <w:jc w:val="center"/>
-        <w:tblLook w:firstColumn="1" w:firstRow="1" w:lastColumn="0" w:lastRow="0" w:noHBand="0" w:noVBand="1" w:val="04A0"/>
-      </w:tblPr>
-      <w:tblGrid>
-        <w:gridCol w:w="9360"/>
-      </w:tblGrid>
-      <w:tr>
-        <w:tc>
-          <w:tcPr>
-            <w:tcW w:type="dxa" w:w="9360"/>
-            <w:shd w:fill="F1F5F9"/>
-            <w:tcMar>
-              <w:top w:w="120" w:type="dxa"/>
-              <w:bottom w:w="120" w:type="dxa"/>
-              <w:left w:w="180" w:type="dxa"/>
-              <w:right w:w="180" w:type="dxa"/>
-            </w:tcMar>
-          </w:tcPr>
-          <w:p>
-            <w:pPr>
-              <w:spacing w:after="40" w:before="40"/>
-            </w:pPr>
-            <w:r>
-              <w:rPr>
-                <w:rFonts w:ascii="Consolas" w:hAnsi="Consolas"/>
-                <w:color w:val="1E293B"/>
-                <w:sz w:val="19"/>
-              </w:rPr>
-              <w:t>{</w:t>
-              <w:br/>
-              <w:t xml:space="preserve">  "email": "sinhvien.moi@vanlanguni.vn",</w:t>
-              <w:br/>
-              <w:t xml:space="preserve">  "password": "Password123@",</w:t>
-              <w:br/>
-              <w:t xml:space="preserve">  "fullName": "Trần Thị Mai",</w:t>
-              <w:br/>
-              <w:t xml:space="preserve">  "phone": "0987654321",</w:t>
-              <w:br/>
-              <w:t xml:space="preserve">  "role": "ROLE_STUDENT",</w:t>
-              <w:br/>
-              <w:t xml:space="preserve">  "university": "Trường ĐH Văn Lang",</w:t>
-              <w:br/>
-              <w:t xml:space="preserve">  "major": "Công nghệ thông tin",</w:t>
-              <w:br/>
-              <w:t xml:space="preserve">  "companyName": null</w:t>
-              <w:br/>
-              <w:t>}</w:t>
-            </w:r>
-          </w:p>
-        </w:tc>
-      </w:tr>
-    </w:tbl>
     <w:p>
       <w:pPr>
-        <w:spacing w:after="80"/>
-      </w:pPr>
-    </w:p>
-    <w:p>
-      <w:pPr>
-        <w:pStyle w:val="ListBullet"/>
-        <w:spacing w:after="60" w:before="0"/>
+        <w:spacing w:before="80" w:after="160"/>
+        <w:ind w:left="360" w:right="360"/>
+        <w:pBdr>
+          <w:left w:val="single" w:sz="24" w:space="8" w:color="4F46E5"/>
+        </w:pBdr>
+        <w:shd w:fill="F8FAFC"/>
       </w:pPr>
       <w:r>
         <w:rPr>
-          <w:rFonts w:ascii="Times New Roman" w:hAnsi="Times New Roman"/>
-          <w:b/>
-          <w:sz w:val="22"/>
+          <w:rFonts w:ascii="Consolas" w:hAnsi="Consolas"/>
+          <w:color w:val="1E293B"/>
+          <w:sz w:val="18"/>
         </w:rPr>
-        <w:t>Response (201 Created):</w:t>
-      </w:r>
-    </w:p>
-    <w:tbl>
-      <w:tblPr>
-        <w:tblW w:type="auto" w:w="0"/>
-        <w:jc w:val="center"/>
-        <w:tblLook w:firstColumn="1" w:firstRow="1" w:lastColumn="0" w:lastRow="0" w:noHBand="0" w:noVBand="1" w:val="04A0"/>
-      </w:tblPr>
-      <w:tblGrid>
-        <w:gridCol w:w="9360"/>
-      </w:tblGrid>
-      <w:tr>
-        <w:tc>
-          <w:tcPr>
-            <w:tcW w:type="dxa" w:w="9360"/>
-            <w:shd w:fill="F1F5F9"/>
-            <w:tcMar>
-              <w:top w:w="120" w:type="dxa"/>
-              <w:bottom w:w="120" w:type="dxa"/>
-              <w:left w:w="180" w:type="dxa"/>
-              <w:right w:w="180" w:type="dxa"/>
-            </w:tcMar>
-          </w:tcPr>
-          <w:p>
-            <w:pPr>
-              <w:spacing w:after="40" w:before="40"/>
-            </w:pPr>
-            <w:r>
-              <w:rPr>
-                <w:rFonts w:ascii="Consolas" w:hAnsi="Consolas"/>
-                <w:color w:val="1E293B"/>
-                <w:sz w:val="19"/>
-              </w:rPr>
-              <w:t>{</w:t>
-              <w:br/>
-              <w:t xml:space="preserve">  "success": true,</w:t>
-              <w:br/>
-              <w:t xml:space="preserve">  "message": "Đăng ký tài khoản thành công",</w:t>
-              <w:br/>
-              <w:t xml:space="preserve">  "data": {</w:t>
-              <w:br/>
-              <w:t xml:space="preserve">    "accessToken": "eyJhbGciOiJIUzI1NiIsInR5cCI6IkpXVCJ9...",</w:t>
-              <w:br/>
-              <w:t xml:space="preserve">    "tokenType": "Bearer",</w:t>
-              <w:br/>
-              <w:t xml:space="preserve">    "role": "ROLE_STUDENT",</w:t>
-              <w:br/>
-              <w:t xml:space="preserve">    "email": "sinhvien.moi@vanlanguni.vn",</w:t>
-              <w:br/>
-              <w:t xml:space="preserve">    "fullName": "Trần Thị Mai"</w:t>
-              <w:br/>
-              <w:t xml:space="preserve">  }</w:t>
-              <w:br/>
-              <w:t>}</w:t>
-            </w:r>
-          </w:p>
-        </w:tc>
-      </w:tr>
-    </w:tbl>
-    <w:p>
-      <w:pPr>
-        <w:spacing w:after="80"/>
-      </w:pPr>
-    </w:p>
-    <w:p>
-      <w:pPr>
-        <w:pStyle w:val="Heading3"/>
-        <w:spacing w:before="160" w:after="60"/>
-      </w:pPr>
-      <w:r>
-        <w:rPr>
-          <w:rFonts w:ascii="Times New Roman" w:hAnsi="Times New Roman"/>
-          <w:b/>
-          <w:color w:val="334155"/>
-          <w:sz w:val="24"/>
-        </w:rPr>
-        <w:t>3.2. Đăng nhập hệ thống (</w:t>
-      </w:r>
-      <w:r>
-        <w:rPr>
-          <w:rFonts w:ascii="Times New Roman" w:hAnsi="Times New Roman"/>
-          <w:b/>
-          <w:color w:val="334155"/>
-          <w:sz w:val="24"/>
-        </w:rPr>
-        <w:t>POST /api/v1/auth/login</w:t>
-      </w:r>
-      <w:r>
-        <w:rPr>
-          <w:rFonts w:ascii="Times New Roman" w:hAnsi="Times New Roman"/>
-          <w:b/>
-          <w:color w:val="334155"/>
-          <w:sz w:val="24"/>
-        </w:rPr>
-        <w:t>)</w:t>
+        <w:t>{</w:t>
+        <w:br/>
+        <w:t xml:space="preserve">  "email": "sinhvien.moi@vanlanguni.vn",</w:t>
+        <w:br/>
+        <w:t xml:space="preserve">  "password": "Password123@",</w:t>
+        <w:br/>
+        <w:t xml:space="preserve">  "fullName": "Trần Thị Mai",</w:t>
+        <w:br/>
+        <w:t xml:space="preserve">  "phone": "0987654321",</w:t>
+        <w:br/>
+        <w:t xml:space="preserve">  "role": "ROLE_STUDENT",</w:t>
+        <w:br/>
+        <w:t xml:space="preserve">  "university": "Trường ĐH Văn Lang",</w:t>
+        <w:br/>
+        <w:t xml:space="preserve">  "major": "Công nghệ thông tin",</w:t>
+        <w:br/>
+        <w:t xml:space="preserve">  "companyName": null</w:t>
+        <w:br/>
+        <w:t>}</w:t>
       </w:r>
     </w:p>
     <w:p>
       <w:pPr>
         <w:pStyle w:val="ListBullet"/>
-        <w:spacing w:after="60" w:before="0"/>
+        <w:spacing w:before="40" w:after="40" w:line="276" w:lineRule="auto"/>
       </w:pPr>
       <w:r>
         <w:rPr>
-          <w:rFonts w:ascii="Times New Roman" w:hAnsi="Times New Roman"/>
           <w:b/>
-          <w:sz w:val="22"/>
         </w:rPr>
-        <w:t>Request Body:</w:t>
+        <w:t>Response (201 Created):</w:t>
       </w:r>
-    </w:p>
-    <w:tbl>
-      <w:tblPr>
-        <w:tblW w:type="auto" w:w="0"/>
-        <w:jc w:val="center"/>
-        <w:tblLook w:firstColumn="1" w:firstRow="1" w:lastColumn="0" w:lastRow="0" w:noHBand="0" w:noVBand="1" w:val="04A0"/>
-      </w:tblPr>
-      <w:tblGrid>
-        <w:gridCol w:w="9360"/>
-      </w:tblGrid>
-      <w:tr>
-        <w:tc>
-          <w:tcPr>
-            <w:tcW w:type="dxa" w:w="9360"/>
-            <w:shd w:fill="F1F5F9"/>
-            <w:tcMar>
-              <w:top w:w="120" w:type="dxa"/>
-              <w:bottom w:w="120" w:type="dxa"/>
-              <w:left w:w="180" w:type="dxa"/>
-              <w:right w:w="180" w:type="dxa"/>
-            </w:tcMar>
-          </w:tcPr>
-          <w:p>
-            <w:pPr>
-              <w:spacing w:after="40" w:before="40"/>
-            </w:pPr>
-            <w:r>
-              <w:rPr>
-                <w:rFonts w:ascii="Consolas" w:hAnsi="Consolas"/>
-                <w:color w:val="1E293B"/>
-                <w:sz w:val="19"/>
-              </w:rPr>
-              <w:t>{</w:t>
-              <w:br/>
-              <w:t xml:space="preserve">  "email": "sinhvien.tai@vanlanguni.vn",</w:t>
-              <w:br/>
-              <w:t xml:space="preserve">  "password": "Password123@"</w:t>
-              <w:br/>
-              <w:t>}</w:t>
-            </w:r>
-          </w:p>
-        </w:tc>
-      </w:tr>
-    </w:tbl>
-    <w:p>
-      <w:pPr>
-        <w:spacing w:after="80"/>
-      </w:pPr>
     </w:p>
     <w:p>
       <w:pPr>
-        <w:pStyle w:val="ListBullet"/>
-        <w:spacing w:after="60" w:before="0"/>
+        <w:spacing w:before="80" w:after="160"/>
+        <w:ind w:left="360" w:right="360"/>
+        <w:pBdr>
+          <w:left w:val="single" w:sz="24" w:space="8" w:color="4F46E5"/>
+        </w:pBdr>
+        <w:shd w:fill="F8FAFC"/>
       </w:pPr>
       <w:r>
         <w:rPr>
-          <w:rFonts w:ascii="Times New Roman" w:hAnsi="Times New Roman"/>
-          <w:b/>
-          <w:sz w:val="22"/>
+          <w:rFonts w:ascii="Consolas" w:hAnsi="Consolas"/>
+          <w:color w:val="1E293B"/>
+          <w:sz w:val="18"/>
         </w:rPr>
-        <w:t>Response (200 OK):</w:t>
+        <w:t>{</w:t>
+        <w:br/>
+        <w:t xml:space="preserve">  "success": true,</w:t>
+        <w:br/>
+        <w:t xml:space="preserve">  "message": "Đăng ký tài khoản thành công",</w:t>
+        <w:br/>
+        <w:t xml:space="preserve">  "data": {</w:t>
+        <w:br/>
+        <w:t xml:space="preserve">    "accessToken": "eyJhbGciOiJIUzI1NiIsInR5cCI6IkpXVCJ9...",</w:t>
+        <w:br/>
+        <w:t xml:space="preserve">    "tokenType": "Bearer",</w:t>
+        <w:br/>
+        <w:t xml:space="preserve">    "role": "ROLE_STUDENT",</w:t>
+        <w:br/>
+        <w:t xml:space="preserve">    "email": "sinhvien.moi@vanlanguni.vn",</w:t>
+        <w:br/>
+        <w:t xml:space="preserve">    "fullName": "Trần Thị Mai"</w:t>
+        <w:br/>
+        <w:t xml:space="preserve">  }</w:t>
+        <w:br/>
+        <w:t>}</w:t>
       </w:r>
-    </w:p>
-    <w:tbl>
-      <w:tblPr>
-        <w:tblW w:type="auto" w:w="0"/>
-        <w:jc w:val="center"/>
-        <w:tblLook w:firstColumn="1" w:firstRow="1" w:lastColumn="0" w:lastRow="0" w:noHBand="0" w:noVBand="1" w:val="04A0"/>
-      </w:tblPr>
-      <w:tblGrid>
-        <w:gridCol w:w="9360"/>
-      </w:tblGrid>
-      <w:tr>
-        <w:tc>
-          <w:tcPr>
-            <w:tcW w:type="dxa" w:w="9360"/>
-            <w:shd w:fill="F1F5F9"/>
-            <w:tcMar>
-              <w:top w:w="120" w:type="dxa"/>
-              <w:bottom w:w="120" w:type="dxa"/>
-              <w:left w:w="180" w:type="dxa"/>
-              <w:right w:w="180" w:type="dxa"/>
-            </w:tcMar>
-          </w:tcPr>
-          <w:p>
-            <w:pPr>
-              <w:spacing w:after="40" w:before="40"/>
-            </w:pPr>
-            <w:r>
-              <w:rPr>
-                <w:rFonts w:ascii="Consolas" w:hAnsi="Consolas"/>
-                <w:color w:val="1E293B"/>
-                <w:sz w:val="19"/>
-              </w:rPr>
-              <w:t>{</w:t>
-              <w:br/>
-              <w:t xml:space="preserve">  "success": true,</w:t>
-              <w:br/>
-              <w:t xml:space="preserve">  "message": "Đăng nhập thành công",</w:t>
-              <w:br/>
-              <w:t xml:space="preserve">  "data": {</w:t>
-              <w:br/>
-              <w:t xml:space="preserve">    "accessToken": "eyJhbGciOiJIUzI1NiIsInR5cCI6IkpXVCJ9...",</w:t>
-              <w:br/>
-              <w:t xml:space="preserve">    "tokenType": "Bearer",</w:t>
-              <w:br/>
-              <w:t xml:space="preserve">    "role": "ROLE_STUDENT",</w:t>
-              <w:br/>
-              <w:t xml:space="preserve">    "email": "sinhvien.tai@vanlanguni.vn",</w:t>
-              <w:br/>
-              <w:t xml:space="preserve">    "fullName": "Nguyễn Tấn Tài"</w:t>
-              <w:br/>
-              <w:t xml:space="preserve">  }</w:t>
-              <w:br/>
-              <w:t>}</w:t>
-            </w:r>
-          </w:p>
-        </w:tc>
-      </w:tr>
-    </w:tbl>
-    <w:p>
-      <w:pPr>
-        <w:spacing w:after="80"/>
-      </w:pPr>
     </w:p>
     <w:p>
       <w:pPr>
         <w:pStyle w:val="Heading3"/>
-        <w:spacing w:before="160" w:after="60"/>
+        <w:spacing w:before="200" w:after="80"/>
       </w:pPr>
       <w:r>
         <w:rPr>
-          <w:rFonts w:ascii="Times New Roman" w:hAnsi="Times New Roman"/>
+          <w:rFonts w:ascii="Segoe UI" w:hAnsi="Segoe UI"/>
           <w:b/>
-          <w:color w:val="334155"/>
+          <w:color w:val="0F172A"/>
           <w:sz w:val="24"/>
         </w:rPr>
-        <w:t>3.3. Đăng tin tuyển dụng (</w:t>
-      </w:r>
-      <w:r>
-        <w:rPr>
-          <w:rFonts w:ascii="Times New Roman" w:hAnsi="Times New Roman"/>
-          <w:b/>
-          <w:color w:val="334155"/>
-          <w:sz w:val="24"/>
-        </w:rPr>
-        <w:t>POST /api/v1/jobs</w:t>
-      </w:r>
-      <w:r>
-        <w:rPr>
-          <w:rFonts w:ascii="Times New Roman" w:hAnsi="Times New Roman"/>
-          <w:b/>
-          <w:color w:val="334155"/>
-          <w:sz w:val="24"/>
-        </w:rPr>
-        <w:t>)</w:t>
+        <w:t>3.2. Đăng nhập hệ thống (`POST /api/v1/auth/login`)</w:t>
       </w:r>
     </w:p>
     <w:p>
       <w:pPr>
         <w:pStyle w:val="ListBullet"/>
-        <w:spacing w:after="60" w:before="0"/>
+        <w:spacing w:before="40" w:after="40" w:line="276" w:lineRule="auto"/>
       </w:pPr>
       <w:r>
         <w:rPr>
-          <w:rFonts w:ascii="Times New Roman" w:hAnsi="Times New Roman"/>
           <w:b/>
-          <w:sz w:val="22"/>
+        </w:rPr>
+        <w:t>Request Body:</w:t>
+      </w:r>
+    </w:p>
+    <w:p>
+      <w:pPr>
+        <w:spacing w:before="80" w:after="160"/>
+        <w:ind w:left="360" w:right="360"/>
+        <w:pBdr>
+          <w:left w:val="single" w:sz="24" w:space="8" w:color="4F46E5"/>
+        </w:pBdr>
+        <w:shd w:fill="F8FAFC"/>
+      </w:pPr>
+      <w:r>
+        <w:rPr>
+          <w:rFonts w:ascii="Consolas" w:hAnsi="Consolas"/>
+          <w:color w:val="1E293B"/>
+          <w:sz w:val="18"/>
+        </w:rPr>
+        <w:t>{</w:t>
+        <w:br/>
+        <w:t xml:space="preserve">  "email": "sinhvien.tai@vanlanguni.vn",</w:t>
+        <w:br/>
+        <w:t xml:space="preserve">  "password": "Password123@"</w:t>
+        <w:br/>
+        <w:t>}</w:t>
+      </w:r>
+    </w:p>
+    <w:p>
+      <w:pPr>
+        <w:pStyle w:val="ListBullet"/>
+        <w:spacing w:before="40" w:after="40" w:line="276" w:lineRule="auto"/>
+      </w:pPr>
+      <w:r>
+        <w:rPr>
+          <w:b/>
+        </w:rPr>
+        <w:t>Response (200 OK):</w:t>
+      </w:r>
+    </w:p>
+    <w:p>
+      <w:pPr>
+        <w:spacing w:before="80" w:after="160"/>
+        <w:ind w:left="360" w:right="360"/>
+        <w:pBdr>
+          <w:left w:val="single" w:sz="24" w:space="8" w:color="4F46E5"/>
+        </w:pBdr>
+        <w:shd w:fill="F8FAFC"/>
+      </w:pPr>
+      <w:r>
+        <w:rPr>
+          <w:rFonts w:ascii="Consolas" w:hAnsi="Consolas"/>
+          <w:color w:val="1E293B"/>
+          <w:sz w:val="18"/>
+        </w:rPr>
+        <w:t>{</w:t>
+        <w:br/>
+        <w:t xml:space="preserve">  "success": true,</w:t>
+        <w:br/>
+        <w:t xml:space="preserve">  "message": "Đăng nhập thành công",</w:t>
+        <w:br/>
+        <w:t xml:space="preserve">  "data": {</w:t>
+        <w:br/>
+        <w:t xml:space="preserve">    "accessToken": "eyJhbGciOiJIUzI1NiIsInR5cCI6IkpXVCJ9...",</w:t>
+        <w:br/>
+        <w:t xml:space="preserve">    "tokenType": "Bearer",</w:t>
+        <w:br/>
+        <w:t xml:space="preserve">    "role": "ROLE_STUDENT",</w:t>
+        <w:br/>
+        <w:t xml:space="preserve">    "email": "sinhvien.tai@vanlanguni.vn",</w:t>
+        <w:br/>
+        <w:t xml:space="preserve">    "fullName": "Nguyễn Tấn Tài"</w:t>
+        <w:br/>
+        <w:t xml:space="preserve">  }</w:t>
+        <w:br/>
+        <w:t>}</w:t>
+      </w:r>
+    </w:p>
+    <w:p>
+      <w:pPr>
+        <w:pStyle w:val="Heading3"/>
+        <w:spacing w:before="200" w:after="80"/>
+      </w:pPr>
+      <w:r>
+        <w:rPr>
+          <w:rFonts w:ascii="Segoe UI" w:hAnsi="Segoe UI"/>
+          <w:b/>
+          <w:color w:val="0F172A"/>
+          <w:sz w:val="24"/>
+        </w:rPr>
+        <w:t>3.3. Đăng tin tuyển dụng (`POST /api/v1/jobs`)</w:t>
+      </w:r>
+    </w:p>
+    <w:p>
+      <w:pPr>
+        <w:pStyle w:val="ListBullet"/>
+        <w:spacing w:before="40" w:after="40" w:line="276" w:lineRule="auto"/>
+      </w:pPr>
+      <w:r>
+        <w:rPr>
+          <w:b/>
         </w:rPr>
         <w:t>Headers:</w:t>
       </w:r>
       <w:r>
         <w:rPr>
-          <w:rFonts w:ascii="Times New Roman" w:hAnsi="Times New Roman"/>
-          <w:sz w:val="22"/>
+          <w:rFonts w:ascii="Segoe UI" w:hAnsi="Segoe UI"/>
+          <w:sz w:val="20"/>
         </w:rPr>
         <w:t xml:space="preserve"> </w:t>
       </w:r>
       <w:r>
         <w:rPr>
-          <w:rFonts w:ascii="Times New Roman" w:hAnsi="Times New Roman"/>
+          <w:rFonts w:ascii="Consolas" w:hAnsi="Consolas"/>
           <w:color w:val="B42828"/>
-          <w:sz w:val="22"/>
+          <w:sz w:val="19"/>
         </w:rPr>
         <w:t>Authorization: Bearer &lt;employer_token&gt;</w:t>
       </w:r>
@@ -4458,141 +4667,105 @@
     <w:p>
       <w:pPr>
         <w:pStyle w:val="ListBullet"/>
-        <w:spacing w:after="60" w:before="0"/>
+        <w:spacing w:before="40" w:after="40" w:line="276" w:lineRule="auto"/>
       </w:pPr>
       <w:r>
         <w:rPr>
-          <w:rFonts w:ascii="Times New Roman" w:hAnsi="Times New Roman"/>
           <w:b/>
-          <w:sz w:val="22"/>
         </w:rPr>
         <w:t>Request Body:</w:t>
       </w:r>
     </w:p>
-    <w:tbl>
-      <w:tblPr>
-        <w:tblW w:type="auto" w:w="0"/>
-        <w:jc w:val="center"/>
-        <w:tblLook w:firstColumn="1" w:firstRow="1" w:lastColumn="0" w:lastRow="0" w:noHBand="0" w:noVBand="1" w:val="04A0"/>
-      </w:tblPr>
-      <w:tblGrid>
-        <w:gridCol w:w="9360"/>
-      </w:tblGrid>
-      <w:tr>
-        <w:tc>
-          <w:tcPr>
-            <w:tcW w:type="dxa" w:w="9360"/>
-            <w:shd w:fill="F1F5F9"/>
-            <w:tcMar>
-              <w:top w:w="120" w:type="dxa"/>
-              <w:bottom w:w="120" w:type="dxa"/>
-              <w:left w:w="180" w:type="dxa"/>
-              <w:right w:w="180" w:type="dxa"/>
-            </w:tcMar>
-          </w:tcPr>
-          <w:p>
-            <w:pPr>
-              <w:spacing w:after="40" w:before="40"/>
-            </w:pPr>
-            <w:r>
-              <w:rPr>
-                <w:rFonts w:ascii="Consolas" w:hAnsi="Consolas"/>
-                <w:color w:val="1E293B"/>
-                <w:sz w:val="19"/>
-              </w:rPr>
-              <w:t>{</w:t>
-              <w:br/>
-              <w:t xml:space="preserve">  "categoryId": 1,</w:t>
-              <w:br/>
-              <w:t xml:space="preserve">  "title": "Tuyển lập trình viên Frontend ReactJS làm Dashboard",</w:t>
-              <w:br/>
-              <w:t xml:space="preserve">  "description": "Xây dựng các trang quản trị hệ thống bằng React 18 và TypeScript.",</w:t>
-              <w:br/>
-              <w:t xml:space="preserve">  "requirements": "Biết ReactJS, HTML/CSS, Git cơ bản. Ưu tiên sinh viên năm 3, 4.",</w:t>
-              <w:br/>
-              <w:t xml:space="preserve">  "jobType": "FREELANCE",</w:t>
-              <w:br/>
-              <w:t xml:space="preserve">  "workMode": "REMOTE",</w:t>
-              <w:br/>
-              <w:t xml:space="preserve">  "location": "Toàn quốc",</w:t>
-              <w:br/>
-              <w:t xml:space="preserve">  "salaryType": "FIXED_PROJECT",</w:t>
-              <w:br/>
-              <w:t xml:space="preserve">  "salaryAmount": 2500000.00,</w:t>
-              <w:br/>
-              <w:t xml:space="preserve">  "slotsAvailable": 1,</w:t>
-              <w:br/>
-              <w:t xml:space="preserve">  "deadline": "2026-11-30T23:59:59"</w:t>
-              <w:br/>
-              <w:t>}</w:t>
-            </w:r>
-          </w:p>
-        </w:tc>
-      </w:tr>
-    </w:tbl>
     <w:p>
       <w:pPr>
-        <w:spacing w:after="80"/>
+        <w:spacing w:before="80" w:after="160"/>
+        <w:ind w:left="360" w:right="360"/>
+        <w:pBdr>
+          <w:left w:val="single" w:sz="24" w:space="8" w:color="4F46E5"/>
+        </w:pBdr>
+        <w:shd w:fill="F8FAFC"/>
       </w:pPr>
+      <w:r>
+        <w:rPr>
+          <w:rFonts w:ascii="Consolas" w:hAnsi="Consolas"/>
+          <w:color w:val="1E293B"/>
+          <w:sz w:val="18"/>
+        </w:rPr>
+        <w:t>{</w:t>
+        <w:br/>
+        <w:t xml:space="preserve">  "categoryId": 1,</w:t>
+        <w:br/>
+        <w:t xml:space="preserve">  "title": "Tuyển lập trình viên Frontend ReactJS làm Dashboard",</w:t>
+        <w:br/>
+        <w:t xml:space="preserve">  "description": "Xây dựng các trang quản trị hệ thống bằng React 18 và TypeScript.",</w:t>
+        <w:br/>
+        <w:t xml:space="preserve">  "requirements": "Biết ReactJS, HTML/CSS, Git cơ bản. Ưu tiên sinh viên năm 3, 4.",</w:t>
+        <w:br/>
+        <w:t xml:space="preserve">  "jobType": "FREELANCE",</w:t>
+        <w:br/>
+        <w:t xml:space="preserve">  "workMode": "REMOTE",</w:t>
+        <w:br/>
+        <w:t xml:space="preserve">  "location": "Toàn quốc",</w:t>
+        <w:br/>
+        <w:t xml:space="preserve">  "province": "Hồ Chí Minh",</w:t>
+        <w:br/>
+        <w:t xml:space="preserve">  "salaryType": "FIXED_PROJECT",</w:t>
+        <w:br/>
+        <w:t xml:space="preserve">  "salaryAmount": 2500000.00,</w:t>
+        <w:br/>
+        <w:t xml:space="preserve">  "salaryText": "2.500.000 đ / dự án",</w:t>
+        <w:br/>
+        <w:t xml:space="preserve">  "workingHours": "Linh hoạt 15-20h/tuần",</w:t>
+        <w:br/>
+        <w:t xml:space="preserve">  "benefits": "Mentor 1:1, hỗ trợ đóng dấu mộc thực tập đồ án tốt nghiệp",</w:t>
+        <w:br/>
+        <w:t xml:space="preserve">  "studentFriendly": true,</w:t>
+        <w:br/>
+        <w:t xml:space="preserve">  "slotsAvailable": 1,</w:t>
+        <w:br/>
+        <w:t xml:space="preserve">  "deadline": "2026-11-30T23:59:59"</w:t>
+        <w:br/>
+        <w:t>}</w:t>
+      </w:r>
     </w:p>
     <w:p>
       <w:pPr>
         <w:pStyle w:val="Heading3"/>
-        <w:spacing w:before="160" w:after="60"/>
+        <w:spacing w:before="200" w:after="80"/>
       </w:pPr>
       <w:r>
         <w:rPr>
-          <w:rFonts w:ascii="Times New Roman" w:hAnsi="Times New Roman"/>
+          <w:rFonts w:ascii="Segoe UI" w:hAnsi="Segoe UI"/>
           <w:b/>
-          <w:color w:val="334155"/>
+          <w:color w:val="0F172A"/>
           <w:sz w:val="24"/>
         </w:rPr>
-        <w:t>3.4. Nộp đơn ứng tuyển (</w:t>
-      </w:r>
-      <w:r>
-        <w:rPr>
-          <w:rFonts w:ascii="Times New Roman" w:hAnsi="Times New Roman"/>
-          <w:b/>
-          <w:color w:val="334155"/>
-          <w:sz w:val="24"/>
-        </w:rPr>
-        <w:t>POST /api/v1/applications</w:t>
-      </w:r>
-      <w:r>
-        <w:rPr>
-          <w:rFonts w:ascii="Times New Roman" w:hAnsi="Times New Roman"/>
-          <w:b/>
-          <w:color w:val="334155"/>
-          <w:sz w:val="24"/>
-        </w:rPr>
-        <w:t>)</w:t>
+        <w:t>3.4. Nộp đơn ứng tuyển (`POST /api/v1/applications`)</w:t>
       </w:r>
     </w:p>
     <w:p>
       <w:pPr>
         <w:pStyle w:val="ListBullet"/>
-        <w:spacing w:after="60" w:before="0"/>
+        <w:spacing w:before="40" w:after="40" w:line="276" w:lineRule="auto"/>
       </w:pPr>
       <w:r>
         <w:rPr>
-          <w:rFonts w:ascii="Times New Roman" w:hAnsi="Times New Roman"/>
           <w:b/>
-          <w:sz w:val="22"/>
         </w:rPr>
         <w:t>Headers:</w:t>
       </w:r>
       <w:r>
         <w:rPr>
-          <w:rFonts w:ascii="Times New Roman" w:hAnsi="Times New Roman"/>
-          <w:sz w:val="22"/>
+          <w:rFonts w:ascii="Segoe UI" w:hAnsi="Segoe UI"/>
+          <w:sz w:val="20"/>
         </w:rPr>
         <w:t xml:space="preserve"> </w:t>
       </w:r>
       <w:r>
         <w:rPr>
-          <w:rFonts w:ascii="Times New Roman" w:hAnsi="Times New Roman"/>
+          <w:rFonts w:ascii="Consolas" w:hAnsi="Consolas"/>
           <w:color w:val="B42828"/>
-          <w:sz w:val="22"/>
+          <w:sz w:val="19"/>
         </w:rPr>
         <w:t>Authorization: Bearer &lt;student_token&gt;</w:t>
       </w:r>
@@ -4600,125 +4773,79 @@
     <w:p>
       <w:pPr>
         <w:pStyle w:val="ListBullet"/>
-        <w:spacing w:after="60" w:before="0"/>
+        <w:spacing w:before="40" w:after="40" w:line="276" w:lineRule="auto"/>
       </w:pPr>
       <w:r>
         <w:rPr>
-          <w:rFonts w:ascii="Times New Roman" w:hAnsi="Times New Roman"/>
           <w:b/>
-          <w:sz w:val="22"/>
         </w:rPr>
         <w:t>Request Body:</w:t>
       </w:r>
     </w:p>
-    <w:tbl>
-      <w:tblPr>
-        <w:tblW w:type="auto" w:w="0"/>
-        <w:jc w:val="center"/>
-        <w:tblLook w:firstColumn="1" w:firstRow="1" w:lastColumn="0" w:lastRow="0" w:noHBand="0" w:noVBand="1" w:val="04A0"/>
-      </w:tblPr>
-      <w:tblGrid>
-        <w:gridCol w:w="9360"/>
-      </w:tblGrid>
-      <w:tr>
-        <w:tc>
-          <w:tcPr>
-            <w:tcW w:type="dxa" w:w="9360"/>
-            <w:shd w:fill="F1F5F9"/>
-            <w:tcMar>
-              <w:top w:w="120" w:type="dxa"/>
-              <w:bottom w:w="120" w:type="dxa"/>
-              <w:left w:w="180" w:type="dxa"/>
-              <w:right w:w="180" w:type="dxa"/>
-            </w:tcMar>
-          </w:tcPr>
-          <w:p>
-            <w:pPr>
-              <w:spacing w:after="40" w:before="40"/>
-            </w:pPr>
-            <w:r>
-              <w:rPr>
-                <w:rFonts w:ascii="Consolas" w:hAnsi="Consolas"/>
-                <w:color w:val="1E293B"/>
-                <w:sz w:val="19"/>
-              </w:rPr>
-              <w:t>{</w:t>
-              <w:br/>
-              <w:t xml:space="preserve">  "jobId": 2,</w:t>
-              <w:br/>
-              <w:t xml:space="preserve">  "coverLetter": "Em đã hoàn thành nhiều đồ án ReactJS tại trường, mong muốn được thử sức với dự án.",</w:t>
-              <w:br/>
-              <w:t xml:space="preserve">  "cvUrl": "https://drive.google.com/sample_cv.pdf"</w:t>
-              <w:br/>
-              <w:t>}</w:t>
-            </w:r>
-          </w:p>
-        </w:tc>
-      </w:tr>
-    </w:tbl>
     <w:p>
       <w:pPr>
-        <w:spacing w:after="80"/>
+        <w:spacing w:before="80" w:after="160"/>
+        <w:ind w:left="360" w:right="360"/>
+        <w:pBdr>
+          <w:left w:val="single" w:sz="24" w:space="8" w:color="4F46E5"/>
+        </w:pBdr>
+        <w:shd w:fill="F8FAFC"/>
       </w:pPr>
+      <w:r>
+        <w:rPr>
+          <w:rFonts w:ascii="Consolas" w:hAnsi="Consolas"/>
+          <w:color w:val="1E293B"/>
+          <w:sz w:val="18"/>
+        </w:rPr>
+        <w:t>{</w:t>
+        <w:br/>
+        <w:t xml:space="preserve">  "jobId": 2,</w:t>
+        <w:br/>
+        <w:t xml:space="preserve">  "coverLetter": "Em đã hoàn thành nhiều đồ án ReactJS tại trường, mong muốn được thử sức với dự án.",</w:t>
+        <w:br/>
+        <w:t xml:space="preserve">  "cvUrl": "https://drive.google.com/sample_cv.pdf"</w:t>
+        <w:br/>
+        <w:t>}</w:t>
+      </w:r>
     </w:p>
     <w:p>
       <w:pPr>
         <w:pStyle w:val="Heading3"/>
-        <w:spacing w:before="160" w:after="60"/>
+        <w:spacing w:before="200" w:after="80"/>
       </w:pPr>
       <w:r>
         <w:rPr>
-          <w:rFonts w:ascii="Times New Roman" w:hAnsi="Times New Roman"/>
+          <w:rFonts w:ascii="Segoe UI" w:hAnsi="Segoe UI"/>
           <w:b/>
-          <w:color w:val="334155"/>
+          <w:color w:val="0F172A"/>
           <w:sz w:val="24"/>
         </w:rPr>
-        <w:t>3.5. Duyệt đơn ứng tuyển (</w:t>
-      </w:r>
-      <w:r>
-        <w:rPr>
-          <w:rFonts w:ascii="Times New Roman" w:hAnsi="Times New Roman"/>
-          <w:b/>
-          <w:color w:val="334155"/>
-          <w:sz w:val="24"/>
-        </w:rPr>
-        <w:t>PATCH /api/v1/applications/{id}/status</w:t>
-      </w:r>
-      <w:r>
-        <w:rPr>
-          <w:rFonts w:ascii="Times New Roman" w:hAnsi="Times New Roman"/>
-          <w:b/>
-          <w:color w:val="334155"/>
-          <w:sz w:val="24"/>
-        </w:rPr>
-        <w:t>)</w:t>
+        <w:t>3.5. Duyệt đơn ứng tuyển (`PATCH /api/v1/applications/{id}/status`)</w:t>
       </w:r>
     </w:p>
     <w:p>
       <w:pPr>
         <w:pStyle w:val="ListBullet"/>
-        <w:spacing w:after="60" w:before="0"/>
+        <w:spacing w:before="40" w:after="40" w:line="276" w:lineRule="auto"/>
       </w:pPr>
       <w:r>
         <w:rPr>
-          <w:rFonts w:ascii="Times New Roman" w:hAnsi="Times New Roman"/>
           <w:b/>
-          <w:sz w:val="22"/>
         </w:rPr>
         <w:t>Headers:</w:t>
       </w:r>
       <w:r>
         <w:rPr>
-          <w:rFonts w:ascii="Times New Roman" w:hAnsi="Times New Roman"/>
-          <w:sz w:val="22"/>
+          <w:rFonts w:ascii="Segoe UI" w:hAnsi="Segoe UI"/>
+          <w:sz w:val="20"/>
         </w:rPr>
         <w:t xml:space="preserve"> </w:t>
       </w:r>
       <w:r>
         <w:rPr>
-          <w:rFonts w:ascii="Times New Roman" w:hAnsi="Times New Roman"/>
+          <w:rFonts w:ascii="Consolas" w:hAnsi="Consolas"/>
           <w:color w:val="B42828"/>
-          <w:sz w:val="22"/>
+          <w:sz w:val="19"/>
         </w:rPr>
         <w:t>Authorization: Bearer &lt;employer_token&gt;</w:t>
       </w:r>
@@ -4726,123 +4853,77 @@
     <w:p>
       <w:pPr>
         <w:pStyle w:val="ListBullet"/>
-        <w:spacing w:after="60" w:before="0"/>
+        <w:spacing w:before="40" w:after="40" w:line="276" w:lineRule="auto"/>
       </w:pPr>
       <w:r>
         <w:rPr>
-          <w:rFonts w:ascii="Times New Roman" w:hAnsi="Times New Roman"/>
           <w:b/>
-          <w:sz w:val="22"/>
         </w:rPr>
         <w:t>Request Body:</w:t>
       </w:r>
     </w:p>
-    <w:tbl>
-      <w:tblPr>
-        <w:tblW w:type="auto" w:w="0"/>
-        <w:jc w:val="center"/>
-        <w:tblLook w:firstColumn="1" w:firstRow="1" w:lastColumn="0" w:lastRow="0" w:noHBand="0" w:noVBand="1" w:val="04A0"/>
-      </w:tblPr>
-      <w:tblGrid>
-        <w:gridCol w:w="9360"/>
-      </w:tblGrid>
-      <w:tr>
-        <w:tc>
-          <w:tcPr>
-            <w:tcW w:type="dxa" w:w="9360"/>
-            <w:shd w:fill="F1F5F9"/>
-            <w:tcMar>
-              <w:top w:w="120" w:type="dxa"/>
-              <w:bottom w:w="120" w:type="dxa"/>
-              <w:left w:w="180" w:type="dxa"/>
-              <w:right w:w="180" w:type="dxa"/>
-            </w:tcMar>
-          </w:tcPr>
-          <w:p>
-            <w:pPr>
-              <w:spacing w:after="40" w:before="40"/>
-            </w:pPr>
-            <w:r>
-              <w:rPr>
-                <w:rFonts w:ascii="Consolas" w:hAnsi="Consolas"/>
-                <w:color w:val="1E293B"/>
-                <w:sz w:val="19"/>
-              </w:rPr>
-              <w:t>{</w:t>
-              <w:br/>
-              <w:t xml:space="preserve">  "status": "ACCEPTED",</w:t>
-              <w:br/>
-              <w:t xml:space="preserve">  "rejectionReason": null</w:t>
-              <w:br/>
-              <w:t>}</w:t>
-            </w:r>
-          </w:p>
-        </w:tc>
-      </w:tr>
-    </w:tbl>
     <w:p>
       <w:pPr>
-        <w:spacing w:after="80"/>
+        <w:spacing w:before="80" w:after="160"/>
+        <w:ind w:left="360" w:right="360"/>
+        <w:pBdr>
+          <w:left w:val="single" w:sz="24" w:space="8" w:color="4F46E5"/>
+        </w:pBdr>
+        <w:shd w:fill="F8FAFC"/>
       </w:pPr>
+      <w:r>
+        <w:rPr>
+          <w:rFonts w:ascii="Consolas" w:hAnsi="Consolas"/>
+          <w:color w:val="1E293B"/>
+          <w:sz w:val="18"/>
+        </w:rPr>
+        <w:t>{</w:t>
+        <w:br/>
+        <w:t xml:space="preserve">  "status": "ACCEPTED",</w:t>
+        <w:br/>
+        <w:t xml:space="preserve">  "rejectionReason": null</w:t>
+        <w:br/>
+        <w:t>}</w:t>
+      </w:r>
     </w:p>
     <w:p>
       <w:pPr>
         <w:pStyle w:val="Heading3"/>
-        <w:spacing w:before="160" w:after="60"/>
+        <w:spacing w:before="200" w:after="80"/>
       </w:pPr>
       <w:r>
         <w:rPr>
-          <w:rFonts w:ascii="Times New Roman" w:hAnsi="Times New Roman"/>
+          <w:rFonts w:ascii="Segoe UI" w:hAnsi="Segoe UI"/>
           <w:b/>
-          <w:color w:val="334155"/>
+          <w:color w:val="0F172A"/>
           <w:sz w:val="24"/>
         </w:rPr>
-        <w:t>3.6. Đánh giá hai chiều sau khi hoàn thành (</w:t>
-      </w:r>
-      <w:r>
-        <w:rPr>
-          <w:rFonts w:ascii="Times New Roman" w:hAnsi="Times New Roman"/>
-          <w:b/>
-          <w:color w:val="334155"/>
-          <w:sz w:val="24"/>
-        </w:rPr>
-        <w:t>POST /api/v1/reviews</w:t>
-      </w:r>
-      <w:r>
-        <w:rPr>
-          <w:rFonts w:ascii="Times New Roman" w:hAnsi="Times New Roman"/>
-          <w:b/>
-          <w:color w:val="334155"/>
-          <w:sz w:val="24"/>
-        </w:rPr>
-        <w:t>)</w:t>
+        <w:t>3.6. Đánh giá hai chiều sau khi hoàn thành (`POST /api/v1/reviews`)</w:t>
       </w:r>
     </w:p>
     <w:p>
       <w:pPr>
         <w:pStyle w:val="ListBullet"/>
-        <w:spacing w:after="60" w:before="0"/>
+        <w:spacing w:before="40" w:after="40" w:line="276" w:lineRule="auto"/>
       </w:pPr>
       <w:r>
         <w:rPr>
-          <w:rFonts w:ascii="Times New Roman" w:hAnsi="Times New Roman"/>
           <w:b/>
-          <w:sz w:val="22"/>
         </w:rPr>
         <w:t>Headers:</w:t>
       </w:r>
       <w:r>
         <w:rPr>
-          <w:rFonts w:ascii="Times New Roman" w:hAnsi="Times New Roman"/>
-          <w:sz w:val="22"/>
+          <w:rFonts w:ascii="Segoe UI" w:hAnsi="Segoe UI"/>
+          <w:sz w:val="20"/>
         </w:rPr>
         <w:t xml:space="preserve"> </w:t>
       </w:r>
       <w:r>
         <w:rPr>
-          <w:rFonts w:ascii="Times New Roman" w:hAnsi="Times New Roman"/>
+          <w:rFonts w:ascii="Consolas" w:hAnsi="Consolas"/>
           <w:color w:val="B42828"/>
-          <w:sz w:val="22"/>
+          <w:sz w:val="19"/>
         </w:rPr>
         <w:t>Authorization: Bearer &lt;token&gt;</w:t>
       </w:r>
@@ -4850,127 +4931,81 @@
     <w:p>
       <w:pPr>
         <w:pStyle w:val="ListBullet"/>
-        <w:spacing w:after="60" w:before="0"/>
+        <w:spacing w:before="40" w:after="40" w:line="276" w:lineRule="auto"/>
       </w:pPr>
       <w:r>
         <w:rPr>
-          <w:rFonts w:ascii="Times New Roman" w:hAnsi="Times New Roman"/>
           <w:b/>
-          <w:sz w:val="22"/>
         </w:rPr>
         <w:t>Request Body:</w:t>
       </w:r>
     </w:p>
-    <w:tbl>
-      <w:tblPr>
-        <w:tblW w:type="auto" w:w="0"/>
-        <w:jc w:val="center"/>
-        <w:tblLook w:firstColumn="1" w:firstRow="1" w:lastColumn="0" w:lastRow="0" w:noHBand="0" w:noVBand="1" w:val="04A0"/>
-      </w:tblPr>
-      <w:tblGrid>
-        <w:gridCol w:w="9360"/>
-      </w:tblGrid>
-      <w:tr>
-        <w:tc>
-          <w:tcPr>
-            <w:tcW w:type="dxa" w:w="9360"/>
-            <w:shd w:fill="F1F5F9"/>
-            <w:tcMar>
-              <w:top w:w="120" w:type="dxa"/>
-              <w:bottom w:w="120" w:type="dxa"/>
-              <w:left w:w="180" w:type="dxa"/>
-              <w:right w:w="180" w:type="dxa"/>
-            </w:tcMar>
-          </w:tcPr>
-          <w:p>
-            <w:pPr>
-              <w:spacing w:after="40" w:before="40"/>
-            </w:pPr>
-            <w:r>
-              <w:rPr>
-                <w:rFonts w:ascii="Consolas" w:hAnsi="Consolas"/>
-                <w:color w:val="1E293B"/>
-                <w:sz w:val="19"/>
-              </w:rPr>
-              <w:t>{</w:t>
-              <w:br/>
-              <w:t xml:space="preserve">  "jobId": 2,</w:t>
-              <w:br/>
-              <w:t xml:space="preserve">  "revieweeId": 3,</w:t>
-              <w:br/>
-              <w:t xml:space="preserve">  "rating": 5,</w:t>
-              <w:br/>
-              <w:t xml:space="preserve">  "comment": "Nhà tuyển dụng hỗ trợ nhiệt tình, thanh toán đúng hạn và giao tiếp rất rõ ràng!"</w:t>
-              <w:br/>
-              <w:t>}</w:t>
-            </w:r>
-          </w:p>
-        </w:tc>
-      </w:tr>
-    </w:tbl>
     <w:p>
       <w:pPr>
-        <w:spacing w:after="80"/>
+        <w:spacing w:before="80" w:after="160"/>
+        <w:ind w:left="360" w:right="360"/>
+        <w:pBdr>
+          <w:left w:val="single" w:sz="24" w:space="8" w:color="4F46E5"/>
+        </w:pBdr>
+        <w:shd w:fill="F8FAFC"/>
       </w:pPr>
+      <w:r>
+        <w:rPr>
+          <w:rFonts w:ascii="Consolas" w:hAnsi="Consolas"/>
+          <w:color w:val="1E293B"/>
+          <w:sz w:val="18"/>
+        </w:rPr>
+        <w:t>{</w:t>
+        <w:br/>
+        <w:t xml:space="preserve">  "jobId": 2,</w:t>
+        <w:br/>
+        <w:t xml:space="preserve">  "revieweeId": 3,</w:t>
+        <w:br/>
+        <w:t xml:space="preserve">  "rating": 5,</w:t>
+        <w:br/>
+        <w:t xml:space="preserve">  "comment": "Nhà tuyển dụng hỗ trợ nhiệt tình, thanh toán đúng hạn và giao tiếp rất rõ ràng!"</w:t>
+        <w:br/>
+        <w:t>}</w:t>
+      </w:r>
     </w:p>
     <w:p>
       <w:pPr>
         <w:pStyle w:val="Heading3"/>
-        <w:spacing w:before="160" w:after="60"/>
+        <w:spacing w:before="200" w:after="80"/>
       </w:pPr>
       <w:r>
         <w:rPr>
-          <w:rFonts w:ascii="Times New Roman" w:hAnsi="Times New Roman"/>
+          <w:rFonts w:ascii="Segoe UI" w:hAnsi="Segoe UI"/>
           <w:b/>
-          <w:color w:val="334155"/>
+          <w:color w:val="0F172A"/>
           <w:sz w:val="24"/>
         </w:rPr>
-        <w:t>3.7. Thống kê KPI quản trị viên (</w:t>
-      </w:r>
-      <w:r>
-        <w:rPr>
-          <w:rFonts w:ascii="Times New Roman" w:hAnsi="Times New Roman"/>
-          <w:b/>
-          <w:color w:val="334155"/>
-          <w:sz w:val="24"/>
-        </w:rPr>
-        <w:t>GET /api/v1/admin/stats</w:t>
-      </w:r>
-      <w:r>
-        <w:rPr>
-          <w:rFonts w:ascii="Times New Roman" w:hAnsi="Times New Roman"/>
-          <w:b/>
-          <w:color w:val="334155"/>
-          <w:sz w:val="24"/>
-        </w:rPr>
-        <w:t>)</w:t>
+        <w:t>3.7. Thống kê KPI quản trị viên (`GET /api/v1/admin/stats`)</w:t>
       </w:r>
     </w:p>
     <w:p>
       <w:pPr>
         <w:pStyle w:val="ListBullet"/>
-        <w:spacing w:after="60" w:before="0"/>
+        <w:spacing w:before="40" w:after="40" w:line="276" w:lineRule="auto"/>
       </w:pPr>
       <w:r>
         <w:rPr>
-          <w:rFonts w:ascii="Times New Roman" w:hAnsi="Times New Roman"/>
           <w:b/>
-          <w:sz w:val="22"/>
         </w:rPr>
         <w:t>Headers:</w:t>
       </w:r>
       <w:r>
         <w:rPr>
-          <w:rFonts w:ascii="Times New Roman" w:hAnsi="Times New Roman"/>
-          <w:sz w:val="22"/>
+          <w:rFonts w:ascii="Segoe UI" w:hAnsi="Segoe UI"/>
+          <w:sz w:val="20"/>
         </w:rPr>
         <w:t xml:space="preserve"> </w:t>
       </w:r>
       <w:r>
         <w:rPr>
-          <w:rFonts w:ascii="Times New Roman" w:hAnsi="Times New Roman"/>
+          <w:rFonts w:ascii="Consolas" w:hAnsi="Consolas"/>
           <w:color w:val="B42828"/>
-          <w:sz w:val="22"/>
+          <w:sz w:val="19"/>
         </w:rPr>
         <w:t>Authorization: Bearer &lt;admin_token&gt;</w:t>
       </w:r>
@@ -4978,76 +5013,50 @@
     <w:p>
       <w:pPr>
         <w:pStyle w:val="ListBullet"/>
-        <w:spacing w:after="60" w:before="0"/>
+        <w:spacing w:before="40" w:after="40" w:line="276" w:lineRule="auto"/>
       </w:pPr>
       <w:r>
         <w:rPr>
-          <w:rFonts w:ascii="Times New Roman" w:hAnsi="Times New Roman"/>
           <w:b/>
-          <w:sz w:val="22"/>
         </w:rPr>
         <w:t>Response (200 OK):</w:t>
       </w:r>
     </w:p>
-    <w:tbl>
-      <w:tblPr>
-        <w:tblW w:type="auto" w:w="0"/>
-        <w:jc w:val="center"/>
-        <w:tblLook w:firstColumn="1" w:firstRow="1" w:lastColumn="0" w:lastRow="0" w:noHBand="0" w:noVBand="1" w:val="04A0"/>
-      </w:tblPr>
-      <w:tblGrid>
-        <w:gridCol w:w="9360"/>
-      </w:tblGrid>
-      <w:tr>
-        <w:tc>
-          <w:tcPr>
-            <w:tcW w:type="dxa" w:w="9360"/>
-            <w:shd w:fill="F1F5F9"/>
-            <w:tcMar>
-              <w:top w:w="120" w:type="dxa"/>
-              <w:bottom w:w="120" w:type="dxa"/>
-              <w:left w:w="180" w:type="dxa"/>
-              <w:right w:w="180" w:type="dxa"/>
-            </w:tcMar>
-          </w:tcPr>
-          <w:p>
-            <w:pPr>
-              <w:spacing w:after="40" w:before="40"/>
-            </w:pPr>
-            <w:r>
-              <w:rPr>
-                <w:rFonts w:ascii="Consolas" w:hAnsi="Consolas"/>
-                <w:color w:val="1E293B"/>
-                <w:sz w:val="19"/>
-              </w:rPr>
-              <w:t>{</w:t>
-              <w:br/>
-              <w:t xml:space="preserve">  "success": true,</w:t>
-              <w:br/>
-              <w:t xml:space="preserve">  "message": "Lấy dữ liệu thống kê thành công",</w:t>
-              <w:br/>
-              <w:t xml:space="preserve">  "data": {</w:t>
-              <w:br/>
-              <w:t xml:space="preserve">    "totalUsers": 6,</w:t>
-              <w:br/>
-              <w:t xml:space="preserve">    "totalJobs": 4,</w:t>
-              <w:br/>
-              <w:t xml:space="preserve">    "totalApplications": 2,</w:t>
-              <w:br/>
-              <w:t xml:space="preserve">    "totalReviews": 2</w:t>
-              <w:br/>
-              <w:t xml:space="preserve">  }</w:t>
-              <w:br/>
-              <w:t>}</w:t>
-            </w:r>
-          </w:p>
-        </w:tc>
-      </w:tr>
-    </w:tbl>
     <w:p>
       <w:pPr>
-        <w:spacing w:after="80"/>
+        <w:spacing w:before="80" w:after="160"/>
+        <w:ind w:left="360" w:right="360"/>
+        <w:pBdr>
+          <w:left w:val="single" w:sz="24" w:space="8" w:color="4F46E5"/>
+        </w:pBdr>
+        <w:shd w:fill="F8FAFC"/>
       </w:pPr>
+      <w:r>
+        <w:rPr>
+          <w:rFonts w:ascii="Consolas" w:hAnsi="Consolas"/>
+          <w:color w:val="1E293B"/>
+          <w:sz w:val="18"/>
+        </w:rPr>
+        <w:t>{</w:t>
+        <w:br/>
+        <w:t xml:space="preserve">  "success": true,</w:t>
+        <w:br/>
+        <w:t xml:space="preserve">  "message": "Lấy dữ liệu thống kê thành công",</w:t>
+        <w:br/>
+        <w:t xml:space="preserve">  "data": {</w:t>
+        <w:br/>
+        <w:t xml:space="preserve">    "totalUsers": 6,</w:t>
+        <w:br/>
+        <w:t xml:space="preserve">    "totalJobs": 4,</w:t>
+        <w:br/>
+        <w:t xml:space="preserve">    "totalApplications": 2,</w:t>
+        <w:br/>
+        <w:t xml:space="preserve">    "totalReviews": 2</w:t>
+        <w:br/>
+        <w:t xml:space="preserve">  }</w:t>
+        <w:br/>
+        <w:t>}</w:t>
+      </w:r>
     </w:p>
     <w:sectPr>
       <w:pgSz w:w="12240" w:h="15840"/>
@@ -5422,6 +5431,11 @@
     <w:name w:val="Normal"/>
     <w:qFormat/>
     <w:rsid w:val="00FC693F"/>
+    <w:rPr>
+      <w:rFonts w:ascii="Segoe UI" w:hAnsi="Segoe UI"/>
+      <w:color w:val="1E293B"/>
+      <w:sz w:val="21"/>
+    </w:rPr>
   </w:style>
   <w:style w:type="paragraph" w:styleId="Header">
     <w:name w:val="header"/>

--- a/docs/api-contract.docx
+++ b/docs/api-contract.docx
@@ -401,6 +401,271 @@
                 <w:sz w:val="20"/>
               </w:rPr>
               <w:t>Mô tả chức năng</w:t>
+            </w:r>
+          </w:p>
+        </w:tc>
+      </w:tr>
+      <w:tr>
+        <w:tc>
+          <w:tcPr>
+            <w:tcW w:type="dxa" w:w="1872"/>
+            <w:shd w:fill="FFFFFF"/>
+            <w:tcMar>
+              <w:top w:w="120" w:type="dxa"/>
+              <w:bottom w:w="120" w:type="dxa"/>
+              <w:left w:w="160" w:type="dxa"/>
+              <w:right w:w="160" w:type="dxa"/>
+            </w:tcMar>
+            <w:vAlign w:val="center"/>
+          </w:tcPr>
+          <w:p>
+            <w:pPr>
+              <w:spacing w:before="20" w:after="20" w:line="276" w:lineRule="auto"/>
+            </w:pPr>
+            <w:r>
+              <w:rPr>
+                <w:b/>
+              </w:rPr>
+              <w:t>System</w:t>
+            </w:r>
+          </w:p>
+        </w:tc>
+        <w:tc>
+          <w:tcPr>
+            <w:tcW w:type="dxa" w:w="1872"/>
+            <w:shd w:fill="FFFFFF"/>
+            <w:tcMar>
+              <w:top w:w="120" w:type="dxa"/>
+              <w:bottom w:w="120" w:type="dxa"/>
+              <w:left w:w="160" w:type="dxa"/>
+              <w:right w:w="160" w:type="dxa"/>
+            </w:tcMar>
+            <w:vAlign w:val="center"/>
+          </w:tcPr>
+          <w:p>
+            <w:pPr>
+              <w:spacing w:before="20" w:after="20" w:line="276" w:lineRule="auto"/>
+            </w:pPr>
+            <w:r>
+              <w:rPr>
+                <w:rFonts w:ascii="Consolas" w:hAnsi="Consolas"/>
+                <w:color w:val="B42828"/>
+                <w:sz w:val="19"/>
+              </w:rPr>
+              <w:t>GET</w:t>
+            </w:r>
+          </w:p>
+        </w:tc>
+        <w:tc>
+          <w:tcPr>
+            <w:tcW w:type="dxa" w:w="1872"/>
+            <w:shd w:fill="FFFFFF"/>
+            <w:tcMar>
+              <w:top w:w="120" w:type="dxa"/>
+              <w:bottom w:w="120" w:type="dxa"/>
+              <w:left w:w="160" w:type="dxa"/>
+              <w:right w:w="160" w:type="dxa"/>
+            </w:tcMar>
+            <w:vAlign w:val="center"/>
+          </w:tcPr>
+          <w:p>
+            <w:pPr>
+              <w:spacing w:before="20" w:after="20" w:line="276" w:lineRule="auto"/>
+            </w:pPr>
+            <w:r>
+              <w:rPr>
+                <w:rFonts w:ascii="Consolas" w:hAnsi="Consolas"/>
+                <w:color w:val="B42828"/>
+                <w:sz w:val="19"/>
+              </w:rPr>
+              <w:t>/</w:t>
+            </w:r>
+          </w:p>
+        </w:tc>
+        <w:tc>
+          <w:tcPr>
+            <w:tcW w:type="dxa" w:w="1872"/>
+            <w:shd w:fill="FFFFFF"/>
+            <w:tcMar>
+              <w:top w:w="120" w:type="dxa"/>
+              <w:bottom w:w="120" w:type="dxa"/>
+              <w:left w:w="160" w:type="dxa"/>
+              <w:right w:w="160" w:type="dxa"/>
+            </w:tcMar>
+            <w:vAlign w:val="center"/>
+          </w:tcPr>
+          <w:p>
+            <w:pPr>
+              <w:spacing w:before="20" w:after="20" w:line="276" w:lineRule="auto"/>
+            </w:pPr>
+            <w:r>
+              <w:rPr>
+                <w:rFonts w:ascii="Segoe UI" w:hAnsi="Segoe UI"/>
+                <w:sz w:val="19"/>
+              </w:rPr>
+              <w:t>Public</w:t>
+            </w:r>
+          </w:p>
+        </w:tc>
+        <w:tc>
+          <w:tcPr>
+            <w:tcW w:type="dxa" w:w="1872"/>
+            <w:shd w:fill="FFFFFF"/>
+            <w:tcMar>
+              <w:top w:w="120" w:type="dxa"/>
+              <w:bottom w:w="120" w:type="dxa"/>
+              <w:left w:w="160" w:type="dxa"/>
+              <w:right w:w="160" w:type="dxa"/>
+            </w:tcMar>
+            <w:vAlign w:val="center"/>
+          </w:tcPr>
+          <w:p>
+            <w:pPr>
+              <w:spacing w:before="20" w:after="20" w:line="276" w:lineRule="auto"/>
+            </w:pPr>
+            <w:r>
+              <w:rPr>
+                <w:rFonts w:ascii="Segoe UI" w:hAnsi="Segoe UI"/>
+                <w:sz w:val="19"/>
+              </w:rPr>
+              <w:t>Kiểm tra trạng thái máy chủ, phiên bản, link Swagger UI &amp; H2 Console</w:t>
+            </w:r>
+          </w:p>
+        </w:tc>
+      </w:tr>
+      <w:tr>
+        <w:tc>
+          <w:tcPr>
+            <w:tcW w:type="dxa" w:w="1872"/>
+            <w:shd w:fill="F8FAFC"/>
+            <w:tcMar>
+              <w:top w:w="120" w:type="dxa"/>
+              <w:bottom w:w="120" w:type="dxa"/>
+              <w:left w:w="160" w:type="dxa"/>
+              <w:right w:w="160" w:type="dxa"/>
+            </w:tcMar>
+            <w:vAlign w:val="center"/>
+          </w:tcPr>
+          <w:p>
+            <w:pPr>
+              <w:spacing w:before="20" w:after="20" w:line="276" w:lineRule="auto"/>
+            </w:pPr>
+          </w:p>
+        </w:tc>
+        <w:tc>
+          <w:tcPr>
+            <w:tcW w:type="dxa" w:w="1872"/>
+            <w:shd w:fill="F8FAFC"/>
+            <w:tcMar>
+              <w:top w:w="120" w:type="dxa"/>
+              <w:bottom w:w="120" w:type="dxa"/>
+              <w:left w:w="160" w:type="dxa"/>
+              <w:right w:w="160" w:type="dxa"/>
+            </w:tcMar>
+            <w:vAlign w:val="center"/>
+          </w:tcPr>
+          <w:p>
+            <w:pPr>
+              <w:spacing w:before="20" w:after="20" w:line="276" w:lineRule="auto"/>
+            </w:pPr>
+            <w:r>
+              <w:rPr>
+                <w:rFonts w:ascii="Consolas" w:hAnsi="Consolas"/>
+                <w:color w:val="B42828"/>
+                <w:sz w:val="19"/>
+              </w:rPr>
+              <w:t>GET</w:t>
+            </w:r>
+          </w:p>
+        </w:tc>
+        <w:tc>
+          <w:tcPr>
+            <w:tcW w:type="dxa" w:w="1872"/>
+            <w:shd w:fill="F8FAFC"/>
+            <w:tcMar>
+              <w:top w:w="120" w:type="dxa"/>
+              <w:bottom w:w="120" w:type="dxa"/>
+              <w:left w:w="160" w:type="dxa"/>
+              <w:right w:w="160" w:type="dxa"/>
+            </w:tcMar>
+            <w:vAlign w:val="center"/>
+          </w:tcPr>
+          <w:p>
+            <w:pPr>
+              <w:spacing w:before="20" w:after="20" w:line="276" w:lineRule="auto"/>
+            </w:pPr>
+            <w:r>
+              <w:rPr>
+                <w:rFonts w:ascii="Consolas" w:hAnsi="Consolas"/>
+                <w:color w:val="B42828"/>
+                <w:sz w:val="19"/>
+              </w:rPr>
+              <w:t>/h2-console</w:t>
+            </w:r>
+          </w:p>
+        </w:tc>
+        <w:tc>
+          <w:tcPr>
+            <w:tcW w:type="dxa" w:w="1872"/>
+            <w:shd w:fill="F8FAFC"/>
+            <w:tcMar>
+              <w:top w:w="120" w:type="dxa"/>
+              <w:bottom w:w="120" w:type="dxa"/>
+              <w:left w:w="160" w:type="dxa"/>
+              <w:right w:w="160" w:type="dxa"/>
+            </w:tcMar>
+            <w:vAlign w:val="center"/>
+          </w:tcPr>
+          <w:p>
+            <w:pPr>
+              <w:spacing w:before="20" w:after="20" w:line="276" w:lineRule="auto"/>
+            </w:pPr>
+            <w:r>
+              <w:rPr>
+                <w:rFonts w:ascii="Segoe UI" w:hAnsi="Segoe UI"/>
+                <w:sz w:val="19"/>
+              </w:rPr>
+              <w:t>Public / Dev</w:t>
+            </w:r>
+          </w:p>
+        </w:tc>
+        <w:tc>
+          <w:tcPr>
+            <w:tcW w:type="dxa" w:w="1872"/>
+            <w:shd w:fill="F8FAFC"/>
+            <w:tcMar>
+              <w:top w:w="120" w:type="dxa"/>
+              <w:bottom w:w="120" w:type="dxa"/>
+              <w:left w:w="160" w:type="dxa"/>
+              <w:right w:w="160" w:type="dxa"/>
+            </w:tcMar>
+            <w:vAlign w:val="center"/>
+          </w:tcPr>
+          <w:p>
+            <w:pPr>
+              <w:spacing w:before="20" w:after="20" w:line="276" w:lineRule="auto"/>
+            </w:pPr>
+            <w:r>
+              <w:rPr>
+                <w:rFonts w:ascii="Segoe UI" w:hAnsi="Segoe UI"/>
+                <w:sz w:val="19"/>
+              </w:rPr>
+              <w:t xml:space="preserve">Giao diện điều khiển CSDL H2 In-Memory (JDBC URL: </w:t>
+            </w:r>
+            <w:r>
+              <w:rPr>
+                <w:rFonts w:ascii="Consolas" w:hAnsi="Consolas"/>
+                <w:color w:val="B42828"/>
+                <w:sz w:val="19"/>
+              </w:rPr>
+              <w:t>jdbc:h2:mem:freelance_db</w:t>
+            </w:r>
+            <w:r>
+              <w:rPr>
+                <w:rFonts w:ascii="Segoe UI" w:hAnsi="Segoe UI"/>
+                <w:sz w:val="19"/>
+              </w:rPr>
+              <w:t>)</w:t>
             </w:r>
           </w:p>
         </w:tc>
@@ -2904,11 +3169,31 @@
             <w:pPr>
               <w:spacing w:before="20" w:after="20" w:line="276" w:lineRule="auto"/>
             </w:pPr>
+          </w:p>
+        </w:tc>
+        <w:tc>
+          <w:tcPr>
+            <w:tcW w:type="dxa" w:w="1872"/>
+            <w:shd w:fill="F8FAFC"/>
+            <w:tcMar>
+              <w:top w:w="120" w:type="dxa"/>
+              <w:bottom w:w="120" w:type="dxa"/>
+              <w:left w:w="160" w:type="dxa"/>
+              <w:right w:w="160" w:type="dxa"/>
+            </w:tcMar>
+            <w:vAlign w:val="center"/>
+          </w:tcPr>
+          <w:p>
+            <w:pPr>
+              <w:spacing w:before="20" w:after="20" w:line="276" w:lineRule="auto"/>
+            </w:pPr>
             <w:r>
               <w:rPr>
-                <w:b/>
+                <w:rFonts w:ascii="Consolas" w:hAnsi="Consolas"/>
+                <w:color w:val="B42828"/>
+                <w:sz w:val="19"/>
               </w:rPr>
-              <w:t>Reviews</w:t>
+              <w:t>PATCH</w:t>
             </w:r>
           </w:p>
         </w:tc>
@@ -2934,7 +3219,7 @@
                 <w:color w:val="B42828"/>
                 <w:sz w:val="19"/>
               </w:rPr>
-              <w:t>POST</w:t>
+              <w:t>/applications/{id}/cancel</w:t>
             </w:r>
           </w:p>
         </w:tc>
@@ -2960,7 +3245,7 @@
                 <w:color w:val="B42828"/>
                 <w:sz w:val="19"/>
               </w:rPr>
-              <w:t>/reviews</w:t>
+              <w:t>ROLE_STUDENT</w:t>
             </w:r>
           </w:p>
         </w:tc>
@@ -2985,7 +3270,215 @@
                 <w:rFonts w:ascii="Segoe UI" w:hAnsi="Segoe UI"/>
                 <w:sz w:val="19"/>
               </w:rPr>
+              <w:t xml:space="preserve">Sinh viên tự hủy đơn nộp khi còn ở trạng thái </w:t>
+            </w:r>
+            <w:r>
+              <w:rPr>
+                <w:rFonts w:ascii="Consolas" w:hAnsi="Consolas"/>
+                <w:color w:val="B42828"/>
+                <w:sz w:val="19"/>
+              </w:rPr>
+              <w:t>PENDING</w:t>
+            </w:r>
+          </w:p>
+        </w:tc>
+      </w:tr>
+      <w:tr>
+        <w:tc>
+          <w:tcPr>
+            <w:tcW w:type="dxa" w:w="1872"/>
+            <w:shd w:fill="FFFFFF"/>
+            <w:tcMar>
+              <w:top w:w="120" w:type="dxa"/>
+              <w:bottom w:w="120" w:type="dxa"/>
+              <w:left w:w="160" w:type="dxa"/>
+              <w:right w:w="160" w:type="dxa"/>
+            </w:tcMar>
+            <w:vAlign w:val="center"/>
+          </w:tcPr>
+          <w:p>
+            <w:pPr>
+              <w:spacing w:before="20" w:after="20" w:line="276" w:lineRule="auto"/>
+            </w:pPr>
+            <w:r>
+              <w:rPr>
+                <w:b/>
+              </w:rPr>
+              <w:t>Reviews</w:t>
+            </w:r>
+          </w:p>
+        </w:tc>
+        <w:tc>
+          <w:tcPr>
+            <w:tcW w:type="dxa" w:w="1872"/>
+            <w:shd w:fill="FFFFFF"/>
+            <w:tcMar>
+              <w:top w:w="120" w:type="dxa"/>
+              <w:bottom w:w="120" w:type="dxa"/>
+              <w:left w:w="160" w:type="dxa"/>
+              <w:right w:w="160" w:type="dxa"/>
+            </w:tcMar>
+            <w:vAlign w:val="center"/>
+          </w:tcPr>
+          <w:p>
+            <w:pPr>
+              <w:spacing w:before="20" w:after="20" w:line="276" w:lineRule="auto"/>
+            </w:pPr>
+            <w:r>
+              <w:rPr>
+                <w:rFonts w:ascii="Consolas" w:hAnsi="Consolas"/>
+                <w:color w:val="B42828"/>
+                <w:sz w:val="19"/>
+              </w:rPr>
+              <w:t>POST</w:t>
+            </w:r>
+          </w:p>
+        </w:tc>
+        <w:tc>
+          <w:tcPr>
+            <w:tcW w:type="dxa" w:w="1872"/>
+            <w:shd w:fill="FFFFFF"/>
+            <w:tcMar>
+              <w:top w:w="120" w:type="dxa"/>
+              <w:bottom w:w="120" w:type="dxa"/>
+              <w:left w:w="160" w:type="dxa"/>
+              <w:right w:w="160" w:type="dxa"/>
+            </w:tcMar>
+            <w:vAlign w:val="center"/>
+          </w:tcPr>
+          <w:p>
+            <w:pPr>
+              <w:spacing w:before="20" w:after="20" w:line="276" w:lineRule="auto"/>
+            </w:pPr>
+            <w:r>
+              <w:rPr>
+                <w:rFonts w:ascii="Consolas" w:hAnsi="Consolas"/>
+                <w:color w:val="B42828"/>
+                <w:sz w:val="19"/>
+              </w:rPr>
+              <w:t>/reviews</w:t>
+            </w:r>
+          </w:p>
+        </w:tc>
+        <w:tc>
+          <w:tcPr>
+            <w:tcW w:type="dxa" w:w="1872"/>
+            <w:shd w:fill="FFFFFF"/>
+            <w:tcMar>
+              <w:top w:w="120" w:type="dxa"/>
+              <w:bottom w:w="120" w:type="dxa"/>
+              <w:left w:w="160" w:type="dxa"/>
+              <w:right w:w="160" w:type="dxa"/>
+            </w:tcMar>
+            <w:vAlign w:val="center"/>
+          </w:tcPr>
+          <w:p>
+            <w:pPr>
+              <w:spacing w:before="20" w:after="20" w:line="276" w:lineRule="auto"/>
+            </w:pPr>
+            <w:r>
+              <w:rPr>
+                <w:rFonts w:ascii="Segoe UI" w:hAnsi="Segoe UI"/>
+                <w:sz w:val="19"/>
+              </w:rPr>
               <w:t>Authenticated</w:t>
+            </w:r>
+          </w:p>
+        </w:tc>
+        <w:tc>
+          <w:tcPr>
+            <w:tcW w:type="dxa" w:w="1872"/>
+            <w:shd w:fill="FFFFFF"/>
+            <w:tcMar>
+              <w:top w:w="120" w:type="dxa"/>
+              <w:bottom w:w="120" w:type="dxa"/>
+              <w:left w:w="160" w:type="dxa"/>
+              <w:right w:w="160" w:type="dxa"/>
+            </w:tcMar>
+            <w:vAlign w:val="center"/>
+          </w:tcPr>
+          <w:p>
+            <w:pPr>
+              <w:spacing w:before="20" w:after="20" w:line="276" w:lineRule="auto"/>
+            </w:pPr>
+            <w:r>
+              <w:rPr>
+                <w:rFonts w:ascii="Segoe UI" w:hAnsi="Segoe UI"/>
+                <w:sz w:val="19"/>
+              </w:rPr>
+              <w:t>Gửi đánh giá hai chiều (1–5 sao kèm nhận xét)</w:t>
+            </w:r>
+          </w:p>
+        </w:tc>
+      </w:tr>
+      <w:tr>
+        <w:tc>
+          <w:tcPr>
+            <w:tcW w:type="dxa" w:w="1872"/>
+            <w:shd w:fill="F8FAFC"/>
+            <w:tcMar>
+              <w:top w:w="120" w:type="dxa"/>
+              <w:bottom w:w="120" w:type="dxa"/>
+              <w:left w:w="160" w:type="dxa"/>
+              <w:right w:w="160" w:type="dxa"/>
+            </w:tcMar>
+            <w:vAlign w:val="center"/>
+          </w:tcPr>
+          <w:p>
+            <w:pPr>
+              <w:spacing w:before="20" w:after="20" w:line="276" w:lineRule="auto"/>
+            </w:pPr>
+          </w:p>
+        </w:tc>
+        <w:tc>
+          <w:tcPr>
+            <w:tcW w:type="dxa" w:w="1872"/>
+            <w:shd w:fill="F8FAFC"/>
+            <w:tcMar>
+              <w:top w:w="120" w:type="dxa"/>
+              <w:bottom w:w="120" w:type="dxa"/>
+              <w:left w:w="160" w:type="dxa"/>
+              <w:right w:w="160" w:type="dxa"/>
+            </w:tcMar>
+            <w:vAlign w:val="center"/>
+          </w:tcPr>
+          <w:p>
+            <w:pPr>
+              <w:spacing w:before="20" w:after="20" w:line="276" w:lineRule="auto"/>
+            </w:pPr>
+            <w:r>
+              <w:rPr>
+                <w:rFonts w:ascii="Consolas" w:hAnsi="Consolas"/>
+                <w:color w:val="B42828"/>
+                <w:sz w:val="19"/>
+              </w:rPr>
+              <w:t>GET</w:t>
+            </w:r>
+          </w:p>
+        </w:tc>
+        <w:tc>
+          <w:tcPr>
+            <w:tcW w:type="dxa" w:w="1872"/>
+            <w:shd w:fill="F8FAFC"/>
+            <w:tcMar>
+              <w:top w:w="120" w:type="dxa"/>
+              <w:bottom w:w="120" w:type="dxa"/>
+              <w:left w:w="160" w:type="dxa"/>
+              <w:right w:w="160" w:type="dxa"/>
+            </w:tcMar>
+            <w:vAlign w:val="center"/>
+          </w:tcPr>
+          <w:p>
+            <w:pPr>
+              <w:spacing w:before="20" w:after="20" w:line="276" w:lineRule="auto"/>
+            </w:pPr>
+            <w:r>
+              <w:rPr>
+                <w:rFonts w:ascii="Consolas" w:hAnsi="Consolas"/>
+                <w:color w:val="B42828"/>
+                <w:sz w:val="19"/>
+              </w:rPr>
+              <w:t>/reviews/job/{jobId}</w:t>
             </w:r>
           </w:p>
         </w:tc>
@@ -3010,7 +3503,32 @@
                 <w:rFonts w:ascii="Segoe UI" w:hAnsi="Segoe UI"/>
                 <w:sz w:val="19"/>
               </w:rPr>
-              <w:t>Gửi đánh giá hai chiều (1–5 sao kèm nhận xét)</w:t>
+              <w:t>Public</w:t>
+            </w:r>
+          </w:p>
+        </w:tc>
+        <w:tc>
+          <w:tcPr>
+            <w:tcW w:type="dxa" w:w="1872"/>
+            <w:shd w:fill="F8FAFC"/>
+            <w:tcMar>
+              <w:top w:w="120" w:type="dxa"/>
+              <w:bottom w:w="120" w:type="dxa"/>
+              <w:left w:w="160" w:type="dxa"/>
+              <w:right w:w="160" w:type="dxa"/>
+            </w:tcMar>
+            <w:vAlign w:val="center"/>
+          </w:tcPr>
+          <w:p>
+            <w:pPr>
+              <w:spacing w:before="20" w:after="20" w:line="276" w:lineRule="auto"/>
+            </w:pPr>
+            <w:r>
+              <w:rPr>
+                <w:rFonts w:ascii="Segoe UI" w:hAnsi="Segoe UI"/>
+                <w:sz w:val="19"/>
+              </w:rPr>
+              <w:t>Lấy tất cả đánh giá của một công việc</w:t>
             </w:r>
           </w:p>
         </w:tc>
@@ -3082,7 +3600,7 @@
                 <w:color w:val="B42828"/>
                 <w:sz w:val="19"/>
               </w:rPr>
-              <w:t>/reviews/job/{jobId}</w:t>
+              <w:t>/reviews/user/{userId}</w:t>
             </w:r>
           </w:p>
         </w:tc>
@@ -3132,7 +3650,7 @@
                 <w:rFonts w:ascii="Segoe UI" w:hAnsi="Segoe UI"/>
                 <w:sz w:val="19"/>
               </w:rPr>
-              <w:t>Lấy tất cả đánh giá của một công việc</w:t>
+              <w:t>Lấy tất cả đánh giá nhận được của một người dùng</w:t>
             </w:r>
           </w:p>
         </w:tc>
@@ -3154,6 +3672,12 @@
             <w:pPr>
               <w:spacing w:before="20" w:after="20" w:line="276" w:lineRule="auto"/>
             </w:pPr>
+            <w:r>
+              <w:rPr>
+                <w:b/>
+              </w:rPr>
+              <w:t>Users</w:t>
+            </w:r>
           </w:p>
         </w:tc>
         <w:tc>
@@ -3204,7 +3728,7 @@
                 <w:color w:val="B42828"/>
                 <w:sz w:val="19"/>
               </w:rPr>
-              <w:t>/reviews/user/{userId}</w:t>
+              <w:t>/users/{id}</w:t>
             </w:r>
           </w:p>
         </w:tc>
@@ -3254,7 +3778,7 @@
                 <w:rFonts w:ascii="Segoe UI" w:hAnsi="Segoe UI"/>
                 <w:sz w:val="19"/>
               </w:rPr>
-              <w:t>Lấy tất cả đánh giá nhận được của một người dùng</w:t>
+              <w:t>Xem hồ sơ công khai của người dùng theo ID</w:t>
             </w:r>
           </w:p>
         </w:tc>
@@ -3276,11 +3800,31 @@
             <w:pPr>
               <w:spacing w:before="20" w:after="20" w:line="276" w:lineRule="auto"/>
             </w:pPr>
+          </w:p>
+        </w:tc>
+        <w:tc>
+          <w:tcPr>
+            <w:tcW w:type="dxa" w:w="1872"/>
+            <w:shd w:fill="FFFFFF"/>
+            <w:tcMar>
+              <w:top w:w="120" w:type="dxa"/>
+              <w:bottom w:w="120" w:type="dxa"/>
+              <w:left w:w="160" w:type="dxa"/>
+              <w:right w:w="160" w:type="dxa"/>
+            </w:tcMar>
+            <w:vAlign w:val="center"/>
+          </w:tcPr>
+          <w:p>
+            <w:pPr>
+              <w:spacing w:before="20" w:after="20" w:line="276" w:lineRule="auto"/>
+            </w:pPr>
             <w:r>
               <w:rPr>
-                <w:b/>
+                <w:rFonts w:ascii="Consolas" w:hAnsi="Consolas"/>
+                <w:color w:val="B42828"/>
+                <w:sz w:val="19"/>
               </w:rPr>
-              <w:t>Users</w:t>
+              <w:t>PUT</w:t>
             </w:r>
           </w:p>
         </w:tc>
@@ -3306,33 +3850,7 @@
                 <w:color w:val="B42828"/>
                 <w:sz w:val="19"/>
               </w:rPr>
-              <w:t>GET</w:t>
-            </w:r>
-          </w:p>
-        </w:tc>
-        <w:tc>
-          <w:tcPr>
-            <w:tcW w:type="dxa" w:w="1872"/>
-            <w:shd w:fill="FFFFFF"/>
-            <w:tcMar>
-              <w:top w:w="120" w:type="dxa"/>
-              <w:bottom w:w="120" w:type="dxa"/>
-              <w:left w:w="160" w:type="dxa"/>
-              <w:right w:w="160" w:type="dxa"/>
-            </w:tcMar>
-            <w:vAlign w:val="center"/>
-          </w:tcPr>
-          <w:p>
-            <w:pPr>
-              <w:spacing w:before="20" w:after="20" w:line="276" w:lineRule="auto"/>
-            </w:pPr>
-            <w:r>
-              <w:rPr>
-                <w:rFonts w:ascii="Consolas" w:hAnsi="Consolas"/>
-                <w:color w:val="B42828"/>
-                <w:sz w:val="19"/>
-              </w:rPr>
-              <w:t>/users/{id}</w:t>
+              <w:t>/users/profile</w:t>
             </w:r>
           </w:p>
         </w:tc>
@@ -3357,7 +3875,7 @@
                 <w:rFonts w:ascii="Segoe UI" w:hAnsi="Segoe UI"/>
                 <w:sz w:val="19"/>
               </w:rPr>
-              <w:t>Public</w:t>
+              <w:t>Authenticated</w:t>
             </w:r>
           </w:p>
         </w:tc>
@@ -3382,7 +3900,7 @@
                 <w:rFonts w:ascii="Segoe UI" w:hAnsi="Segoe UI"/>
                 <w:sz w:val="19"/>
               </w:rPr>
-              <w:t>Xem hồ sơ công khai của người dùng theo ID</w:t>
+              <w:t>Cập nhật hồ sơ cá nhân đa vai trò (Sinh viên, NTD, Admin)</w:t>
             </w:r>
           </w:p>
         </w:tc>
@@ -3454,7 +3972,33 @@
                 <w:color w:val="B42828"/>
                 <w:sz w:val="19"/>
               </w:rPr>
-              <w:t>/users/profile</w:t>
+              <w:t>/students/me</w:t>
+            </w:r>
+          </w:p>
+        </w:tc>
+        <w:tc>
+          <w:tcPr>
+            <w:tcW w:type="dxa" w:w="1872"/>
+            <w:shd w:fill="F8FAFC"/>
+            <w:tcMar>
+              <w:top w:w="120" w:type="dxa"/>
+              <w:bottom w:w="120" w:type="dxa"/>
+              <w:left w:w="160" w:type="dxa"/>
+              <w:right w:w="160" w:type="dxa"/>
+            </w:tcMar>
+            <w:vAlign w:val="center"/>
+          </w:tcPr>
+          <w:p>
+            <w:pPr>
+              <w:spacing w:before="20" w:after="20" w:line="276" w:lineRule="auto"/>
+            </w:pPr>
+            <w:r>
+              <w:rPr>
+                <w:rFonts w:ascii="Consolas" w:hAnsi="Consolas"/>
+                <w:color w:val="B42828"/>
+                <w:sz w:val="19"/>
+              </w:rPr>
+              <w:t>ROLE_STUDENT</w:t>
             </w:r>
           </w:p>
         </w:tc>
@@ -3479,32 +4023,7 @@
                 <w:rFonts w:ascii="Segoe UI" w:hAnsi="Segoe UI"/>
                 <w:sz w:val="19"/>
               </w:rPr>
-              <w:t>Authenticated</w:t>
-            </w:r>
-          </w:p>
-        </w:tc>
-        <w:tc>
-          <w:tcPr>
-            <w:tcW w:type="dxa" w:w="1872"/>
-            <w:shd w:fill="F8FAFC"/>
-            <w:tcMar>
-              <w:top w:w="120" w:type="dxa"/>
-              <w:bottom w:w="120" w:type="dxa"/>
-              <w:left w:w="160" w:type="dxa"/>
-              <w:right w:w="160" w:type="dxa"/>
-            </w:tcMar>
-            <w:vAlign w:val="center"/>
-          </w:tcPr>
-          <w:p>
-            <w:pPr>
-              <w:spacing w:before="20" w:after="20" w:line="276" w:lineRule="auto"/>
-            </w:pPr>
-            <w:r>
-              <w:rPr>
-                <w:rFonts w:ascii="Segoe UI" w:hAnsi="Segoe UI"/>
-                <w:sz w:val="19"/>
-              </w:rPr>
-              <w:t>Cập nhật hồ sơ cá nhân của tài khoản hiện tại</w:t>
+              <w:t>Cập nhật hồ sơ học vấn, kỹ năng và CV cho sinh viên</w:t>
             </w:r>
           </w:p>
         </w:tc>
@@ -5058,6 +5577,312 @@
         <w:t>}</w:t>
       </w:r>
     </w:p>
+    <w:p>
+      <w:pPr>
+        <w:pStyle w:val="Heading3"/>
+        <w:spacing w:before="200" w:after="80"/>
+      </w:pPr>
+      <w:r>
+        <w:rPr>
+          <w:rFonts w:ascii="Segoe UI" w:hAnsi="Segoe UI"/>
+          <w:b/>
+          <w:color w:val="0F172A"/>
+          <w:sz w:val="24"/>
+        </w:rPr>
+        <w:t>3.8. Kiểm tra trạng thái máy chủ (`GET /api/v1/`)</w:t>
+      </w:r>
+    </w:p>
+    <w:p>
+      <w:pPr>
+        <w:pStyle w:val="ListBullet"/>
+        <w:spacing w:before="40" w:after="40" w:line="276" w:lineRule="auto"/>
+      </w:pPr>
+      <w:r>
+        <w:rPr>
+          <w:b/>
+        </w:rPr>
+        <w:t>Headers:</w:t>
+      </w:r>
+      <w:r>
+        <w:rPr>
+          <w:rFonts w:ascii="Segoe UI" w:hAnsi="Segoe UI"/>
+          <w:sz w:val="20"/>
+        </w:rPr>
+        <w:t xml:space="preserve"> Không yêu cầu (Public)</w:t>
+      </w:r>
+    </w:p>
+    <w:p>
+      <w:pPr>
+        <w:pStyle w:val="ListBullet"/>
+        <w:spacing w:before="40" w:after="40" w:line="276" w:lineRule="auto"/>
+      </w:pPr>
+      <w:r>
+        <w:rPr>
+          <w:b/>
+        </w:rPr>
+        <w:t>Response (200 OK):</w:t>
+      </w:r>
+    </w:p>
+    <w:p>
+      <w:pPr>
+        <w:spacing w:before="80" w:after="160"/>
+        <w:ind w:left="360" w:right="360"/>
+        <w:pBdr>
+          <w:left w:val="single" w:sz="24" w:space="8" w:color="4F46E5"/>
+        </w:pBdr>
+        <w:shd w:fill="F8FAFC"/>
+      </w:pPr>
+      <w:r>
+        <w:rPr>
+          <w:rFonts w:ascii="Consolas" w:hAnsi="Consolas"/>
+          <w:color w:val="1E293B"/>
+          <w:sz w:val="18"/>
+        </w:rPr>
+        <w:t>{</w:t>
+        <w:br/>
+        <w:t xml:space="preserve">  "name": "Freelance Student Marketplace API",</w:t>
+        <w:br/>
+        <w:t xml:space="preserve">  "version": "1.0.0",</w:t>
+        <w:br/>
+        <w:t xml:space="preserve">  "status": "UP",</w:t>
+        <w:br/>
+        <w:t xml:space="preserve">  "docs": "/api/v1/swagger-ui.html",</w:t>
+        <w:br/>
+        <w:t xml:space="preserve">  "h2Console": "/api/v1/h2-console",</w:t>
+        <w:br/>
+        <w:t xml:space="preserve">  "timestamp": 1728578400000</w:t>
+        <w:br/>
+        <w:t>}</w:t>
+      </w:r>
+    </w:p>
+    <w:p>
+      <w:pPr>
+        <w:pStyle w:val="Heading3"/>
+        <w:spacing w:before="200" w:after="80"/>
+      </w:pPr>
+      <w:r>
+        <w:rPr>
+          <w:rFonts w:ascii="Segoe UI" w:hAnsi="Segoe UI"/>
+          <w:b/>
+          <w:color w:val="0F172A"/>
+          <w:sz w:val="24"/>
+        </w:rPr>
+        <w:t>3.9. Hủy đơn ứng tuyển bởi sinh viên (`PATCH /api/v1/applications/{id}/cancel`)</w:t>
+      </w:r>
+    </w:p>
+    <w:p>
+      <w:pPr>
+        <w:pStyle w:val="ListBullet"/>
+        <w:spacing w:before="40" w:after="40" w:line="276" w:lineRule="auto"/>
+      </w:pPr>
+      <w:r>
+        <w:rPr>
+          <w:b/>
+        </w:rPr>
+        <w:t>Headers:</w:t>
+      </w:r>
+      <w:r>
+        <w:rPr>
+          <w:rFonts w:ascii="Segoe UI" w:hAnsi="Segoe UI"/>
+          <w:sz w:val="20"/>
+        </w:rPr>
+        <w:t xml:space="preserve"> </w:t>
+      </w:r>
+      <w:r>
+        <w:rPr>
+          <w:rFonts w:ascii="Consolas" w:hAnsi="Consolas"/>
+          <w:color w:val="B42828"/>
+          <w:sz w:val="19"/>
+        </w:rPr>
+        <w:t>Authorization: Bearer &lt;student_token&gt;</w:t>
+      </w:r>
+    </w:p>
+    <w:p>
+      <w:pPr>
+        <w:pStyle w:val="ListBullet"/>
+        <w:spacing w:before="40" w:after="40" w:line="276" w:lineRule="auto"/>
+      </w:pPr>
+      <w:r>
+        <w:rPr>
+          <w:b/>
+        </w:rPr>
+        <w:t>Response (200 OK):</w:t>
+      </w:r>
+    </w:p>
+    <w:p>
+      <w:pPr>
+        <w:spacing w:before="80" w:after="160"/>
+        <w:ind w:left="360" w:right="360"/>
+        <w:pBdr>
+          <w:left w:val="single" w:sz="24" w:space="8" w:color="4F46E5"/>
+        </w:pBdr>
+        <w:shd w:fill="F8FAFC"/>
+      </w:pPr>
+      <w:r>
+        <w:rPr>
+          <w:rFonts w:ascii="Consolas" w:hAnsi="Consolas"/>
+          <w:color w:val="1E293B"/>
+          <w:sz w:val="18"/>
+        </w:rPr>
+        <w:t>{</w:t>
+        <w:br/>
+        <w:t xml:space="preserve">  "success": true,</w:t>
+        <w:br/>
+        <w:t xml:space="preserve">  "message": "Đã hủy đơn ứng tuyển thành công",</w:t>
+        <w:br/>
+        <w:t xml:space="preserve">  "data": {</w:t>
+        <w:br/>
+        <w:t xml:space="preserve">    "id": 15,</w:t>
+        <w:br/>
+        <w:t xml:space="preserve">    "jobId": 1455,</w:t>
+        <w:br/>
+        <w:t xml:space="preserve">    "studentId": 4,</w:t>
+        <w:br/>
+        <w:t xml:space="preserve">    "status": "CANCELLED",</w:t>
+        <w:br/>
+        <w:t xml:space="preserve">    "appliedAt": "2026-10-10T14:30:00"</w:t>
+        <w:br/>
+        <w:t xml:space="preserve">  }</w:t>
+        <w:br/>
+        <w:t>}</w:t>
+      </w:r>
+    </w:p>
+    <w:p>
+      <w:pPr>
+        <w:pStyle w:val="Heading3"/>
+        <w:spacing w:before="200" w:after="80"/>
+      </w:pPr>
+      <w:r>
+        <w:rPr>
+          <w:rFonts w:ascii="Segoe UI" w:hAnsi="Segoe UI"/>
+          <w:b/>
+          <w:color w:val="0F172A"/>
+          <w:sz w:val="24"/>
+        </w:rPr>
+        <w:t>3.10. Cập nhật hồ sơ người dùng (`PUT /api/v1/users/profile`)</w:t>
+      </w:r>
+    </w:p>
+    <w:p>
+      <w:pPr>
+        <w:pStyle w:val="ListBullet"/>
+        <w:spacing w:before="40" w:after="40" w:line="276" w:lineRule="auto"/>
+      </w:pPr>
+      <w:r>
+        <w:rPr>
+          <w:b/>
+        </w:rPr>
+        <w:t>Headers:</w:t>
+      </w:r>
+      <w:r>
+        <w:rPr>
+          <w:rFonts w:ascii="Segoe UI" w:hAnsi="Segoe UI"/>
+          <w:sz w:val="20"/>
+        </w:rPr>
+        <w:t xml:space="preserve"> </w:t>
+      </w:r>
+      <w:r>
+        <w:rPr>
+          <w:rFonts w:ascii="Consolas" w:hAnsi="Consolas"/>
+          <w:color w:val="B42828"/>
+          <w:sz w:val="19"/>
+        </w:rPr>
+        <w:t>Authorization: Bearer &lt;token&gt;</w:t>
+      </w:r>
+    </w:p>
+    <w:p>
+      <w:pPr>
+        <w:pStyle w:val="ListBullet"/>
+        <w:spacing w:before="40" w:after="40" w:line="276" w:lineRule="auto"/>
+      </w:pPr>
+      <w:r>
+        <w:rPr>
+          <w:b/>
+        </w:rPr>
+        <w:t>Request Body (Sinh viên / NTD / Admin):</w:t>
+      </w:r>
+    </w:p>
+    <w:p>
+      <w:pPr>
+        <w:spacing w:before="80" w:after="160"/>
+        <w:ind w:left="360" w:right="360"/>
+        <w:pBdr>
+          <w:left w:val="single" w:sz="24" w:space="8" w:color="4F46E5"/>
+        </w:pBdr>
+        <w:shd w:fill="F8FAFC"/>
+      </w:pPr>
+      <w:r>
+        <w:rPr>
+          <w:rFonts w:ascii="Consolas" w:hAnsi="Consolas"/>
+          <w:color w:val="1E293B"/>
+          <w:sz w:val="18"/>
+        </w:rPr>
+        <w:t>{</w:t>
+        <w:br/>
+        <w:t xml:space="preserve">  "fullName": "Nguyễn Bá Anh Khôi",</w:t>
+        <w:br/>
+        <w:t xml:space="preserve">  "phone": "0912345678",</w:t>
+        <w:br/>
+        <w:t xml:space="preserve">  "bio": "Sinh viên năm cuối ngành CNTT, đam mê React &amp; Spring Boot",</w:t>
+        <w:br/>
+        <w:t xml:space="preserve">  "companyName": null,</w:t>
+        <w:br/>
+        <w:t xml:space="preserve">  "companyAddress": null</w:t>
+        <w:br/>
+        <w:t>}</w:t>
+      </w:r>
+    </w:p>
+    <w:p>
+      <w:pPr>
+        <w:pStyle w:val="ListBullet"/>
+        <w:spacing w:before="40" w:after="40" w:line="276" w:lineRule="auto"/>
+      </w:pPr>
+      <w:r>
+        <w:rPr>
+          <w:b/>
+        </w:rPr>
+        <w:t>Response (200 OK):</w:t>
+      </w:r>
+    </w:p>
+    <w:p>
+      <w:pPr>
+        <w:spacing w:before="80" w:after="160"/>
+        <w:ind w:left="360" w:right="360"/>
+        <w:pBdr>
+          <w:left w:val="single" w:sz="24" w:space="8" w:color="4F46E5"/>
+        </w:pBdr>
+        <w:shd w:fill="F8FAFC"/>
+      </w:pPr>
+      <w:r>
+        <w:rPr>
+          <w:rFonts w:ascii="Consolas" w:hAnsi="Consolas"/>
+          <w:color w:val="1E293B"/>
+          <w:sz w:val="18"/>
+        </w:rPr>
+        <w:t>{</w:t>
+        <w:br/>
+        <w:t xml:space="preserve">  "success": true,</w:t>
+        <w:br/>
+        <w:t xml:space="preserve">  "message": "Cập nhật hồ sơ cá nhân thành công",</w:t>
+        <w:br/>
+        <w:t xml:space="preserve">  "data": {</w:t>
+        <w:br/>
+        <w:t xml:space="preserve">    "id": 4,</w:t>
+        <w:br/>
+        <w:t xml:space="preserve">    "email": "sinhvien.khoi@vanlanguni.vn",</w:t>
+        <w:br/>
+        <w:t xml:space="preserve">    "fullName": "Nguyễn Bá Anh Khôi",</w:t>
+        <w:br/>
+        <w:t xml:space="preserve">    "phone": "0912345678",</w:t>
+        <w:br/>
+        <w:t xml:space="preserve">    "bio": "Sinh viên năm cuối ngành CNTT, đam mê React &amp; Spring Boot",</w:t>
+        <w:br/>
+        <w:t xml:space="preserve">    "role": "ROLE_STUDENT"</w:t>
+        <w:br/>
+        <w:t xml:space="preserve">  }</w:t>
+        <w:br/>
+        <w:t>}</w:t>
+      </w:r>
+    </w:p>
     <w:sectPr>
       <w:pgSz w:w="12240" w:h="15840"/>
       <w:pgMar w:top="1440" w:right="1440" w:bottom="1440" w:left="1440" w:header="720" w:footer="720" w:gutter="0"/>

--- a/docs/api-contract.docx
+++ b/docs/api-contract.docx
@@ -2764,7 +2764,7 @@
                 <w:color w:val="B42828"/>
                 <w:sz w:val="19"/>
               </w:rPr>
-              <w:t>GET</w:t>
+              <w:t>POST</w:t>
             </w:r>
           </w:p>
         </w:tc>
@@ -2790,7 +2790,7 @@
                 <w:color w:val="B42828"/>
                 <w:sz w:val="19"/>
               </w:rPr>
-              <w:t>/applications/my-applications</w:t>
+              <w:t>/applications/jobs/{jobId}/apply</w:t>
             </w:r>
           </w:p>
         </w:tc>
@@ -2841,7 +2841,7 @@
                 <w:rFonts w:ascii="Segoe UI" w:hAnsi="Segoe UI"/>
                 <w:sz w:val="19"/>
               </w:rPr>
-              <w:t>Lịch sử nộp đơn của sinh viên hiện tại</w:t>
+              <w:t>Nộp hồ sơ ứng tuyển theo URL param</w:t>
             </w:r>
           </w:p>
         </w:tc>
@@ -2913,7 +2913,268 @@
                 <w:color w:val="B42828"/>
                 <w:sz w:val="19"/>
               </w:rPr>
+              <w:t>/applications/my-applications</w:t>
+            </w:r>
+          </w:p>
+        </w:tc>
+        <w:tc>
+          <w:tcPr>
+            <w:tcW w:type="dxa" w:w="1872"/>
+            <w:shd w:fill="F8FAFC"/>
+            <w:tcMar>
+              <w:top w:w="120" w:type="dxa"/>
+              <w:bottom w:w="120" w:type="dxa"/>
+              <w:left w:w="160" w:type="dxa"/>
+              <w:right w:w="160" w:type="dxa"/>
+            </w:tcMar>
+            <w:vAlign w:val="center"/>
+          </w:tcPr>
+          <w:p>
+            <w:pPr>
+              <w:spacing w:before="20" w:after="20" w:line="276" w:lineRule="auto"/>
+            </w:pPr>
+            <w:r>
+              <w:rPr>
+                <w:rFonts w:ascii="Consolas" w:hAnsi="Consolas"/>
+                <w:color w:val="B42828"/>
+                <w:sz w:val="19"/>
+              </w:rPr>
+              <w:t>ROLE_STUDENT</w:t>
+            </w:r>
+          </w:p>
+        </w:tc>
+        <w:tc>
+          <w:tcPr>
+            <w:tcW w:type="dxa" w:w="1872"/>
+            <w:shd w:fill="F8FAFC"/>
+            <w:tcMar>
+              <w:top w:w="120" w:type="dxa"/>
+              <w:bottom w:w="120" w:type="dxa"/>
+              <w:left w:w="160" w:type="dxa"/>
+              <w:right w:w="160" w:type="dxa"/>
+            </w:tcMar>
+            <w:vAlign w:val="center"/>
+          </w:tcPr>
+          <w:p>
+            <w:pPr>
+              <w:spacing w:before="20" w:after="20" w:line="276" w:lineRule="auto"/>
+            </w:pPr>
+            <w:r>
+              <w:rPr>
+                <w:rFonts w:ascii="Segoe UI" w:hAnsi="Segoe UI"/>
+                <w:sz w:val="19"/>
+              </w:rPr>
+              <w:t>Lịch sử nộp đơn của sinh viên hiện tại</w:t>
+            </w:r>
+          </w:p>
+        </w:tc>
+      </w:tr>
+      <w:tr>
+        <w:tc>
+          <w:tcPr>
+            <w:tcW w:type="dxa" w:w="1872"/>
+            <w:shd w:fill="FFFFFF"/>
+            <w:tcMar>
+              <w:top w:w="120" w:type="dxa"/>
+              <w:bottom w:w="120" w:type="dxa"/>
+              <w:left w:w="160" w:type="dxa"/>
+              <w:right w:w="160" w:type="dxa"/>
+            </w:tcMar>
+            <w:vAlign w:val="center"/>
+          </w:tcPr>
+          <w:p>
+            <w:pPr>
+              <w:spacing w:before="20" w:after="20" w:line="276" w:lineRule="auto"/>
+            </w:pPr>
+          </w:p>
+        </w:tc>
+        <w:tc>
+          <w:tcPr>
+            <w:tcW w:type="dxa" w:w="1872"/>
+            <w:shd w:fill="FFFFFF"/>
+            <w:tcMar>
+              <w:top w:w="120" w:type="dxa"/>
+              <w:bottom w:w="120" w:type="dxa"/>
+              <w:left w:w="160" w:type="dxa"/>
+              <w:right w:w="160" w:type="dxa"/>
+            </w:tcMar>
+            <w:vAlign w:val="center"/>
+          </w:tcPr>
+          <w:p>
+            <w:pPr>
+              <w:spacing w:before="20" w:after="20" w:line="276" w:lineRule="auto"/>
+            </w:pPr>
+            <w:r>
+              <w:rPr>
+                <w:rFonts w:ascii="Consolas" w:hAnsi="Consolas"/>
+                <w:color w:val="B42828"/>
+                <w:sz w:val="19"/>
+              </w:rPr>
+              <w:t>GET</w:t>
+            </w:r>
+          </w:p>
+        </w:tc>
+        <w:tc>
+          <w:tcPr>
+            <w:tcW w:type="dxa" w:w="1872"/>
+            <w:shd w:fill="FFFFFF"/>
+            <w:tcMar>
+              <w:top w:w="120" w:type="dxa"/>
+              <w:bottom w:w="120" w:type="dxa"/>
+              <w:left w:w="160" w:type="dxa"/>
+              <w:right w:w="160" w:type="dxa"/>
+            </w:tcMar>
+            <w:vAlign w:val="center"/>
+          </w:tcPr>
+          <w:p>
+            <w:pPr>
+              <w:spacing w:before="20" w:after="20" w:line="276" w:lineRule="auto"/>
+            </w:pPr>
+            <w:r>
+              <w:rPr>
+                <w:rFonts w:ascii="Consolas" w:hAnsi="Consolas"/>
+                <w:color w:val="B42828"/>
+                <w:sz w:val="19"/>
+              </w:rPr>
               <w:t>/applications/job/{jobId}</w:t>
+            </w:r>
+          </w:p>
+        </w:tc>
+        <w:tc>
+          <w:tcPr>
+            <w:tcW w:type="dxa" w:w="1872"/>
+            <w:shd w:fill="FFFFFF"/>
+            <w:tcMar>
+              <w:top w:w="120" w:type="dxa"/>
+              <w:bottom w:w="120" w:type="dxa"/>
+              <w:left w:w="160" w:type="dxa"/>
+              <w:right w:w="160" w:type="dxa"/>
+            </w:tcMar>
+            <w:vAlign w:val="center"/>
+          </w:tcPr>
+          <w:p>
+            <w:pPr>
+              <w:spacing w:before="20" w:after="20" w:line="276" w:lineRule="auto"/>
+            </w:pPr>
+            <w:r>
+              <w:rPr>
+                <w:rFonts w:ascii="Consolas" w:hAnsi="Consolas"/>
+                <w:color w:val="B42828"/>
+                <w:sz w:val="19"/>
+              </w:rPr>
+              <w:t>ROLE_EMPLOYER</w:t>
+            </w:r>
+            <w:r>
+              <w:rPr>
+                <w:rFonts w:ascii="Segoe UI" w:hAnsi="Segoe UI"/>
+                <w:sz w:val="19"/>
+              </w:rPr>
+              <w:t xml:space="preserve">, </w:t>
+            </w:r>
+            <w:r>
+              <w:rPr>
+                <w:rFonts w:ascii="Consolas" w:hAnsi="Consolas"/>
+                <w:color w:val="B42828"/>
+                <w:sz w:val="19"/>
+              </w:rPr>
+              <w:t>ROLE_ADMIN</w:t>
+            </w:r>
+          </w:p>
+        </w:tc>
+        <w:tc>
+          <w:tcPr>
+            <w:tcW w:type="dxa" w:w="1872"/>
+            <w:shd w:fill="FFFFFF"/>
+            <w:tcMar>
+              <w:top w:w="120" w:type="dxa"/>
+              <w:bottom w:w="120" w:type="dxa"/>
+              <w:left w:w="160" w:type="dxa"/>
+              <w:right w:w="160" w:type="dxa"/>
+            </w:tcMar>
+            <w:vAlign w:val="center"/>
+          </w:tcPr>
+          <w:p>
+            <w:pPr>
+              <w:spacing w:before="20" w:after="20" w:line="276" w:lineRule="auto"/>
+            </w:pPr>
+            <w:r>
+              <w:rPr>
+                <w:rFonts w:ascii="Segoe UI" w:hAnsi="Segoe UI"/>
+                <w:sz w:val="19"/>
+              </w:rPr>
+              <w:t>Xem danh sách ứng viên nộp vào tin</w:t>
+            </w:r>
+          </w:p>
+        </w:tc>
+      </w:tr>
+      <w:tr>
+        <w:tc>
+          <w:tcPr>
+            <w:tcW w:type="dxa" w:w="1872"/>
+            <w:shd w:fill="F8FAFC"/>
+            <w:tcMar>
+              <w:top w:w="120" w:type="dxa"/>
+              <w:bottom w:w="120" w:type="dxa"/>
+              <w:left w:w="160" w:type="dxa"/>
+              <w:right w:w="160" w:type="dxa"/>
+            </w:tcMar>
+            <w:vAlign w:val="center"/>
+          </w:tcPr>
+          <w:p>
+            <w:pPr>
+              <w:spacing w:before="20" w:after="20" w:line="276" w:lineRule="auto"/>
+            </w:pPr>
+          </w:p>
+        </w:tc>
+        <w:tc>
+          <w:tcPr>
+            <w:tcW w:type="dxa" w:w="1872"/>
+            <w:shd w:fill="F8FAFC"/>
+            <w:tcMar>
+              <w:top w:w="120" w:type="dxa"/>
+              <w:bottom w:w="120" w:type="dxa"/>
+              <w:left w:w="160" w:type="dxa"/>
+              <w:right w:w="160" w:type="dxa"/>
+            </w:tcMar>
+            <w:vAlign w:val="center"/>
+          </w:tcPr>
+          <w:p>
+            <w:pPr>
+              <w:spacing w:before="20" w:after="20" w:line="276" w:lineRule="auto"/>
+            </w:pPr>
+            <w:r>
+              <w:rPr>
+                <w:rFonts w:ascii="Consolas" w:hAnsi="Consolas"/>
+                <w:color w:val="B42828"/>
+                <w:sz w:val="19"/>
+              </w:rPr>
+              <w:t>PATCH</w:t>
+            </w:r>
+          </w:p>
+        </w:tc>
+        <w:tc>
+          <w:tcPr>
+            <w:tcW w:type="dxa" w:w="1872"/>
+            <w:shd w:fill="F8FAFC"/>
+            <w:tcMar>
+              <w:top w:w="120" w:type="dxa"/>
+              <w:bottom w:w="120" w:type="dxa"/>
+              <w:left w:w="160" w:type="dxa"/>
+              <w:right w:w="160" w:type="dxa"/>
+            </w:tcMar>
+            <w:vAlign w:val="center"/>
+          </w:tcPr>
+          <w:p>
+            <w:pPr>
+              <w:spacing w:before="20" w:after="20" w:line="276" w:lineRule="auto"/>
+            </w:pPr>
+            <w:r>
+              <w:rPr>
+                <w:rFonts w:ascii="Consolas" w:hAnsi="Consolas"/>
+                <w:color w:val="B42828"/>
+                <w:sz w:val="19"/>
+              </w:rPr>
+              <w:t>/applications/{id}/status</w:t>
             </w:r>
           </w:p>
         </w:tc>
@@ -2979,7 +3240,37 @@
                 <w:rFonts w:ascii="Segoe UI" w:hAnsi="Segoe UI"/>
                 <w:sz w:val="19"/>
               </w:rPr>
-              <w:t>Xem danh sách ứng viên nộp vào tin</w:t>
+              <w:t>Duyệt (</w:t>
+            </w:r>
+            <w:r>
+              <w:rPr>
+                <w:rFonts w:ascii="Consolas" w:hAnsi="Consolas"/>
+                <w:color w:val="B42828"/>
+                <w:sz w:val="19"/>
+              </w:rPr>
+              <w:t>ACCEPTED</w:t>
+            </w:r>
+            <w:r>
+              <w:rPr>
+                <w:rFonts w:ascii="Segoe UI" w:hAnsi="Segoe UI"/>
+                <w:sz w:val="19"/>
+              </w:rPr>
+              <w:t>) hoặc từ chối (</w:t>
+            </w:r>
+            <w:r>
+              <w:rPr>
+                <w:rFonts w:ascii="Consolas" w:hAnsi="Consolas"/>
+                <w:color w:val="B42828"/>
+                <w:sz w:val="19"/>
+              </w:rPr>
+              <w:t>REJECTED</w:t>
+            </w:r>
+            <w:r>
+              <w:rPr>
+                <w:rFonts w:ascii="Segoe UI" w:hAnsi="Segoe UI"/>
+                <w:sz w:val="19"/>
+              </w:rPr>
+              <w:t>) đơn</w:t>
             </w:r>
           </w:p>
         </w:tc>
@@ -3051,7 +3342,7 @@
                 <w:color w:val="B42828"/>
                 <w:sz w:val="19"/>
               </w:rPr>
-              <w:t>/applications/{id}/status</w:t>
+              <w:t>/applications/{id}/cancel</w:t>
             </w:r>
           </w:p>
         </w:tc>
@@ -3077,22 +3368,7 @@
                 <w:color w:val="B42828"/>
                 <w:sz w:val="19"/>
               </w:rPr>
-              <w:t>ROLE_EMPLOYER</w:t>
-            </w:r>
-            <w:r>
-              <w:rPr>
-                <w:rFonts w:ascii="Segoe UI" w:hAnsi="Segoe UI"/>
-                <w:sz w:val="19"/>
-              </w:rPr>
-              <w:t xml:space="preserve">, </w:t>
-            </w:r>
-            <w:r>
-              <w:rPr>
-                <w:rFonts w:ascii="Consolas" w:hAnsi="Consolas"/>
-                <w:color w:val="B42828"/>
-                <w:sz w:val="19"/>
-              </w:rPr>
-              <w:t>ROLE_ADMIN</w:t>
+              <w:t>ROLE_STUDENT</w:t>
             </w:r>
           </w:p>
         </w:tc>
@@ -3100,159 +3376,6 @@
           <w:tcPr>
             <w:tcW w:type="dxa" w:w="1872"/>
             <w:shd w:fill="FFFFFF"/>
-            <w:tcMar>
-              <w:top w:w="120" w:type="dxa"/>
-              <w:bottom w:w="120" w:type="dxa"/>
-              <w:left w:w="160" w:type="dxa"/>
-              <w:right w:w="160" w:type="dxa"/>
-            </w:tcMar>
-            <w:vAlign w:val="center"/>
-          </w:tcPr>
-          <w:p>
-            <w:pPr>
-              <w:spacing w:before="20" w:after="20" w:line="276" w:lineRule="auto"/>
-            </w:pPr>
-            <w:r>
-              <w:rPr>
-                <w:rFonts w:ascii="Segoe UI" w:hAnsi="Segoe UI"/>
-                <w:sz w:val="19"/>
-              </w:rPr>
-              <w:t>Duyệt (</w:t>
-            </w:r>
-            <w:r>
-              <w:rPr>
-                <w:rFonts w:ascii="Consolas" w:hAnsi="Consolas"/>
-                <w:color w:val="B42828"/>
-                <w:sz w:val="19"/>
-              </w:rPr>
-              <w:t>ACCEPTED</w:t>
-            </w:r>
-            <w:r>
-              <w:rPr>
-                <w:rFonts w:ascii="Segoe UI" w:hAnsi="Segoe UI"/>
-                <w:sz w:val="19"/>
-              </w:rPr>
-              <w:t>) hoặc từ chối (</w:t>
-            </w:r>
-            <w:r>
-              <w:rPr>
-                <w:rFonts w:ascii="Consolas" w:hAnsi="Consolas"/>
-                <w:color w:val="B42828"/>
-                <w:sz w:val="19"/>
-              </w:rPr>
-              <w:t>REJECTED</w:t>
-            </w:r>
-            <w:r>
-              <w:rPr>
-                <w:rFonts w:ascii="Segoe UI" w:hAnsi="Segoe UI"/>
-                <w:sz w:val="19"/>
-              </w:rPr>
-              <w:t>) đơn</w:t>
-            </w:r>
-          </w:p>
-        </w:tc>
-      </w:tr>
-      <w:tr>
-        <w:tc>
-          <w:tcPr>
-            <w:tcW w:type="dxa" w:w="1872"/>
-            <w:shd w:fill="F8FAFC"/>
-            <w:tcMar>
-              <w:top w:w="120" w:type="dxa"/>
-              <w:bottom w:w="120" w:type="dxa"/>
-              <w:left w:w="160" w:type="dxa"/>
-              <w:right w:w="160" w:type="dxa"/>
-            </w:tcMar>
-            <w:vAlign w:val="center"/>
-          </w:tcPr>
-          <w:p>
-            <w:pPr>
-              <w:spacing w:before="20" w:after="20" w:line="276" w:lineRule="auto"/>
-            </w:pPr>
-          </w:p>
-        </w:tc>
-        <w:tc>
-          <w:tcPr>
-            <w:tcW w:type="dxa" w:w="1872"/>
-            <w:shd w:fill="F8FAFC"/>
-            <w:tcMar>
-              <w:top w:w="120" w:type="dxa"/>
-              <w:bottom w:w="120" w:type="dxa"/>
-              <w:left w:w="160" w:type="dxa"/>
-              <w:right w:w="160" w:type="dxa"/>
-            </w:tcMar>
-            <w:vAlign w:val="center"/>
-          </w:tcPr>
-          <w:p>
-            <w:pPr>
-              <w:spacing w:before="20" w:after="20" w:line="276" w:lineRule="auto"/>
-            </w:pPr>
-            <w:r>
-              <w:rPr>
-                <w:rFonts w:ascii="Consolas" w:hAnsi="Consolas"/>
-                <w:color w:val="B42828"/>
-                <w:sz w:val="19"/>
-              </w:rPr>
-              <w:t>PATCH</w:t>
-            </w:r>
-          </w:p>
-        </w:tc>
-        <w:tc>
-          <w:tcPr>
-            <w:tcW w:type="dxa" w:w="1872"/>
-            <w:shd w:fill="F8FAFC"/>
-            <w:tcMar>
-              <w:top w:w="120" w:type="dxa"/>
-              <w:bottom w:w="120" w:type="dxa"/>
-              <w:left w:w="160" w:type="dxa"/>
-              <w:right w:w="160" w:type="dxa"/>
-            </w:tcMar>
-            <w:vAlign w:val="center"/>
-          </w:tcPr>
-          <w:p>
-            <w:pPr>
-              <w:spacing w:before="20" w:after="20" w:line="276" w:lineRule="auto"/>
-            </w:pPr>
-            <w:r>
-              <w:rPr>
-                <w:rFonts w:ascii="Consolas" w:hAnsi="Consolas"/>
-                <w:color w:val="B42828"/>
-                <w:sz w:val="19"/>
-              </w:rPr>
-              <w:t>/applications/{id}/cancel</w:t>
-            </w:r>
-          </w:p>
-        </w:tc>
-        <w:tc>
-          <w:tcPr>
-            <w:tcW w:type="dxa" w:w="1872"/>
-            <w:shd w:fill="F8FAFC"/>
-            <w:tcMar>
-              <w:top w:w="120" w:type="dxa"/>
-              <w:bottom w:w="120" w:type="dxa"/>
-              <w:left w:w="160" w:type="dxa"/>
-              <w:right w:w="160" w:type="dxa"/>
-            </w:tcMar>
-            <w:vAlign w:val="center"/>
-          </w:tcPr>
-          <w:p>
-            <w:pPr>
-              <w:spacing w:before="20" w:after="20" w:line="276" w:lineRule="auto"/>
-            </w:pPr>
-            <w:r>
-              <w:rPr>
-                <w:rFonts w:ascii="Consolas" w:hAnsi="Consolas"/>
-                <w:color w:val="B42828"/>
-                <w:sz w:val="19"/>
-              </w:rPr>
-              <w:t>ROLE_STUDENT</w:t>
-            </w:r>
-          </w:p>
-        </w:tc>
-        <w:tc>
-          <w:tcPr>
-            <w:tcW w:type="dxa" w:w="1872"/>
-            <w:shd w:fill="F8FAFC"/>
             <w:tcMar>
               <w:top w:w="120" w:type="dxa"/>
               <w:bottom w:w="120" w:type="dxa"/>
@@ -3287,7 +3410,7 @@
         <w:tc>
           <w:tcPr>
             <w:tcW w:type="dxa" w:w="1872"/>
-            <w:shd w:fill="FFFFFF"/>
+            <w:shd w:fill="F8FAFC"/>
             <w:tcMar>
               <w:top w:w="120" w:type="dxa"/>
               <w:bottom w:w="120" w:type="dxa"/>
@@ -3305,6 +3428,154 @@
                 <w:b/>
               </w:rPr>
               <w:t>Reviews</w:t>
+            </w:r>
+          </w:p>
+        </w:tc>
+        <w:tc>
+          <w:tcPr>
+            <w:tcW w:type="dxa" w:w="1872"/>
+            <w:shd w:fill="F8FAFC"/>
+            <w:tcMar>
+              <w:top w:w="120" w:type="dxa"/>
+              <w:bottom w:w="120" w:type="dxa"/>
+              <w:left w:w="160" w:type="dxa"/>
+              <w:right w:w="160" w:type="dxa"/>
+            </w:tcMar>
+            <w:vAlign w:val="center"/>
+          </w:tcPr>
+          <w:p>
+            <w:pPr>
+              <w:spacing w:before="20" w:after="20" w:line="276" w:lineRule="auto"/>
+            </w:pPr>
+            <w:r>
+              <w:rPr>
+                <w:rFonts w:ascii="Consolas" w:hAnsi="Consolas"/>
+                <w:color w:val="B42828"/>
+                <w:sz w:val="19"/>
+              </w:rPr>
+              <w:t>POST</w:t>
+            </w:r>
+          </w:p>
+        </w:tc>
+        <w:tc>
+          <w:tcPr>
+            <w:tcW w:type="dxa" w:w="1872"/>
+            <w:shd w:fill="F8FAFC"/>
+            <w:tcMar>
+              <w:top w:w="120" w:type="dxa"/>
+              <w:bottom w:w="120" w:type="dxa"/>
+              <w:left w:w="160" w:type="dxa"/>
+              <w:right w:w="160" w:type="dxa"/>
+            </w:tcMar>
+            <w:vAlign w:val="center"/>
+          </w:tcPr>
+          <w:p>
+            <w:pPr>
+              <w:spacing w:before="20" w:after="20" w:line="276" w:lineRule="auto"/>
+            </w:pPr>
+            <w:r>
+              <w:rPr>
+                <w:rFonts w:ascii="Consolas" w:hAnsi="Consolas"/>
+                <w:color w:val="B42828"/>
+                <w:sz w:val="19"/>
+              </w:rPr>
+              <w:t>/reviews</w:t>
+            </w:r>
+          </w:p>
+        </w:tc>
+        <w:tc>
+          <w:tcPr>
+            <w:tcW w:type="dxa" w:w="1872"/>
+            <w:shd w:fill="F8FAFC"/>
+            <w:tcMar>
+              <w:top w:w="120" w:type="dxa"/>
+              <w:bottom w:w="120" w:type="dxa"/>
+              <w:left w:w="160" w:type="dxa"/>
+              <w:right w:w="160" w:type="dxa"/>
+            </w:tcMar>
+            <w:vAlign w:val="center"/>
+          </w:tcPr>
+          <w:p>
+            <w:pPr>
+              <w:spacing w:before="20" w:after="20" w:line="276" w:lineRule="auto"/>
+            </w:pPr>
+            <w:r>
+              <w:rPr>
+                <w:rFonts w:ascii="Segoe UI" w:hAnsi="Segoe UI"/>
+                <w:sz w:val="19"/>
+              </w:rPr>
+              <w:t>Authenticated</w:t>
+            </w:r>
+          </w:p>
+        </w:tc>
+        <w:tc>
+          <w:tcPr>
+            <w:tcW w:type="dxa" w:w="1872"/>
+            <w:shd w:fill="F8FAFC"/>
+            <w:tcMar>
+              <w:top w:w="120" w:type="dxa"/>
+              <w:bottom w:w="120" w:type="dxa"/>
+              <w:left w:w="160" w:type="dxa"/>
+              <w:right w:w="160" w:type="dxa"/>
+            </w:tcMar>
+            <w:vAlign w:val="center"/>
+          </w:tcPr>
+          <w:p>
+            <w:pPr>
+              <w:spacing w:before="20" w:after="20" w:line="276" w:lineRule="auto"/>
+            </w:pPr>
+            <w:r>
+              <w:rPr>
+                <w:rFonts w:ascii="Segoe UI" w:hAnsi="Segoe UI"/>
+                <w:sz w:val="19"/>
+              </w:rPr>
+              <w:t>Gửi đánh giá hai chiều (1–5 sao kèm nhận xét)</w:t>
+            </w:r>
+          </w:p>
+        </w:tc>
+      </w:tr>
+      <w:tr>
+        <w:tc>
+          <w:tcPr>
+            <w:tcW w:type="dxa" w:w="1872"/>
+            <w:shd w:fill="FFFFFF"/>
+            <w:tcMar>
+              <w:top w:w="120" w:type="dxa"/>
+              <w:bottom w:w="120" w:type="dxa"/>
+              <w:left w:w="160" w:type="dxa"/>
+              <w:right w:w="160" w:type="dxa"/>
+            </w:tcMar>
+            <w:vAlign w:val="center"/>
+          </w:tcPr>
+          <w:p>
+            <w:pPr>
+              <w:spacing w:before="20" w:after="20" w:line="276" w:lineRule="auto"/>
+            </w:pPr>
+          </w:p>
+        </w:tc>
+        <w:tc>
+          <w:tcPr>
+            <w:tcW w:type="dxa" w:w="1872"/>
+            <w:shd w:fill="FFFFFF"/>
+            <w:tcMar>
+              <w:top w:w="120" w:type="dxa"/>
+              <w:bottom w:w="120" w:type="dxa"/>
+              <w:left w:w="160" w:type="dxa"/>
+              <w:right w:w="160" w:type="dxa"/>
+            </w:tcMar>
+            <w:vAlign w:val="center"/>
+          </w:tcPr>
+          <w:p>
+            <w:pPr>
+              <w:spacing w:before="20" w:after="20" w:line="276" w:lineRule="auto"/>
+            </w:pPr>
+            <w:r>
+              <w:rPr>
+                <w:rFonts w:ascii="Consolas" w:hAnsi="Consolas"/>
+                <w:color w:val="B42828"/>
+                <w:sz w:val="19"/>
+              </w:rPr>
+              <w:t>GET</w:t>
             </w:r>
           </w:p>
         </w:tc>
@@ -3330,33 +3601,7 @@
                 <w:color w:val="B42828"/>
                 <w:sz w:val="19"/>
               </w:rPr>
-              <w:t>POST</w:t>
-            </w:r>
-          </w:p>
-        </w:tc>
-        <w:tc>
-          <w:tcPr>
-            <w:tcW w:type="dxa" w:w="1872"/>
-            <w:shd w:fill="FFFFFF"/>
-            <w:tcMar>
-              <w:top w:w="120" w:type="dxa"/>
-              <w:bottom w:w="120" w:type="dxa"/>
-              <w:left w:w="160" w:type="dxa"/>
-              <w:right w:w="160" w:type="dxa"/>
-            </w:tcMar>
-            <w:vAlign w:val="center"/>
-          </w:tcPr>
-          <w:p>
-            <w:pPr>
-              <w:spacing w:before="20" w:after="20" w:line="276" w:lineRule="auto"/>
-            </w:pPr>
-            <w:r>
-              <w:rPr>
-                <w:rFonts w:ascii="Consolas" w:hAnsi="Consolas"/>
-                <w:color w:val="B42828"/>
-                <w:sz w:val="19"/>
-              </w:rPr>
-              <w:t>/reviews</w:t>
+              <w:t>/reviews/job/{jobId}</w:t>
             </w:r>
           </w:p>
         </w:tc>
@@ -3381,7 +3626,7 @@
                 <w:rFonts w:ascii="Segoe UI" w:hAnsi="Segoe UI"/>
                 <w:sz w:val="19"/>
               </w:rPr>
-              <w:t>Authenticated</w:t>
+              <w:t>Public</w:t>
             </w:r>
           </w:p>
         </w:tc>
@@ -3406,7 +3651,7 @@
                 <w:rFonts w:ascii="Segoe UI" w:hAnsi="Segoe UI"/>
                 <w:sz w:val="19"/>
               </w:rPr>
-              <w:t>Gửi đánh giá hai chiều (1–5 sao kèm nhận xét)</w:t>
+              <w:t>Lấy tất cả đánh giá của một công việc</w:t>
             </w:r>
           </w:p>
         </w:tc>
@@ -3478,7 +3723,7 @@
                 <w:color w:val="B42828"/>
                 <w:sz w:val="19"/>
               </w:rPr>
-              <w:t>/reviews/job/{jobId}</w:t>
+              <w:t>/reviews/job/{jobId}/has-reviewed</w:t>
             </w:r>
           </w:p>
         </w:tc>
@@ -3503,7 +3748,7 @@
                 <w:rFonts w:ascii="Segoe UI" w:hAnsi="Segoe UI"/>
                 <w:sz w:val="19"/>
               </w:rPr>
-              <w:t>Public</w:t>
+              <w:t>Authenticated</w:t>
             </w:r>
           </w:p>
         </w:tc>
@@ -3528,7 +3773,7 @@
                 <w:rFonts w:ascii="Segoe UI" w:hAnsi="Segoe UI"/>
                 <w:sz w:val="19"/>
               </w:rPr>
-              <w:t>Lấy tất cả đánh giá của một công việc</w:t>
+              <w:t>Kiểm tra người dùng đã đánh giá công việc này chưa</w:t>
             </w:r>
           </w:p>
         </w:tc>
@@ -3672,12 +3917,6 @@
             <w:pPr>
               <w:spacing w:before="20" w:after="20" w:line="276" w:lineRule="auto"/>
             </w:pPr>
-            <w:r>
-              <w:rPr>
-                <w:b/>
-              </w:rPr>
-              <w:t>Users</w:t>
-            </w:r>
           </w:p>
         </w:tc>
         <w:tc>
@@ -3728,7 +3967,7 @@
                 <w:color w:val="B42828"/>
                 <w:sz w:val="19"/>
               </w:rPr>
-              <w:t>/users/{id}</w:t>
+              <w:t>/reviews/user/{userId}/rating</w:t>
             </w:r>
           </w:p>
         </w:tc>
@@ -3778,7 +4017,7 @@
                 <w:rFonts w:ascii="Segoe UI" w:hAnsi="Segoe UI"/>
                 <w:sz w:val="19"/>
               </w:rPr>
-              <w:t>Xem hồ sơ công khai của người dùng theo ID</w:t>
+              <w:t>Lấy điểm sao trung bình của một người dùng</w:t>
             </w:r>
           </w:p>
         </w:tc>
@@ -3800,31 +4039,11 @@
             <w:pPr>
               <w:spacing w:before="20" w:after="20" w:line="276" w:lineRule="auto"/>
             </w:pPr>
-          </w:p>
-        </w:tc>
-        <w:tc>
-          <w:tcPr>
-            <w:tcW w:type="dxa" w:w="1872"/>
-            <w:shd w:fill="FFFFFF"/>
-            <w:tcMar>
-              <w:top w:w="120" w:type="dxa"/>
-              <w:bottom w:w="120" w:type="dxa"/>
-              <w:left w:w="160" w:type="dxa"/>
-              <w:right w:w="160" w:type="dxa"/>
-            </w:tcMar>
-            <w:vAlign w:val="center"/>
-          </w:tcPr>
-          <w:p>
-            <w:pPr>
-              <w:spacing w:before="20" w:after="20" w:line="276" w:lineRule="auto"/>
-            </w:pPr>
             <w:r>
               <w:rPr>
-                <w:rFonts w:ascii="Consolas" w:hAnsi="Consolas"/>
-                <w:color w:val="B42828"/>
-                <w:sz w:val="19"/>
+                <w:b/>
               </w:rPr>
-              <w:t>PUT</w:t>
+              <w:t>Users</w:t>
             </w:r>
           </w:p>
         </w:tc>
@@ -3850,7 +4069,33 @@
                 <w:color w:val="B42828"/>
                 <w:sz w:val="19"/>
               </w:rPr>
-              <w:t>/users/profile</w:t>
+              <w:t>GET</w:t>
+            </w:r>
+          </w:p>
+        </w:tc>
+        <w:tc>
+          <w:tcPr>
+            <w:tcW w:type="dxa" w:w="1872"/>
+            <w:shd w:fill="FFFFFF"/>
+            <w:tcMar>
+              <w:top w:w="120" w:type="dxa"/>
+              <w:bottom w:w="120" w:type="dxa"/>
+              <w:left w:w="160" w:type="dxa"/>
+              <w:right w:w="160" w:type="dxa"/>
+            </w:tcMar>
+            <w:vAlign w:val="center"/>
+          </w:tcPr>
+          <w:p>
+            <w:pPr>
+              <w:spacing w:before="20" w:after="20" w:line="276" w:lineRule="auto"/>
+            </w:pPr>
+            <w:r>
+              <w:rPr>
+                <w:rFonts w:ascii="Consolas" w:hAnsi="Consolas"/>
+                <w:color w:val="B42828"/>
+                <w:sz w:val="19"/>
+              </w:rPr>
+              <w:t>/users/{id}</w:t>
             </w:r>
           </w:p>
         </w:tc>
@@ -3875,7 +4120,7 @@
                 <w:rFonts w:ascii="Segoe UI" w:hAnsi="Segoe UI"/>
                 <w:sz w:val="19"/>
               </w:rPr>
-              <w:t>Authenticated</w:t>
+              <w:t>Public</w:t>
             </w:r>
           </w:p>
         </w:tc>
@@ -3900,7 +4145,7 @@
                 <w:rFonts w:ascii="Segoe UI" w:hAnsi="Segoe UI"/>
                 <w:sz w:val="19"/>
               </w:rPr>
-              <w:t>Cập nhật hồ sơ cá nhân đa vai trò (Sinh viên, NTD, Admin)</w:t>
+              <w:t>Xem hồ sơ công khai của người dùng theo ID</w:t>
             </w:r>
           </w:p>
         </w:tc>
@@ -3972,33 +4217,7 @@
                 <w:color w:val="B42828"/>
                 <w:sz w:val="19"/>
               </w:rPr>
-              <w:t>/students/me</w:t>
-            </w:r>
-          </w:p>
-        </w:tc>
-        <w:tc>
-          <w:tcPr>
-            <w:tcW w:type="dxa" w:w="1872"/>
-            <w:shd w:fill="F8FAFC"/>
-            <w:tcMar>
-              <w:top w:w="120" w:type="dxa"/>
-              <w:bottom w:w="120" w:type="dxa"/>
-              <w:left w:w="160" w:type="dxa"/>
-              <w:right w:w="160" w:type="dxa"/>
-            </w:tcMar>
-            <w:vAlign w:val="center"/>
-          </w:tcPr>
-          <w:p>
-            <w:pPr>
-              <w:spacing w:before="20" w:after="20" w:line="276" w:lineRule="auto"/>
-            </w:pPr>
-            <w:r>
-              <w:rPr>
-                <w:rFonts w:ascii="Consolas" w:hAnsi="Consolas"/>
-                <w:color w:val="B42828"/>
-                <w:sz w:val="19"/>
-              </w:rPr>
-              <w:t>ROLE_STUDENT</w:t>
+              <w:t>/users/profile</w:t>
             </w:r>
           </w:p>
         </w:tc>
@@ -4023,7 +4242,32 @@
                 <w:rFonts w:ascii="Segoe UI" w:hAnsi="Segoe UI"/>
                 <w:sz w:val="19"/>
               </w:rPr>
-              <w:t>Cập nhật hồ sơ học vấn, kỹ năng và CV cho sinh viên</w:t>
+              <w:t>Authenticated</w:t>
+            </w:r>
+          </w:p>
+        </w:tc>
+        <w:tc>
+          <w:tcPr>
+            <w:tcW w:type="dxa" w:w="1872"/>
+            <w:shd w:fill="F8FAFC"/>
+            <w:tcMar>
+              <w:top w:w="120" w:type="dxa"/>
+              <w:bottom w:w="120" w:type="dxa"/>
+              <w:left w:w="160" w:type="dxa"/>
+              <w:right w:w="160" w:type="dxa"/>
+            </w:tcMar>
+            <w:vAlign w:val="center"/>
+          </w:tcPr>
+          <w:p>
+            <w:pPr>
+              <w:spacing w:before="20" w:after="20" w:line="276" w:lineRule="auto"/>
+            </w:pPr>
+            <w:r>
+              <w:rPr>
+                <w:rFonts w:ascii="Segoe UI" w:hAnsi="Segoe UI"/>
+                <w:sz w:val="19"/>
+              </w:rPr>
+              <w:t>Cập nhật hồ sơ cá nhân đa vai trò (Sinh viên, NTD, Admin)</w:t>
             </w:r>
           </w:p>
         </w:tc>
@@ -4417,12 +4661,6 @@
             <w:pPr>
               <w:spacing w:before="20" w:after="20" w:line="276" w:lineRule="auto"/>
             </w:pPr>
-            <w:r>
-              <w:rPr>
-                <w:b/>
-              </w:rPr>
-              <w:t>Admin</w:t>
-            </w:r>
           </w:p>
         </w:tc>
         <w:tc>
@@ -4473,7 +4711,258 @@
                 <w:color w:val="B42828"/>
                 <w:sz w:val="19"/>
               </w:rPr>
+              <w:t>/notifications/unread-count</w:t>
+            </w:r>
+          </w:p>
+        </w:tc>
+        <w:tc>
+          <w:tcPr>
+            <w:tcW w:type="dxa" w:w="1872"/>
+            <w:shd w:fill="F8FAFC"/>
+            <w:tcMar>
+              <w:top w:w="120" w:type="dxa"/>
+              <w:bottom w:w="120" w:type="dxa"/>
+              <w:left w:w="160" w:type="dxa"/>
+              <w:right w:w="160" w:type="dxa"/>
+            </w:tcMar>
+            <w:vAlign w:val="center"/>
+          </w:tcPr>
+          <w:p>
+            <w:pPr>
+              <w:spacing w:before="20" w:after="20" w:line="276" w:lineRule="auto"/>
+            </w:pPr>
+            <w:r>
+              <w:rPr>
+                <w:rFonts w:ascii="Segoe UI" w:hAnsi="Segoe UI"/>
+                <w:sz w:val="19"/>
+              </w:rPr>
+              <w:t>Authenticated</w:t>
+            </w:r>
+          </w:p>
+        </w:tc>
+        <w:tc>
+          <w:tcPr>
+            <w:tcW w:type="dxa" w:w="1872"/>
+            <w:shd w:fill="F8FAFC"/>
+            <w:tcMar>
+              <w:top w:w="120" w:type="dxa"/>
+              <w:bottom w:w="120" w:type="dxa"/>
+              <w:left w:w="160" w:type="dxa"/>
+              <w:right w:w="160" w:type="dxa"/>
+            </w:tcMar>
+            <w:vAlign w:val="center"/>
+          </w:tcPr>
+          <w:p>
+            <w:pPr>
+              <w:spacing w:before="20" w:after="20" w:line="276" w:lineRule="auto"/>
+            </w:pPr>
+            <w:r>
+              <w:rPr>
+                <w:rFonts w:ascii="Segoe UI" w:hAnsi="Segoe UI"/>
+                <w:sz w:val="19"/>
+              </w:rPr>
+              <w:t>Lấy số lượng thông báo chưa đọc của tài khoản</w:t>
+            </w:r>
+          </w:p>
+        </w:tc>
+      </w:tr>
+      <w:tr>
+        <w:tc>
+          <w:tcPr>
+            <w:tcW w:type="dxa" w:w="1872"/>
+            <w:shd w:fill="FFFFFF"/>
+            <w:tcMar>
+              <w:top w:w="120" w:type="dxa"/>
+              <w:bottom w:w="120" w:type="dxa"/>
+              <w:left w:w="160" w:type="dxa"/>
+              <w:right w:w="160" w:type="dxa"/>
+            </w:tcMar>
+            <w:vAlign w:val="center"/>
+          </w:tcPr>
+          <w:p>
+            <w:pPr>
+              <w:spacing w:before="20" w:after="20" w:line="276" w:lineRule="auto"/>
+            </w:pPr>
+            <w:r>
+              <w:rPr>
+                <w:b/>
+              </w:rPr>
+              <w:t>Admin</w:t>
+            </w:r>
+          </w:p>
+        </w:tc>
+        <w:tc>
+          <w:tcPr>
+            <w:tcW w:type="dxa" w:w="1872"/>
+            <w:shd w:fill="FFFFFF"/>
+            <w:tcMar>
+              <w:top w:w="120" w:type="dxa"/>
+              <w:bottom w:w="120" w:type="dxa"/>
+              <w:left w:w="160" w:type="dxa"/>
+              <w:right w:w="160" w:type="dxa"/>
+            </w:tcMar>
+            <w:vAlign w:val="center"/>
+          </w:tcPr>
+          <w:p>
+            <w:pPr>
+              <w:spacing w:before="20" w:after="20" w:line="276" w:lineRule="auto"/>
+            </w:pPr>
+            <w:r>
+              <w:rPr>
+                <w:rFonts w:ascii="Consolas" w:hAnsi="Consolas"/>
+                <w:color w:val="B42828"/>
+                <w:sz w:val="19"/>
+              </w:rPr>
+              <w:t>GET</w:t>
+            </w:r>
+          </w:p>
+        </w:tc>
+        <w:tc>
+          <w:tcPr>
+            <w:tcW w:type="dxa" w:w="1872"/>
+            <w:shd w:fill="FFFFFF"/>
+            <w:tcMar>
+              <w:top w:w="120" w:type="dxa"/>
+              <w:bottom w:w="120" w:type="dxa"/>
+              <w:left w:w="160" w:type="dxa"/>
+              <w:right w:w="160" w:type="dxa"/>
+            </w:tcMar>
+            <w:vAlign w:val="center"/>
+          </w:tcPr>
+          <w:p>
+            <w:pPr>
+              <w:spacing w:before="20" w:after="20" w:line="276" w:lineRule="auto"/>
+            </w:pPr>
+            <w:r>
+              <w:rPr>
+                <w:rFonts w:ascii="Consolas" w:hAnsi="Consolas"/>
+                <w:color w:val="B42828"/>
+                <w:sz w:val="19"/>
+              </w:rPr>
               <w:t>/admin/stats</w:t>
+            </w:r>
+          </w:p>
+        </w:tc>
+        <w:tc>
+          <w:tcPr>
+            <w:tcW w:type="dxa" w:w="1872"/>
+            <w:shd w:fill="FFFFFF"/>
+            <w:tcMar>
+              <w:top w:w="120" w:type="dxa"/>
+              <w:bottom w:w="120" w:type="dxa"/>
+              <w:left w:w="160" w:type="dxa"/>
+              <w:right w:w="160" w:type="dxa"/>
+            </w:tcMar>
+            <w:vAlign w:val="center"/>
+          </w:tcPr>
+          <w:p>
+            <w:pPr>
+              <w:spacing w:before="20" w:after="20" w:line="276" w:lineRule="auto"/>
+            </w:pPr>
+            <w:r>
+              <w:rPr>
+                <w:rFonts w:ascii="Consolas" w:hAnsi="Consolas"/>
+                <w:color w:val="B42828"/>
+                <w:sz w:val="19"/>
+              </w:rPr>
+              <w:t>ROLE_ADMIN</w:t>
+            </w:r>
+          </w:p>
+        </w:tc>
+        <w:tc>
+          <w:tcPr>
+            <w:tcW w:type="dxa" w:w="1872"/>
+            <w:shd w:fill="FFFFFF"/>
+            <w:tcMar>
+              <w:top w:w="120" w:type="dxa"/>
+              <w:bottom w:w="120" w:type="dxa"/>
+              <w:left w:w="160" w:type="dxa"/>
+              <w:right w:w="160" w:type="dxa"/>
+            </w:tcMar>
+            <w:vAlign w:val="center"/>
+          </w:tcPr>
+          <w:p>
+            <w:pPr>
+              <w:spacing w:before="20" w:after="20" w:line="276" w:lineRule="auto"/>
+            </w:pPr>
+            <w:r>
+              <w:rPr>
+                <w:rFonts w:ascii="Segoe UI" w:hAnsi="Segoe UI"/>
+                <w:sz w:val="19"/>
+              </w:rPr>
+              <w:t>Thống kê KPI: người dùng, tin đăng, đơn ứng tuyển, đánh giá</w:t>
+            </w:r>
+          </w:p>
+        </w:tc>
+      </w:tr>
+      <w:tr>
+        <w:tc>
+          <w:tcPr>
+            <w:tcW w:type="dxa" w:w="1872"/>
+            <w:shd w:fill="F8FAFC"/>
+            <w:tcMar>
+              <w:top w:w="120" w:type="dxa"/>
+              <w:bottom w:w="120" w:type="dxa"/>
+              <w:left w:w="160" w:type="dxa"/>
+              <w:right w:w="160" w:type="dxa"/>
+            </w:tcMar>
+            <w:vAlign w:val="center"/>
+          </w:tcPr>
+          <w:p>
+            <w:pPr>
+              <w:spacing w:before="20" w:after="20" w:line="276" w:lineRule="auto"/>
+            </w:pPr>
+          </w:p>
+        </w:tc>
+        <w:tc>
+          <w:tcPr>
+            <w:tcW w:type="dxa" w:w="1872"/>
+            <w:shd w:fill="F8FAFC"/>
+            <w:tcMar>
+              <w:top w:w="120" w:type="dxa"/>
+              <w:bottom w:w="120" w:type="dxa"/>
+              <w:left w:w="160" w:type="dxa"/>
+              <w:right w:w="160" w:type="dxa"/>
+            </w:tcMar>
+            <w:vAlign w:val="center"/>
+          </w:tcPr>
+          <w:p>
+            <w:pPr>
+              <w:spacing w:before="20" w:after="20" w:line="276" w:lineRule="auto"/>
+            </w:pPr>
+            <w:r>
+              <w:rPr>
+                <w:rFonts w:ascii="Consolas" w:hAnsi="Consolas"/>
+                <w:color w:val="B42828"/>
+                <w:sz w:val="19"/>
+              </w:rPr>
+              <w:t>GET</w:t>
+            </w:r>
+          </w:p>
+        </w:tc>
+        <w:tc>
+          <w:tcPr>
+            <w:tcW w:type="dxa" w:w="1872"/>
+            <w:shd w:fill="F8FAFC"/>
+            <w:tcMar>
+              <w:top w:w="120" w:type="dxa"/>
+              <w:bottom w:w="120" w:type="dxa"/>
+              <w:left w:w="160" w:type="dxa"/>
+              <w:right w:w="160" w:type="dxa"/>
+            </w:tcMar>
+            <w:vAlign w:val="center"/>
+          </w:tcPr>
+          <w:p>
+            <w:pPr>
+              <w:spacing w:before="20" w:after="20" w:line="276" w:lineRule="auto"/>
+            </w:pPr>
+            <w:r>
+              <w:rPr>
+                <w:rFonts w:ascii="Consolas" w:hAnsi="Consolas"/>
+                <w:color w:val="B42828"/>
+                <w:sz w:val="19"/>
+              </w:rPr>
+              <w:t>/admin/users</w:t>
             </w:r>
           </w:p>
         </w:tc>
@@ -4524,7 +5013,7 @@
                 <w:rFonts w:ascii="Segoe UI" w:hAnsi="Segoe UI"/>
                 <w:sz w:val="19"/>
               </w:rPr>
-              <w:t>Thống kê KPI: người dùng, tin đăng, đơn ứng tuyển, đánh giá</w:t>
+              <w:t>Xem danh sách toàn bộ tài khoản trong hệ thống</w:t>
             </w:r>
           </w:p>
         </w:tc>
@@ -4570,7 +5059,7 @@
                 <w:color w:val="B42828"/>
                 <w:sz w:val="19"/>
               </w:rPr>
-              <w:t>GET</w:t>
+              <w:t>PATCH</w:t>
             </w:r>
           </w:p>
         </w:tc>
@@ -4596,7 +5085,7 @@
                 <w:color w:val="B42828"/>
                 <w:sz w:val="19"/>
               </w:rPr>
-              <w:t>/admin/users</w:t>
+              <w:t>/admin/users/{id}/toggle-status</w:t>
             </w:r>
           </w:p>
         </w:tc>
@@ -4647,7 +5136,7 @@
                 <w:rFonts w:ascii="Segoe UI" w:hAnsi="Segoe UI"/>
                 <w:sz w:val="19"/>
               </w:rPr>
-              <w:t>Xem danh sách toàn bộ tài khoản trong hệ thống</w:t>
+              <w:t>Khóa hoặc kích hoạt lại tài khoản người dùng</w:t>
             </w:r>
           </w:p>
         </w:tc>
@@ -4693,7 +5182,7 @@
                 <w:color w:val="B42828"/>
                 <w:sz w:val="19"/>
               </w:rPr>
-              <w:t>PATCH</w:t>
+              <w:t>DELETE</w:t>
             </w:r>
           </w:p>
         </w:tc>
@@ -4719,7 +5208,7 @@
                 <w:color w:val="B42828"/>
                 <w:sz w:val="19"/>
               </w:rPr>
-              <w:t>/admin/users/{id}/toggle-status</w:t>
+              <w:t>/admin/jobs/{id}</w:t>
             </w:r>
           </w:p>
         </w:tc>
@@ -4753,129 +5242,6 @@
           <w:tcPr>
             <w:tcW w:type="dxa" w:w="1872"/>
             <w:shd w:fill="F8FAFC"/>
-            <w:tcMar>
-              <w:top w:w="120" w:type="dxa"/>
-              <w:bottom w:w="120" w:type="dxa"/>
-              <w:left w:w="160" w:type="dxa"/>
-              <w:right w:w="160" w:type="dxa"/>
-            </w:tcMar>
-            <w:vAlign w:val="center"/>
-          </w:tcPr>
-          <w:p>
-            <w:pPr>
-              <w:spacing w:before="20" w:after="20" w:line="276" w:lineRule="auto"/>
-            </w:pPr>
-            <w:r>
-              <w:rPr>
-                <w:rFonts w:ascii="Segoe UI" w:hAnsi="Segoe UI"/>
-                <w:sz w:val="19"/>
-              </w:rPr>
-              <w:t>Khóa hoặc kích hoạt lại tài khoản người dùng</w:t>
-            </w:r>
-          </w:p>
-        </w:tc>
-      </w:tr>
-      <w:tr>
-        <w:tc>
-          <w:tcPr>
-            <w:tcW w:type="dxa" w:w="1872"/>
-            <w:shd w:fill="FFFFFF"/>
-            <w:tcMar>
-              <w:top w:w="120" w:type="dxa"/>
-              <w:bottom w:w="120" w:type="dxa"/>
-              <w:left w:w="160" w:type="dxa"/>
-              <w:right w:w="160" w:type="dxa"/>
-            </w:tcMar>
-            <w:vAlign w:val="center"/>
-          </w:tcPr>
-          <w:p>
-            <w:pPr>
-              <w:spacing w:before="20" w:after="20" w:line="276" w:lineRule="auto"/>
-            </w:pPr>
-          </w:p>
-        </w:tc>
-        <w:tc>
-          <w:tcPr>
-            <w:tcW w:type="dxa" w:w="1872"/>
-            <w:shd w:fill="FFFFFF"/>
-            <w:tcMar>
-              <w:top w:w="120" w:type="dxa"/>
-              <w:bottom w:w="120" w:type="dxa"/>
-              <w:left w:w="160" w:type="dxa"/>
-              <w:right w:w="160" w:type="dxa"/>
-            </w:tcMar>
-            <w:vAlign w:val="center"/>
-          </w:tcPr>
-          <w:p>
-            <w:pPr>
-              <w:spacing w:before="20" w:after="20" w:line="276" w:lineRule="auto"/>
-            </w:pPr>
-            <w:r>
-              <w:rPr>
-                <w:rFonts w:ascii="Consolas" w:hAnsi="Consolas"/>
-                <w:color w:val="B42828"/>
-                <w:sz w:val="19"/>
-              </w:rPr>
-              <w:t>DELETE</w:t>
-            </w:r>
-          </w:p>
-        </w:tc>
-        <w:tc>
-          <w:tcPr>
-            <w:tcW w:type="dxa" w:w="1872"/>
-            <w:shd w:fill="FFFFFF"/>
-            <w:tcMar>
-              <w:top w:w="120" w:type="dxa"/>
-              <w:bottom w:w="120" w:type="dxa"/>
-              <w:left w:w="160" w:type="dxa"/>
-              <w:right w:w="160" w:type="dxa"/>
-            </w:tcMar>
-            <w:vAlign w:val="center"/>
-          </w:tcPr>
-          <w:p>
-            <w:pPr>
-              <w:spacing w:before="20" w:after="20" w:line="276" w:lineRule="auto"/>
-            </w:pPr>
-            <w:r>
-              <w:rPr>
-                <w:rFonts w:ascii="Consolas" w:hAnsi="Consolas"/>
-                <w:color w:val="B42828"/>
-                <w:sz w:val="19"/>
-              </w:rPr>
-              <w:t>/admin/jobs/{id}</w:t>
-            </w:r>
-          </w:p>
-        </w:tc>
-        <w:tc>
-          <w:tcPr>
-            <w:tcW w:type="dxa" w:w="1872"/>
-            <w:shd w:fill="FFFFFF"/>
-            <w:tcMar>
-              <w:top w:w="120" w:type="dxa"/>
-              <w:bottom w:w="120" w:type="dxa"/>
-              <w:left w:w="160" w:type="dxa"/>
-              <w:right w:w="160" w:type="dxa"/>
-            </w:tcMar>
-            <w:vAlign w:val="center"/>
-          </w:tcPr>
-          <w:p>
-            <w:pPr>
-              <w:spacing w:before="20" w:after="20" w:line="276" w:lineRule="auto"/>
-            </w:pPr>
-            <w:r>
-              <w:rPr>
-                <w:rFonts w:ascii="Consolas" w:hAnsi="Consolas"/>
-                <w:color w:val="B42828"/>
-                <w:sz w:val="19"/>
-              </w:rPr>
-              <w:t>ROLE_ADMIN</w:t>
-            </w:r>
-          </w:p>
-        </w:tc>
-        <w:tc>
-          <w:tcPr>
-            <w:tcW w:type="dxa" w:w="1872"/>
-            <w:shd w:fill="FFFFFF"/>
             <w:tcMar>
               <w:top w:w="120" w:type="dxa"/>
               <w:bottom w:w="120" w:type="dxa"/>
@@ -5640,17 +6006,37 @@
         </w:rPr>
         <w:t>{</w:t>
         <w:br/>
-        <w:t xml:space="preserve">  "name": "Freelance Student Marketplace API",</w:t>
+        <w:t xml:space="preserve">  "status": "UP",</w:t>
+        <w:br/>
+        <w:t xml:space="preserve">  "system": "FreelanceHub - Hệ sinh thái việc làm sinh viên Nhóm 8",</w:t>
         <w:br/>
         <w:t xml:space="preserve">  "version": "1.0.0",</w:t>
         <w:br/>
-        <w:t xml:space="preserve">  "status": "UP",</w:t>
+        <w:t xml:space="preserve">  "swaggerDocs": "/api/v1/swagger-ui.html",</w:t>
         <w:br/>
-        <w:t xml:space="preserve">  "docs": "/api/v1/swagger-ui.html",</w:t>
+        <w:t xml:space="preserve">  "apiDocs": "/api/v1/api-docs",</w:t>
         <w:br/>
         <w:t xml:space="preserve">  "h2Console": "/api/v1/h2-console",</w:t>
         <w:br/>
-        <w:t xml:space="preserve">  "timestamp": 1728578400000</w:t>
+        <w:t xml:space="preserve">  "availableEndpoints": {</w:t>
+        <w:br/>
+        <w:t xml:space="preserve">    "auth": "/api/v1/auth",</w:t>
+        <w:br/>
+        <w:t xml:space="preserve">    "jobs": "/api/v1/jobs",</w:t>
+        <w:br/>
+        <w:t xml:space="preserve">    "categories": "/api/v1/categories",</w:t>
+        <w:br/>
+        <w:t xml:space="preserve">    "applications": "/api/v1/applications",</w:t>
+        <w:br/>
+        <w:t xml:space="preserve">    "reviews": "/api/v1/reviews",</w:t>
+        <w:br/>
+        <w:t xml:space="preserve">    "users": "/api/v1/users",</w:t>
+        <w:br/>
+        <w:t xml:space="preserve">    "notifications": "/api/v1/notifications",</w:t>
+        <w:br/>
+        <w:t xml:space="preserve">    "admin": "/api/v1/admin"</w:t>
+        <w:br/>
+        <w:t xml:space="preserve">  }</w:t>
         <w:br/>
         <w:t>}</w:t>
       </w:r>

--- a/docs/api-contract.docx
+++ b/docs/api-contract.docx
@@ -5500,7 +5500,7 @@
         <w:br/>
         <w:t xml:space="preserve">    "email": "sinhvien.tai@vanlanguni.vn",</w:t>
         <w:br/>
-        <w:t xml:space="preserve">    "fullName": "Nguyễn Tấn Tài"</w:t>
+        <w:t xml:space="preserve">    "fullName": "Phạm Công Tài"</w:t>
         <w:br/>
         <w:t xml:space="preserve">  }</w:t>
         <w:br/>
